--- a/bao_cao_thanh_vien_3.docx
+++ b/bao_cao_thanh_vien_3.docx
@@ -2257,7 +2257,7 @@
       <w:tr>
         <w:tc>
           <w:tcPr>
-            <w:tcW w:type="dxa" w:w="1512"/>
+            <w:tcW w:type="dxa" w:w="1369"/>
             <w:vAlign w:val="center"/>
             <w:shd w:fill="2E75B6" w:val="clear"/>
           </w:tcPr>
@@ -2281,7 +2281,7 @@
         </w:tc>
         <w:tc>
           <w:tcPr>
-            <w:tcW w:type="dxa" w:w="7559"/>
+            <w:tcW w:type="dxa" w:w="7702"/>
             <w:vAlign w:val="center"/>
             <w:shd w:fill="2E75B6" w:val="clear"/>
           </w:tcPr>
@@ -2307,7 +2307,7 @@
       <w:tr>
         <w:tc>
           <w:tcPr>
-            <w:tcW w:type="dxa" w:w="1512"/>
+            <w:tcW w:type="dxa" w:w="1369"/>
             <w:vAlign w:val="center"/>
           </w:tcPr>
           <w:p>
@@ -2329,7 +2329,7 @@
         </w:tc>
         <w:tc>
           <w:tcPr>
-            <w:tcW w:type="dxa" w:w="7559"/>
+            <w:tcW w:type="dxa" w:w="7702"/>
             <w:vAlign w:val="center"/>
           </w:tcPr>
           <w:p>
@@ -2353,7 +2353,7 @@
       <w:tr>
         <w:tc>
           <w:tcPr>
-            <w:tcW w:type="dxa" w:w="1512"/>
+            <w:tcW w:type="dxa" w:w="1369"/>
             <w:vAlign w:val="center"/>
             <w:shd w:fill="DEEAF1" w:val="clear"/>
           </w:tcPr>
@@ -2376,7 +2376,7 @@
         </w:tc>
         <w:tc>
           <w:tcPr>
-            <w:tcW w:type="dxa" w:w="7559"/>
+            <w:tcW w:type="dxa" w:w="7702"/>
             <w:vAlign w:val="center"/>
             <w:shd w:fill="DEEAF1" w:val="clear"/>
           </w:tcPr>
@@ -2401,7 +2401,7 @@
       <w:tr>
         <w:tc>
           <w:tcPr>
-            <w:tcW w:type="dxa" w:w="1512"/>
+            <w:tcW w:type="dxa" w:w="1369"/>
             <w:vAlign w:val="center"/>
           </w:tcPr>
           <w:p>
@@ -2423,7 +2423,7 @@
         </w:tc>
         <w:tc>
           <w:tcPr>
-            <w:tcW w:type="dxa" w:w="7559"/>
+            <w:tcW w:type="dxa" w:w="7702"/>
             <w:vAlign w:val="center"/>
           </w:tcPr>
           <w:p>
@@ -2447,7 +2447,7 @@
       <w:tr>
         <w:tc>
           <w:tcPr>
-            <w:tcW w:type="dxa" w:w="1512"/>
+            <w:tcW w:type="dxa" w:w="1369"/>
             <w:vAlign w:val="center"/>
             <w:shd w:fill="DEEAF1" w:val="clear"/>
           </w:tcPr>
@@ -2470,7 +2470,7 @@
         </w:tc>
         <w:tc>
           <w:tcPr>
-            <w:tcW w:type="dxa" w:w="7559"/>
+            <w:tcW w:type="dxa" w:w="7702"/>
             <w:vAlign w:val="center"/>
             <w:shd w:fill="DEEAF1" w:val="clear"/>
           </w:tcPr>
@@ -2495,7 +2495,7 @@
       <w:tr>
         <w:tc>
           <w:tcPr>
-            <w:tcW w:type="dxa" w:w="1512"/>
+            <w:tcW w:type="dxa" w:w="1369"/>
             <w:vAlign w:val="center"/>
           </w:tcPr>
           <w:p>
@@ -2517,7 +2517,7 @@
         </w:tc>
         <w:tc>
           <w:tcPr>
-            <w:tcW w:type="dxa" w:w="7559"/>
+            <w:tcW w:type="dxa" w:w="7702"/>
             <w:vAlign w:val="center"/>
           </w:tcPr>
           <w:p>
@@ -2541,7 +2541,7 @@
       <w:tr>
         <w:tc>
           <w:tcPr>
-            <w:tcW w:type="dxa" w:w="1512"/>
+            <w:tcW w:type="dxa" w:w="1369"/>
             <w:vAlign w:val="center"/>
             <w:shd w:fill="DEEAF1" w:val="clear"/>
           </w:tcPr>
@@ -2564,7 +2564,7 @@
         </w:tc>
         <w:tc>
           <w:tcPr>
-            <w:tcW w:type="dxa" w:w="7559"/>
+            <w:tcW w:type="dxa" w:w="7702"/>
             <w:vAlign w:val="center"/>
             <w:shd w:fill="DEEAF1" w:val="clear"/>
           </w:tcPr>
@@ -2589,7 +2589,7 @@
       <w:tr>
         <w:tc>
           <w:tcPr>
-            <w:tcW w:type="dxa" w:w="1512"/>
+            <w:tcW w:type="dxa" w:w="1369"/>
             <w:vAlign w:val="center"/>
           </w:tcPr>
           <w:p>
@@ -2611,7 +2611,7 @@
         </w:tc>
         <w:tc>
           <w:tcPr>
-            <w:tcW w:type="dxa" w:w="7559"/>
+            <w:tcW w:type="dxa" w:w="7702"/>
             <w:vAlign w:val="center"/>
           </w:tcPr>
           <w:p>
@@ -2635,7 +2635,7 @@
       <w:tr>
         <w:tc>
           <w:tcPr>
-            <w:tcW w:type="dxa" w:w="1512"/>
+            <w:tcW w:type="dxa" w:w="1369"/>
             <w:vAlign w:val="center"/>
             <w:shd w:fill="DEEAF1" w:val="clear"/>
           </w:tcPr>
@@ -2658,7 +2658,7 @@
         </w:tc>
         <w:tc>
           <w:tcPr>
-            <w:tcW w:type="dxa" w:w="7559"/>
+            <w:tcW w:type="dxa" w:w="7702"/>
             <w:vAlign w:val="center"/>
             <w:shd w:fill="DEEAF1" w:val="clear"/>
           </w:tcPr>
@@ -2683,7 +2683,7 @@
       <w:tr>
         <w:tc>
           <w:tcPr>
-            <w:tcW w:type="dxa" w:w="1512"/>
+            <w:tcW w:type="dxa" w:w="1369"/>
             <w:vAlign w:val="center"/>
           </w:tcPr>
           <w:p>
@@ -2705,7 +2705,7 @@
         </w:tc>
         <w:tc>
           <w:tcPr>
-            <w:tcW w:type="dxa" w:w="7559"/>
+            <w:tcW w:type="dxa" w:w="7702"/>
             <w:vAlign w:val="center"/>
           </w:tcPr>
           <w:p>
@@ -2729,7 +2729,7 @@
       <w:tr>
         <w:tc>
           <w:tcPr>
-            <w:tcW w:type="dxa" w:w="1512"/>
+            <w:tcW w:type="dxa" w:w="1369"/>
             <w:vAlign w:val="center"/>
             <w:shd w:fill="DEEAF1" w:val="clear"/>
           </w:tcPr>
@@ -2746,13 +2746,13 @@
                 <w:i w:val="0"/>
                 <w:sz w:val="28"/>
               </w:rPr>
-              <w:t>Hình 2.​10</w:t>
-            </w:r>
-          </w:p>
-        </w:tc>
-        <w:tc>
-          <w:tcPr>
-            <w:tcW w:type="dxa" w:w="7559"/>
+              <w:t>Hình 3.​1</w:t>
+            </w:r>
+          </w:p>
+        </w:tc>
+        <w:tc>
+          <w:tcPr>
+            <w:tcW w:type="dxa" w:w="7702"/>
             <w:vAlign w:val="center"/>
             <w:shd w:fill="DEEAF1" w:val="clear"/>
           </w:tcPr>
@@ -2769,7 +2769,7 @@
                 <w:i w:val="0"/>
                 <w:sz w:val="28"/>
               </w:rPr>
-              <w:t>Biểu đồ hoạt động — Luồng đăng nhập &amp;​ kết nối Web​Socket</w:t>
+              <w:t>Sơ đồ triển khai Docker Compose</w:t>
             </w:r>
           </w:p>
         </w:tc>
@@ -2777,7 +2777,7 @@
       <w:tr>
         <w:tc>
           <w:tcPr>
-            <w:tcW w:type="dxa" w:w="1512"/>
+            <w:tcW w:type="dxa" w:w="1369"/>
             <w:vAlign w:val="center"/>
           </w:tcPr>
           <w:p>
@@ -2793,13 +2793,13 @@
                 <w:i w:val="0"/>
                 <w:sz w:val="28"/>
               </w:rPr>
-              <w:t>Hình 3.​1</w:t>
-            </w:r>
-          </w:p>
-        </w:tc>
-        <w:tc>
-          <w:tcPr>
-            <w:tcW w:type="dxa" w:w="7559"/>
+              <w:t>Hình 3.​2</w:t>
+            </w:r>
+          </w:p>
+        </w:tc>
+        <w:tc>
+          <w:tcPr>
+            <w:tcW w:type="dxa" w:w="7702"/>
             <w:vAlign w:val="center"/>
           </w:tcPr>
           <w:p>
@@ -2815,7 +2815,7 @@
                 <w:i w:val="0"/>
                 <w:sz w:val="28"/>
               </w:rPr>
-              <w:t>Sơ đồ triển khai Docker Compose</w:t>
+              <w:t>Kết quả — Đăng ký</w:t>
             </w:r>
           </w:p>
         </w:tc>
@@ -2823,7 +2823,7 @@
       <w:tr>
         <w:tc>
           <w:tcPr>
-            <w:tcW w:type="dxa" w:w="1512"/>
+            <w:tcW w:type="dxa" w:w="1369"/>
             <w:vAlign w:val="center"/>
             <w:shd w:fill="DEEAF1" w:val="clear"/>
           </w:tcPr>
@@ -2840,13 +2840,13 @@
                 <w:i w:val="0"/>
                 <w:sz w:val="28"/>
               </w:rPr>
-              <w:t>Hình 3.​2</w:t>
-            </w:r>
-          </w:p>
-        </w:tc>
-        <w:tc>
-          <w:tcPr>
-            <w:tcW w:type="dxa" w:w="7559"/>
+              <w:t>Hình 3.​3</w:t>
+            </w:r>
+          </w:p>
+        </w:tc>
+        <w:tc>
+          <w:tcPr>
+            <w:tcW w:type="dxa" w:w="7702"/>
             <w:vAlign w:val="center"/>
             <w:shd w:fill="DEEAF1" w:val="clear"/>
           </w:tcPr>
@@ -2863,7 +2863,7 @@
                 <w:i w:val="0"/>
                 <w:sz w:val="28"/>
               </w:rPr>
-              <w:t>Kết quả — Đăng ký</w:t>
+              <w:t>Kết quả — Bạn bè</w:t>
             </w:r>
           </w:p>
         </w:tc>
@@ -2871,7 +2871,7 @@
       <w:tr>
         <w:tc>
           <w:tcPr>
-            <w:tcW w:type="dxa" w:w="1512"/>
+            <w:tcW w:type="dxa" w:w="1369"/>
             <w:vAlign w:val="center"/>
           </w:tcPr>
           <w:p>
@@ -2887,62 +2887,14 @@
                 <w:i w:val="0"/>
                 <w:sz w:val="28"/>
               </w:rPr>
-              <w:t>Hình 3.​3</w:t>
-            </w:r>
-          </w:p>
-        </w:tc>
-        <w:tc>
-          <w:tcPr>
-            <w:tcW w:type="dxa" w:w="7559"/>
-            <w:vAlign w:val="center"/>
-          </w:tcPr>
-          <w:p>
-            <w:pPr>
-              <w:spacing w:before="60" w:after="60"/>
-              <w:ind w:firstLine="0"/>
-              <w:jc w:val="center"/>
-            </w:pPr>
-            <w:r>
-              <w:rPr>
-                <w:rFonts w:ascii="Times New Roman" w:hAnsi="Times New Roman" w:eastAsia="Times New Roman"/>
-                <w:b w:val="0"/>
-                <w:i w:val="0"/>
-                <w:sz w:val="28"/>
-              </w:rPr>
-              <w:t>Kết quả — Bạn bè</w:t>
-            </w:r>
-          </w:p>
-        </w:tc>
-      </w:tr>
-      <w:tr>
-        <w:tc>
-          <w:tcPr>
-            <w:tcW w:type="dxa" w:w="1512"/>
-            <w:vAlign w:val="center"/>
-            <w:shd w:fill="DEEAF1" w:val="clear"/>
-          </w:tcPr>
-          <w:p>
-            <w:pPr>
-              <w:spacing w:before="60" w:after="60"/>
-              <w:ind w:firstLine="0"/>
-              <w:jc w:val="left"/>
-            </w:pPr>
-            <w:r>
-              <w:rPr>
-                <w:rFonts w:ascii="Times New Roman" w:hAnsi="Times New Roman" w:eastAsia="Times New Roman"/>
-                <w:b/>
-                <w:i w:val="0"/>
-                <w:sz w:val="28"/>
-              </w:rPr>
               <w:t>Hình 3.​4</w:t>
             </w:r>
           </w:p>
         </w:tc>
         <w:tc>
           <w:tcPr>
-            <w:tcW w:type="dxa" w:w="7559"/>
-            <w:vAlign w:val="center"/>
-            <w:shd w:fill="DEEAF1" w:val="clear"/>
+            <w:tcW w:type="dxa" w:w="7702"/>
+            <w:vAlign w:val="center"/>
           </w:tcPr>
           <w:p>
             <w:pPr>
@@ -3208,382 +3160,6 @@
                 <w:i w:val="0"/>
                 <w:sz w:val="28"/>
               </w:rPr>
-              <w:t>Bảng 1.​4</w:t>
-            </w:r>
-          </w:p>
-        </w:tc>
-        <w:tc>
-          <w:tcPr>
-            <w:tcW w:type="dxa" w:w="7702"/>
-            <w:vAlign w:val="center"/>
-            <w:shd w:fill="DEEAF1" w:val="clear"/>
-          </w:tcPr>
-          <w:p>
-            <w:pPr>
-              <w:spacing w:before="60" w:after="60"/>
-              <w:ind w:firstLine="0"/>
-              <w:jc w:val="center"/>
-            </w:pPr>
-            <w:r>
-              <w:rPr>
-                <w:rFonts w:ascii="Times New Roman" w:hAnsi="Times New Roman" w:eastAsia="Times New Roman"/>
-                <w:b w:val="0"/>
-                <w:i w:val="0"/>
-                <w:sz w:val="28"/>
-              </w:rPr>
-              <w:t>So sánh Chat​App với các ứng dụng nhắn tin hiện có</w:t>
-            </w:r>
-          </w:p>
-        </w:tc>
-      </w:tr>
-      <w:tr>
-        <w:tc>
-          <w:tcPr>
-            <w:tcW w:type="dxa" w:w="1369"/>
-            <w:vAlign w:val="center"/>
-          </w:tcPr>
-          <w:p>
-            <w:pPr>
-              <w:spacing w:before="60" w:after="60"/>
-              <w:ind w:firstLine="0"/>
-              <w:jc w:val="left"/>
-            </w:pPr>
-            <w:r>
-              <w:rPr>
-                <w:rFonts w:ascii="Times New Roman" w:hAnsi="Times New Roman" w:eastAsia="Times New Roman"/>
-                <w:b/>
-                <w:i w:val="0"/>
-                <w:sz w:val="28"/>
-              </w:rPr>
-              <w:t>Bảng 1.​5</w:t>
-            </w:r>
-          </w:p>
-        </w:tc>
-        <w:tc>
-          <w:tcPr>
-            <w:tcW w:type="dxa" w:w="7702"/>
-            <w:vAlign w:val="center"/>
-          </w:tcPr>
-          <w:p>
-            <w:pPr>
-              <w:spacing w:before="60" w:after="60"/>
-              <w:ind w:firstLine="0"/>
-              <w:jc w:val="center"/>
-            </w:pPr>
-            <w:r>
-              <w:rPr>
-                <w:rFonts w:ascii="Times New Roman" w:hAnsi="Times New Roman" w:eastAsia="Times New Roman"/>
-                <w:b w:val="0"/>
-                <w:i w:val="0"/>
-                <w:sz w:val="28"/>
-              </w:rPr>
-              <w:t>Tổng hợp các mẫu thiết kế áp dụng trong Chat​App</w:t>
-            </w:r>
-          </w:p>
-        </w:tc>
-      </w:tr>
-      <w:tr>
-        <w:tc>
-          <w:tcPr>
-            <w:tcW w:type="dxa" w:w="1369"/>
-            <w:vAlign w:val="center"/>
-            <w:shd w:fill="DEEAF1" w:val="clear"/>
-          </w:tcPr>
-          <w:p>
-            <w:pPr>
-              <w:spacing w:before="60" w:after="60"/>
-              <w:ind w:firstLine="0"/>
-              <w:jc w:val="left"/>
-            </w:pPr>
-            <w:r>
-              <w:rPr>
-                <w:rFonts w:ascii="Times New Roman" w:hAnsi="Times New Roman" w:eastAsia="Times New Roman"/>
-                <w:b/>
-                <w:i w:val="0"/>
-                <w:sz w:val="28"/>
-              </w:rPr>
-              <w:t>Bảng 1.​6</w:t>
-            </w:r>
-          </w:p>
-        </w:tc>
-        <w:tc>
-          <w:tcPr>
-            <w:tcW w:type="dxa" w:w="7702"/>
-            <w:vAlign w:val="center"/>
-            <w:shd w:fill="DEEAF1" w:val="clear"/>
-          </w:tcPr>
-          <w:p>
-            <w:pPr>
-              <w:spacing w:before="60" w:after="60"/>
-              <w:ind w:firstLine="0"/>
-              <w:jc w:val="center"/>
-            </w:pPr>
-            <w:r>
-              <w:rPr>
-                <w:rFonts w:ascii="Times New Roman" w:hAnsi="Times New Roman" w:eastAsia="Times New Roman"/>
-                <w:b w:val="0"/>
-                <w:i w:val="0"/>
-                <w:sz w:val="28"/>
-              </w:rPr>
-              <w:t>Đặc tả UC-​01 — Đăng ký tài khoản</w:t>
-            </w:r>
-          </w:p>
-        </w:tc>
-      </w:tr>
-      <w:tr>
-        <w:tc>
-          <w:tcPr>
-            <w:tcW w:type="dxa" w:w="1369"/>
-            <w:vAlign w:val="center"/>
-          </w:tcPr>
-          <w:p>
-            <w:pPr>
-              <w:spacing w:before="60" w:after="60"/>
-              <w:ind w:firstLine="0"/>
-              <w:jc w:val="left"/>
-            </w:pPr>
-            <w:r>
-              <w:rPr>
-                <w:rFonts w:ascii="Times New Roman" w:hAnsi="Times New Roman" w:eastAsia="Times New Roman"/>
-                <w:b/>
-                <w:i w:val="0"/>
-                <w:sz w:val="28"/>
-              </w:rPr>
-              <w:t>Bảng 1.​7</w:t>
-            </w:r>
-          </w:p>
-        </w:tc>
-        <w:tc>
-          <w:tcPr>
-            <w:tcW w:type="dxa" w:w="7702"/>
-            <w:vAlign w:val="center"/>
-          </w:tcPr>
-          <w:p>
-            <w:pPr>
-              <w:spacing w:before="60" w:after="60"/>
-              <w:ind w:firstLine="0"/>
-              <w:jc w:val="center"/>
-            </w:pPr>
-            <w:r>
-              <w:rPr>
-                <w:rFonts w:ascii="Times New Roman" w:hAnsi="Times New Roman" w:eastAsia="Times New Roman"/>
-                <w:b w:val="0"/>
-                <w:i w:val="0"/>
-                <w:sz w:val="28"/>
-              </w:rPr>
-              <w:t>Đặc tả UC-​02 — Đăng nhập</w:t>
-            </w:r>
-          </w:p>
-        </w:tc>
-      </w:tr>
-      <w:tr>
-        <w:tc>
-          <w:tcPr>
-            <w:tcW w:type="dxa" w:w="1369"/>
-            <w:vAlign w:val="center"/>
-            <w:shd w:fill="DEEAF1" w:val="clear"/>
-          </w:tcPr>
-          <w:p>
-            <w:pPr>
-              <w:spacing w:before="60" w:after="60"/>
-              <w:ind w:firstLine="0"/>
-              <w:jc w:val="left"/>
-            </w:pPr>
-            <w:r>
-              <w:rPr>
-                <w:rFonts w:ascii="Times New Roman" w:hAnsi="Times New Roman" w:eastAsia="Times New Roman"/>
-                <w:b/>
-                <w:i w:val="0"/>
-                <w:sz w:val="28"/>
-              </w:rPr>
-              <w:t>Bảng 1.​8</w:t>
-            </w:r>
-          </w:p>
-        </w:tc>
-        <w:tc>
-          <w:tcPr>
-            <w:tcW w:type="dxa" w:w="7702"/>
-            <w:vAlign w:val="center"/>
-            <w:shd w:fill="DEEAF1" w:val="clear"/>
-          </w:tcPr>
-          <w:p>
-            <w:pPr>
-              <w:spacing w:before="60" w:after="60"/>
-              <w:ind w:firstLine="0"/>
-              <w:jc w:val="center"/>
-            </w:pPr>
-            <w:r>
-              <w:rPr>
-                <w:rFonts w:ascii="Times New Roman" w:hAnsi="Times New Roman" w:eastAsia="Times New Roman"/>
-                <w:b w:val="0"/>
-                <w:i w:val="0"/>
-                <w:sz w:val="28"/>
-              </w:rPr>
-              <w:t>Đặc tả UC-​06 — Gửi lời mời kết bạn</w:t>
-            </w:r>
-          </w:p>
-        </w:tc>
-      </w:tr>
-      <w:tr>
-        <w:tc>
-          <w:tcPr>
-            <w:tcW w:type="dxa" w:w="1369"/>
-            <w:vAlign w:val="center"/>
-          </w:tcPr>
-          <w:p>
-            <w:pPr>
-              <w:spacing w:before="60" w:after="60"/>
-              <w:ind w:firstLine="0"/>
-              <w:jc w:val="left"/>
-            </w:pPr>
-            <w:r>
-              <w:rPr>
-                <w:rFonts w:ascii="Times New Roman" w:hAnsi="Times New Roman" w:eastAsia="Times New Roman"/>
-                <w:b/>
-                <w:i w:val="0"/>
-                <w:sz w:val="28"/>
-              </w:rPr>
-              <w:t>Bảng 1.​9</w:t>
-            </w:r>
-          </w:p>
-        </w:tc>
-        <w:tc>
-          <w:tcPr>
-            <w:tcW w:type="dxa" w:w="7702"/>
-            <w:vAlign w:val="center"/>
-          </w:tcPr>
-          <w:p>
-            <w:pPr>
-              <w:spacing w:before="60" w:after="60"/>
-              <w:ind w:firstLine="0"/>
-              <w:jc w:val="center"/>
-            </w:pPr>
-            <w:r>
-              <w:rPr>
-                <w:rFonts w:ascii="Times New Roman" w:hAnsi="Times New Roman" w:eastAsia="Times New Roman"/>
-                <w:b w:val="0"/>
-                <w:i w:val="0"/>
-                <w:sz w:val="28"/>
-              </w:rPr>
-              <w:t>Đặc tả UC-​20 — Tóm tắt hội thoại AI</w:t>
-            </w:r>
-          </w:p>
-        </w:tc>
-      </w:tr>
-      <w:tr>
-        <w:tc>
-          <w:tcPr>
-            <w:tcW w:type="dxa" w:w="1369"/>
-            <w:vAlign w:val="center"/>
-            <w:shd w:fill="DEEAF1" w:val="clear"/>
-          </w:tcPr>
-          <w:p>
-            <w:pPr>
-              <w:spacing w:before="60" w:after="60"/>
-              <w:ind w:firstLine="0"/>
-              <w:jc w:val="left"/>
-            </w:pPr>
-            <w:r>
-              <w:rPr>
-                <w:rFonts w:ascii="Times New Roman" w:hAnsi="Times New Roman" w:eastAsia="Times New Roman"/>
-                <w:b/>
-                <w:i w:val="0"/>
-                <w:sz w:val="28"/>
-              </w:rPr>
-              <w:t>Bảng 2.​1</w:t>
-            </w:r>
-          </w:p>
-        </w:tc>
-        <w:tc>
-          <w:tcPr>
-            <w:tcW w:type="dxa" w:w="7702"/>
-            <w:vAlign w:val="center"/>
-            <w:shd w:fill="DEEAF1" w:val="clear"/>
-          </w:tcPr>
-          <w:p>
-            <w:pPr>
-              <w:spacing w:before="60" w:after="60"/>
-              <w:ind w:firstLine="0"/>
-              <w:jc w:val="center"/>
-            </w:pPr>
-            <w:r>
-              <w:rPr>
-                <w:rFonts w:ascii="Times New Roman" w:hAnsi="Times New Roman" w:eastAsia="Times New Roman"/>
-                <w:b w:val="0"/>
-                <w:i w:val="0"/>
-                <w:sz w:val="28"/>
-              </w:rPr>
-              <w:t>Chi tiết các trường entity — Module Tài khoản &amp;​ Bạn bè</w:t>
-            </w:r>
-          </w:p>
-        </w:tc>
-      </w:tr>
-      <w:tr>
-        <w:tc>
-          <w:tcPr>
-            <w:tcW w:type="dxa" w:w="1369"/>
-            <w:vAlign w:val="center"/>
-          </w:tcPr>
-          <w:p>
-            <w:pPr>
-              <w:spacing w:before="60" w:after="60"/>
-              <w:ind w:firstLine="0"/>
-              <w:jc w:val="left"/>
-            </w:pPr>
-            <w:r>
-              <w:rPr>
-                <w:rFonts w:ascii="Times New Roman" w:hAnsi="Times New Roman" w:eastAsia="Times New Roman"/>
-                <w:b/>
-                <w:i w:val="0"/>
-                <w:sz w:val="28"/>
-              </w:rPr>
-              <w:t>Bảng 2.​2</w:t>
-            </w:r>
-          </w:p>
-        </w:tc>
-        <w:tc>
-          <w:tcPr>
-            <w:tcW w:type="dxa" w:w="7702"/>
-            <w:vAlign w:val="center"/>
-          </w:tcPr>
-          <w:p>
-            <w:pPr>
-              <w:spacing w:before="60" w:after="60"/>
-              <w:ind w:firstLine="0"/>
-              <w:jc w:val="center"/>
-            </w:pPr>
-            <w:r>
-              <w:rPr>
-                <w:rFonts w:ascii="Times New Roman" w:hAnsi="Times New Roman" w:eastAsia="Times New Roman"/>
-                <w:b w:val="0"/>
-                <w:i w:val="0"/>
-                <w:sz w:val="28"/>
-              </w:rPr>
-              <w:t>API Endpoints — Module Tài khoản &amp;​ Bạn bè</w:t>
-            </w:r>
-          </w:p>
-        </w:tc>
-      </w:tr>
-      <w:tr>
-        <w:tc>
-          <w:tcPr>
-            <w:tcW w:type="dxa" w:w="1369"/>
-            <w:vAlign w:val="center"/>
-            <w:shd w:fill="DEEAF1" w:val="clear"/>
-          </w:tcPr>
-          <w:p>
-            <w:pPr>
-              <w:spacing w:before="60" w:after="60"/>
-              <w:ind w:firstLine="0"/>
-              <w:jc w:val="left"/>
-            </w:pPr>
-            <w:r>
-              <w:rPr>
-                <w:rFonts w:ascii="Times New Roman" w:hAnsi="Times New Roman" w:eastAsia="Times New Roman"/>
-                <w:b/>
-                <w:i w:val="0"/>
-                <w:sz w:val="28"/>
-              </w:rPr>
               <w:t>Bảng 3.​1</w:t>
             </w:r>
           </w:p>
@@ -8633,2742 +8209,6 @@
           <w:sz w:val="22"/>
         </w:rPr>
         <w:t>So sánh lựa chọn công nghệ</w:t>
-      </w:r>
-    </w:p>
-    <w:p>
-      <w:pPr>
-        <w:pStyle w:val="Heading2"/>
-        <w:pBdr>
-          <w:bottom w:val="single" w:sz="6" w:space="1" w:color="AECCE8"/>
-        </w:pBdr>
-      </w:pPr>
-      <w:r>
-        <w:rPr>
-          <w:rFonts w:ascii="Times New Roman" w:hAnsi="Times New Roman" w:eastAsia="Times New Roman"/>
-          <w:b/>
-          <w:i w:val="0"/>
-          <w:color w:val="1F5E9A"/>
-          <w:sz w:val="30"/>
-        </w:rPr>
-        <w:t>1.5 So sánh với các ứng dụng nhắn tin hiện có</w:t>
-      </w:r>
-    </w:p>
-    <w:p>
-      <w:pPr>
-        <w:spacing w:before="0" w:after="80" w:line="300" w:lineRule="auto"/>
-        <w:ind w:firstLine="720"/>
-        <w:jc w:val="both"/>
-      </w:pPr>
-      <w:r>
-        <w:rPr>
-          <w:rFonts w:ascii="Times New Roman" w:hAnsi="Times New Roman" w:eastAsia="Times New Roman"/>
-          <w:b w:val="0"/>
-          <w:i w:val="0"/>
-          <w:sz w:val="28"/>
-        </w:rPr>
-        <w:t>Để đánh giá vị trí và giá trị của Chat​App, nhóm tiến hành so sánh với 3 ứng dụng nhắn tin phổ biến nhất tại Việt Nam và thế giới:</w:t>
-      </w:r>
-    </w:p>
-    <w:tbl>
-      <w:tblPr>
-        <w:tblStyle w:val="TableGrid"/>
-        <w:tblW w:type="auto" w:w="0"/>
-        <w:jc w:val="center"/>
-        <w:tblLook w:firstColumn="1" w:firstRow="1" w:lastColumn="0" w:lastRow="0" w:noHBand="0" w:noVBand="1" w:val="04A0"/>
-      </w:tblPr>
-      <w:tblGrid>
-        <w:gridCol w:w="1881"/>
-        <w:gridCol w:w="1881"/>
-        <w:gridCol w:w="1881"/>
-        <w:gridCol w:w="1881"/>
-        <w:gridCol w:w="1881"/>
-      </w:tblGrid>
-      <w:tr>
-        <w:tc>
-          <w:tcPr>
-            <w:tcW w:type="dxa" w:w="1353"/>
-            <w:vAlign w:val="center"/>
-            <w:shd w:fill="2E75B6" w:val="clear"/>
-          </w:tcPr>
-          <w:p>
-            <w:pPr>
-              <w:spacing w:before="100" w:after="100"/>
-              <w:ind w:firstLine="0"/>
-              <w:jc w:val="center"/>
-            </w:pPr>
-            <w:r>
-              <w:rPr>
-                <w:rFonts w:ascii="Times New Roman" w:hAnsi="Times New Roman" w:eastAsia="Times New Roman"/>
-                <w:b/>
-                <w:i w:val="0"/>
-                <w:color w:val="FFFFFF"/>
-                <w:sz w:val="28"/>
-              </w:rPr>
-              <w:t>Tiêu chí</w:t>
-            </w:r>
-          </w:p>
-        </w:tc>
-        <w:tc>
-          <w:tcPr>
-            <w:tcW w:type="dxa" w:w="2785"/>
-            <w:vAlign w:val="center"/>
-            <w:shd w:fill="2E75B6" w:val="clear"/>
-          </w:tcPr>
-          <w:p>
-            <w:pPr>
-              <w:spacing w:before="100" w:after="100"/>
-              <w:ind w:firstLine="0"/>
-              <w:jc w:val="center"/>
-            </w:pPr>
-            <w:r>
-              <w:rPr>
-                <w:rFonts w:ascii="Times New Roman" w:hAnsi="Times New Roman" w:eastAsia="Times New Roman"/>
-                <w:b/>
-                <w:i w:val="0"/>
-                <w:color w:val="FFFFFF"/>
-                <w:sz w:val="28"/>
-              </w:rPr>
-              <w:t>Chat​App</w:t>
-            </w:r>
-          </w:p>
-        </w:tc>
-        <w:tc>
-          <w:tcPr>
-            <w:tcW w:type="dxa" w:w="2069"/>
-            <w:vAlign w:val="center"/>
-            <w:shd w:fill="2E75B6" w:val="clear"/>
-          </w:tcPr>
-          <w:p>
-            <w:pPr>
-              <w:spacing w:before="100" w:after="100"/>
-              <w:ind w:firstLine="0"/>
-              <w:jc w:val="center"/>
-            </w:pPr>
-            <w:r>
-              <w:rPr>
-                <w:rFonts w:ascii="Times New Roman" w:hAnsi="Times New Roman" w:eastAsia="Times New Roman"/>
-                <w:b/>
-                <w:i w:val="0"/>
-                <w:color w:val="FFFFFF"/>
-                <w:sz w:val="28"/>
-              </w:rPr>
-              <w:t>Zalo</w:t>
-            </w:r>
-          </w:p>
-        </w:tc>
-        <w:tc>
-          <w:tcPr>
-            <w:tcW w:type="dxa" w:w="1512"/>
-            <w:vAlign w:val="center"/>
-            <w:shd w:fill="2E75B6" w:val="clear"/>
-          </w:tcPr>
-          <w:p>
-            <w:pPr>
-              <w:spacing w:before="100" w:after="100"/>
-              <w:ind w:firstLine="0"/>
-              <w:jc w:val="center"/>
-            </w:pPr>
-            <w:r>
-              <w:rPr>
-                <w:rFonts w:ascii="Times New Roman" w:hAnsi="Times New Roman" w:eastAsia="Times New Roman"/>
-                <w:b/>
-                <w:i w:val="0"/>
-                <w:color w:val="FFFFFF"/>
-                <w:sz w:val="28"/>
-              </w:rPr>
-              <w:t>Telegram</w:t>
-            </w:r>
-          </w:p>
-        </w:tc>
-        <w:tc>
-          <w:tcPr>
-            <w:tcW w:type="dxa" w:w="1353"/>
-            <w:vAlign w:val="center"/>
-            <w:shd w:fill="2E75B6" w:val="clear"/>
-          </w:tcPr>
-          <w:p>
-            <w:pPr>
-              <w:spacing w:before="100" w:after="100"/>
-              <w:ind w:firstLine="0"/>
-              <w:jc w:val="center"/>
-            </w:pPr>
-            <w:r>
-              <w:rPr>
-                <w:rFonts w:ascii="Times New Roman" w:hAnsi="Times New Roman" w:eastAsia="Times New Roman"/>
-                <w:b/>
-                <w:i w:val="0"/>
-                <w:color w:val="FFFFFF"/>
-                <w:sz w:val="28"/>
-              </w:rPr>
-              <w:t>Messenger</w:t>
-            </w:r>
-          </w:p>
-        </w:tc>
-      </w:tr>
-      <w:tr>
-        <w:tc>
-          <w:tcPr>
-            <w:tcW w:type="dxa" w:w="1353"/>
-            <w:vAlign w:val="center"/>
-          </w:tcPr>
-          <w:p>
-            <w:pPr>
-              <w:spacing w:before="60" w:after="60"/>
-              <w:ind w:firstLine="0"/>
-              <w:jc w:val="left"/>
-            </w:pPr>
-            <w:r>
-              <w:rPr>
-                <w:rFonts w:ascii="Times New Roman" w:hAnsi="Times New Roman" w:eastAsia="Times New Roman"/>
-                <w:b/>
-                <w:i w:val="0"/>
-                <w:sz w:val="28"/>
-              </w:rPr>
-              <w:t>Nền tảng</w:t>
-            </w:r>
-          </w:p>
-        </w:tc>
-        <w:tc>
-          <w:tcPr>
-            <w:tcW w:type="dxa" w:w="2785"/>
-            <w:vAlign w:val="center"/>
-          </w:tcPr>
-          <w:p>
-            <w:pPr>
-              <w:spacing w:before="60" w:after="60"/>
-              <w:ind w:firstLine="0"/>
-              <w:jc w:val="center"/>
-            </w:pPr>
-            <w:r>
-              <w:rPr>
-                <w:rFonts w:ascii="Times New Roman" w:hAnsi="Times New Roman" w:eastAsia="Times New Roman"/>
-                <w:b w:val="0"/>
-                <w:i w:val="0"/>
-                <w:sz w:val="28"/>
-              </w:rPr>
-              <w:t>Android, i​OS, Web (​Flutter)​</w:t>
-            </w:r>
-          </w:p>
-        </w:tc>
-        <w:tc>
-          <w:tcPr>
-            <w:tcW w:type="dxa" w:w="2069"/>
-            <w:vAlign w:val="center"/>
-          </w:tcPr>
-          <w:p>
-            <w:pPr>
-              <w:spacing w:before="60" w:after="60"/>
-              <w:ind w:firstLine="0"/>
-              <w:jc w:val="center"/>
-            </w:pPr>
-            <w:r>
-              <w:rPr>
-                <w:rFonts w:ascii="Times New Roman" w:hAnsi="Times New Roman" w:eastAsia="Times New Roman"/>
-                <w:b w:val="0"/>
-                <w:i w:val="0"/>
-                <w:sz w:val="28"/>
-              </w:rPr>
-              <w:t>Android, i​OS, Web, Desktop</w:t>
-            </w:r>
-          </w:p>
-        </w:tc>
-        <w:tc>
-          <w:tcPr>
-            <w:tcW w:type="dxa" w:w="1512"/>
-            <w:vAlign w:val="center"/>
-          </w:tcPr>
-          <w:p>
-            <w:pPr>
-              <w:spacing w:before="60" w:after="60"/>
-              <w:ind w:firstLine="0"/>
-              <w:jc w:val="center"/>
-            </w:pPr>
-            <w:r>
-              <w:rPr>
-                <w:rFonts w:ascii="Times New Roman" w:hAnsi="Times New Roman" w:eastAsia="Times New Roman"/>
-                <w:b w:val="0"/>
-                <w:i w:val="0"/>
-                <w:sz w:val="28"/>
-              </w:rPr>
-              <w:t>Đa nền tảng</w:t>
-            </w:r>
-          </w:p>
-        </w:tc>
-        <w:tc>
-          <w:tcPr>
-            <w:tcW w:type="dxa" w:w="1353"/>
-            <w:vAlign w:val="center"/>
-          </w:tcPr>
-          <w:p>
-            <w:pPr>
-              <w:spacing w:before="60" w:after="60"/>
-              <w:ind w:firstLine="0"/>
-              <w:jc w:val="center"/>
-            </w:pPr>
-            <w:r>
-              <w:rPr>
-                <w:rFonts w:ascii="Times New Roman" w:hAnsi="Times New Roman" w:eastAsia="Times New Roman"/>
-                <w:b w:val="0"/>
-                <w:i w:val="0"/>
-                <w:sz w:val="28"/>
-              </w:rPr>
-              <w:t>Android, i​OS, Web</w:t>
-            </w:r>
-          </w:p>
-        </w:tc>
-      </w:tr>
-      <w:tr>
-        <w:tc>
-          <w:tcPr>
-            <w:tcW w:type="dxa" w:w="1353"/>
-            <w:vAlign w:val="center"/>
-            <w:shd w:fill="DEEAF1" w:val="clear"/>
-          </w:tcPr>
-          <w:p>
-            <w:pPr>
-              <w:spacing w:before="60" w:after="60"/>
-              <w:ind w:firstLine="0"/>
-              <w:jc w:val="left"/>
-            </w:pPr>
-            <w:r>
-              <w:rPr>
-                <w:rFonts w:ascii="Times New Roman" w:hAnsi="Times New Roman" w:eastAsia="Times New Roman"/>
-                <w:b/>
-                <w:i w:val="0"/>
-                <w:sz w:val="28"/>
-              </w:rPr>
-              <w:t>Nhắn tin realtime</w:t>
-            </w:r>
-          </w:p>
-        </w:tc>
-        <w:tc>
-          <w:tcPr>
-            <w:tcW w:type="dxa" w:w="2785"/>
-            <w:vAlign w:val="center"/>
-            <w:shd w:fill="DEEAF1" w:val="clear"/>
-          </w:tcPr>
-          <w:p>
-            <w:pPr>
-              <w:spacing w:before="60" w:after="60"/>
-              <w:ind w:firstLine="0"/>
-              <w:jc w:val="center"/>
-            </w:pPr>
-            <w:r>
-              <w:rPr>
-                <w:rFonts w:ascii="Times New Roman" w:hAnsi="Times New Roman" w:eastAsia="Times New Roman"/>
-                <w:b w:val="0"/>
-                <w:i w:val="0"/>
-                <w:sz w:val="28"/>
-              </w:rPr>
-              <w:t>STOMP Web​Socket</w:t>
-            </w:r>
-          </w:p>
-        </w:tc>
-        <w:tc>
-          <w:tcPr>
-            <w:tcW w:type="dxa" w:w="2069"/>
-            <w:vAlign w:val="center"/>
-            <w:shd w:fill="DEEAF1" w:val="clear"/>
-          </w:tcPr>
-          <w:p>
-            <w:pPr>
-              <w:spacing w:before="60" w:after="60"/>
-              <w:ind w:firstLine="0"/>
-              <w:jc w:val="center"/>
-            </w:pPr>
-            <w:r>
-              <w:rPr>
-                <w:rFonts w:ascii="Times New Roman" w:hAnsi="Times New Roman" w:eastAsia="Times New Roman"/>
-                <w:b w:val="0"/>
-                <w:i w:val="0"/>
-                <w:sz w:val="28"/>
-              </w:rPr>
-              <w:t>Proprietary</w:t>
-            </w:r>
-          </w:p>
-        </w:tc>
-        <w:tc>
-          <w:tcPr>
-            <w:tcW w:type="dxa" w:w="1512"/>
-            <w:vAlign w:val="center"/>
-            <w:shd w:fill="DEEAF1" w:val="clear"/>
-          </w:tcPr>
-          <w:p>
-            <w:pPr>
-              <w:spacing w:before="60" w:after="60"/>
-              <w:ind w:firstLine="0"/>
-              <w:jc w:val="center"/>
-            </w:pPr>
-            <w:r>
-              <w:rPr>
-                <w:rFonts w:ascii="Times New Roman" w:hAnsi="Times New Roman" w:eastAsia="Times New Roman"/>
-                <w:b w:val="0"/>
-                <w:i w:val="0"/>
-                <w:sz w:val="28"/>
-              </w:rPr>
-              <w:t>MTProto</w:t>
-            </w:r>
-          </w:p>
-        </w:tc>
-        <w:tc>
-          <w:tcPr>
-            <w:tcW w:type="dxa" w:w="1353"/>
-            <w:vAlign w:val="center"/>
-            <w:shd w:fill="DEEAF1" w:val="clear"/>
-          </w:tcPr>
-          <w:p>
-            <w:pPr>
-              <w:spacing w:before="60" w:after="60"/>
-              <w:ind w:firstLine="0"/>
-              <w:jc w:val="center"/>
-            </w:pPr>
-            <w:r>
-              <w:rPr>
-                <w:rFonts w:ascii="Times New Roman" w:hAnsi="Times New Roman" w:eastAsia="Times New Roman"/>
-                <w:b w:val="0"/>
-                <w:i w:val="0"/>
-                <w:sz w:val="28"/>
-              </w:rPr>
-              <w:t>Proprietary</w:t>
-            </w:r>
-          </w:p>
-        </w:tc>
-      </w:tr>
-      <w:tr>
-        <w:tc>
-          <w:tcPr>
-            <w:tcW w:type="dxa" w:w="1353"/>
-            <w:vAlign w:val="center"/>
-          </w:tcPr>
-          <w:p>
-            <w:pPr>
-              <w:spacing w:before="60" w:after="60"/>
-              <w:ind w:firstLine="0"/>
-              <w:jc w:val="left"/>
-            </w:pPr>
-            <w:r>
-              <w:rPr>
-                <w:rFonts w:ascii="Times New Roman" w:hAnsi="Times New Roman" w:eastAsia="Times New Roman"/>
-                <w:b/>
-                <w:i w:val="0"/>
-                <w:sz w:val="28"/>
-              </w:rPr>
-              <w:t>Nhóm chat</w:t>
-            </w:r>
-          </w:p>
-        </w:tc>
-        <w:tc>
-          <w:tcPr>
-            <w:tcW w:type="dxa" w:w="2785"/>
-            <w:vAlign w:val="center"/>
-          </w:tcPr>
-          <w:p>
-            <w:pPr>
-              <w:spacing w:before="60" w:after="60"/>
-              <w:ind w:firstLine="0"/>
-              <w:jc w:val="center"/>
-            </w:pPr>
-            <w:r>
-              <w:rPr>
-                <w:rFonts w:ascii="Times New Roman" w:hAnsi="Times New Roman" w:eastAsia="Times New Roman"/>
-                <w:b w:val="0"/>
-                <w:i w:val="0"/>
-                <w:sz w:val="28"/>
-              </w:rPr>
-              <w:t>≥3 thành viên, admin/​member</w:t>
-            </w:r>
-          </w:p>
-        </w:tc>
-        <w:tc>
-          <w:tcPr>
-            <w:tcW w:type="dxa" w:w="2069"/>
-            <w:vAlign w:val="center"/>
-          </w:tcPr>
-          <w:p>
-            <w:pPr>
-              <w:spacing w:before="60" w:after="60"/>
-              <w:ind w:firstLine="0"/>
-              <w:jc w:val="center"/>
-            </w:pPr>
-            <w:r>
-              <w:rPr>
-                <w:rFonts w:ascii="Times New Roman" w:hAnsi="Times New Roman" w:eastAsia="Times New Roman"/>
-                <w:b w:val="0"/>
-                <w:i w:val="0"/>
-                <w:sz w:val="28"/>
-              </w:rPr>
-              <w:t>≥3, nhiều quyền</w:t>
-            </w:r>
-          </w:p>
-        </w:tc>
-        <w:tc>
-          <w:tcPr>
-            <w:tcW w:type="dxa" w:w="1512"/>
-            <w:vAlign w:val="center"/>
-          </w:tcPr>
-          <w:p>
-            <w:pPr>
-              <w:spacing w:before="60" w:after="60"/>
-              <w:ind w:firstLine="0"/>
-              <w:jc w:val="center"/>
-            </w:pPr>
-            <w:r>
-              <w:rPr>
-                <w:rFonts w:ascii="Times New Roman" w:hAnsi="Times New Roman" w:eastAsia="Times New Roman"/>
-                <w:b w:val="0"/>
-                <w:i w:val="0"/>
-                <w:sz w:val="28"/>
-              </w:rPr>
-              <w:t>≥3, supergroup 200K</w:t>
-            </w:r>
-          </w:p>
-        </w:tc>
-        <w:tc>
-          <w:tcPr>
-            <w:tcW w:type="dxa" w:w="1353"/>
-            <w:vAlign w:val="center"/>
-          </w:tcPr>
-          <w:p>
-            <w:pPr>
-              <w:spacing w:before="60" w:after="60"/>
-              <w:ind w:firstLine="0"/>
-              <w:jc w:val="center"/>
-            </w:pPr>
-            <w:r>
-              <w:rPr>
-                <w:rFonts w:ascii="Times New Roman" w:hAnsi="Times New Roman" w:eastAsia="Times New Roman"/>
-                <w:b w:val="0"/>
-                <w:i w:val="0"/>
-                <w:sz w:val="28"/>
-              </w:rPr>
-              <w:t>≥3, admin</w:t>
-            </w:r>
-          </w:p>
-        </w:tc>
-      </w:tr>
-      <w:tr>
-        <w:tc>
-          <w:tcPr>
-            <w:tcW w:type="dxa" w:w="1353"/>
-            <w:vAlign w:val="center"/>
-            <w:shd w:fill="DEEAF1" w:val="clear"/>
-          </w:tcPr>
-          <w:p>
-            <w:pPr>
-              <w:spacing w:before="60" w:after="60"/>
-              <w:ind w:firstLine="0"/>
-              <w:jc w:val="left"/>
-            </w:pPr>
-            <w:r>
-              <w:rPr>
-                <w:rFonts w:ascii="Times New Roman" w:hAnsi="Times New Roman" w:eastAsia="Times New Roman"/>
-                <w:b/>
-                <w:i w:val="0"/>
-                <w:sz w:val="28"/>
-              </w:rPr>
-              <w:t>Gửi media</w:t>
-            </w:r>
-          </w:p>
-        </w:tc>
-        <w:tc>
-          <w:tcPr>
-            <w:tcW w:type="dxa" w:w="2785"/>
-            <w:vAlign w:val="center"/>
-            <w:shd w:fill="DEEAF1" w:val="clear"/>
-          </w:tcPr>
-          <w:p>
-            <w:pPr>
-              <w:spacing w:before="60" w:after="60"/>
-              <w:ind w:firstLine="0"/>
-              <w:jc w:val="center"/>
-            </w:pPr>
-            <w:r>
-              <w:rPr>
-                <w:rFonts w:ascii="Times New Roman" w:hAnsi="Times New Roman" w:eastAsia="Times New Roman"/>
-                <w:b w:val="0"/>
-                <w:i w:val="0"/>
-                <w:sz w:val="28"/>
-              </w:rPr>
-              <w:t>Hình ảnh, video, tài liệu, âm thanh</w:t>
-            </w:r>
-          </w:p>
-        </w:tc>
-        <w:tc>
-          <w:tcPr>
-            <w:tcW w:type="dxa" w:w="2069"/>
-            <w:vAlign w:val="center"/>
-            <w:shd w:fill="DEEAF1" w:val="clear"/>
-          </w:tcPr>
-          <w:p>
-            <w:pPr>
-              <w:spacing w:before="60" w:after="60"/>
-              <w:ind w:firstLine="0"/>
-              <w:jc w:val="center"/>
-            </w:pPr>
-            <w:r>
-              <w:rPr>
-                <w:rFonts w:ascii="Times New Roman" w:hAnsi="Times New Roman" w:eastAsia="Times New Roman"/>
-                <w:b w:val="0"/>
-                <w:i w:val="0"/>
-                <w:sz w:val="28"/>
-              </w:rPr>
-              <w:t>Đầy đủ + stories</w:t>
-            </w:r>
-          </w:p>
-        </w:tc>
-        <w:tc>
-          <w:tcPr>
-            <w:tcW w:type="dxa" w:w="1512"/>
-            <w:vAlign w:val="center"/>
-            <w:shd w:fill="DEEAF1" w:val="clear"/>
-          </w:tcPr>
-          <w:p>
-            <w:pPr>
-              <w:spacing w:before="60" w:after="60"/>
-              <w:ind w:firstLine="0"/>
-              <w:jc w:val="center"/>
-            </w:pPr>
-            <w:r>
-              <w:rPr>
-                <w:rFonts w:ascii="Times New Roman" w:hAnsi="Times New Roman" w:eastAsia="Times New Roman"/>
-                <w:b w:val="0"/>
-                <w:i w:val="0"/>
-                <w:sz w:val="28"/>
-              </w:rPr>
-              <w:t>Đầy đủ + kênh</w:t>
-            </w:r>
-          </w:p>
-        </w:tc>
-        <w:tc>
-          <w:tcPr>
-            <w:tcW w:type="dxa" w:w="1353"/>
-            <w:vAlign w:val="center"/>
-            <w:shd w:fill="DEEAF1" w:val="clear"/>
-          </w:tcPr>
-          <w:p>
-            <w:pPr>
-              <w:spacing w:before="60" w:after="60"/>
-              <w:ind w:firstLine="0"/>
-              <w:jc w:val="center"/>
-            </w:pPr>
-            <w:r>
-              <w:rPr>
-                <w:rFonts w:ascii="Times New Roman" w:hAnsi="Times New Roman" w:eastAsia="Times New Roman"/>
-                <w:b w:val="0"/>
-                <w:i w:val="0"/>
-                <w:sz w:val="28"/>
-              </w:rPr>
-              <w:t>Đầy đủ + stories</w:t>
-            </w:r>
-          </w:p>
-        </w:tc>
-      </w:tr>
-      <w:tr>
-        <w:tc>
-          <w:tcPr>
-            <w:tcW w:type="dxa" w:w="1353"/>
-            <w:vAlign w:val="center"/>
-          </w:tcPr>
-          <w:p>
-            <w:pPr>
-              <w:spacing w:before="60" w:after="60"/>
-              <w:ind w:firstLine="0"/>
-              <w:jc w:val="left"/>
-            </w:pPr>
-            <w:r>
-              <w:rPr>
-                <w:rFonts w:ascii="Times New Roman" w:hAnsi="Times New Roman" w:eastAsia="Times New Roman"/>
-                <w:b/>
-                <w:i w:val="0"/>
-                <w:sz w:val="28"/>
-              </w:rPr>
-              <w:t>AI tích hợp</w:t>
-            </w:r>
-          </w:p>
-        </w:tc>
-        <w:tc>
-          <w:tcPr>
-            <w:tcW w:type="dxa" w:w="2785"/>
-            <w:vAlign w:val="center"/>
-          </w:tcPr>
-          <w:p>
-            <w:pPr>
-              <w:spacing w:before="60" w:after="60"/>
-              <w:ind w:firstLine="0"/>
-              <w:jc w:val="center"/>
-            </w:pPr>
-            <w:r>
-              <w:rPr>
-                <w:rFonts w:ascii="Times New Roman" w:hAnsi="Times New Roman" w:eastAsia="Times New Roman"/>
-                <w:b w:val="0"/>
-                <w:i w:val="0"/>
-                <w:sz w:val="28"/>
-              </w:rPr>
-              <w:t>Tóm tắt, dịch, chatbot (​LLM)​</w:t>
-            </w:r>
-          </w:p>
-        </w:tc>
-        <w:tc>
-          <w:tcPr>
-            <w:tcW w:type="dxa" w:w="2069"/>
-            <w:vAlign w:val="center"/>
-          </w:tcPr>
-          <w:p>
-            <w:pPr>
-              <w:spacing w:before="60" w:after="60"/>
-              <w:ind w:firstLine="0"/>
-              <w:jc w:val="center"/>
-            </w:pPr>
-            <w:r>
-              <w:rPr>
-                <w:rFonts w:ascii="Times New Roman" w:hAnsi="Times New Roman" w:eastAsia="Times New Roman"/>
-                <w:b w:val="0"/>
-                <w:i w:val="0"/>
-                <w:sz w:val="28"/>
-              </w:rPr>
-              <w:t>Không</w:t>
-            </w:r>
-          </w:p>
-        </w:tc>
-        <w:tc>
-          <w:tcPr>
-            <w:tcW w:type="dxa" w:w="1512"/>
-            <w:vAlign w:val="center"/>
-          </w:tcPr>
-          <w:p>
-            <w:pPr>
-              <w:spacing w:before="60" w:after="60"/>
-              <w:ind w:firstLine="0"/>
-              <w:jc w:val="center"/>
-            </w:pPr>
-            <w:r>
-              <w:rPr>
-                <w:rFonts w:ascii="Times New Roman" w:hAnsi="Times New Roman" w:eastAsia="Times New Roman"/>
-                <w:b w:val="0"/>
-                <w:i w:val="0"/>
-                <w:sz w:val="28"/>
-              </w:rPr>
-              <w:t>Bot API</w:t>
-            </w:r>
-          </w:p>
-        </w:tc>
-        <w:tc>
-          <w:tcPr>
-            <w:tcW w:type="dxa" w:w="1353"/>
-            <w:vAlign w:val="center"/>
-          </w:tcPr>
-          <w:p>
-            <w:pPr>
-              <w:spacing w:before="60" w:after="60"/>
-              <w:ind w:firstLine="0"/>
-              <w:jc w:val="center"/>
-            </w:pPr>
-            <w:r>
-              <w:rPr>
-                <w:rFonts w:ascii="Times New Roman" w:hAnsi="Times New Roman" w:eastAsia="Times New Roman"/>
-                <w:b w:val="0"/>
-                <w:i w:val="0"/>
-                <w:sz w:val="28"/>
-              </w:rPr>
-              <w:t>Meta AI</w:t>
-            </w:r>
-          </w:p>
-        </w:tc>
-      </w:tr>
-      <w:tr>
-        <w:tc>
-          <w:tcPr>
-            <w:tcW w:type="dxa" w:w="1353"/>
-            <w:vAlign w:val="center"/>
-            <w:shd w:fill="DEEAF1" w:val="clear"/>
-          </w:tcPr>
-          <w:p>
-            <w:pPr>
-              <w:spacing w:before="60" w:after="60"/>
-              <w:ind w:firstLine="0"/>
-              <w:jc w:val="left"/>
-            </w:pPr>
-            <w:r>
-              <w:rPr>
-                <w:rFonts w:ascii="Times New Roman" w:hAnsi="Times New Roman" w:eastAsia="Times New Roman"/>
-                <w:b/>
-                <w:i w:val="0"/>
-                <w:sz w:val="28"/>
-              </w:rPr>
-              <w:t>Thông báo đẩy</w:t>
-            </w:r>
-          </w:p>
-        </w:tc>
-        <w:tc>
-          <w:tcPr>
-            <w:tcW w:type="dxa" w:w="2785"/>
-            <w:vAlign w:val="center"/>
-            <w:shd w:fill="DEEAF1" w:val="clear"/>
-          </w:tcPr>
-          <w:p>
-            <w:pPr>
-              <w:spacing w:before="60" w:after="60"/>
-              <w:ind w:firstLine="0"/>
-              <w:jc w:val="center"/>
-            </w:pPr>
-            <w:r>
-              <w:rPr>
-                <w:rFonts w:ascii="Times New Roman" w:hAnsi="Times New Roman" w:eastAsia="Times New Roman"/>
-                <w:b w:val="0"/>
-                <w:i w:val="0"/>
-                <w:sz w:val="28"/>
-              </w:rPr>
-              <w:t>FCM</w:t>
-            </w:r>
-          </w:p>
-        </w:tc>
-        <w:tc>
-          <w:tcPr>
-            <w:tcW w:type="dxa" w:w="2069"/>
-            <w:vAlign w:val="center"/>
-            <w:shd w:fill="DEEAF1" w:val="clear"/>
-          </w:tcPr>
-          <w:p>
-            <w:pPr>
-              <w:spacing w:before="60" w:after="60"/>
-              <w:ind w:firstLine="0"/>
-              <w:jc w:val="center"/>
-            </w:pPr>
-            <w:r>
-              <w:rPr>
-                <w:rFonts w:ascii="Times New Roman" w:hAnsi="Times New Roman" w:eastAsia="Times New Roman"/>
-                <w:b w:val="0"/>
-                <w:i w:val="0"/>
-                <w:sz w:val="28"/>
-              </w:rPr>
-              <w:t>Proprietary</w:t>
-            </w:r>
-          </w:p>
-        </w:tc>
-        <w:tc>
-          <w:tcPr>
-            <w:tcW w:type="dxa" w:w="1512"/>
-            <w:vAlign w:val="center"/>
-            <w:shd w:fill="DEEAF1" w:val="clear"/>
-          </w:tcPr>
-          <w:p>
-            <w:pPr>
-              <w:spacing w:before="60" w:after="60"/>
-              <w:ind w:firstLine="0"/>
-              <w:jc w:val="center"/>
-            </w:pPr>
-            <w:r>
-              <w:rPr>
-                <w:rFonts w:ascii="Times New Roman" w:hAnsi="Times New Roman" w:eastAsia="Times New Roman"/>
-                <w:b w:val="0"/>
-                <w:i w:val="0"/>
-                <w:sz w:val="28"/>
-              </w:rPr>
-              <w:t>Proprietary</w:t>
-            </w:r>
-          </w:p>
-        </w:tc>
-        <w:tc>
-          <w:tcPr>
-            <w:tcW w:type="dxa" w:w="1353"/>
-            <w:vAlign w:val="center"/>
-            <w:shd w:fill="DEEAF1" w:val="clear"/>
-          </w:tcPr>
-          <w:p>
-            <w:pPr>
-              <w:spacing w:before="60" w:after="60"/>
-              <w:ind w:firstLine="0"/>
-              <w:jc w:val="center"/>
-            </w:pPr>
-            <w:r>
-              <w:rPr>
-                <w:rFonts w:ascii="Times New Roman" w:hAnsi="Times New Roman" w:eastAsia="Times New Roman"/>
-                <w:b w:val="0"/>
-                <w:i w:val="0"/>
-                <w:sz w:val="28"/>
-              </w:rPr>
-              <w:t>Proprietary</w:t>
-            </w:r>
-          </w:p>
-        </w:tc>
-      </w:tr>
-      <w:tr>
-        <w:tc>
-          <w:tcPr>
-            <w:tcW w:type="dxa" w:w="1353"/>
-            <w:vAlign w:val="center"/>
-          </w:tcPr>
-          <w:p>
-            <w:pPr>
-              <w:spacing w:before="60" w:after="60"/>
-              <w:ind w:firstLine="0"/>
-              <w:jc w:val="left"/>
-            </w:pPr>
-            <w:r>
-              <w:rPr>
-                <w:rFonts w:ascii="Times New Roman" w:hAnsi="Times New Roman" w:eastAsia="Times New Roman"/>
-                <w:b/>
-                <w:i w:val="0"/>
-                <w:sz w:val="28"/>
-              </w:rPr>
-              <w:t>Video call</w:t>
-            </w:r>
-          </w:p>
-        </w:tc>
-        <w:tc>
-          <w:tcPr>
-            <w:tcW w:type="dxa" w:w="2785"/>
-            <w:vAlign w:val="center"/>
-          </w:tcPr>
-          <w:p>
-            <w:pPr>
-              <w:spacing w:before="60" w:after="60"/>
-              <w:ind w:firstLine="0"/>
-              <w:jc w:val="center"/>
-            </w:pPr>
-            <w:r>
-              <w:rPr>
-                <w:rFonts w:ascii="Times New Roman" w:hAnsi="Times New Roman" w:eastAsia="Times New Roman"/>
-                <w:b w:val="0"/>
-                <w:i w:val="0"/>
-                <w:sz w:val="28"/>
-              </w:rPr>
-              <w:t>Agora RTC 1-​1</w:t>
-            </w:r>
-          </w:p>
-        </w:tc>
-        <w:tc>
-          <w:tcPr>
-            <w:tcW w:type="dxa" w:w="2069"/>
-            <w:vAlign w:val="center"/>
-          </w:tcPr>
-          <w:p>
-            <w:pPr>
-              <w:spacing w:before="60" w:after="60"/>
-              <w:ind w:firstLine="0"/>
-              <w:jc w:val="center"/>
-            </w:pPr>
-            <w:r>
-              <w:rPr>
-                <w:rFonts w:ascii="Times New Roman" w:hAnsi="Times New Roman" w:eastAsia="Times New Roman"/>
-                <w:b w:val="0"/>
-                <w:i w:val="0"/>
-                <w:sz w:val="28"/>
-              </w:rPr>
-              <w:t>1-​1, nhóm</w:t>
-            </w:r>
-          </w:p>
-        </w:tc>
-        <w:tc>
-          <w:tcPr>
-            <w:tcW w:type="dxa" w:w="1512"/>
-            <w:vAlign w:val="center"/>
-          </w:tcPr>
-          <w:p>
-            <w:pPr>
-              <w:spacing w:before="60" w:after="60"/>
-              <w:ind w:firstLine="0"/>
-              <w:jc w:val="center"/>
-            </w:pPr>
-            <w:r>
-              <w:rPr>
-                <w:rFonts w:ascii="Times New Roman" w:hAnsi="Times New Roman" w:eastAsia="Times New Roman"/>
-                <w:b w:val="0"/>
-                <w:i w:val="0"/>
-                <w:sz w:val="28"/>
-              </w:rPr>
-              <w:t>1-​1, nhóm</w:t>
-            </w:r>
-          </w:p>
-        </w:tc>
-        <w:tc>
-          <w:tcPr>
-            <w:tcW w:type="dxa" w:w="1353"/>
-            <w:vAlign w:val="center"/>
-          </w:tcPr>
-          <w:p>
-            <w:pPr>
-              <w:spacing w:before="60" w:after="60"/>
-              <w:ind w:firstLine="0"/>
-              <w:jc w:val="center"/>
-            </w:pPr>
-            <w:r>
-              <w:rPr>
-                <w:rFonts w:ascii="Times New Roman" w:hAnsi="Times New Roman" w:eastAsia="Times New Roman"/>
-                <w:b w:val="0"/>
-                <w:i w:val="0"/>
-                <w:sz w:val="28"/>
-              </w:rPr>
-              <w:t>1-​1, nhóm</w:t>
-            </w:r>
-          </w:p>
-        </w:tc>
-      </w:tr>
-      <w:tr>
-        <w:tc>
-          <w:tcPr>
-            <w:tcW w:type="dxa" w:w="1353"/>
-            <w:vAlign w:val="center"/>
-            <w:shd w:fill="DEEAF1" w:val="clear"/>
-          </w:tcPr>
-          <w:p>
-            <w:pPr>
-              <w:spacing w:before="60" w:after="60"/>
-              <w:ind w:firstLine="0"/>
-              <w:jc w:val="left"/>
-            </w:pPr>
-            <w:r>
-              <w:rPr>
-                <w:rFonts w:ascii="Times New Roman" w:hAnsi="Times New Roman" w:eastAsia="Times New Roman"/>
-                <w:b/>
-                <w:i w:val="0"/>
-                <w:sz w:val="28"/>
-              </w:rPr>
-              <w:t>Mã nguồn</w:t>
-            </w:r>
-          </w:p>
-        </w:tc>
-        <w:tc>
-          <w:tcPr>
-            <w:tcW w:type="dxa" w:w="2785"/>
-            <w:vAlign w:val="center"/>
-            <w:shd w:fill="DEEAF1" w:val="clear"/>
-          </w:tcPr>
-          <w:p>
-            <w:pPr>
-              <w:spacing w:before="60" w:after="60"/>
-              <w:ind w:firstLine="0"/>
-              <w:jc w:val="center"/>
-            </w:pPr>
-            <w:r>
-              <w:rPr>
-                <w:rFonts w:ascii="Times New Roman" w:hAnsi="Times New Roman" w:eastAsia="Times New Roman"/>
-                <w:b w:val="0"/>
-                <w:i w:val="0"/>
-                <w:sz w:val="28"/>
-              </w:rPr>
-              <w:t>Mở (​source code BTL)​</w:t>
-            </w:r>
-          </w:p>
-        </w:tc>
-        <w:tc>
-          <w:tcPr>
-            <w:tcW w:type="dxa" w:w="2069"/>
-            <w:vAlign w:val="center"/>
-            <w:shd w:fill="DEEAF1" w:val="clear"/>
-          </w:tcPr>
-          <w:p>
-            <w:pPr>
-              <w:spacing w:before="60" w:after="60"/>
-              <w:ind w:firstLine="0"/>
-              <w:jc w:val="center"/>
-            </w:pPr>
-            <w:r>
-              <w:rPr>
-                <w:rFonts w:ascii="Times New Roman" w:hAnsi="Times New Roman" w:eastAsia="Times New Roman"/>
-                <w:b w:val="0"/>
-                <w:i w:val="0"/>
-                <w:sz w:val="28"/>
-              </w:rPr>
-              <w:t>Đóng</w:t>
-            </w:r>
-          </w:p>
-        </w:tc>
-        <w:tc>
-          <w:tcPr>
-            <w:tcW w:type="dxa" w:w="1512"/>
-            <w:vAlign w:val="center"/>
-            <w:shd w:fill="DEEAF1" w:val="clear"/>
-          </w:tcPr>
-          <w:p>
-            <w:pPr>
-              <w:spacing w:before="60" w:after="60"/>
-              <w:ind w:firstLine="0"/>
-              <w:jc w:val="center"/>
-            </w:pPr>
-            <w:r>
-              <w:rPr>
-                <w:rFonts w:ascii="Times New Roman" w:hAnsi="Times New Roman" w:eastAsia="Times New Roman"/>
-                <w:b w:val="0"/>
-                <w:i w:val="0"/>
-                <w:sz w:val="28"/>
-              </w:rPr>
-              <w:t>Client mở</w:t>
-            </w:r>
-          </w:p>
-        </w:tc>
-        <w:tc>
-          <w:tcPr>
-            <w:tcW w:type="dxa" w:w="1353"/>
-            <w:vAlign w:val="center"/>
-            <w:shd w:fill="DEEAF1" w:val="clear"/>
-          </w:tcPr>
-          <w:p>
-            <w:pPr>
-              <w:spacing w:before="60" w:after="60"/>
-              <w:ind w:firstLine="0"/>
-              <w:jc w:val="center"/>
-            </w:pPr>
-            <w:r>
-              <w:rPr>
-                <w:rFonts w:ascii="Times New Roman" w:hAnsi="Times New Roman" w:eastAsia="Times New Roman"/>
-                <w:b w:val="0"/>
-                <w:i w:val="0"/>
-                <w:sz w:val="28"/>
-              </w:rPr>
-              <w:t>Đóng</w:t>
-            </w:r>
-          </w:p>
-        </w:tc>
-      </w:tr>
-      <w:tr>
-        <w:tc>
-          <w:tcPr>
-            <w:tcW w:type="dxa" w:w="1353"/>
-            <w:vAlign w:val="center"/>
-          </w:tcPr>
-          <w:p>
-            <w:pPr>
-              <w:spacing w:before="60" w:after="60"/>
-              <w:ind w:firstLine="0"/>
-              <w:jc w:val="left"/>
-            </w:pPr>
-            <w:r>
-              <w:rPr>
-                <w:rFonts w:ascii="Times New Roman" w:hAnsi="Times New Roman" w:eastAsia="Times New Roman"/>
-                <w:b/>
-                <w:i w:val="0"/>
-                <w:sz w:val="28"/>
-              </w:rPr>
-              <w:t>Self-​hosted</w:t>
-            </w:r>
-          </w:p>
-        </w:tc>
-        <w:tc>
-          <w:tcPr>
-            <w:tcW w:type="dxa" w:w="2785"/>
-            <w:vAlign w:val="center"/>
-          </w:tcPr>
-          <w:p>
-            <w:pPr>
-              <w:spacing w:before="60" w:after="60"/>
-              <w:ind w:firstLine="0"/>
-              <w:jc w:val="center"/>
-            </w:pPr>
-            <w:r>
-              <w:rPr>
-                <w:rFonts w:ascii="Times New Roman" w:hAnsi="Times New Roman" w:eastAsia="Times New Roman"/>
-                <w:b w:val="0"/>
-                <w:i w:val="0"/>
-                <w:sz w:val="28"/>
-              </w:rPr>
-              <w:t>Docker Compose</w:t>
-            </w:r>
-          </w:p>
-        </w:tc>
-        <w:tc>
-          <w:tcPr>
-            <w:tcW w:type="dxa" w:w="2069"/>
-            <w:vAlign w:val="center"/>
-          </w:tcPr>
-          <w:p>
-            <w:pPr>
-              <w:spacing w:before="60" w:after="60"/>
-              <w:ind w:firstLine="0"/>
-              <w:jc w:val="center"/>
-            </w:pPr>
-            <w:r>
-              <w:rPr>
-                <w:rFonts w:ascii="Times New Roman" w:hAnsi="Times New Roman" w:eastAsia="Times New Roman"/>
-                <w:b w:val="0"/>
-                <w:i w:val="0"/>
-                <w:sz w:val="28"/>
-              </w:rPr>
-              <w:t>Không</w:t>
-            </w:r>
-          </w:p>
-        </w:tc>
-        <w:tc>
-          <w:tcPr>
-            <w:tcW w:type="dxa" w:w="1512"/>
-            <w:vAlign w:val="center"/>
-          </w:tcPr>
-          <w:p>
-            <w:pPr>
-              <w:spacing w:before="60" w:after="60"/>
-              <w:ind w:firstLine="0"/>
-              <w:jc w:val="center"/>
-            </w:pPr>
-            <w:r>
-              <w:rPr>
-                <w:rFonts w:ascii="Times New Roman" w:hAnsi="Times New Roman" w:eastAsia="Times New Roman"/>
-                <w:b w:val="0"/>
-                <w:i w:val="0"/>
-                <w:sz w:val="28"/>
-              </w:rPr>
-              <w:t>TDLib</w:t>
-            </w:r>
-          </w:p>
-        </w:tc>
-        <w:tc>
-          <w:tcPr>
-            <w:tcW w:type="dxa" w:w="1353"/>
-            <w:vAlign w:val="center"/>
-          </w:tcPr>
-          <w:p>
-            <w:pPr>
-              <w:spacing w:before="60" w:after="60"/>
-              <w:ind w:firstLine="0"/>
-              <w:jc w:val="center"/>
-            </w:pPr>
-            <w:r>
-              <w:rPr>
-                <w:rFonts w:ascii="Times New Roman" w:hAnsi="Times New Roman" w:eastAsia="Times New Roman"/>
-                <w:b w:val="0"/>
-                <w:i w:val="0"/>
-                <w:sz w:val="28"/>
-              </w:rPr>
-              <w:t>Không</w:t>
-            </w:r>
-          </w:p>
-        </w:tc>
-      </w:tr>
-      <w:tr>
-        <w:tc>
-          <w:tcPr>
-            <w:tcW w:type="dxa" w:w="1353"/>
-            <w:vAlign w:val="center"/>
-            <w:shd w:fill="DEEAF1" w:val="clear"/>
-          </w:tcPr>
-          <w:p>
-            <w:pPr>
-              <w:spacing w:before="60" w:after="60"/>
-              <w:ind w:firstLine="0"/>
-              <w:jc w:val="left"/>
-            </w:pPr>
-            <w:r>
-              <w:rPr>
-                <w:rFonts w:ascii="Times New Roman" w:hAnsi="Times New Roman" w:eastAsia="Times New Roman"/>
-                <w:b/>
-                <w:i w:val="0"/>
-                <w:sz w:val="28"/>
-              </w:rPr>
-              <w:t>Mã hóa password</w:t>
-            </w:r>
-          </w:p>
-        </w:tc>
-        <w:tc>
-          <w:tcPr>
-            <w:tcW w:type="dxa" w:w="2785"/>
-            <w:vAlign w:val="center"/>
-            <w:shd w:fill="DEEAF1" w:val="clear"/>
-          </w:tcPr>
-          <w:p>
-            <w:pPr>
-              <w:spacing w:before="60" w:after="60"/>
-              <w:ind w:firstLine="0"/>
-              <w:jc w:val="center"/>
-            </w:pPr>
-            <w:r>
-              <w:rPr>
-                <w:rFonts w:ascii="Times New Roman" w:hAnsi="Times New Roman" w:eastAsia="Times New Roman"/>
-                <w:b w:val="0"/>
-                <w:i w:val="0"/>
-                <w:sz w:val="28"/>
-              </w:rPr>
-              <w:t>Argon2 (​state-​of-​the-​art)​</w:t>
-            </w:r>
-          </w:p>
-        </w:tc>
-        <w:tc>
-          <w:tcPr>
-            <w:tcW w:type="dxa" w:w="2069"/>
-            <w:vAlign w:val="center"/>
-            <w:shd w:fill="DEEAF1" w:val="clear"/>
-          </w:tcPr>
-          <w:p>
-            <w:pPr>
-              <w:spacing w:before="60" w:after="60"/>
-              <w:ind w:firstLine="0"/>
-              <w:jc w:val="center"/>
-            </w:pPr>
-            <w:r>
-              <w:rPr>
-                <w:rFonts w:ascii="Times New Roman" w:hAnsi="Times New Roman" w:eastAsia="Times New Roman"/>
-                <w:b w:val="0"/>
-                <w:i w:val="0"/>
-                <w:sz w:val="28"/>
-              </w:rPr>
-              <w:t>Không rõ</w:t>
-            </w:r>
-          </w:p>
-        </w:tc>
-        <w:tc>
-          <w:tcPr>
-            <w:tcW w:type="dxa" w:w="1512"/>
-            <w:vAlign w:val="center"/>
-            <w:shd w:fill="DEEAF1" w:val="clear"/>
-          </w:tcPr>
-          <w:p>
-            <w:pPr>
-              <w:spacing w:before="60" w:after="60"/>
-              <w:ind w:firstLine="0"/>
-              <w:jc w:val="center"/>
-            </w:pPr>
-            <w:r>
-              <w:rPr>
-                <w:rFonts w:ascii="Times New Roman" w:hAnsi="Times New Roman" w:eastAsia="Times New Roman"/>
-                <w:b w:val="0"/>
-                <w:i w:val="0"/>
-                <w:sz w:val="28"/>
-              </w:rPr>
-              <w:t>Không rõ</w:t>
-            </w:r>
-          </w:p>
-        </w:tc>
-        <w:tc>
-          <w:tcPr>
-            <w:tcW w:type="dxa" w:w="1353"/>
-            <w:vAlign w:val="center"/>
-            <w:shd w:fill="DEEAF1" w:val="clear"/>
-          </w:tcPr>
-          <w:p>
-            <w:pPr>
-              <w:spacing w:before="60" w:after="60"/>
-              <w:ind w:firstLine="0"/>
-              <w:jc w:val="center"/>
-            </w:pPr>
-            <w:r>
-              <w:rPr>
-                <w:rFonts w:ascii="Times New Roman" w:hAnsi="Times New Roman" w:eastAsia="Times New Roman"/>
-                <w:b w:val="0"/>
-                <w:i w:val="0"/>
-                <w:sz w:val="28"/>
-              </w:rPr>
-              <w:t>Không rõ</w:t>
-            </w:r>
-          </w:p>
-        </w:tc>
-      </w:tr>
-    </w:tbl>
-    <w:p>
-      <w:pPr>
-        <w:spacing w:after="80"/>
-        <w:ind w:firstLine="0"/>
-      </w:pPr>
-    </w:p>
-    <w:p>
-      <w:pPr>
-        <w:keepNext/>
-        <w:spacing w:before="80" w:after="200"/>
-        <w:ind w:firstLine="0"/>
-        <w:jc w:val="center"/>
-      </w:pPr>
-      <w:r>
-        <w:rPr>
-          <w:rFonts w:ascii="Times New Roman" w:hAnsi="Times New Roman" w:eastAsia="Times New Roman"/>
-          <w:b/>
-          <w:i/>
-          <w:color w:val="1E1E1E"/>
-          <w:sz w:val="22"/>
-        </w:rPr>
-        <w:t xml:space="preserve">Bảng 1.4: </w:t>
-      </w:r>
-      <w:r>
-        <w:rPr>
-          <w:rFonts w:ascii="Times New Roman" w:hAnsi="Times New Roman" w:eastAsia="Times New Roman"/>
-          <w:b w:val="0"/>
-          <w:i/>
-          <w:color w:val="1E1E1E"/>
-          <w:sz w:val="22"/>
-        </w:rPr>
-        <w:t>So sánh ChatApp với các ứng dụng nhắn tin hiện có</w:t>
-      </w:r>
-    </w:p>
-    <w:p>
-      <w:pPr>
-        <w:spacing w:before="0" w:after="80" w:line="300" w:lineRule="auto"/>
-        <w:ind w:firstLine="0"/>
-        <w:jc w:val="both"/>
-      </w:pPr>
-      <w:r>
-        <w:rPr>
-          <w:rFonts w:ascii="Times New Roman" w:hAnsi="Times New Roman" w:eastAsia="Times New Roman"/>
-          <w:b/>
-          <w:i w:val="0"/>
-          <w:sz w:val="28"/>
-        </w:rPr>
-        <w:t>Điểm mạnh của Chat​App:</w:t>
-      </w:r>
-    </w:p>
-    <w:p>
-      <w:pPr>
-        <w:pStyle w:val="ListBullet"/>
-        <w:spacing w:before="20" w:after="40" w:line="300" w:lineRule="auto"/>
-        <w:ind w:firstLine="0" w:left="850"/>
-        <w:jc w:val="left"/>
-      </w:pPr>
-      <w:r>
-        <w:rPr>
-          <w:rFonts w:ascii="Times New Roman" w:hAnsi="Times New Roman" w:eastAsia="Times New Roman"/>
-          <w:b w:val="0"/>
-          <w:i w:val="0"/>
-          <w:sz w:val="28"/>
-        </w:rPr>
-        <w:t>Tích hợp AI trực tiếp vào chat (​tóm tắt, dịch thuật)​ — tính năng mà Zalo và Telegram chưa có sẵn.​</w:t>
-      </w:r>
-    </w:p>
-    <w:p>
-      <w:pPr>
-        <w:pStyle w:val="ListBullet"/>
-        <w:spacing w:before="20" w:after="40" w:line="300" w:lineRule="auto"/>
-        <w:ind w:firstLine="0" w:left="850"/>
-        <w:jc w:val="left"/>
-      </w:pPr>
-      <w:r>
-        <w:rPr>
-          <w:rFonts w:ascii="Times New Roman" w:hAnsi="Times New Roman" w:eastAsia="Times New Roman"/>
-          <w:b w:val="0"/>
-          <w:i w:val="0"/>
-          <w:sz w:val="28"/>
-        </w:rPr>
-        <w:t>Self-​hosted hoàn toàn qua Docker Compose, kiểm soát hoàn toàn dữ liệu.​</w:t>
-      </w:r>
-    </w:p>
-    <w:p>
-      <w:pPr>
-        <w:pStyle w:val="ListBullet"/>
-        <w:spacing w:before="20" w:after="40" w:line="300" w:lineRule="auto"/>
-        <w:ind w:firstLine="0" w:left="850"/>
-        <w:jc w:val="left"/>
-      </w:pPr>
-      <w:r>
-        <w:rPr>
-          <w:rFonts w:ascii="Times New Roman" w:hAnsi="Times New Roman" w:eastAsia="Times New Roman"/>
-          <w:b w:val="0"/>
-          <w:i w:val="0"/>
-          <w:sz w:val="28"/>
-        </w:rPr>
-        <w:t>Kiến trúc rõ ràng, phù hợp cho nghiên cứu và học tập kiến trúc phần mềm.​</w:t>
-      </w:r>
-    </w:p>
-    <w:p>
-      <w:pPr>
-        <w:pStyle w:val="ListBullet"/>
-        <w:spacing w:before="20" w:after="40" w:line="300" w:lineRule="auto"/>
-        <w:ind w:firstLine="0" w:left="850"/>
-        <w:jc w:val="left"/>
-      </w:pPr>
-      <w:r>
-        <w:rPr>
-          <w:rFonts w:ascii="Times New Roman" w:hAnsi="Times New Roman" w:eastAsia="Times New Roman"/>
-          <w:b w:val="0"/>
-          <w:i w:val="0"/>
-          <w:sz w:val="28"/>
-        </w:rPr>
-        <w:t>Sử dụng Argon2 (​thuật toán mã hóa mật khẩu đạt giải PHC 2015)​ — bảo mật hơn BCrypt.​</w:t>
-      </w:r>
-    </w:p>
-    <w:p>
-      <w:pPr>
-        <w:pStyle w:val="Heading2"/>
-        <w:pBdr>
-          <w:bottom w:val="single" w:sz="6" w:space="1" w:color="AECCE8"/>
-        </w:pBdr>
-      </w:pPr>
-      <w:r>
-        <w:rPr>
-          <w:rFonts w:ascii="Times New Roman" w:hAnsi="Times New Roman" w:eastAsia="Times New Roman"/>
-          <w:b/>
-          <w:i w:val="0"/>
-          <w:color w:val="1F5E9A"/>
-          <w:sz w:val="30"/>
-        </w:rPr>
-        <w:t>1.6 Các mẫu thiết kế áp dụng (Design Patterns)</w:t>
-      </w:r>
-    </w:p>
-    <w:p>
-      <w:pPr>
-        <w:spacing w:before="0" w:after="80" w:line="300" w:lineRule="auto"/>
-        <w:ind w:firstLine="720"/>
-        <w:jc w:val="both"/>
-      </w:pPr>
-      <w:r>
-        <w:rPr>
-          <w:rFonts w:ascii="Times New Roman" w:hAnsi="Times New Roman" w:eastAsia="Times New Roman"/>
-          <w:b w:val="0"/>
-          <w:i w:val="0"/>
-          <w:sz w:val="28"/>
-        </w:rPr>
-        <w:t>Hệ thống Chat​App áp dụng nhiều mẫu thiết kế (​Design Patterns)​ theo phân loại Go​F (​Gang of Four)​ và các mẫu kiến trúc phần mềm hiện đại:</w:t>
-      </w:r>
-    </w:p>
-    <w:p>
-      <w:pPr>
-        <w:pStyle w:val="Heading3"/>
-      </w:pPr>
-      <w:r>
-        <w:rPr>
-          <w:rFonts w:ascii="Times New Roman" w:hAnsi="Times New Roman" w:eastAsia="Times New Roman"/>
-          <w:b/>
-          <w:i w:val="0"/>
-          <w:color w:val="2E75B6"/>
-          <w:sz w:val="28"/>
-        </w:rPr>
-        <w:t>1.6.1 Repository Pattern</w:t>
-      </w:r>
-    </w:p>
-    <w:p>
-      <w:pPr>
-        <w:pStyle w:val="ListBullet"/>
-        <w:spacing w:before="20" w:after="40" w:line="300" w:lineRule="auto"/>
-        <w:ind w:firstLine="0" w:left="850"/>
-        <w:jc w:val="left"/>
-      </w:pPr>
-      <w:r>
-        <w:rPr>
-          <w:rFonts w:ascii="Times New Roman" w:hAnsi="Times New Roman" w:eastAsia="Times New Roman"/>
-          <w:b w:val="0"/>
-          <w:i w:val="0"/>
-          <w:sz w:val="28"/>
-        </w:rPr>
-        <w:t>Áp dụng: Tất cả JPA Repositories (​User​Repository, Chat​Room​Repository, Invitation​Repository, v.​v.​)​</w:t>
-      </w:r>
-    </w:p>
-    <w:p>
-      <w:pPr>
-        <w:pStyle w:val="ListBullet"/>
-        <w:spacing w:before="20" w:after="40" w:line="300" w:lineRule="auto"/>
-        <w:ind w:firstLine="0" w:left="850"/>
-        <w:jc w:val="left"/>
-      </w:pPr>
-      <w:r>
-        <w:rPr>
-          <w:rFonts w:ascii="Times New Roman" w:hAnsi="Times New Roman" w:eastAsia="Times New Roman"/>
-          <w:b w:val="0"/>
-          <w:i w:val="0"/>
-          <w:sz w:val="28"/>
-        </w:rPr>
-        <w:t>Mục đích: Tách biệt logic truy cập dữ liệu khỏi business logic, cho phép thay đổi database engine mà không ảnh hưởng service layer.​</w:t>
-      </w:r>
-    </w:p>
-    <w:p>
-      <w:pPr>
-        <w:pStyle w:val="ListBullet"/>
-        <w:spacing w:before="20" w:after="40" w:line="300" w:lineRule="auto"/>
-        <w:ind w:firstLine="0" w:left="850"/>
-        <w:jc w:val="left"/>
-      </w:pPr>
-      <w:r>
-        <w:rPr>
-          <w:rFonts w:ascii="Times New Roman" w:hAnsi="Times New Roman" w:eastAsia="Times New Roman"/>
-          <w:b w:val="0"/>
-          <w:i w:val="0"/>
-          <w:sz w:val="28"/>
-        </w:rPr>
-        <w:t>Ví dụ: User​Repository.​find​By​Username(​username)​ trả về Optional&lt;User&gt;, service layer không cần biết cách truy vấn SQL.​</w:t>
-      </w:r>
-    </w:p>
-    <w:p>
-      <w:pPr>
-        <w:pStyle w:val="Heading3"/>
-      </w:pPr>
-      <w:r>
-        <w:rPr>
-          <w:rFonts w:ascii="Times New Roman" w:hAnsi="Times New Roman" w:eastAsia="Times New Roman"/>
-          <w:b/>
-          <w:i w:val="0"/>
-          <w:color w:val="2E75B6"/>
-          <w:sz w:val="28"/>
-        </w:rPr>
-        <w:t>1.6.2 Service Layer Pattern</w:t>
-      </w:r>
-    </w:p>
-    <w:p>
-      <w:pPr>
-        <w:pStyle w:val="ListBullet"/>
-        <w:spacing w:before="20" w:after="40" w:line="300" w:lineRule="auto"/>
-        <w:ind w:firstLine="0" w:left="850"/>
-        <w:jc w:val="left"/>
-      </w:pPr>
-      <w:r>
-        <w:rPr>
-          <w:rFonts w:ascii="Times New Roman" w:hAnsi="Times New Roman" w:eastAsia="Times New Roman"/>
-          <w:b w:val="0"/>
-          <w:i w:val="0"/>
-          <w:sz w:val="28"/>
-        </w:rPr>
-        <w:t>Áp dụng: Tất cả Service classes (​User​Service, Message​Service, Group​Chat​Service, Chatbot​Service, v.​v.​)​</w:t>
-      </w:r>
-    </w:p>
-    <w:p>
-      <w:pPr>
-        <w:pStyle w:val="ListBullet"/>
-        <w:spacing w:before="20" w:after="40" w:line="300" w:lineRule="auto"/>
-        <w:ind w:firstLine="0" w:left="850"/>
-        <w:jc w:val="left"/>
-      </w:pPr>
-      <w:r>
-        <w:rPr>
-          <w:rFonts w:ascii="Times New Roman" w:hAnsi="Times New Roman" w:eastAsia="Times New Roman"/>
-          <w:b w:val="0"/>
-          <w:i w:val="0"/>
-          <w:sz w:val="28"/>
-        </w:rPr>
-        <w:t>Mục đích: Đóng gói business logic vào các service riêng biệt, mỗi service đảm nhiệm một nhóm chức năng.​</w:t>
-      </w:r>
-    </w:p>
-    <w:p>
-      <w:pPr>
-        <w:pStyle w:val="ListBullet"/>
-        <w:spacing w:before="20" w:after="40" w:line="300" w:lineRule="auto"/>
-        <w:ind w:firstLine="0" w:left="850"/>
-        <w:jc w:val="left"/>
-      </w:pPr>
-      <w:r>
-        <w:rPr>
-          <w:rFonts w:ascii="Times New Roman" w:hAnsi="Times New Roman" w:eastAsia="Times New Roman"/>
-          <w:b w:val="0"/>
-          <w:i w:val="0"/>
-          <w:sz w:val="28"/>
-        </w:rPr>
-        <w:t>Ví dụ: Message​Service xử lý gửi/​nhận/​sửa/​xóa tin nhắn, ủy quyền cho Message​Changes​Service và Message​Check​Service.​</w:t>
-      </w:r>
-    </w:p>
-    <w:p>
-      <w:pPr>
-        <w:pStyle w:val="Heading3"/>
-      </w:pPr>
-      <w:r>
-        <w:rPr>
-          <w:rFonts w:ascii="Times New Roman" w:hAnsi="Times New Roman" w:eastAsia="Times New Roman"/>
-          <w:b/>
-          <w:i w:val="0"/>
-          <w:color w:val="2E75B6"/>
-          <w:sz w:val="28"/>
-        </w:rPr>
-        <w:t>1.6.3 DTO Pattern (Data Transfer Object)</w:t>
-      </w:r>
-    </w:p>
-    <w:p>
-      <w:pPr>
-        <w:pStyle w:val="ListBullet"/>
-        <w:spacing w:before="20" w:after="40" w:line="300" w:lineRule="auto"/>
-        <w:ind w:firstLine="0" w:left="850"/>
-        <w:jc w:val="left"/>
-      </w:pPr>
-      <w:r>
-        <w:rPr>
-          <w:rFonts w:ascii="Times New Roman" w:hAnsi="Times New Roman" w:eastAsia="Times New Roman"/>
-          <w:b w:val="0"/>
-          <w:i w:val="0"/>
-          <w:sz w:val="28"/>
-        </w:rPr>
-        <w:t>Áp dụng: Toàn bộ DTO classes (​User​Dto, Message​Send​Dto, Group​Chat​Create​Dto, Chatbot​Stream​Request​Dto, v.​v.​)​</w:t>
-      </w:r>
-    </w:p>
-    <w:p>
-      <w:pPr>
-        <w:pStyle w:val="ListBullet"/>
-        <w:spacing w:before="20" w:after="40" w:line="300" w:lineRule="auto"/>
-        <w:ind w:firstLine="0" w:left="850"/>
-        <w:jc w:val="left"/>
-      </w:pPr>
-      <w:r>
-        <w:rPr>
-          <w:rFonts w:ascii="Times New Roman" w:hAnsi="Times New Roman" w:eastAsia="Times New Roman"/>
-          <w:b w:val="0"/>
-          <w:i w:val="0"/>
-          <w:sz w:val="28"/>
-        </w:rPr>
-        <w:t>Mục đích: Tách biệt domain model khỏi API contract, chỉ truyền dữ liệu cần thiết qua network.​</w:t>
-      </w:r>
-    </w:p>
-    <w:p>
-      <w:pPr>
-        <w:pStyle w:val="ListBullet"/>
-        <w:spacing w:before="20" w:after="40" w:line="300" w:lineRule="auto"/>
-        <w:ind w:firstLine="0" w:left="850"/>
-        <w:jc w:val="left"/>
-      </w:pPr>
-      <w:r>
-        <w:rPr>
-          <w:rFonts w:ascii="Times New Roman" w:hAnsi="Times New Roman" w:eastAsia="Times New Roman"/>
-          <w:b w:val="0"/>
-          <w:i w:val="0"/>
-          <w:sz w:val="28"/>
-        </w:rPr>
-        <w:t>Ví dụ: Message​Send​Dto chỉ chứa message và attachments, không expose internal fields như id, sender, sent​On.​</w:t>
-      </w:r>
-    </w:p>
-    <w:p>
-      <w:pPr>
-        <w:pStyle w:val="Heading3"/>
-      </w:pPr>
-      <w:r>
-        <w:rPr>
-          <w:rFonts w:ascii="Times New Roman" w:hAnsi="Times New Roman" w:eastAsia="Times New Roman"/>
-          <w:b/>
-          <w:i w:val="0"/>
-          <w:color w:val="2E75B6"/>
-          <w:sz w:val="28"/>
-        </w:rPr>
-        <w:t>1.6.4 Observer Pattern (Pub/Sub)</w:t>
-      </w:r>
-    </w:p>
-    <w:p>
-      <w:pPr>
-        <w:pStyle w:val="ListBullet"/>
-        <w:spacing w:before="20" w:after="40" w:line="300" w:lineRule="auto"/>
-        <w:ind w:firstLine="0" w:left="850"/>
-        <w:jc w:val="left"/>
-      </w:pPr>
-      <w:r>
-        <w:rPr>
-          <w:rFonts w:ascii="Times New Roman" w:hAnsi="Times New Roman" w:eastAsia="Times New Roman"/>
-          <w:b w:val="0"/>
-          <w:i w:val="0"/>
-          <w:sz w:val="28"/>
-        </w:rPr>
-        <w:t>Áp dụng: STOMP Web​Socket messaging, FCM push notification</w:t>
-      </w:r>
-    </w:p>
-    <w:p>
-      <w:pPr>
-        <w:pStyle w:val="ListBullet"/>
-        <w:spacing w:before="20" w:after="40" w:line="300" w:lineRule="auto"/>
-        <w:ind w:firstLine="0" w:left="850"/>
-        <w:jc w:val="left"/>
-      </w:pPr>
-      <w:r>
-        <w:rPr>
-          <w:rFonts w:ascii="Times New Roman" w:hAnsi="Times New Roman" w:eastAsia="Times New Roman"/>
-          <w:b w:val="0"/>
-          <w:i w:val="0"/>
-          <w:sz w:val="28"/>
-        </w:rPr>
-        <w:t>Mục đích: Gửi thông báo realtime đến nhiều subscriber mà không cần coupling trực tiếp.​</w:t>
-      </w:r>
-    </w:p>
-    <w:p>
-      <w:pPr>
-        <w:pStyle w:val="ListBullet"/>
-        <w:spacing w:before="20" w:after="40" w:line="300" w:lineRule="auto"/>
-        <w:ind w:firstLine="0" w:left="850"/>
-        <w:jc w:val="left"/>
-      </w:pPr>
-      <w:r>
-        <w:rPr>
-          <w:rFonts w:ascii="Times New Roman" w:hAnsi="Times New Roman" w:eastAsia="Times New Roman"/>
-          <w:b w:val="0"/>
-          <w:i w:val="0"/>
-          <w:sz w:val="28"/>
-        </w:rPr>
-        <w:t>Ví dụ: Khi gửi tin nhắn, Message​Service publish message đến STOMP topic /​queue/​chat/​{​room​Id}​, tất cả subscribers trong room đều nhận được.​</w:t>
-      </w:r>
-    </w:p>
-    <w:p>
-      <w:pPr>
-        <w:pStyle w:val="Heading3"/>
-      </w:pPr>
-      <w:r>
-        <w:rPr>
-          <w:rFonts w:ascii="Times New Roman" w:hAnsi="Times New Roman" w:eastAsia="Times New Roman"/>
-          <w:b/>
-          <w:i w:val="0"/>
-          <w:color w:val="2E75B6"/>
-          <w:sz w:val="28"/>
-        </w:rPr>
-        <w:t>1.6.5 Strategy Pattern</w:t>
-      </w:r>
-    </w:p>
-    <w:p>
-      <w:pPr>
-        <w:pStyle w:val="ListBullet"/>
-        <w:spacing w:before="20" w:after="40" w:line="300" w:lineRule="auto"/>
-        <w:ind w:firstLine="0" w:left="850"/>
-        <w:jc w:val="left"/>
-      </w:pPr>
-      <w:r>
-        <w:rPr>
-          <w:rFonts w:ascii="Times New Roman" w:hAnsi="Times New Roman" w:eastAsia="Times New Roman"/>
-          <w:b w:val="0"/>
-          <w:i w:val="0"/>
-          <w:sz w:val="28"/>
-        </w:rPr>
-        <w:t>Áp dụng: File​Type​Service — phân loại file dựa trên extension</w:t>
-      </w:r>
-    </w:p>
-    <w:p>
-      <w:pPr>
-        <w:pStyle w:val="ListBullet"/>
-        <w:spacing w:before="20" w:after="40" w:line="300" w:lineRule="auto"/>
-        <w:ind w:firstLine="0" w:left="850"/>
-        <w:jc w:val="left"/>
-      </w:pPr>
-      <w:r>
-        <w:rPr>
-          <w:rFonts w:ascii="Times New Roman" w:hAnsi="Times New Roman" w:eastAsia="Times New Roman"/>
-          <w:b w:val="0"/>
-          <w:i w:val="0"/>
-          <w:sz w:val="28"/>
-        </w:rPr>
-        <w:t>Mục đích: Cho phép thay đổi cách phân loại file mà không ảnh hưởng logic upload.​</w:t>
-      </w:r>
-    </w:p>
-    <w:p>
-      <w:pPr>
-        <w:pStyle w:val="ListBullet"/>
-        <w:spacing w:before="20" w:after="40" w:line="300" w:lineRule="auto"/>
-        <w:ind w:firstLine="0" w:left="850"/>
-        <w:jc w:val="left"/>
-      </w:pPr>
-      <w:r>
-        <w:rPr>
-          <w:rFonts w:ascii="Times New Roman" w:hAnsi="Times New Roman" w:eastAsia="Times New Roman"/>
-          <w:b w:val="0"/>
-          <w:i w:val="0"/>
-          <w:sz w:val="28"/>
-        </w:rPr>
-        <w:t>Ví dụ: File​Type​Service.​determine​File​Type(​"photo.​jpg")​ → File​Type.​IMAGE, determine​File​Type(​"report.​pdf")​ → File​Type.​DOCUMENT.​</w:t>
-      </w:r>
-    </w:p>
-    <w:p>
-      <w:pPr>
-        <w:pStyle w:val="Heading3"/>
-      </w:pPr>
-      <w:r>
-        <w:rPr>
-          <w:rFonts w:ascii="Times New Roman" w:hAnsi="Times New Roman" w:eastAsia="Times New Roman"/>
-          <w:b/>
-          <w:i w:val="0"/>
-          <w:color w:val="2E75B6"/>
-          <w:sz w:val="28"/>
-        </w:rPr>
-        <w:t>1.6.6 Proxy Pattern</w:t>
-      </w:r>
-    </w:p>
-    <w:p>
-      <w:pPr>
-        <w:pStyle w:val="ListBullet"/>
-        <w:spacing w:before="20" w:after="40" w:line="300" w:lineRule="auto"/>
-        <w:ind w:firstLine="0" w:left="850"/>
-        <w:jc w:val="left"/>
-      </w:pPr>
-      <w:r>
-        <w:rPr>
-          <w:rFonts w:ascii="Times New Roman" w:hAnsi="Times New Roman" w:eastAsia="Times New Roman"/>
-          <w:b w:val="0"/>
-          <w:i w:val="0"/>
-          <w:sz w:val="28"/>
-        </w:rPr>
-        <w:t>Áp dụng: Caddy reverse proxy, Spring Security filter chain</w:t>
-      </w:r>
-    </w:p>
-    <w:p>
-      <w:pPr>
-        <w:pStyle w:val="ListBullet"/>
-        <w:spacing w:before="20" w:after="40" w:line="300" w:lineRule="auto"/>
-        <w:ind w:firstLine="0" w:left="850"/>
-        <w:jc w:val="left"/>
-      </w:pPr>
-      <w:r>
-        <w:rPr>
-          <w:rFonts w:ascii="Times New Roman" w:hAnsi="Times New Roman" w:eastAsia="Times New Roman"/>
-          <w:b w:val="0"/>
-          <w:i w:val="0"/>
-          <w:sz w:val="28"/>
-        </w:rPr>
-        <w:t>Mục đích: Kiểm soát truy cập, routing, và xác thực trước khi request đến ứng dụng.​</w:t>
-      </w:r>
-    </w:p>
-    <w:p>
-      <w:pPr>
-        <w:pStyle w:val="ListBullet"/>
-        <w:spacing w:before="20" w:after="40" w:line="300" w:lineRule="auto"/>
-        <w:ind w:firstLine="0" w:left="850"/>
-        <w:jc w:val="left"/>
-      </w:pPr>
-      <w:r>
-        <w:rPr>
-          <w:rFonts w:ascii="Times New Roman" w:hAnsi="Times New Roman" w:eastAsia="Times New Roman"/>
-          <w:b w:val="0"/>
-          <w:i w:val="0"/>
-          <w:sz w:val="28"/>
-        </w:rPr>
-        <w:t>Ví dụ: Caddy nhận request tại :8080, route /​api/​ → Spring Boot, /​storage/​ → Versity​GW.​</w:t>
-      </w:r>
-    </w:p>
-    <w:p>
-      <w:pPr>
-        <w:pStyle w:val="Heading3"/>
-      </w:pPr>
-      <w:r>
-        <w:rPr>
-          <w:rFonts w:ascii="Times New Roman" w:hAnsi="Times New Roman" w:eastAsia="Times New Roman"/>
-          <w:b/>
-          <w:i w:val="0"/>
-          <w:color w:val="2E75B6"/>
-          <w:sz w:val="28"/>
-        </w:rPr>
-        <w:t>1.6.7 Builder Pattern</w:t>
-      </w:r>
-    </w:p>
-    <w:p>
-      <w:pPr>
-        <w:pStyle w:val="ListBullet"/>
-        <w:spacing w:before="20" w:after="40" w:line="300" w:lineRule="auto"/>
-        <w:ind w:firstLine="0" w:left="850"/>
-        <w:jc w:val="left"/>
-      </w:pPr>
-      <w:r>
-        <w:rPr>
-          <w:rFonts w:ascii="Times New Roman" w:hAnsi="Times New Roman" w:eastAsia="Times New Roman"/>
-          <w:b w:val="0"/>
-          <w:i w:val="0"/>
-          <w:sz w:val="28"/>
-        </w:rPr>
-        <w:t>Áp dụng: Prompt construction trong Prompt​Service, DTO builders</w:t>
-      </w:r>
-    </w:p>
-    <w:p>
-      <w:pPr>
-        <w:pStyle w:val="ListBullet"/>
-        <w:spacing w:before="20" w:after="40" w:line="300" w:lineRule="auto"/>
-        <w:ind w:firstLine="0" w:left="850"/>
-        <w:jc w:val="left"/>
-      </w:pPr>
-      <w:r>
-        <w:rPr>
-          <w:rFonts w:ascii="Times New Roman" w:hAnsi="Times New Roman" w:eastAsia="Times New Roman"/>
-          <w:b w:val="0"/>
-          <w:i w:val="0"/>
-          <w:sz w:val="28"/>
-        </w:rPr>
-        <w:t>Mục đích: Xây dựng đối tượng phức tạp từng bước.​</w:t>
-      </w:r>
-    </w:p>
-    <w:p>
-      <w:pPr>
-        <w:pStyle w:val="ListBullet"/>
-        <w:spacing w:before="20" w:after="40" w:line="300" w:lineRule="auto"/>
-        <w:ind w:firstLine="0" w:left="850"/>
-        <w:jc w:val="left"/>
-      </w:pPr>
-      <w:r>
-        <w:rPr>
-          <w:rFonts w:ascii="Times New Roman" w:hAnsi="Times New Roman" w:eastAsia="Times New Roman"/>
-          <w:b w:val="0"/>
-          <w:i w:val="0"/>
-          <w:sz w:val="28"/>
-        </w:rPr>
-        <w:t>Ví dụ: Prompt​Service.​build​Translation​Prompt(​)​ sử dụng build​String {​}​ để tạo prompt có cấu trúc rõ ràng.​</w:t>
-      </w:r>
-    </w:p>
-    <w:tbl>
-      <w:tblPr>
-        <w:tblStyle w:val="TableGrid"/>
-        <w:tblW w:type="auto" w:w="0"/>
-        <w:jc w:val="center"/>
-        <w:tblLook w:firstColumn="1" w:firstRow="1" w:lastColumn="0" w:lastRow="0" w:noHBand="0" w:noVBand="1" w:val="04A0"/>
-      </w:tblPr>
-      <w:tblGrid>
-        <w:gridCol w:w="2351"/>
-        <w:gridCol w:w="2351"/>
-        <w:gridCol w:w="2351"/>
-        <w:gridCol w:w="2351"/>
-      </w:tblGrid>
-      <w:tr>
-        <w:tc>
-          <w:tcPr>
-            <w:tcW w:type="dxa" w:w="1572"/>
-            <w:vAlign w:val="center"/>
-            <w:shd w:fill="2E75B6" w:val="clear"/>
-          </w:tcPr>
-          <w:p>
-            <w:pPr>
-              <w:spacing w:before="100" w:after="100"/>
-              <w:ind w:firstLine="0"/>
-              <w:jc w:val="center"/>
-            </w:pPr>
-            <w:r>
-              <w:rPr>
-                <w:rFonts w:ascii="Times New Roman" w:hAnsi="Times New Roman" w:eastAsia="Times New Roman"/>
-                <w:b/>
-                <w:i w:val="0"/>
-                <w:color w:val="FFFFFF"/>
-                <w:sz w:val="28"/>
-              </w:rPr>
-              <w:t>Mẫu thiết kế</w:t>
-            </w:r>
-          </w:p>
-        </w:tc>
-        <w:tc>
-          <w:tcPr>
-            <w:tcW w:type="dxa" w:w="1572"/>
-            <w:vAlign w:val="center"/>
-            <w:shd w:fill="2E75B6" w:val="clear"/>
-          </w:tcPr>
-          <w:p>
-            <w:pPr>
-              <w:spacing w:before="100" w:after="100"/>
-              <w:ind w:firstLine="0"/>
-              <w:jc w:val="center"/>
-            </w:pPr>
-            <w:r>
-              <w:rPr>
-                <w:rFonts w:ascii="Times New Roman" w:hAnsi="Times New Roman" w:eastAsia="Times New Roman"/>
-                <w:b/>
-                <w:i w:val="0"/>
-                <w:color w:val="FFFFFF"/>
-                <w:sz w:val="28"/>
-              </w:rPr>
-              <w:t>Loại (​Go​F)​</w:t>
-            </w:r>
-          </w:p>
-        </w:tc>
-        <w:tc>
-          <w:tcPr>
-            <w:tcW w:type="dxa" w:w="2419"/>
-            <w:vAlign w:val="center"/>
-            <w:shd w:fill="2E75B6" w:val="clear"/>
-          </w:tcPr>
-          <w:p>
-            <w:pPr>
-              <w:spacing w:before="100" w:after="100"/>
-              <w:ind w:firstLine="0"/>
-              <w:jc w:val="center"/>
-            </w:pPr>
-            <w:r>
-              <w:rPr>
-                <w:rFonts w:ascii="Times New Roman" w:hAnsi="Times New Roman" w:eastAsia="Times New Roman"/>
-                <w:b/>
-                <w:i w:val="0"/>
-                <w:color w:val="FFFFFF"/>
-                <w:sz w:val="28"/>
-              </w:rPr>
-              <w:t>Vị trí áp dụng</w:t>
-            </w:r>
-          </w:p>
-        </w:tc>
-        <w:tc>
-          <w:tcPr>
-            <w:tcW w:type="dxa" w:w="3507"/>
-            <w:vAlign w:val="center"/>
-            <w:shd w:fill="2E75B6" w:val="clear"/>
-          </w:tcPr>
-          <w:p>
-            <w:pPr>
-              <w:spacing w:before="100" w:after="100"/>
-              <w:ind w:firstLine="0"/>
-              <w:jc w:val="center"/>
-            </w:pPr>
-            <w:r>
-              <w:rPr>
-                <w:rFonts w:ascii="Times New Roman" w:hAnsi="Times New Roman" w:eastAsia="Times New Roman"/>
-                <w:b/>
-                <w:i w:val="0"/>
-                <w:color w:val="FFFFFF"/>
-                <w:sz w:val="28"/>
-              </w:rPr>
-              <w:t>Lợi ích chính</w:t>
-            </w:r>
-          </w:p>
-        </w:tc>
-      </w:tr>
-      <w:tr>
-        <w:tc>
-          <w:tcPr>
-            <w:tcW w:type="dxa" w:w="1572"/>
-            <w:vAlign w:val="center"/>
-          </w:tcPr>
-          <w:p>
-            <w:pPr>
-              <w:spacing w:before="60" w:after="60"/>
-              <w:ind w:firstLine="0"/>
-              <w:jc w:val="left"/>
-            </w:pPr>
-            <w:r>
-              <w:rPr>
-                <w:rFonts w:ascii="Times New Roman" w:hAnsi="Times New Roman" w:eastAsia="Times New Roman"/>
-                <w:b/>
-                <w:i w:val="0"/>
-                <w:sz w:val="28"/>
-              </w:rPr>
-              <w:t>Repository</w:t>
-            </w:r>
-          </w:p>
-        </w:tc>
-        <w:tc>
-          <w:tcPr>
-            <w:tcW w:type="dxa" w:w="1572"/>
-            <w:vAlign w:val="center"/>
-          </w:tcPr>
-          <w:p>
-            <w:pPr>
-              <w:spacing w:before="60" w:after="60"/>
-              <w:ind w:firstLine="0"/>
-              <w:jc w:val="center"/>
-            </w:pPr>
-            <w:r>
-              <w:rPr>
-                <w:rFonts w:ascii="Times New Roman" w:hAnsi="Times New Roman" w:eastAsia="Times New Roman"/>
-                <w:b w:val="0"/>
-                <w:i w:val="0"/>
-                <w:sz w:val="28"/>
-              </w:rPr>
-              <w:t>Structural</w:t>
-            </w:r>
-          </w:p>
-        </w:tc>
-        <w:tc>
-          <w:tcPr>
-            <w:tcW w:type="dxa" w:w="2419"/>
-            <w:vAlign w:val="center"/>
-          </w:tcPr>
-          <w:p>
-            <w:pPr>
-              <w:spacing w:before="60" w:after="60"/>
-              <w:ind w:firstLine="0"/>
-              <w:jc w:val="center"/>
-            </w:pPr>
-            <w:r>
-              <w:rPr>
-                <w:rFonts w:ascii="Times New Roman" w:hAnsi="Times New Roman" w:eastAsia="Times New Roman"/>
-                <w:b w:val="0"/>
-                <w:i w:val="0"/>
-                <w:sz w:val="28"/>
-              </w:rPr>
-              <w:t>JPA Repositories</w:t>
-            </w:r>
-          </w:p>
-        </w:tc>
-        <w:tc>
-          <w:tcPr>
-            <w:tcW w:type="dxa" w:w="3507"/>
-            <w:vAlign w:val="center"/>
-          </w:tcPr>
-          <w:p>
-            <w:pPr>
-              <w:spacing w:before="60" w:after="60"/>
-              <w:ind w:firstLine="0"/>
-              <w:jc w:val="center"/>
-            </w:pPr>
-            <w:r>
-              <w:rPr>
-                <w:rFonts w:ascii="Times New Roman" w:hAnsi="Times New Roman" w:eastAsia="Times New Roman"/>
-                <w:b w:val="0"/>
-                <w:i w:val="0"/>
-                <w:sz w:val="28"/>
-              </w:rPr>
-              <w:t>Tách data access, testability</w:t>
-            </w:r>
-          </w:p>
-        </w:tc>
-      </w:tr>
-      <w:tr>
-        <w:tc>
-          <w:tcPr>
-            <w:tcW w:type="dxa" w:w="1572"/>
-            <w:vAlign w:val="center"/>
-            <w:shd w:fill="DEEAF1" w:val="clear"/>
-          </w:tcPr>
-          <w:p>
-            <w:pPr>
-              <w:spacing w:before="60" w:after="60"/>
-              <w:ind w:firstLine="0"/>
-              <w:jc w:val="left"/>
-            </w:pPr>
-            <w:r>
-              <w:rPr>
-                <w:rFonts w:ascii="Times New Roman" w:hAnsi="Times New Roman" w:eastAsia="Times New Roman"/>
-                <w:b/>
-                <w:i w:val="0"/>
-                <w:sz w:val="28"/>
-              </w:rPr>
-              <w:t>Service Layer</w:t>
-            </w:r>
-          </w:p>
-        </w:tc>
-        <w:tc>
-          <w:tcPr>
-            <w:tcW w:type="dxa" w:w="1572"/>
-            <w:vAlign w:val="center"/>
-            <w:shd w:fill="DEEAF1" w:val="clear"/>
-          </w:tcPr>
-          <w:p>
-            <w:pPr>
-              <w:spacing w:before="60" w:after="60"/>
-              <w:ind w:firstLine="0"/>
-              <w:jc w:val="center"/>
-            </w:pPr>
-            <w:r>
-              <w:rPr>
-                <w:rFonts w:ascii="Times New Roman" w:hAnsi="Times New Roman" w:eastAsia="Times New Roman"/>
-                <w:b w:val="0"/>
-                <w:i w:val="0"/>
-                <w:sz w:val="28"/>
-              </w:rPr>
-              <w:t>Architectural</w:t>
-            </w:r>
-          </w:p>
-        </w:tc>
-        <w:tc>
-          <w:tcPr>
-            <w:tcW w:type="dxa" w:w="2419"/>
-            <w:vAlign w:val="center"/>
-            <w:shd w:fill="DEEAF1" w:val="clear"/>
-          </w:tcPr>
-          <w:p>
-            <w:pPr>
-              <w:spacing w:before="60" w:after="60"/>
-              <w:ind w:firstLine="0"/>
-              <w:jc w:val="center"/>
-            </w:pPr>
-            <w:r>
-              <w:rPr>
-                <w:rFonts w:ascii="Times New Roman" w:hAnsi="Times New Roman" w:eastAsia="Times New Roman"/>
-                <w:b w:val="0"/>
-                <w:i w:val="0"/>
-                <w:sz w:val="28"/>
-              </w:rPr>
-              <w:t>Service classes</w:t>
-            </w:r>
-          </w:p>
-        </w:tc>
-        <w:tc>
-          <w:tcPr>
-            <w:tcW w:type="dxa" w:w="3507"/>
-            <w:vAlign w:val="center"/>
-            <w:shd w:fill="DEEAF1" w:val="clear"/>
-          </w:tcPr>
-          <w:p>
-            <w:pPr>
-              <w:spacing w:before="60" w:after="60"/>
-              <w:ind w:firstLine="0"/>
-              <w:jc w:val="center"/>
-            </w:pPr>
-            <w:r>
-              <w:rPr>
-                <w:rFonts w:ascii="Times New Roman" w:hAnsi="Times New Roman" w:eastAsia="Times New Roman"/>
-                <w:b w:val="0"/>
-                <w:i w:val="0"/>
-                <w:sz w:val="28"/>
-              </w:rPr>
-              <w:t>Single Responsibility</w:t>
-            </w:r>
-          </w:p>
-        </w:tc>
-      </w:tr>
-      <w:tr>
-        <w:tc>
-          <w:tcPr>
-            <w:tcW w:type="dxa" w:w="1572"/>
-            <w:vAlign w:val="center"/>
-          </w:tcPr>
-          <w:p>
-            <w:pPr>
-              <w:spacing w:before="60" w:after="60"/>
-              <w:ind w:firstLine="0"/>
-              <w:jc w:val="left"/>
-            </w:pPr>
-            <w:r>
-              <w:rPr>
-                <w:rFonts w:ascii="Times New Roman" w:hAnsi="Times New Roman" w:eastAsia="Times New Roman"/>
-                <w:b/>
-                <w:i w:val="0"/>
-                <w:sz w:val="28"/>
-              </w:rPr>
-              <w:t>DTO</w:t>
-            </w:r>
-          </w:p>
-        </w:tc>
-        <w:tc>
-          <w:tcPr>
-            <w:tcW w:type="dxa" w:w="1572"/>
-            <w:vAlign w:val="center"/>
-          </w:tcPr>
-          <w:p>
-            <w:pPr>
-              <w:spacing w:before="60" w:after="60"/>
-              <w:ind w:firstLine="0"/>
-              <w:jc w:val="center"/>
-            </w:pPr>
-            <w:r>
-              <w:rPr>
-                <w:rFonts w:ascii="Times New Roman" w:hAnsi="Times New Roman" w:eastAsia="Times New Roman"/>
-                <w:b w:val="0"/>
-                <w:i w:val="0"/>
-                <w:sz w:val="28"/>
-              </w:rPr>
-              <w:t>Structural</w:t>
-            </w:r>
-          </w:p>
-        </w:tc>
-        <w:tc>
-          <w:tcPr>
-            <w:tcW w:type="dxa" w:w="2419"/>
-            <w:vAlign w:val="center"/>
-          </w:tcPr>
-          <w:p>
-            <w:pPr>
-              <w:spacing w:before="60" w:after="60"/>
-              <w:ind w:firstLine="0"/>
-              <w:jc w:val="center"/>
-            </w:pPr>
-            <w:r>
-              <w:rPr>
-                <w:rFonts w:ascii="Times New Roman" w:hAnsi="Times New Roman" w:eastAsia="Times New Roman"/>
-                <w:b w:val="0"/>
-                <w:i w:val="0"/>
-                <w:sz w:val="28"/>
-              </w:rPr>
-              <w:t>API request/​response</w:t>
-            </w:r>
-          </w:p>
-        </w:tc>
-        <w:tc>
-          <w:tcPr>
-            <w:tcW w:type="dxa" w:w="3507"/>
-            <w:vAlign w:val="center"/>
-          </w:tcPr>
-          <w:p>
-            <w:pPr>
-              <w:spacing w:before="60" w:after="60"/>
-              <w:ind w:firstLine="0"/>
-              <w:jc w:val="center"/>
-            </w:pPr>
-            <w:r>
-              <w:rPr>
-                <w:rFonts w:ascii="Times New Roman" w:hAnsi="Times New Roman" w:eastAsia="Times New Roman"/>
-                <w:b w:val="0"/>
-                <w:i w:val="0"/>
-                <w:sz w:val="28"/>
-              </w:rPr>
-              <w:t>Bảo vệ domain model</w:t>
-            </w:r>
-          </w:p>
-        </w:tc>
-      </w:tr>
-      <w:tr>
-        <w:tc>
-          <w:tcPr>
-            <w:tcW w:type="dxa" w:w="1572"/>
-            <w:vAlign w:val="center"/>
-            <w:shd w:fill="DEEAF1" w:val="clear"/>
-          </w:tcPr>
-          <w:p>
-            <w:pPr>
-              <w:spacing w:before="60" w:after="60"/>
-              <w:ind w:firstLine="0"/>
-              <w:jc w:val="left"/>
-            </w:pPr>
-            <w:r>
-              <w:rPr>
-                <w:rFonts w:ascii="Times New Roman" w:hAnsi="Times New Roman" w:eastAsia="Times New Roman"/>
-                <w:b/>
-                <w:i w:val="0"/>
-                <w:sz w:val="28"/>
-              </w:rPr>
-              <w:t>Observer</w:t>
-            </w:r>
-          </w:p>
-        </w:tc>
-        <w:tc>
-          <w:tcPr>
-            <w:tcW w:type="dxa" w:w="1572"/>
-            <w:vAlign w:val="center"/>
-            <w:shd w:fill="DEEAF1" w:val="clear"/>
-          </w:tcPr>
-          <w:p>
-            <w:pPr>
-              <w:spacing w:before="60" w:after="60"/>
-              <w:ind w:firstLine="0"/>
-              <w:jc w:val="center"/>
-            </w:pPr>
-            <w:r>
-              <w:rPr>
-                <w:rFonts w:ascii="Times New Roman" w:hAnsi="Times New Roman" w:eastAsia="Times New Roman"/>
-                <w:b w:val="0"/>
-                <w:i w:val="0"/>
-                <w:sz w:val="28"/>
-              </w:rPr>
-              <w:t>Behavioral</w:t>
-            </w:r>
-          </w:p>
-        </w:tc>
-        <w:tc>
-          <w:tcPr>
-            <w:tcW w:type="dxa" w:w="2419"/>
-            <w:vAlign w:val="center"/>
-            <w:shd w:fill="DEEAF1" w:val="clear"/>
-          </w:tcPr>
-          <w:p>
-            <w:pPr>
-              <w:spacing w:before="60" w:after="60"/>
-              <w:ind w:firstLine="0"/>
-              <w:jc w:val="center"/>
-            </w:pPr>
-            <w:r>
-              <w:rPr>
-                <w:rFonts w:ascii="Times New Roman" w:hAnsi="Times New Roman" w:eastAsia="Times New Roman"/>
-                <w:b w:val="0"/>
-                <w:i w:val="0"/>
-                <w:sz w:val="28"/>
-              </w:rPr>
-              <w:t>STOMP, FCM</w:t>
-            </w:r>
-          </w:p>
-        </w:tc>
-        <w:tc>
-          <w:tcPr>
-            <w:tcW w:type="dxa" w:w="3507"/>
-            <w:vAlign w:val="center"/>
-            <w:shd w:fill="DEEAF1" w:val="clear"/>
-          </w:tcPr>
-          <w:p>
-            <w:pPr>
-              <w:spacing w:before="60" w:after="60"/>
-              <w:ind w:firstLine="0"/>
-              <w:jc w:val="center"/>
-            </w:pPr>
-            <w:r>
-              <w:rPr>
-                <w:rFonts w:ascii="Times New Roman" w:hAnsi="Times New Roman" w:eastAsia="Times New Roman"/>
-                <w:b w:val="0"/>
-                <w:i w:val="0"/>
-                <w:sz w:val="28"/>
-              </w:rPr>
-              <w:t>Loose coupling, realtime</w:t>
-            </w:r>
-          </w:p>
-        </w:tc>
-      </w:tr>
-      <w:tr>
-        <w:tc>
-          <w:tcPr>
-            <w:tcW w:type="dxa" w:w="1572"/>
-            <w:vAlign w:val="center"/>
-          </w:tcPr>
-          <w:p>
-            <w:pPr>
-              <w:spacing w:before="60" w:after="60"/>
-              <w:ind w:firstLine="0"/>
-              <w:jc w:val="left"/>
-            </w:pPr>
-            <w:r>
-              <w:rPr>
-                <w:rFonts w:ascii="Times New Roman" w:hAnsi="Times New Roman" w:eastAsia="Times New Roman"/>
-                <w:b/>
-                <w:i w:val="0"/>
-                <w:sz w:val="28"/>
-              </w:rPr>
-              <w:t>Strategy</w:t>
-            </w:r>
-          </w:p>
-        </w:tc>
-        <w:tc>
-          <w:tcPr>
-            <w:tcW w:type="dxa" w:w="1572"/>
-            <w:vAlign w:val="center"/>
-          </w:tcPr>
-          <w:p>
-            <w:pPr>
-              <w:spacing w:before="60" w:after="60"/>
-              <w:ind w:firstLine="0"/>
-              <w:jc w:val="center"/>
-            </w:pPr>
-            <w:r>
-              <w:rPr>
-                <w:rFonts w:ascii="Times New Roman" w:hAnsi="Times New Roman" w:eastAsia="Times New Roman"/>
-                <w:b w:val="0"/>
-                <w:i w:val="0"/>
-                <w:sz w:val="28"/>
-              </w:rPr>
-              <w:t>Behavioral</w:t>
-            </w:r>
-          </w:p>
-        </w:tc>
-        <w:tc>
-          <w:tcPr>
-            <w:tcW w:type="dxa" w:w="2419"/>
-            <w:vAlign w:val="center"/>
-          </w:tcPr>
-          <w:p>
-            <w:pPr>
-              <w:spacing w:before="60" w:after="60"/>
-              <w:ind w:firstLine="0"/>
-              <w:jc w:val="center"/>
-            </w:pPr>
-            <w:r>
-              <w:rPr>
-                <w:rFonts w:ascii="Times New Roman" w:hAnsi="Times New Roman" w:eastAsia="Times New Roman"/>
-                <w:b w:val="0"/>
-                <w:i w:val="0"/>
-                <w:sz w:val="28"/>
-              </w:rPr>
-              <w:t>File​Type​Service</w:t>
-            </w:r>
-          </w:p>
-        </w:tc>
-        <w:tc>
-          <w:tcPr>
-            <w:tcW w:type="dxa" w:w="3507"/>
-            <w:vAlign w:val="center"/>
-          </w:tcPr>
-          <w:p>
-            <w:pPr>
-              <w:spacing w:before="60" w:after="60"/>
-              <w:ind w:firstLine="0"/>
-              <w:jc w:val="center"/>
-            </w:pPr>
-            <w:r>
-              <w:rPr>
-                <w:rFonts w:ascii="Times New Roman" w:hAnsi="Times New Roman" w:eastAsia="Times New Roman"/>
-                <w:b w:val="0"/>
-                <w:i w:val="0"/>
-                <w:sz w:val="28"/>
-              </w:rPr>
-              <w:t>Open/​Closed Principle</w:t>
-            </w:r>
-          </w:p>
-        </w:tc>
-      </w:tr>
-      <w:tr>
-        <w:tc>
-          <w:tcPr>
-            <w:tcW w:type="dxa" w:w="1572"/>
-            <w:vAlign w:val="center"/>
-            <w:shd w:fill="DEEAF1" w:val="clear"/>
-          </w:tcPr>
-          <w:p>
-            <w:pPr>
-              <w:spacing w:before="60" w:after="60"/>
-              <w:ind w:firstLine="0"/>
-              <w:jc w:val="left"/>
-            </w:pPr>
-            <w:r>
-              <w:rPr>
-                <w:rFonts w:ascii="Times New Roman" w:hAnsi="Times New Roman" w:eastAsia="Times New Roman"/>
-                <w:b/>
-                <w:i w:val="0"/>
-                <w:sz w:val="28"/>
-              </w:rPr>
-              <w:t>Proxy</w:t>
-            </w:r>
-          </w:p>
-        </w:tc>
-        <w:tc>
-          <w:tcPr>
-            <w:tcW w:type="dxa" w:w="1572"/>
-            <w:vAlign w:val="center"/>
-            <w:shd w:fill="DEEAF1" w:val="clear"/>
-          </w:tcPr>
-          <w:p>
-            <w:pPr>
-              <w:spacing w:before="60" w:after="60"/>
-              <w:ind w:firstLine="0"/>
-              <w:jc w:val="center"/>
-            </w:pPr>
-            <w:r>
-              <w:rPr>
-                <w:rFonts w:ascii="Times New Roman" w:hAnsi="Times New Roman" w:eastAsia="Times New Roman"/>
-                <w:b w:val="0"/>
-                <w:i w:val="0"/>
-                <w:sz w:val="28"/>
-              </w:rPr>
-              <w:t>Structural</w:t>
-            </w:r>
-          </w:p>
-        </w:tc>
-        <w:tc>
-          <w:tcPr>
-            <w:tcW w:type="dxa" w:w="2419"/>
-            <w:vAlign w:val="center"/>
-            <w:shd w:fill="DEEAF1" w:val="clear"/>
-          </w:tcPr>
-          <w:p>
-            <w:pPr>
-              <w:spacing w:before="60" w:after="60"/>
-              <w:ind w:firstLine="0"/>
-              <w:jc w:val="center"/>
-            </w:pPr>
-            <w:r>
-              <w:rPr>
-                <w:rFonts w:ascii="Times New Roman" w:hAnsi="Times New Roman" w:eastAsia="Times New Roman"/>
-                <w:b w:val="0"/>
-                <w:i w:val="0"/>
-                <w:sz w:val="28"/>
-              </w:rPr>
-              <w:t>Caddy, Security</w:t>
-            </w:r>
-          </w:p>
-        </w:tc>
-        <w:tc>
-          <w:tcPr>
-            <w:tcW w:type="dxa" w:w="3507"/>
-            <w:vAlign w:val="center"/>
-            <w:shd w:fill="DEEAF1" w:val="clear"/>
-          </w:tcPr>
-          <w:p>
-            <w:pPr>
-              <w:spacing w:before="60" w:after="60"/>
-              <w:ind w:firstLine="0"/>
-              <w:jc w:val="center"/>
-            </w:pPr>
-            <w:r>
-              <w:rPr>
-                <w:rFonts w:ascii="Times New Roman" w:hAnsi="Times New Roman" w:eastAsia="Times New Roman"/>
-                <w:b w:val="0"/>
-                <w:i w:val="0"/>
-                <w:sz w:val="28"/>
-              </w:rPr>
-              <w:t>Access control, routing</w:t>
-            </w:r>
-          </w:p>
-        </w:tc>
-      </w:tr>
-      <w:tr>
-        <w:tc>
-          <w:tcPr>
-            <w:tcW w:type="dxa" w:w="1572"/>
-            <w:vAlign w:val="center"/>
-          </w:tcPr>
-          <w:p>
-            <w:pPr>
-              <w:spacing w:before="60" w:after="60"/>
-              <w:ind w:firstLine="0"/>
-              <w:jc w:val="left"/>
-            </w:pPr>
-            <w:r>
-              <w:rPr>
-                <w:rFonts w:ascii="Times New Roman" w:hAnsi="Times New Roman" w:eastAsia="Times New Roman"/>
-                <w:b/>
-                <w:i w:val="0"/>
-                <w:sz w:val="28"/>
-              </w:rPr>
-              <w:t>Builder</w:t>
-            </w:r>
-          </w:p>
-        </w:tc>
-        <w:tc>
-          <w:tcPr>
-            <w:tcW w:type="dxa" w:w="1572"/>
-            <w:vAlign w:val="center"/>
-          </w:tcPr>
-          <w:p>
-            <w:pPr>
-              <w:spacing w:before="60" w:after="60"/>
-              <w:ind w:firstLine="0"/>
-              <w:jc w:val="center"/>
-            </w:pPr>
-            <w:r>
-              <w:rPr>
-                <w:rFonts w:ascii="Times New Roman" w:hAnsi="Times New Roman" w:eastAsia="Times New Roman"/>
-                <w:b w:val="0"/>
-                <w:i w:val="0"/>
-                <w:sz w:val="28"/>
-              </w:rPr>
-              <w:t>Creational</w:t>
-            </w:r>
-          </w:p>
-        </w:tc>
-        <w:tc>
-          <w:tcPr>
-            <w:tcW w:type="dxa" w:w="2419"/>
-            <w:vAlign w:val="center"/>
-          </w:tcPr>
-          <w:p>
-            <w:pPr>
-              <w:spacing w:before="60" w:after="60"/>
-              <w:ind w:firstLine="0"/>
-              <w:jc w:val="center"/>
-            </w:pPr>
-            <w:r>
-              <w:rPr>
-                <w:rFonts w:ascii="Times New Roman" w:hAnsi="Times New Roman" w:eastAsia="Times New Roman"/>
-                <w:b w:val="0"/>
-                <w:i w:val="0"/>
-                <w:sz w:val="28"/>
-              </w:rPr>
-              <w:t>Prompt​Service</w:t>
-            </w:r>
-          </w:p>
-        </w:tc>
-        <w:tc>
-          <w:tcPr>
-            <w:tcW w:type="dxa" w:w="3507"/>
-            <w:vAlign w:val="center"/>
-          </w:tcPr>
-          <w:p>
-            <w:pPr>
-              <w:spacing w:before="60" w:after="60"/>
-              <w:ind w:firstLine="0"/>
-              <w:jc w:val="center"/>
-            </w:pPr>
-            <w:r>
-              <w:rPr>
-                <w:rFonts w:ascii="Times New Roman" w:hAnsi="Times New Roman" w:eastAsia="Times New Roman"/>
-                <w:b w:val="0"/>
-                <w:i w:val="0"/>
-                <w:sz w:val="28"/>
-              </w:rPr>
-              <w:t>Readable construction</w:t>
-            </w:r>
-          </w:p>
-        </w:tc>
-      </w:tr>
-    </w:tbl>
-    <w:p>
-      <w:pPr>
-        <w:spacing w:after="80"/>
-        <w:ind w:firstLine="0"/>
-      </w:pPr>
-    </w:p>
-    <w:p>
-      <w:pPr>
-        <w:keepNext/>
-        <w:spacing w:before="80" w:after="200"/>
-        <w:ind w:firstLine="0"/>
-        <w:jc w:val="center"/>
-      </w:pPr>
-      <w:r>
-        <w:rPr>
-          <w:rFonts w:ascii="Times New Roman" w:hAnsi="Times New Roman" w:eastAsia="Times New Roman"/>
-          <w:b/>
-          <w:i/>
-          <w:color w:val="1E1E1E"/>
-          <w:sz w:val="22"/>
-        </w:rPr>
-        <w:t xml:space="preserve">Bảng 1.5: </w:t>
-      </w:r>
-      <w:r>
-        <w:rPr>
-          <w:rFonts w:ascii="Times New Roman" w:hAnsi="Times New Roman" w:eastAsia="Times New Roman"/>
-          <w:b w:val="0"/>
-          <w:i/>
-          <w:color w:val="1E1E1E"/>
-          <w:sz w:val="22"/>
-        </w:rPr>
-        <w:t>Tổng hợp các mẫu thiết kế áp dụng trong ChatApp</w:t>
-      </w:r>
-    </w:p>
-    <w:p>
-      <w:pPr>
-        <w:pStyle w:val="Heading2"/>
-        <w:pBdr>
-          <w:bottom w:val="single" w:sz="6" w:space="1" w:color="AECCE8"/>
-        </w:pBdr>
-      </w:pPr>
-      <w:r>
-        <w:rPr>
-          <w:rFonts w:ascii="Times New Roman" w:hAnsi="Times New Roman" w:eastAsia="Times New Roman"/>
-          <w:b/>
-          <w:i w:val="0"/>
-          <w:color w:val="1F5E9A"/>
-          <w:sz w:val="30"/>
-        </w:rPr>
-        <w:t>1.7 Đặc tả Use Case chi tiết — Tài khoản &amp; Bạn bè</w:t>
       </w:r>
     </w:p>
     <w:p>
@@ -16643,9 +13483,9 @@
     </w:p>
     <w:p>
       <w:pPr>
-        <w:pStyle w:val="Heading2"/>
+        <w:pStyle w:val="Heading1"/>
         <w:pBdr>
-          <w:bottom w:val="single" w:sz="6" w:space="1" w:color="AECCE8"/>
+          <w:bottom w:val="single" w:sz="14" w:space="1" w:color="1A376C"/>
         </w:pBdr>
       </w:pPr>
       <w:r>
@@ -16653,2806 +13493,10 @@
           <w:rFonts w:ascii="Times New Roman" w:hAnsi="Times New Roman" w:eastAsia="Times New Roman"/>
           <w:b/>
           <w:i w:val="0"/>
-          <w:color w:val="1F5E9A"/>
-          <w:sz w:val="30"/>
+          <w:color w:val="1A376C"/>
+          <w:sz w:val="32"/>
         </w:rPr>
-        <w:t>2.8 Bảng API Endpoints — Module Tài khoản &amp; Bạn bè</w:t>
-      </w:r>
-    </w:p>
-    <w:tbl>
-      <w:tblPr>
-        <w:tblStyle w:val="TableGrid"/>
-        <w:tblW w:type="auto" w:w="0"/>
-        <w:jc w:val="center"/>
-        <w:tblLook w:firstColumn="1" w:firstRow="1" w:lastColumn="0" w:lastRow="0" w:noHBand="0" w:noVBand="1" w:val="04A0"/>
-      </w:tblPr>
-      <w:tblGrid>
-        <w:gridCol w:w="1567"/>
-        <w:gridCol w:w="1567"/>
-        <w:gridCol w:w="1567"/>
-        <w:gridCol w:w="1567"/>
-        <w:gridCol w:w="1567"/>
-        <w:gridCol w:w="1567"/>
-      </w:tblGrid>
-      <w:tr>
-        <w:tc>
-          <w:tcPr>
-            <w:tcW w:type="dxa" w:w="680"/>
-            <w:vAlign w:val="center"/>
-            <w:shd w:fill="2E75B6" w:val="clear"/>
-          </w:tcPr>
-          <w:p>
-            <w:pPr>
-              <w:spacing w:before="100" w:after="100"/>
-              <w:ind w:firstLine="0"/>
-              <w:jc w:val="center"/>
-            </w:pPr>
-            <w:r>
-              <w:rPr>
-                <w:rFonts w:ascii="Times New Roman" w:hAnsi="Times New Roman" w:eastAsia="Times New Roman"/>
-                <w:b/>
-                <w:i w:val="0"/>
-                <w:color w:val="FFFFFF"/>
-                <w:sz w:val="28"/>
-              </w:rPr>
-              <w:t>STT</w:t>
-            </w:r>
-          </w:p>
-        </w:tc>
-        <w:tc>
-          <w:tcPr>
-            <w:tcW w:type="dxa" w:w="748"/>
-            <w:vAlign w:val="center"/>
-            <w:shd w:fill="2E75B6" w:val="clear"/>
-          </w:tcPr>
-          <w:p>
-            <w:pPr>
-              <w:spacing w:before="100" w:after="100"/>
-              <w:ind w:firstLine="0"/>
-              <w:jc w:val="center"/>
-            </w:pPr>
-            <w:r>
-              <w:rPr>
-                <w:rFonts w:ascii="Times New Roman" w:hAnsi="Times New Roman" w:eastAsia="Times New Roman"/>
-                <w:b/>
-                <w:i w:val="0"/>
-                <w:color w:val="FFFFFF"/>
-                <w:sz w:val="28"/>
-              </w:rPr>
-              <w:t>Method</w:t>
-            </w:r>
-          </w:p>
-        </w:tc>
-        <w:tc>
-          <w:tcPr>
-            <w:tcW w:type="dxa" w:w="3228"/>
-            <w:vAlign w:val="center"/>
-            <w:shd w:fill="2E75B6" w:val="clear"/>
-          </w:tcPr>
-          <w:p>
-            <w:pPr>
-              <w:spacing w:before="100" w:after="100"/>
-              <w:ind w:firstLine="0"/>
-              <w:jc w:val="center"/>
-            </w:pPr>
-            <w:r>
-              <w:rPr>
-                <w:rFonts w:ascii="Times New Roman" w:hAnsi="Times New Roman" w:eastAsia="Times New Roman"/>
-                <w:b/>
-                <w:i w:val="0"/>
-                <w:color w:val="FFFFFF"/>
-                <w:sz w:val="28"/>
-              </w:rPr>
-              <w:t>Endpoint</w:t>
-            </w:r>
-          </w:p>
-        </w:tc>
-        <w:tc>
-          <w:tcPr>
-            <w:tcW w:type="dxa" w:w="680"/>
-            <w:vAlign w:val="center"/>
-            <w:shd w:fill="2E75B6" w:val="clear"/>
-          </w:tcPr>
-          <w:p>
-            <w:pPr>
-              <w:spacing w:before="100" w:after="100"/>
-              <w:ind w:firstLine="0"/>
-              <w:jc w:val="center"/>
-            </w:pPr>
-            <w:r>
-              <w:rPr>
-                <w:rFonts w:ascii="Times New Roman" w:hAnsi="Times New Roman" w:eastAsia="Times New Roman"/>
-                <w:b/>
-                <w:i w:val="0"/>
-                <w:color w:val="FFFFFF"/>
-                <w:sz w:val="28"/>
-              </w:rPr>
-              <w:t>Auth</w:t>
-            </w:r>
-          </w:p>
-        </w:tc>
-        <w:tc>
-          <w:tcPr>
-            <w:tcW w:type="dxa" w:w="2379"/>
-            <w:vAlign w:val="center"/>
-            <w:shd w:fill="2E75B6" w:val="clear"/>
-          </w:tcPr>
-          <w:p>
-            <w:pPr>
-              <w:spacing w:before="100" w:after="100"/>
-              <w:ind w:firstLine="0"/>
-              <w:jc w:val="center"/>
-            </w:pPr>
-            <w:r>
-              <w:rPr>
-                <w:rFonts w:ascii="Times New Roman" w:hAnsi="Times New Roman" w:eastAsia="Times New Roman"/>
-                <w:b/>
-                <w:i w:val="0"/>
-                <w:color w:val="FFFFFF"/>
-                <w:sz w:val="28"/>
-              </w:rPr>
-              <w:t>Mô tả</w:t>
-            </w:r>
-          </w:p>
-        </w:tc>
-        <w:tc>
-          <w:tcPr>
-            <w:tcW w:type="dxa" w:w="1497"/>
-            <w:vAlign w:val="center"/>
-            <w:shd w:fill="2E75B6" w:val="clear"/>
-          </w:tcPr>
-          <w:p>
-            <w:pPr>
-              <w:spacing w:before="100" w:after="100"/>
-              <w:ind w:firstLine="0"/>
-              <w:jc w:val="center"/>
-            </w:pPr>
-            <w:r>
-              <w:rPr>
-                <w:rFonts w:ascii="Times New Roman" w:hAnsi="Times New Roman" w:eastAsia="Times New Roman"/>
-                <w:b/>
-                <w:i w:val="0"/>
-                <w:color w:val="FFFFFF"/>
-                <w:sz w:val="28"/>
-              </w:rPr>
-              <w:t>Status Codes</w:t>
-            </w:r>
-          </w:p>
-        </w:tc>
-      </w:tr>
-      <w:tr>
-        <w:tc>
-          <w:tcPr>
-            <w:tcW w:type="dxa" w:w="680"/>
-            <w:vAlign w:val="center"/>
-          </w:tcPr>
-          <w:p>
-            <w:pPr>
-              <w:spacing w:before="60" w:after="60"/>
-              <w:ind w:firstLine="0"/>
-              <w:jc w:val="left"/>
-            </w:pPr>
-            <w:r>
-              <w:rPr>
-                <w:rFonts w:ascii="Times New Roman" w:hAnsi="Times New Roman" w:eastAsia="Times New Roman"/>
-                <w:b/>
-                <w:i w:val="0"/>
-                <w:sz w:val="28"/>
-              </w:rPr>
-              <w:t>1</w:t>
-            </w:r>
-          </w:p>
-        </w:tc>
-        <w:tc>
-          <w:tcPr>
-            <w:tcW w:type="dxa" w:w="748"/>
-            <w:vAlign w:val="center"/>
-          </w:tcPr>
-          <w:p>
-            <w:pPr>
-              <w:spacing w:before="60" w:after="60"/>
-              <w:ind w:firstLine="0"/>
-              <w:jc w:val="center"/>
-            </w:pPr>
-            <w:r>
-              <w:rPr>
-                <w:rFonts w:ascii="Times New Roman" w:hAnsi="Times New Roman" w:eastAsia="Times New Roman"/>
-                <w:b w:val="0"/>
-                <w:i w:val="0"/>
-                <w:sz w:val="28"/>
-              </w:rPr>
-              <w:t>POST</w:t>
-            </w:r>
-          </w:p>
-        </w:tc>
-        <w:tc>
-          <w:tcPr>
-            <w:tcW w:type="dxa" w:w="3228"/>
-            <w:vAlign w:val="center"/>
-          </w:tcPr>
-          <w:p>
-            <w:pPr>
-              <w:spacing w:before="60" w:after="60"/>
-              <w:ind w:firstLine="0"/>
-              <w:jc w:val="center"/>
-            </w:pPr>
-            <w:r>
-              <w:rPr>
-                <w:rFonts w:ascii="Times New Roman" w:hAnsi="Times New Roman" w:eastAsia="Times New Roman"/>
-                <w:b w:val="0"/>
-                <w:i w:val="0"/>
-                <w:sz w:val="28"/>
-              </w:rPr>
-              <w:t>/​api/​v1/​users/​register/​</w:t>
-            </w:r>
-          </w:p>
-        </w:tc>
-        <w:tc>
-          <w:tcPr>
-            <w:tcW w:type="dxa" w:w="680"/>
-            <w:vAlign w:val="center"/>
-          </w:tcPr>
-          <w:p>
-            <w:pPr>
-              <w:spacing w:before="60" w:after="60"/>
-              <w:ind w:firstLine="0"/>
-              <w:jc w:val="center"/>
-            </w:pPr>
-            <w:r>
-              <w:rPr>
-                <w:rFonts w:ascii="Times New Roman" w:hAnsi="Times New Roman" w:eastAsia="Times New Roman"/>
-                <w:b w:val="0"/>
-                <w:i w:val="0"/>
-                <w:sz w:val="28"/>
-              </w:rPr>
-              <w:t>✗</w:t>
-            </w:r>
-          </w:p>
-        </w:tc>
-        <w:tc>
-          <w:tcPr>
-            <w:tcW w:type="dxa" w:w="2379"/>
-            <w:vAlign w:val="center"/>
-          </w:tcPr>
-          <w:p>
-            <w:pPr>
-              <w:spacing w:before="60" w:after="60"/>
-              <w:ind w:firstLine="0"/>
-              <w:jc w:val="center"/>
-            </w:pPr>
-            <w:r>
-              <w:rPr>
-                <w:rFonts w:ascii="Times New Roman" w:hAnsi="Times New Roman" w:eastAsia="Times New Roman"/>
-                <w:b w:val="0"/>
-                <w:i w:val="0"/>
-                <w:sz w:val="28"/>
-              </w:rPr>
-              <w:t>Đăng ký tài khoản</w:t>
-            </w:r>
-          </w:p>
-        </w:tc>
-        <w:tc>
-          <w:tcPr>
-            <w:tcW w:type="dxa" w:w="1497"/>
-            <w:vAlign w:val="center"/>
-          </w:tcPr>
-          <w:p>
-            <w:pPr>
-              <w:spacing w:before="60" w:after="60"/>
-              <w:ind w:firstLine="0"/>
-              <w:jc w:val="center"/>
-            </w:pPr>
-            <w:r>
-              <w:rPr>
-                <w:rFonts w:ascii="Times New Roman" w:hAnsi="Times New Roman" w:eastAsia="Times New Roman"/>
-                <w:b w:val="0"/>
-                <w:i w:val="0"/>
-                <w:sz w:val="28"/>
-              </w:rPr>
-              <w:t>201, 409</w:t>
-            </w:r>
-          </w:p>
-        </w:tc>
-      </w:tr>
-      <w:tr>
-        <w:tc>
-          <w:tcPr>
-            <w:tcW w:type="dxa" w:w="680"/>
-            <w:vAlign w:val="center"/>
-            <w:shd w:fill="DEEAF1" w:val="clear"/>
-          </w:tcPr>
-          <w:p>
-            <w:pPr>
-              <w:spacing w:before="60" w:after="60"/>
-              <w:ind w:firstLine="0"/>
-              <w:jc w:val="left"/>
-            </w:pPr>
-            <w:r>
-              <w:rPr>
-                <w:rFonts w:ascii="Times New Roman" w:hAnsi="Times New Roman" w:eastAsia="Times New Roman"/>
-                <w:b/>
-                <w:i w:val="0"/>
-                <w:sz w:val="28"/>
-              </w:rPr>
-              <w:t>2</w:t>
-            </w:r>
-          </w:p>
-        </w:tc>
-        <w:tc>
-          <w:tcPr>
-            <w:tcW w:type="dxa" w:w="748"/>
-            <w:vAlign w:val="center"/>
-            <w:shd w:fill="DEEAF1" w:val="clear"/>
-          </w:tcPr>
-          <w:p>
-            <w:pPr>
-              <w:spacing w:before="60" w:after="60"/>
-              <w:ind w:firstLine="0"/>
-              <w:jc w:val="center"/>
-            </w:pPr>
-            <w:r>
-              <w:rPr>
-                <w:rFonts w:ascii="Times New Roman" w:hAnsi="Times New Roman" w:eastAsia="Times New Roman"/>
-                <w:b w:val="0"/>
-                <w:i w:val="0"/>
-                <w:sz w:val="28"/>
-              </w:rPr>
-              <w:t>POST</w:t>
-            </w:r>
-          </w:p>
-        </w:tc>
-        <w:tc>
-          <w:tcPr>
-            <w:tcW w:type="dxa" w:w="3228"/>
-            <w:vAlign w:val="center"/>
-            <w:shd w:fill="DEEAF1" w:val="clear"/>
-          </w:tcPr>
-          <w:p>
-            <w:pPr>
-              <w:spacing w:before="60" w:after="60"/>
-              <w:ind w:firstLine="0"/>
-              <w:jc w:val="center"/>
-            </w:pPr>
-            <w:r>
-              <w:rPr>
-                <w:rFonts w:ascii="Times New Roman" w:hAnsi="Times New Roman" w:eastAsia="Times New Roman"/>
-                <w:b w:val="0"/>
-                <w:i w:val="0"/>
-                <w:sz w:val="28"/>
-              </w:rPr>
-              <w:t>/​api/​v1/​users/​token/​</w:t>
-            </w:r>
-          </w:p>
-        </w:tc>
-        <w:tc>
-          <w:tcPr>
-            <w:tcW w:type="dxa" w:w="680"/>
-            <w:vAlign w:val="center"/>
-            <w:shd w:fill="DEEAF1" w:val="clear"/>
-          </w:tcPr>
-          <w:p>
-            <w:pPr>
-              <w:spacing w:before="60" w:after="60"/>
-              <w:ind w:firstLine="0"/>
-              <w:jc w:val="center"/>
-            </w:pPr>
-            <w:r>
-              <w:rPr>
-                <w:rFonts w:ascii="Times New Roman" w:hAnsi="Times New Roman" w:eastAsia="Times New Roman"/>
-                <w:b w:val="0"/>
-                <w:i w:val="0"/>
-                <w:sz w:val="28"/>
-              </w:rPr>
-              <w:t>✗</w:t>
-            </w:r>
-          </w:p>
-        </w:tc>
-        <w:tc>
-          <w:tcPr>
-            <w:tcW w:type="dxa" w:w="2379"/>
-            <w:vAlign w:val="center"/>
-            <w:shd w:fill="DEEAF1" w:val="clear"/>
-          </w:tcPr>
-          <w:p>
-            <w:pPr>
-              <w:spacing w:before="60" w:after="60"/>
-              <w:ind w:firstLine="0"/>
-              <w:jc w:val="center"/>
-            </w:pPr>
-            <w:r>
-              <w:rPr>
-                <w:rFonts w:ascii="Times New Roman" w:hAnsi="Times New Roman" w:eastAsia="Times New Roman"/>
-                <w:b w:val="0"/>
-                <w:i w:val="0"/>
-                <w:sz w:val="28"/>
-              </w:rPr>
-              <w:t>Đăng nhập (​JWT pair)​</w:t>
-            </w:r>
-          </w:p>
-        </w:tc>
-        <w:tc>
-          <w:tcPr>
-            <w:tcW w:type="dxa" w:w="1497"/>
-            <w:vAlign w:val="center"/>
-            <w:shd w:fill="DEEAF1" w:val="clear"/>
-          </w:tcPr>
-          <w:p>
-            <w:pPr>
-              <w:spacing w:before="60" w:after="60"/>
-              <w:ind w:firstLine="0"/>
-              <w:jc w:val="center"/>
-            </w:pPr>
-            <w:r>
-              <w:rPr>
-                <w:rFonts w:ascii="Times New Roman" w:hAnsi="Times New Roman" w:eastAsia="Times New Roman"/>
-                <w:b w:val="0"/>
-                <w:i w:val="0"/>
-                <w:sz w:val="28"/>
-              </w:rPr>
-              <w:t>200, 401</w:t>
-            </w:r>
-          </w:p>
-        </w:tc>
-      </w:tr>
-      <w:tr>
-        <w:tc>
-          <w:tcPr>
-            <w:tcW w:type="dxa" w:w="680"/>
-            <w:vAlign w:val="center"/>
-          </w:tcPr>
-          <w:p>
-            <w:pPr>
-              <w:spacing w:before="60" w:after="60"/>
-              <w:ind w:firstLine="0"/>
-              <w:jc w:val="left"/>
-            </w:pPr>
-            <w:r>
-              <w:rPr>
-                <w:rFonts w:ascii="Times New Roman" w:hAnsi="Times New Roman" w:eastAsia="Times New Roman"/>
-                <w:b/>
-                <w:i w:val="0"/>
-                <w:sz w:val="28"/>
-              </w:rPr>
-              <w:t>3</w:t>
-            </w:r>
-          </w:p>
-        </w:tc>
-        <w:tc>
-          <w:tcPr>
-            <w:tcW w:type="dxa" w:w="748"/>
-            <w:vAlign w:val="center"/>
-          </w:tcPr>
-          <w:p>
-            <w:pPr>
-              <w:spacing w:before="60" w:after="60"/>
-              <w:ind w:firstLine="0"/>
-              <w:jc w:val="center"/>
-            </w:pPr>
-            <w:r>
-              <w:rPr>
-                <w:rFonts w:ascii="Times New Roman" w:hAnsi="Times New Roman" w:eastAsia="Times New Roman"/>
-                <w:b w:val="0"/>
-                <w:i w:val="0"/>
-                <w:sz w:val="28"/>
-              </w:rPr>
-              <w:t>POST</w:t>
-            </w:r>
-          </w:p>
-        </w:tc>
-        <w:tc>
-          <w:tcPr>
-            <w:tcW w:type="dxa" w:w="3228"/>
-            <w:vAlign w:val="center"/>
-          </w:tcPr>
-          <w:p>
-            <w:pPr>
-              <w:spacing w:before="60" w:after="60"/>
-              <w:ind w:firstLine="0"/>
-              <w:jc w:val="center"/>
-            </w:pPr>
-            <w:r>
-              <w:rPr>
-                <w:rFonts w:ascii="Times New Roman" w:hAnsi="Times New Roman" w:eastAsia="Times New Roman"/>
-                <w:b w:val="0"/>
-                <w:i w:val="0"/>
-                <w:sz w:val="28"/>
-              </w:rPr>
-              <w:t>/​api/​v1/​users/​token/​refresh/​</w:t>
-            </w:r>
-          </w:p>
-        </w:tc>
-        <w:tc>
-          <w:tcPr>
-            <w:tcW w:type="dxa" w:w="680"/>
-            <w:vAlign w:val="center"/>
-          </w:tcPr>
-          <w:p>
-            <w:pPr>
-              <w:spacing w:before="60" w:after="60"/>
-              <w:ind w:firstLine="0"/>
-              <w:jc w:val="center"/>
-            </w:pPr>
-            <w:r>
-              <w:rPr>
-                <w:rFonts w:ascii="Times New Roman" w:hAnsi="Times New Roman" w:eastAsia="Times New Roman"/>
-                <w:b w:val="0"/>
-                <w:i w:val="0"/>
-                <w:sz w:val="28"/>
-              </w:rPr>
-              <w:t>✗</w:t>
-            </w:r>
-          </w:p>
-        </w:tc>
-        <w:tc>
-          <w:tcPr>
-            <w:tcW w:type="dxa" w:w="2379"/>
-            <w:vAlign w:val="center"/>
-          </w:tcPr>
-          <w:p>
-            <w:pPr>
-              <w:spacing w:before="60" w:after="60"/>
-              <w:ind w:firstLine="0"/>
-              <w:jc w:val="center"/>
-            </w:pPr>
-            <w:r>
-              <w:rPr>
-                <w:rFonts w:ascii="Times New Roman" w:hAnsi="Times New Roman" w:eastAsia="Times New Roman"/>
-                <w:b w:val="0"/>
-                <w:i w:val="0"/>
-                <w:sz w:val="28"/>
-              </w:rPr>
-              <w:t>Refresh access token</w:t>
-            </w:r>
-          </w:p>
-        </w:tc>
-        <w:tc>
-          <w:tcPr>
-            <w:tcW w:type="dxa" w:w="1497"/>
-            <w:vAlign w:val="center"/>
-          </w:tcPr>
-          <w:p>
-            <w:pPr>
-              <w:spacing w:before="60" w:after="60"/>
-              <w:ind w:firstLine="0"/>
-              <w:jc w:val="center"/>
-            </w:pPr>
-            <w:r>
-              <w:rPr>
-                <w:rFonts w:ascii="Times New Roman" w:hAnsi="Times New Roman" w:eastAsia="Times New Roman"/>
-                <w:b w:val="0"/>
-                <w:i w:val="0"/>
-                <w:sz w:val="28"/>
-              </w:rPr>
-              <w:t>200, 401</w:t>
-            </w:r>
-          </w:p>
-        </w:tc>
-      </w:tr>
-      <w:tr>
-        <w:tc>
-          <w:tcPr>
-            <w:tcW w:type="dxa" w:w="680"/>
-            <w:vAlign w:val="center"/>
-            <w:shd w:fill="DEEAF1" w:val="clear"/>
-          </w:tcPr>
-          <w:p>
-            <w:pPr>
-              <w:spacing w:before="60" w:after="60"/>
-              <w:ind w:firstLine="0"/>
-              <w:jc w:val="left"/>
-            </w:pPr>
-            <w:r>
-              <w:rPr>
-                <w:rFonts w:ascii="Times New Roman" w:hAnsi="Times New Roman" w:eastAsia="Times New Roman"/>
-                <w:b/>
-                <w:i w:val="0"/>
-                <w:sz w:val="28"/>
-              </w:rPr>
-              <w:t>4</w:t>
-            </w:r>
-          </w:p>
-        </w:tc>
-        <w:tc>
-          <w:tcPr>
-            <w:tcW w:type="dxa" w:w="748"/>
-            <w:vAlign w:val="center"/>
-            <w:shd w:fill="DEEAF1" w:val="clear"/>
-          </w:tcPr>
-          <w:p>
-            <w:pPr>
-              <w:spacing w:before="60" w:after="60"/>
-              <w:ind w:firstLine="0"/>
-              <w:jc w:val="center"/>
-            </w:pPr>
-            <w:r>
-              <w:rPr>
-                <w:rFonts w:ascii="Times New Roman" w:hAnsi="Times New Roman" w:eastAsia="Times New Roman"/>
-                <w:b w:val="0"/>
-                <w:i w:val="0"/>
-                <w:sz w:val="28"/>
-              </w:rPr>
-              <w:t>POST</w:t>
-            </w:r>
-          </w:p>
-        </w:tc>
-        <w:tc>
-          <w:tcPr>
-            <w:tcW w:type="dxa" w:w="3228"/>
-            <w:vAlign w:val="center"/>
-            <w:shd w:fill="DEEAF1" w:val="clear"/>
-          </w:tcPr>
-          <w:p>
-            <w:pPr>
-              <w:spacing w:before="60" w:after="60"/>
-              <w:ind w:firstLine="0"/>
-              <w:jc w:val="center"/>
-            </w:pPr>
-            <w:r>
-              <w:rPr>
-                <w:rFonts w:ascii="Times New Roman" w:hAnsi="Times New Roman" w:eastAsia="Times New Roman"/>
-                <w:b w:val="0"/>
-                <w:i w:val="0"/>
-                <w:sz w:val="28"/>
-              </w:rPr>
-              <w:t>/​api/​v1/​users/​token/​revoke/​</w:t>
-            </w:r>
-          </w:p>
-        </w:tc>
-        <w:tc>
-          <w:tcPr>
-            <w:tcW w:type="dxa" w:w="680"/>
-            <w:vAlign w:val="center"/>
-            <w:shd w:fill="DEEAF1" w:val="clear"/>
-          </w:tcPr>
-          <w:p>
-            <w:pPr>
-              <w:spacing w:before="60" w:after="60"/>
-              <w:ind w:firstLine="0"/>
-              <w:jc w:val="center"/>
-            </w:pPr>
-            <w:r>
-              <w:rPr>
-                <w:rFonts w:ascii="Times New Roman" w:hAnsi="Times New Roman" w:eastAsia="Times New Roman"/>
-                <w:b w:val="0"/>
-                <w:i w:val="0"/>
-                <w:sz w:val="28"/>
-              </w:rPr>
-              <w:t>✗</w:t>
-            </w:r>
-          </w:p>
-        </w:tc>
-        <w:tc>
-          <w:tcPr>
-            <w:tcW w:type="dxa" w:w="2379"/>
-            <w:vAlign w:val="center"/>
-            <w:shd w:fill="DEEAF1" w:val="clear"/>
-          </w:tcPr>
-          <w:p>
-            <w:pPr>
-              <w:spacing w:before="60" w:after="60"/>
-              <w:ind w:firstLine="0"/>
-              <w:jc w:val="center"/>
-            </w:pPr>
-            <w:r>
-              <w:rPr>
-                <w:rFonts w:ascii="Times New Roman" w:hAnsi="Times New Roman" w:eastAsia="Times New Roman"/>
-                <w:b w:val="0"/>
-                <w:i w:val="0"/>
-                <w:sz w:val="28"/>
-              </w:rPr>
-              <w:t>Revoke refresh token</w:t>
-            </w:r>
-          </w:p>
-        </w:tc>
-        <w:tc>
-          <w:tcPr>
-            <w:tcW w:type="dxa" w:w="1497"/>
-            <w:vAlign w:val="center"/>
-            <w:shd w:fill="DEEAF1" w:val="clear"/>
-          </w:tcPr>
-          <w:p>
-            <w:pPr>
-              <w:spacing w:before="60" w:after="60"/>
-              <w:ind w:firstLine="0"/>
-              <w:jc w:val="center"/>
-            </w:pPr>
-            <w:r>
-              <w:rPr>
-                <w:rFonts w:ascii="Times New Roman" w:hAnsi="Times New Roman" w:eastAsia="Times New Roman"/>
-                <w:b w:val="0"/>
-                <w:i w:val="0"/>
-                <w:sz w:val="28"/>
-              </w:rPr>
-              <w:t>204, 401</w:t>
-            </w:r>
-          </w:p>
-        </w:tc>
-      </w:tr>
-      <w:tr>
-        <w:tc>
-          <w:tcPr>
-            <w:tcW w:type="dxa" w:w="680"/>
-            <w:vAlign w:val="center"/>
-          </w:tcPr>
-          <w:p>
-            <w:pPr>
-              <w:spacing w:before="60" w:after="60"/>
-              <w:ind w:firstLine="0"/>
-              <w:jc w:val="left"/>
-            </w:pPr>
-            <w:r>
-              <w:rPr>
-                <w:rFonts w:ascii="Times New Roman" w:hAnsi="Times New Roman" w:eastAsia="Times New Roman"/>
-                <w:b/>
-                <w:i w:val="0"/>
-                <w:sz w:val="28"/>
-              </w:rPr>
-              <w:t>5</w:t>
-            </w:r>
-          </w:p>
-        </w:tc>
-        <w:tc>
-          <w:tcPr>
-            <w:tcW w:type="dxa" w:w="748"/>
-            <w:vAlign w:val="center"/>
-          </w:tcPr>
-          <w:p>
-            <w:pPr>
-              <w:spacing w:before="60" w:after="60"/>
-              <w:ind w:firstLine="0"/>
-              <w:jc w:val="center"/>
-            </w:pPr>
-            <w:r>
-              <w:rPr>
-                <w:rFonts w:ascii="Times New Roman" w:hAnsi="Times New Roman" w:eastAsia="Times New Roman"/>
-                <w:b w:val="0"/>
-                <w:i w:val="0"/>
-                <w:sz w:val="28"/>
-              </w:rPr>
-              <w:t>GET</w:t>
-            </w:r>
-          </w:p>
-        </w:tc>
-        <w:tc>
-          <w:tcPr>
-            <w:tcW w:type="dxa" w:w="3228"/>
-            <w:vAlign w:val="center"/>
-          </w:tcPr>
-          <w:p>
-            <w:pPr>
-              <w:spacing w:before="60" w:after="60"/>
-              <w:ind w:firstLine="0"/>
-              <w:jc w:val="center"/>
-            </w:pPr>
-            <w:r>
-              <w:rPr>
-                <w:rFonts w:ascii="Times New Roman" w:hAnsi="Times New Roman" w:eastAsia="Times New Roman"/>
-                <w:b w:val="0"/>
-                <w:i w:val="0"/>
-                <w:sz w:val="28"/>
-              </w:rPr>
-              <w:t>/​api/​v1/​users/​me/​</w:t>
-            </w:r>
-          </w:p>
-        </w:tc>
-        <w:tc>
-          <w:tcPr>
-            <w:tcW w:type="dxa" w:w="680"/>
-            <w:vAlign w:val="center"/>
-          </w:tcPr>
-          <w:p>
-            <w:pPr>
-              <w:spacing w:before="60" w:after="60"/>
-              <w:ind w:firstLine="0"/>
-              <w:jc w:val="center"/>
-            </w:pPr>
-            <w:r>
-              <w:rPr>
-                <w:rFonts w:ascii="Times New Roman" w:hAnsi="Times New Roman" w:eastAsia="Times New Roman"/>
-                <w:b w:val="0"/>
-                <w:i w:val="0"/>
-                <w:sz w:val="28"/>
-              </w:rPr>
-              <w:t>✓</w:t>
-            </w:r>
-          </w:p>
-        </w:tc>
-        <w:tc>
-          <w:tcPr>
-            <w:tcW w:type="dxa" w:w="2379"/>
-            <w:vAlign w:val="center"/>
-          </w:tcPr>
-          <w:p>
-            <w:pPr>
-              <w:spacing w:before="60" w:after="60"/>
-              <w:ind w:firstLine="0"/>
-              <w:jc w:val="center"/>
-            </w:pPr>
-            <w:r>
-              <w:rPr>
-                <w:rFonts w:ascii="Times New Roman" w:hAnsi="Times New Roman" w:eastAsia="Times New Roman"/>
-                <w:b w:val="0"/>
-                <w:i w:val="0"/>
-                <w:sz w:val="28"/>
-              </w:rPr>
-              <w:t>Lấy profile hiện tại</w:t>
-            </w:r>
-          </w:p>
-        </w:tc>
-        <w:tc>
-          <w:tcPr>
-            <w:tcW w:type="dxa" w:w="1497"/>
-            <w:vAlign w:val="center"/>
-          </w:tcPr>
-          <w:p>
-            <w:pPr>
-              <w:spacing w:before="60" w:after="60"/>
-              <w:ind w:firstLine="0"/>
-              <w:jc w:val="center"/>
-            </w:pPr>
-            <w:r>
-              <w:rPr>
-                <w:rFonts w:ascii="Times New Roman" w:hAnsi="Times New Roman" w:eastAsia="Times New Roman"/>
-                <w:b w:val="0"/>
-                <w:i w:val="0"/>
-                <w:sz w:val="28"/>
-              </w:rPr>
-              <w:t>200</w:t>
-            </w:r>
-          </w:p>
-        </w:tc>
-      </w:tr>
-      <w:tr>
-        <w:tc>
-          <w:tcPr>
-            <w:tcW w:type="dxa" w:w="680"/>
-            <w:vAlign w:val="center"/>
-            <w:shd w:fill="DEEAF1" w:val="clear"/>
-          </w:tcPr>
-          <w:p>
-            <w:pPr>
-              <w:spacing w:before="60" w:after="60"/>
-              <w:ind w:firstLine="0"/>
-              <w:jc w:val="left"/>
-            </w:pPr>
-            <w:r>
-              <w:rPr>
-                <w:rFonts w:ascii="Times New Roman" w:hAnsi="Times New Roman" w:eastAsia="Times New Roman"/>
-                <w:b/>
-                <w:i w:val="0"/>
-                <w:sz w:val="28"/>
-              </w:rPr>
-              <w:t>6</w:t>
-            </w:r>
-          </w:p>
-        </w:tc>
-        <w:tc>
-          <w:tcPr>
-            <w:tcW w:type="dxa" w:w="748"/>
-            <w:vAlign w:val="center"/>
-            <w:shd w:fill="DEEAF1" w:val="clear"/>
-          </w:tcPr>
-          <w:p>
-            <w:pPr>
-              <w:spacing w:before="60" w:after="60"/>
-              <w:ind w:firstLine="0"/>
-              <w:jc w:val="center"/>
-            </w:pPr>
-            <w:r>
-              <w:rPr>
-                <w:rFonts w:ascii="Times New Roman" w:hAnsi="Times New Roman" w:eastAsia="Times New Roman"/>
-                <w:b w:val="0"/>
-                <w:i w:val="0"/>
-                <w:sz w:val="28"/>
-              </w:rPr>
-              <w:t>PUT</w:t>
-            </w:r>
-          </w:p>
-        </w:tc>
-        <w:tc>
-          <w:tcPr>
-            <w:tcW w:type="dxa" w:w="3228"/>
-            <w:vAlign w:val="center"/>
-            <w:shd w:fill="DEEAF1" w:val="clear"/>
-          </w:tcPr>
-          <w:p>
-            <w:pPr>
-              <w:spacing w:before="60" w:after="60"/>
-              <w:ind w:firstLine="0"/>
-              <w:jc w:val="center"/>
-            </w:pPr>
-            <w:r>
-              <w:rPr>
-                <w:rFonts w:ascii="Times New Roman" w:hAnsi="Times New Roman" w:eastAsia="Times New Roman"/>
-                <w:b w:val="0"/>
-                <w:i w:val="0"/>
-                <w:sz w:val="28"/>
-              </w:rPr>
-              <w:t>/​api/​v1/​users/​me/​</w:t>
-            </w:r>
-          </w:p>
-        </w:tc>
-        <w:tc>
-          <w:tcPr>
-            <w:tcW w:type="dxa" w:w="680"/>
-            <w:vAlign w:val="center"/>
-            <w:shd w:fill="DEEAF1" w:val="clear"/>
-          </w:tcPr>
-          <w:p>
-            <w:pPr>
-              <w:spacing w:before="60" w:after="60"/>
-              <w:ind w:firstLine="0"/>
-              <w:jc w:val="center"/>
-            </w:pPr>
-            <w:r>
-              <w:rPr>
-                <w:rFonts w:ascii="Times New Roman" w:hAnsi="Times New Roman" w:eastAsia="Times New Roman"/>
-                <w:b w:val="0"/>
-                <w:i w:val="0"/>
-                <w:sz w:val="28"/>
-              </w:rPr>
-              <w:t>✓</w:t>
-            </w:r>
-          </w:p>
-        </w:tc>
-        <w:tc>
-          <w:tcPr>
-            <w:tcW w:type="dxa" w:w="2379"/>
-            <w:vAlign w:val="center"/>
-            <w:shd w:fill="DEEAF1" w:val="clear"/>
-          </w:tcPr>
-          <w:p>
-            <w:pPr>
-              <w:spacing w:before="60" w:after="60"/>
-              <w:ind w:firstLine="0"/>
-              <w:jc w:val="center"/>
-            </w:pPr>
-            <w:r>
-              <w:rPr>
-                <w:rFonts w:ascii="Times New Roman" w:hAnsi="Times New Roman" w:eastAsia="Times New Roman"/>
-                <w:b w:val="0"/>
-                <w:i w:val="0"/>
-                <w:sz w:val="28"/>
-              </w:rPr>
-              <w:t>Cập nhật profile (​multipart)​</w:t>
-            </w:r>
-          </w:p>
-        </w:tc>
-        <w:tc>
-          <w:tcPr>
-            <w:tcW w:type="dxa" w:w="1497"/>
-            <w:vAlign w:val="center"/>
-            <w:shd w:fill="DEEAF1" w:val="clear"/>
-          </w:tcPr>
-          <w:p>
-            <w:pPr>
-              <w:spacing w:before="60" w:after="60"/>
-              <w:ind w:firstLine="0"/>
-              <w:jc w:val="center"/>
-            </w:pPr>
-            <w:r>
-              <w:rPr>
-                <w:rFonts w:ascii="Times New Roman" w:hAnsi="Times New Roman" w:eastAsia="Times New Roman"/>
-                <w:b w:val="0"/>
-                <w:i w:val="0"/>
-                <w:sz w:val="28"/>
-              </w:rPr>
-              <w:t>200</w:t>
-            </w:r>
-          </w:p>
-        </w:tc>
-      </w:tr>
-      <w:tr>
-        <w:tc>
-          <w:tcPr>
-            <w:tcW w:type="dxa" w:w="680"/>
-            <w:vAlign w:val="center"/>
-          </w:tcPr>
-          <w:p>
-            <w:pPr>
-              <w:spacing w:before="60" w:after="60"/>
-              <w:ind w:firstLine="0"/>
-              <w:jc w:val="left"/>
-            </w:pPr>
-            <w:r>
-              <w:rPr>
-                <w:rFonts w:ascii="Times New Roman" w:hAnsi="Times New Roman" w:eastAsia="Times New Roman"/>
-                <w:b/>
-                <w:i w:val="0"/>
-                <w:sz w:val="28"/>
-              </w:rPr>
-              <w:t>7</w:t>
-            </w:r>
-          </w:p>
-        </w:tc>
-        <w:tc>
-          <w:tcPr>
-            <w:tcW w:type="dxa" w:w="748"/>
-            <w:vAlign w:val="center"/>
-          </w:tcPr>
-          <w:p>
-            <w:pPr>
-              <w:spacing w:before="60" w:after="60"/>
-              <w:ind w:firstLine="0"/>
-              <w:jc w:val="center"/>
-            </w:pPr>
-            <w:r>
-              <w:rPr>
-                <w:rFonts w:ascii="Times New Roman" w:hAnsi="Times New Roman" w:eastAsia="Times New Roman"/>
-                <w:b w:val="0"/>
-                <w:i w:val="0"/>
-                <w:sz w:val="28"/>
-              </w:rPr>
-              <w:t>POST</w:t>
-            </w:r>
-          </w:p>
-        </w:tc>
-        <w:tc>
-          <w:tcPr>
-            <w:tcW w:type="dxa" w:w="3228"/>
-            <w:vAlign w:val="center"/>
-          </w:tcPr>
-          <w:p>
-            <w:pPr>
-              <w:spacing w:before="60" w:after="60"/>
-              <w:ind w:firstLine="0"/>
-              <w:jc w:val="center"/>
-            </w:pPr>
-            <w:r>
-              <w:rPr>
-                <w:rFonts w:ascii="Times New Roman" w:hAnsi="Times New Roman" w:eastAsia="Times New Roman"/>
-                <w:b w:val="0"/>
-                <w:i w:val="0"/>
-                <w:sz w:val="28"/>
-              </w:rPr>
-              <w:t>/​api/​v1/​users/​password/​reset-​request/​</w:t>
-            </w:r>
-          </w:p>
-        </w:tc>
-        <w:tc>
-          <w:tcPr>
-            <w:tcW w:type="dxa" w:w="680"/>
-            <w:vAlign w:val="center"/>
-          </w:tcPr>
-          <w:p>
-            <w:pPr>
-              <w:spacing w:before="60" w:after="60"/>
-              <w:ind w:firstLine="0"/>
-              <w:jc w:val="center"/>
-            </w:pPr>
-            <w:r>
-              <w:rPr>
-                <w:rFonts w:ascii="Times New Roman" w:hAnsi="Times New Roman" w:eastAsia="Times New Roman"/>
-                <w:b w:val="0"/>
-                <w:i w:val="0"/>
-                <w:sz w:val="28"/>
-              </w:rPr>
-              <w:t>✗</w:t>
-            </w:r>
-          </w:p>
-        </w:tc>
-        <w:tc>
-          <w:tcPr>
-            <w:tcW w:type="dxa" w:w="2379"/>
-            <w:vAlign w:val="center"/>
-          </w:tcPr>
-          <w:p>
-            <w:pPr>
-              <w:spacing w:before="60" w:after="60"/>
-              <w:ind w:firstLine="0"/>
-              <w:jc w:val="center"/>
-            </w:pPr>
-            <w:r>
-              <w:rPr>
-                <w:rFonts w:ascii="Times New Roman" w:hAnsi="Times New Roman" w:eastAsia="Times New Roman"/>
-                <w:b w:val="0"/>
-                <w:i w:val="0"/>
-                <w:sz w:val="28"/>
-              </w:rPr>
-              <w:t>Gửi email reset mật khẩu</w:t>
-            </w:r>
-          </w:p>
-        </w:tc>
-        <w:tc>
-          <w:tcPr>
-            <w:tcW w:type="dxa" w:w="1497"/>
-            <w:vAlign w:val="center"/>
-          </w:tcPr>
-          <w:p>
-            <w:pPr>
-              <w:spacing w:before="60" w:after="60"/>
-              <w:ind w:firstLine="0"/>
-              <w:jc w:val="center"/>
-            </w:pPr>
-            <w:r>
-              <w:rPr>
-                <w:rFonts w:ascii="Times New Roman" w:hAnsi="Times New Roman" w:eastAsia="Times New Roman"/>
-                <w:b w:val="0"/>
-                <w:i w:val="0"/>
-                <w:sz w:val="28"/>
-              </w:rPr>
-              <w:t>200</w:t>
-            </w:r>
-          </w:p>
-        </w:tc>
-      </w:tr>
-      <w:tr>
-        <w:tc>
-          <w:tcPr>
-            <w:tcW w:type="dxa" w:w="680"/>
-            <w:vAlign w:val="center"/>
-            <w:shd w:fill="DEEAF1" w:val="clear"/>
-          </w:tcPr>
-          <w:p>
-            <w:pPr>
-              <w:spacing w:before="60" w:after="60"/>
-              <w:ind w:firstLine="0"/>
-              <w:jc w:val="left"/>
-            </w:pPr>
-            <w:r>
-              <w:rPr>
-                <w:rFonts w:ascii="Times New Roman" w:hAnsi="Times New Roman" w:eastAsia="Times New Roman"/>
-                <w:b/>
-                <w:i w:val="0"/>
-                <w:sz w:val="28"/>
-              </w:rPr>
-              <w:t>8</w:t>
-            </w:r>
-          </w:p>
-        </w:tc>
-        <w:tc>
-          <w:tcPr>
-            <w:tcW w:type="dxa" w:w="748"/>
-            <w:vAlign w:val="center"/>
-            <w:shd w:fill="DEEAF1" w:val="clear"/>
-          </w:tcPr>
-          <w:p>
-            <w:pPr>
-              <w:spacing w:before="60" w:after="60"/>
-              <w:ind w:firstLine="0"/>
-              <w:jc w:val="center"/>
-            </w:pPr>
-            <w:r>
-              <w:rPr>
-                <w:rFonts w:ascii="Times New Roman" w:hAnsi="Times New Roman" w:eastAsia="Times New Roman"/>
-                <w:b w:val="0"/>
-                <w:i w:val="0"/>
-                <w:sz w:val="28"/>
-              </w:rPr>
-              <w:t>POST</w:t>
-            </w:r>
-          </w:p>
-        </w:tc>
-        <w:tc>
-          <w:tcPr>
-            <w:tcW w:type="dxa" w:w="3228"/>
-            <w:vAlign w:val="center"/>
-            <w:shd w:fill="DEEAF1" w:val="clear"/>
-          </w:tcPr>
-          <w:p>
-            <w:pPr>
-              <w:spacing w:before="60" w:after="60"/>
-              <w:ind w:firstLine="0"/>
-              <w:jc w:val="center"/>
-            </w:pPr>
-            <w:r>
-              <w:rPr>
-                <w:rFonts w:ascii="Times New Roman" w:hAnsi="Times New Roman" w:eastAsia="Times New Roman"/>
-                <w:b w:val="0"/>
-                <w:i w:val="0"/>
-                <w:sz w:val="28"/>
-              </w:rPr>
-              <w:t>/​api/​v1/​users/​password/​reset-​confirm/​</w:t>
-            </w:r>
-          </w:p>
-        </w:tc>
-        <w:tc>
-          <w:tcPr>
-            <w:tcW w:type="dxa" w:w="680"/>
-            <w:vAlign w:val="center"/>
-            <w:shd w:fill="DEEAF1" w:val="clear"/>
-          </w:tcPr>
-          <w:p>
-            <w:pPr>
-              <w:spacing w:before="60" w:after="60"/>
-              <w:ind w:firstLine="0"/>
-              <w:jc w:val="center"/>
-            </w:pPr>
-            <w:r>
-              <w:rPr>
-                <w:rFonts w:ascii="Times New Roman" w:hAnsi="Times New Roman" w:eastAsia="Times New Roman"/>
-                <w:b w:val="0"/>
-                <w:i w:val="0"/>
-                <w:sz w:val="28"/>
-              </w:rPr>
-              <w:t>✗</w:t>
-            </w:r>
-          </w:p>
-        </w:tc>
-        <w:tc>
-          <w:tcPr>
-            <w:tcW w:type="dxa" w:w="2379"/>
-            <w:vAlign w:val="center"/>
-            <w:shd w:fill="DEEAF1" w:val="clear"/>
-          </w:tcPr>
-          <w:p>
-            <w:pPr>
-              <w:spacing w:before="60" w:after="60"/>
-              <w:ind w:firstLine="0"/>
-              <w:jc w:val="center"/>
-            </w:pPr>
-            <w:r>
-              <w:rPr>
-                <w:rFonts w:ascii="Times New Roman" w:hAnsi="Times New Roman" w:eastAsia="Times New Roman"/>
-                <w:b w:val="0"/>
-                <w:i w:val="0"/>
-                <w:sz w:val="28"/>
-              </w:rPr>
-              <w:t>Xác nhận reset mật khẩu</w:t>
-            </w:r>
-          </w:p>
-        </w:tc>
-        <w:tc>
-          <w:tcPr>
-            <w:tcW w:type="dxa" w:w="1497"/>
-            <w:vAlign w:val="center"/>
-            <w:shd w:fill="DEEAF1" w:val="clear"/>
-          </w:tcPr>
-          <w:p>
-            <w:pPr>
-              <w:spacing w:before="60" w:after="60"/>
-              <w:ind w:firstLine="0"/>
-              <w:jc w:val="center"/>
-            </w:pPr>
-            <w:r>
-              <w:rPr>
-                <w:rFonts w:ascii="Times New Roman" w:hAnsi="Times New Roman" w:eastAsia="Times New Roman"/>
-                <w:b w:val="0"/>
-                <w:i w:val="0"/>
-                <w:sz w:val="28"/>
-              </w:rPr>
-              <w:t>200, 400</w:t>
-            </w:r>
-          </w:p>
-        </w:tc>
-      </w:tr>
-      <w:tr>
-        <w:tc>
-          <w:tcPr>
-            <w:tcW w:type="dxa" w:w="680"/>
-            <w:vAlign w:val="center"/>
-          </w:tcPr>
-          <w:p>
-            <w:pPr>
-              <w:spacing w:before="60" w:after="60"/>
-              <w:ind w:firstLine="0"/>
-              <w:jc w:val="left"/>
-            </w:pPr>
-            <w:r>
-              <w:rPr>
-                <w:rFonts w:ascii="Times New Roman" w:hAnsi="Times New Roman" w:eastAsia="Times New Roman"/>
-                <w:b/>
-                <w:i w:val="0"/>
-                <w:sz w:val="28"/>
-              </w:rPr>
-              <w:t>9</w:t>
-            </w:r>
-          </w:p>
-        </w:tc>
-        <w:tc>
-          <w:tcPr>
-            <w:tcW w:type="dxa" w:w="748"/>
-            <w:vAlign w:val="center"/>
-          </w:tcPr>
-          <w:p>
-            <w:pPr>
-              <w:spacing w:before="60" w:after="60"/>
-              <w:ind w:firstLine="0"/>
-              <w:jc w:val="center"/>
-            </w:pPr>
-            <w:r>
-              <w:rPr>
-                <w:rFonts w:ascii="Times New Roman" w:hAnsi="Times New Roman" w:eastAsia="Times New Roman"/>
-                <w:b w:val="0"/>
-                <w:i w:val="0"/>
-                <w:sz w:val="28"/>
-              </w:rPr>
-              <w:t>POST</w:t>
-            </w:r>
-          </w:p>
-        </w:tc>
-        <w:tc>
-          <w:tcPr>
-            <w:tcW w:type="dxa" w:w="3228"/>
-            <w:vAlign w:val="center"/>
-          </w:tcPr>
-          <w:p>
-            <w:pPr>
-              <w:spacing w:before="60" w:after="60"/>
-              <w:ind w:firstLine="0"/>
-              <w:jc w:val="center"/>
-            </w:pPr>
-            <w:r>
-              <w:rPr>
-                <w:rFonts w:ascii="Times New Roman" w:hAnsi="Times New Roman" w:eastAsia="Times New Roman"/>
-                <w:b w:val="0"/>
-                <w:i w:val="0"/>
-                <w:sz w:val="28"/>
-              </w:rPr>
-              <w:t>/​api/​v1/​users/​password/​change/​</w:t>
-            </w:r>
-          </w:p>
-        </w:tc>
-        <w:tc>
-          <w:tcPr>
-            <w:tcW w:type="dxa" w:w="680"/>
-            <w:vAlign w:val="center"/>
-          </w:tcPr>
-          <w:p>
-            <w:pPr>
-              <w:spacing w:before="60" w:after="60"/>
-              <w:ind w:firstLine="0"/>
-              <w:jc w:val="center"/>
-            </w:pPr>
-            <w:r>
-              <w:rPr>
-                <w:rFonts w:ascii="Times New Roman" w:hAnsi="Times New Roman" w:eastAsia="Times New Roman"/>
-                <w:b w:val="0"/>
-                <w:i w:val="0"/>
-                <w:sz w:val="28"/>
-              </w:rPr>
-              <w:t>✓</w:t>
-            </w:r>
-          </w:p>
-        </w:tc>
-        <w:tc>
-          <w:tcPr>
-            <w:tcW w:type="dxa" w:w="2379"/>
-            <w:vAlign w:val="center"/>
-          </w:tcPr>
-          <w:p>
-            <w:pPr>
-              <w:spacing w:before="60" w:after="60"/>
-              <w:ind w:firstLine="0"/>
-              <w:jc w:val="center"/>
-            </w:pPr>
-            <w:r>
-              <w:rPr>
-                <w:rFonts w:ascii="Times New Roman" w:hAnsi="Times New Roman" w:eastAsia="Times New Roman"/>
-                <w:b w:val="0"/>
-                <w:i w:val="0"/>
-                <w:sz w:val="28"/>
-              </w:rPr>
-              <w:t>Đổi mật khẩu</w:t>
-            </w:r>
-          </w:p>
-        </w:tc>
-        <w:tc>
-          <w:tcPr>
-            <w:tcW w:type="dxa" w:w="1497"/>
-            <w:vAlign w:val="center"/>
-          </w:tcPr>
-          <w:p>
-            <w:pPr>
-              <w:spacing w:before="60" w:after="60"/>
-              <w:ind w:firstLine="0"/>
-              <w:jc w:val="center"/>
-            </w:pPr>
-            <w:r>
-              <w:rPr>
-                <w:rFonts w:ascii="Times New Roman" w:hAnsi="Times New Roman" w:eastAsia="Times New Roman"/>
-                <w:b w:val="0"/>
-                <w:i w:val="0"/>
-                <w:sz w:val="28"/>
-              </w:rPr>
-              <w:t>204, 400</w:t>
-            </w:r>
-          </w:p>
-        </w:tc>
-      </w:tr>
-      <w:tr>
-        <w:tc>
-          <w:tcPr>
-            <w:tcW w:type="dxa" w:w="680"/>
-            <w:vAlign w:val="center"/>
-            <w:shd w:fill="DEEAF1" w:val="clear"/>
-          </w:tcPr>
-          <w:p>
-            <w:pPr>
-              <w:spacing w:before="60" w:after="60"/>
-              <w:ind w:firstLine="0"/>
-              <w:jc w:val="left"/>
-            </w:pPr>
-            <w:r>
-              <w:rPr>
-                <w:rFonts w:ascii="Times New Roman" w:hAnsi="Times New Roman" w:eastAsia="Times New Roman"/>
-                <w:b/>
-                <w:i w:val="0"/>
-                <w:sz w:val="28"/>
-              </w:rPr>
-              <w:t>10</w:t>
-            </w:r>
-          </w:p>
-        </w:tc>
-        <w:tc>
-          <w:tcPr>
-            <w:tcW w:type="dxa" w:w="748"/>
-            <w:vAlign w:val="center"/>
-            <w:shd w:fill="DEEAF1" w:val="clear"/>
-          </w:tcPr>
-          <w:p>
-            <w:pPr>
-              <w:spacing w:before="60" w:after="60"/>
-              <w:ind w:firstLine="0"/>
-              <w:jc w:val="center"/>
-            </w:pPr>
-            <w:r>
-              <w:rPr>
-                <w:rFonts w:ascii="Times New Roman" w:hAnsi="Times New Roman" w:eastAsia="Times New Roman"/>
-                <w:b w:val="0"/>
-                <w:i w:val="0"/>
-                <w:sz w:val="28"/>
-              </w:rPr>
-              <w:t>GET</w:t>
-            </w:r>
-          </w:p>
-        </w:tc>
-        <w:tc>
-          <w:tcPr>
-            <w:tcW w:type="dxa" w:w="3228"/>
-            <w:vAlign w:val="center"/>
-            <w:shd w:fill="DEEAF1" w:val="clear"/>
-          </w:tcPr>
-          <w:p>
-            <w:pPr>
-              <w:spacing w:before="60" w:after="60"/>
-              <w:ind w:firstLine="0"/>
-              <w:jc w:val="center"/>
-            </w:pPr>
-            <w:r>
-              <w:rPr>
-                <w:rFonts w:ascii="Times New Roman" w:hAnsi="Times New Roman" w:eastAsia="Times New Roman"/>
-                <w:b w:val="0"/>
-                <w:i w:val="0"/>
-                <w:sz w:val="28"/>
-              </w:rPr>
-              <w:t>/​api/​v1/​users/​search?​keyword=​</w:t>
-            </w:r>
-          </w:p>
-        </w:tc>
-        <w:tc>
-          <w:tcPr>
-            <w:tcW w:type="dxa" w:w="680"/>
-            <w:vAlign w:val="center"/>
-            <w:shd w:fill="DEEAF1" w:val="clear"/>
-          </w:tcPr>
-          <w:p>
-            <w:pPr>
-              <w:spacing w:before="60" w:after="60"/>
-              <w:ind w:firstLine="0"/>
-              <w:jc w:val="center"/>
-            </w:pPr>
-            <w:r>
-              <w:rPr>
-                <w:rFonts w:ascii="Times New Roman" w:hAnsi="Times New Roman" w:eastAsia="Times New Roman"/>
-                <w:b w:val="0"/>
-                <w:i w:val="0"/>
-                <w:sz w:val="28"/>
-              </w:rPr>
-              <w:t>✗</w:t>
-            </w:r>
-          </w:p>
-        </w:tc>
-        <w:tc>
-          <w:tcPr>
-            <w:tcW w:type="dxa" w:w="2379"/>
-            <w:vAlign w:val="center"/>
-            <w:shd w:fill="DEEAF1" w:val="clear"/>
-          </w:tcPr>
-          <w:p>
-            <w:pPr>
-              <w:spacing w:before="60" w:after="60"/>
-              <w:ind w:firstLine="0"/>
-              <w:jc w:val="center"/>
-            </w:pPr>
-            <w:r>
-              <w:rPr>
-                <w:rFonts w:ascii="Times New Roman" w:hAnsi="Times New Roman" w:eastAsia="Times New Roman"/>
-                <w:b w:val="0"/>
-                <w:i w:val="0"/>
-                <w:sz w:val="28"/>
-              </w:rPr>
-              <w:t>Tìm kiếm user</w:t>
-            </w:r>
-          </w:p>
-        </w:tc>
-        <w:tc>
-          <w:tcPr>
-            <w:tcW w:type="dxa" w:w="1497"/>
-            <w:vAlign w:val="center"/>
-            <w:shd w:fill="DEEAF1" w:val="clear"/>
-          </w:tcPr>
-          <w:p>
-            <w:pPr>
-              <w:spacing w:before="60" w:after="60"/>
-              <w:ind w:firstLine="0"/>
-              <w:jc w:val="center"/>
-            </w:pPr>
-            <w:r>
-              <w:rPr>
-                <w:rFonts w:ascii="Times New Roman" w:hAnsi="Times New Roman" w:eastAsia="Times New Roman"/>
-                <w:b w:val="0"/>
-                <w:i w:val="0"/>
-                <w:sz w:val="28"/>
-              </w:rPr>
-              <w:t>200</w:t>
-            </w:r>
-          </w:p>
-        </w:tc>
-      </w:tr>
-      <w:tr>
-        <w:tc>
-          <w:tcPr>
-            <w:tcW w:type="dxa" w:w="680"/>
-            <w:vAlign w:val="center"/>
-          </w:tcPr>
-          <w:p>
-            <w:pPr>
-              <w:spacing w:before="60" w:after="60"/>
-              <w:ind w:firstLine="0"/>
-              <w:jc w:val="left"/>
-            </w:pPr>
-            <w:r>
-              <w:rPr>
-                <w:rFonts w:ascii="Times New Roman" w:hAnsi="Times New Roman" w:eastAsia="Times New Roman"/>
-                <w:b/>
-                <w:i w:val="0"/>
-                <w:sz w:val="28"/>
-              </w:rPr>
-              <w:t>11</w:t>
-            </w:r>
-          </w:p>
-        </w:tc>
-        <w:tc>
-          <w:tcPr>
-            <w:tcW w:type="dxa" w:w="748"/>
-            <w:vAlign w:val="center"/>
-          </w:tcPr>
-          <w:p>
-            <w:pPr>
-              <w:spacing w:before="60" w:after="60"/>
-              <w:ind w:firstLine="0"/>
-              <w:jc w:val="center"/>
-            </w:pPr>
-            <w:r>
-              <w:rPr>
-                <w:rFonts w:ascii="Times New Roman" w:hAnsi="Times New Roman" w:eastAsia="Times New Roman"/>
-                <w:b w:val="0"/>
-                <w:i w:val="0"/>
-                <w:sz w:val="28"/>
-              </w:rPr>
-              <w:t>POST</w:t>
-            </w:r>
-          </w:p>
-        </w:tc>
-        <w:tc>
-          <w:tcPr>
-            <w:tcW w:type="dxa" w:w="3228"/>
-            <w:vAlign w:val="center"/>
-          </w:tcPr>
-          <w:p>
-            <w:pPr>
-              <w:spacing w:before="60" w:after="60"/>
-              <w:ind w:firstLine="0"/>
-              <w:jc w:val="center"/>
-            </w:pPr>
-            <w:r>
-              <w:rPr>
-                <w:rFonts w:ascii="Times New Roman" w:hAnsi="Times New Roman" w:eastAsia="Times New Roman"/>
-                <w:b w:val="0"/>
-                <w:i w:val="0"/>
-                <w:sz w:val="28"/>
-              </w:rPr>
-              <w:t>/​api/​v1/​invitations/​</w:t>
-            </w:r>
-          </w:p>
-        </w:tc>
-        <w:tc>
-          <w:tcPr>
-            <w:tcW w:type="dxa" w:w="680"/>
-            <w:vAlign w:val="center"/>
-          </w:tcPr>
-          <w:p>
-            <w:pPr>
-              <w:spacing w:before="60" w:after="60"/>
-              <w:ind w:firstLine="0"/>
-              <w:jc w:val="center"/>
-            </w:pPr>
-            <w:r>
-              <w:rPr>
-                <w:rFonts w:ascii="Times New Roman" w:hAnsi="Times New Roman" w:eastAsia="Times New Roman"/>
-                <w:b w:val="0"/>
-                <w:i w:val="0"/>
-                <w:sz w:val="28"/>
-              </w:rPr>
-              <w:t>✓</w:t>
-            </w:r>
-          </w:p>
-        </w:tc>
-        <w:tc>
-          <w:tcPr>
-            <w:tcW w:type="dxa" w:w="2379"/>
-            <w:vAlign w:val="center"/>
-          </w:tcPr>
-          <w:p>
-            <w:pPr>
-              <w:spacing w:before="60" w:after="60"/>
-              <w:ind w:firstLine="0"/>
-              <w:jc w:val="center"/>
-            </w:pPr>
-            <w:r>
-              <w:rPr>
-                <w:rFonts w:ascii="Times New Roman" w:hAnsi="Times New Roman" w:eastAsia="Times New Roman"/>
-                <w:b w:val="0"/>
-                <w:i w:val="0"/>
-                <w:sz w:val="28"/>
-              </w:rPr>
-              <w:t>Gửi lời mời kết bạn</w:t>
-            </w:r>
-          </w:p>
-        </w:tc>
-        <w:tc>
-          <w:tcPr>
-            <w:tcW w:type="dxa" w:w="1497"/>
-            <w:vAlign w:val="center"/>
-          </w:tcPr>
-          <w:p>
-            <w:pPr>
-              <w:spacing w:before="60" w:after="60"/>
-              <w:ind w:firstLine="0"/>
-              <w:jc w:val="center"/>
-            </w:pPr>
-            <w:r>
-              <w:rPr>
-                <w:rFonts w:ascii="Times New Roman" w:hAnsi="Times New Roman" w:eastAsia="Times New Roman"/>
-                <w:b w:val="0"/>
-                <w:i w:val="0"/>
-                <w:sz w:val="28"/>
-              </w:rPr>
-              <w:t>201, 403, 409</w:t>
-            </w:r>
-          </w:p>
-        </w:tc>
-      </w:tr>
-      <w:tr>
-        <w:tc>
-          <w:tcPr>
-            <w:tcW w:type="dxa" w:w="680"/>
-            <w:vAlign w:val="center"/>
-            <w:shd w:fill="DEEAF1" w:val="clear"/>
-          </w:tcPr>
-          <w:p>
-            <w:pPr>
-              <w:spacing w:before="60" w:after="60"/>
-              <w:ind w:firstLine="0"/>
-              <w:jc w:val="left"/>
-            </w:pPr>
-            <w:r>
-              <w:rPr>
-                <w:rFonts w:ascii="Times New Roman" w:hAnsi="Times New Roman" w:eastAsia="Times New Roman"/>
-                <w:b/>
-                <w:i w:val="0"/>
-                <w:sz w:val="28"/>
-              </w:rPr>
-              <w:t>12</w:t>
-            </w:r>
-          </w:p>
-        </w:tc>
-        <w:tc>
-          <w:tcPr>
-            <w:tcW w:type="dxa" w:w="748"/>
-            <w:vAlign w:val="center"/>
-            <w:shd w:fill="DEEAF1" w:val="clear"/>
-          </w:tcPr>
-          <w:p>
-            <w:pPr>
-              <w:spacing w:before="60" w:after="60"/>
-              <w:ind w:firstLine="0"/>
-              <w:jc w:val="center"/>
-            </w:pPr>
-            <w:r>
-              <w:rPr>
-                <w:rFonts w:ascii="Times New Roman" w:hAnsi="Times New Roman" w:eastAsia="Times New Roman"/>
-                <w:b w:val="0"/>
-                <w:i w:val="0"/>
-                <w:sz w:val="28"/>
-              </w:rPr>
-              <w:t>GET</w:t>
-            </w:r>
-          </w:p>
-        </w:tc>
-        <w:tc>
-          <w:tcPr>
-            <w:tcW w:type="dxa" w:w="3228"/>
-            <w:vAlign w:val="center"/>
-            <w:shd w:fill="DEEAF1" w:val="clear"/>
-          </w:tcPr>
-          <w:p>
-            <w:pPr>
-              <w:spacing w:before="60" w:after="60"/>
-              <w:ind w:firstLine="0"/>
-              <w:jc w:val="center"/>
-            </w:pPr>
-            <w:r>
-              <w:rPr>
-                <w:rFonts w:ascii="Times New Roman" w:hAnsi="Times New Roman" w:eastAsia="Times New Roman"/>
-                <w:b w:val="0"/>
-                <w:i w:val="0"/>
-                <w:sz w:val="28"/>
-              </w:rPr>
-              <w:t>/​api/​v1/​invitations/​</w:t>
-            </w:r>
-          </w:p>
-        </w:tc>
-        <w:tc>
-          <w:tcPr>
-            <w:tcW w:type="dxa" w:w="680"/>
-            <w:vAlign w:val="center"/>
-            <w:shd w:fill="DEEAF1" w:val="clear"/>
-          </w:tcPr>
-          <w:p>
-            <w:pPr>
-              <w:spacing w:before="60" w:after="60"/>
-              <w:ind w:firstLine="0"/>
-              <w:jc w:val="center"/>
-            </w:pPr>
-            <w:r>
-              <w:rPr>
-                <w:rFonts w:ascii="Times New Roman" w:hAnsi="Times New Roman" w:eastAsia="Times New Roman"/>
-                <w:b w:val="0"/>
-                <w:i w:val="0"/>
-                <w:sz w:val="28"/>
-              </w:rPr>
-              <w:t>✓</w:t>
-            </w:r>
-          </w:p>
-        </w:tc>
-        <w:tc>
-          <w:tcPr>
-            <w:tcW w:type="dxa" w:w="2379"/>
-            <w:vAlign w:val="center"/>
-            <w:shd w:fill="DEEAF1" w:val="clear"/>
-          </w:tcPr>
-          <w:p>
-            <w:pPr>
-              <w:spacing w:before="60" w:after="60"/>
-              <w:ind w:firstLine="0"/>
-              <w:jc w:val="center"/>
-            </w:pPr>
-            <w:r>
-              <w:rPr>
-                <w:rFonts w:ascii="Times New Roman" w:hAnsi="Times New Roman" w:eastAsia="Times New Roman"/>
-                <w:b w:val="0"/>
-                <w:i w:val="0"/>
-                <w:sz w:val="28"/>
-              </w:rPr>
-              <w:t>Danh sách lời mời</w:t>
-            </w:r>
-          </w:p>
-        </w:tc>
-        <w:tc>
-          <w:tcPr>
-            <w:tcW w:type="dxa" w:w="1497"/>
-            <w:vAlign w:val="center"/>
-            <w:shd w:fill="DEEAF1" w:val="clear"/>
-          </w:tcPr>
-          <w:p>
-            <w:pPr>
-              <w:spacing w:before="60" w:after="60"/>
-              <w:ind w:firstLine="0"/>
-              <w:jc w:val="center"/>
-            </w:pPr>
-            <w:r>
-              <w:rPr>
-                <w:rFonts w:ascii="Times New Roman" w:hAnsi="Times New Roman" w:eastAsia="Times New Roman"/>
-                <w:b w:val="0"/>
-                <w:i w:val="0"/>
-                <w:sz w:val="28"/>
-              </w:rPr>
-              <w:t>200</w:t>
-            </w:r>
-          </w:p>
-        </w:tc>
-      </w:tr>
-      <w:tr>
-        <w:tc>
-          <w:tcPr>
-            <w:tcW w:type="dxa" w:w="680"/>
-            <w:vAlign w:val="center"/>
-          </w:tcPr>
-          <w:p>
-            <w:pPr>
-              <w:spacing w:before="60" w:after="60"/>
-              <w:ind w:firstLine="0"/>
-              <w:jc w:val="left"/>
-            </w:pPr>
-            <w:r>
-              <w:rPr>
-                <w:rFonts w:ascii="Times New Roman" w:hAnsi="Times New Roman" w:eastAsia="Times New Roman"/>
-                <w:b/>
-                <w:i w:val="0"/>
-                <w:sz w:val="28"/>
-              </w:rPr>
-              <w:t>13</w:t>
-            </w:r>
-          </w:p>
-        </w:tc>
-        <w:tc>
-          <w:tcPr>
-            <w:tcW w:type="dxa" w:w="748"/>
-            <w:vAlign w:val="center"/>
-          </w:tcPr>
-          <w:p>
-            <w:pPr>
-              <w:spacing w:before="60" w:after="60"/>
-              <w:ind w:firstLine="0"/>
-              <w:jc w:val="center"/>
-            </w:pPr>
-            <w:r>
-              <w:rPr>
-                <w:rFonts w:ascii="Times New Roman" w:hAnsi="Times New Roman" w:eastAsia="Times New Roman"/>
-                <w:b w:val="0"/>
-                <w:i w:val="0"/>
-                <w:sz w:val="28"/>
-              </w:rPr>
-              <w:t>PATCH</w:t>
-            </w:r>
-          </w:p>
-        </w:tc>
-        <w:tc>
-          <w:tcPr>
-            <w:tcW w:type="dxa" w:w="3228"/>
-            <w:vAlign w:val="center"/>
-          </w:tcPr>
-          <w:p>
-            <w:pPr>
-              <w:spacing w:before="60" w:after="60"/>
-              <w:ind w:firstLine="0"/>
-              <w:jc w:val="center"/>
-            </w:pPr>
-            <w:r>
-              <w:rPr>
-                <w:rFonts w:ascii="Times New Roman" w:hAnsi="Times New Roman" w:eastAsia="Times New Roman"/>
-                <w:b w:val="0"/>
-                <w:i w:val="0"/>
-                <w:sz w:val="28"/>
-              </w:rPr>
-              <w:t>/​api/​v1/​invitations/​{​id}​</w:t>
-            </w:r>
-          </w:p>
-        </w:tc>
-        <w:tc>
-          <w:tcPr>
-            <w:tcW w:type="dxa" w:w="680"/>
-            <w:vAlign w:val="center"/>
-          </w:tcPr>
-          <w:p>
-            <w:pPr>
-              <w:spacing w:before="60" w:after="60"/>
-              <w:ind w:firstLine="0"/>
-              <w:jc w:val="center"/>
-            </w:pPr>
-            <w:r>
-              <w:rPr>
-                <w:rFonts w:ascii="Times New Roman" w:hAnsi="Times New Roman" w:eastAsia="Times New Roman"/>
-                <w:b w:val="0"/>
-                <w:i w:val="0"/>
-                <w:sz w:val="28"/>
-              </w:rPr>
-              <w:t>✓</w:t>
-            </w:r>
-          </w:p>
-        </w:tc>
-        <w:tc>
-          <w:tcPr>
-            <w:tcW w:type="dxa" w:w="2379"/>
-            <w:vAlign w:val="center"/>
-          </w:tcPr>
-          <w:p>
-            <w:pPr>
-              <w:spacing w:before="60" w:after="60"/>
-              <w:ind w:firstLine="0"/>
-              <w:jc w:val="center"/>
-            </w:pPr>
-            <w:r>
-              <w:rPr>
-                <w:rFonts w:ascii="Times New Roman" w:hAnsi="Times New Roman" w:eastAsia="Times New Roman"/>
-                <w:b w:val="0"/>
-                <w:i w:val="0"/>
-                <w:sz w:val="28"/>
-              </w:rPr>
-              <w:t>Chấp nhận/​Từ chối lời mời</w:t>
-            </w:r>
-          </w:p>
-        </w:tc>
-        <w:tc>
-          <w:tcPr>
-            <w:tcW w:type="dxa" w:w="1497"/>
-            <w:vAlign w:val="center"/>
-          </w:tcPr>
-          <w:p>
-            <w:pPr>
-              <w:spacing w:before="60" w:after="60"/>
-              <w:ind w:firstLine="0"/>
-              <w:jc w:val="center"/>
-            </w:pPr>
-            <w:r>
-              <w:rPr>
-                <w:rFonts w:ascii="Times New Roman" w:hAnsi="Times New Roman" w:eastAsia="Times New Roman"/>
-                <w:b w:val="0"/>
-                <w:i w:val="0"/>
-                <w:sz w:val="28"/>
-              </w:rPr>
-              <w:t>200</w:t>
-            </w:r>
-          </w:p>
-        </w:tc>
-      </w:tr>
-      <w:tr>
-        <w:tc>
-          <w:tcPr>
-            <w:tcW w:type="dxa" w:w="680"/>
-            <w:vAlign w:val="center"/>
-            <w:shd w:fill="DEEAF1" w:val="clear"/>
-          </w:tcPr>
-          <w:p>
-            <w:pPr>
-              <w:spacing w:before="60" w:after="60"/>
-              <w:ind w:firstLine="0"/>
-              <w:jc w:val="left"/>
-            </w:pPr>
-            <w:r>
-              <w:rPr>
-                <w:rFonts w:ascii="Times New Roman" w:hAnsi="Times New Roman" w:eastAsia="Times New Roman"/>
-                <w:b/>
-                <w:i w:val="0"/>
-                <w:sz w:val="28"/>
-              </w:rPr>
-              <w:t>14</w:t>
-            </w:r>
-          </w:p>
-        </w:tc>
-        <w:tc>
-          <w:tcPr>
-            <w:tcW w:type="dxa" w:w="748"/>
-            <w:vAlign w:val="center"/>
-            <w:shd w:fill="DEEAF1" w:val="clear"/>
-          </w:tcPr>
-          <w:p>
-            <w:pPr>
-              <w:spacing w:before="60" w:after="60"/>
-              <w:ind w:firstLine="0"/>
-              <w:jc w:val="center"/>
-            </w:pPr>
-            <w:r>
-              <w:rPr>
-                <w:rFonts w:ascii="Times New Roman" w:hAnsi="Times New Roman" w:eastAsia="Times New Roman"/>
-                <w:b w:val="0"/>
-                <w:i w:val="0"/>
-                <w:sz w:val="28"/>
-              </w:rPr>
-              <w:t>POST</w:t>
-            </w:r>
-          </w:p>
-        </w:tc>
-        <w:tc>
-          <w:tcPr>
-            <w:tcW w:type="dxa" w:w="3228"/>
-            <w:vAlign w:val="center"/>
-            <w:shd w:fill="DEEAF1" w:val="clear"/>
-          </w:tcPr>
-          <w:p>
-            <w:pPr>
-              <w:spacing w:before="60" w:after="60"/>
-              <w:ind w:firstLine="0"/>
-              <w:jc w:val="center"/>
-            </w:pPr>
-            <w:r>
-              <w:rPr>
-                <w:rFonts w:ascii="Times New Roman" w:hAnsi="Times New Roman" w:eastAsia="Times New Roman"/>
-                <w:b w:val="0"/>
-                <w:i w:val="0"/>
-                <w:sz w:val="28"/>
-              </w:rPr>
-              <w:t>/​api/​v1/​users/​{​username}​/​block/​</w:t>
-            </w:r>
-          </w:p>
-        </w:tc>
-        <w:tc>
-          <w:tcPr>
-            <w:tcW w:type="dxa" w:w="680"/>
-            <w:vAlign w:val="center"/>
-            <w:shd w:fill="DEEAF1" w:val="clear"/>
-          </w:tcPr>
-          <w:p>
-            <w:pPr>
-              <w:spacing w:before="60" w:after="60"/>
-              <w:ind w:firstLine="0"/>
-              <w:jc w:val="center"/>
-            </w:pPr>
-            <w:r>
-              <w:rPr>
-                <w:rFonts w:ascii="Times New Roman" w:hAnsi="Times New Roman" w:eastAsia="Times New Roman"/>
-                <w:b w:val="0"/>
-                <w:i w:val="0"/>
-                <w:sz w:val="28"/>
-              </w:rPr>
-              <w:t>✓</w:t>
-            </w:r>
-          </w:p>
-        </w:tc>
-        <w:tc>
-          <w:tcPr>
-            <w:tcW w:type="dxa" w:w="2379"/>
-            <w:vAlign w:val="center"/>
-            <w:shd w:fill="DEEAF1" w:val="clear"/>
-          </w:tcPr>
-          <w:p>
-            <w:pPr>
-              <w:spacing w:before="60" w:after="60"/>
-              <w:ind w:firstLine="0"/>
-              <w:jc w:val="center"/>
-            </w:pPr>
-            <w:r>
-              <w:rPr>
-                <w:rFonts w:ascii="Times New Roman" w:hAnsi="Times New Roman" w:eastAsia="Times New Roman"/>
-                <w:b w:val="0"/>
-                <w:i w:val="0"/>
-                <w:sz w:val="28"/>
-              </w:rPr>
-              <w:t>Chặn user</w:t>
-            </w:r>
-          </w:p>
-        </w:tc>
-        <w:tc>
-          <w:tcPr>
-            <w:tcW w:type="dxa" w:w="1497"/>
-            <w:vAlign w:val="center"/>
-            <w:shd w:fill="DEEAF1" w:val="clear"/>
-          </w:tcPr>
-          <w:p>
-            <w:pPr>
-              <w:spacing w:before="60" w:after="60"/>
-              <w:ind w:firstLine="0"/>
-              <w:jc w:val="center"/>
-            </w:pPr>
-            <w:r>
-              <w:rPr>
-                <w:rFonts w:ascii="Times New Roman" w:hAnsi="Times New Roman" w:eastAsia="Times New Roman"/>
-                <w:b w:val="0"/>
-                <w:i w:val="0"/>
-                <w:sz w:val="28"/>
-              </w:rPr>
-              <w:t>204</w:t>
-            </w:r>
-          </w:p>
-        </w:tc>
-      </w:tr>
-      <w:tr>
-        <w:tc>
-          <w:tcPr>
-            <w:tcW w:type="dxa" w:w="680"/>
-            <w:vAlign w:val="center"/>
-          </w:tcPr>
-          <w:p>
-            <w:pPr>
-              <w:spacing w:before="60" w:after="60"/>
-              <w:ind w:firstLine="0"/>
-              <w:jc w:val="left"/>
-            </w:pPr>
-            <w:r>
-              <w:rPr>
-                <w:rFonts w:ascii="Times New Roman" w:hAnsi="Times New Roman" w:eastAsia="Times New Roman"/>
-                <w:b/>
-                <w:i w:val="0"/>
-                <w:sz w:val="28"/>
-              </w:rPr>
-              <w:t>15</w:t>
-            </w:r>
-          </w:p>
-        </w:tc>
-        <w:tc>
-          <w:tcPr>
-            <w:tcW w:type="dxa" w:w="748"/>
-            <w:vAlign w:val="center"/>
-          </w:tcPr>
-          <w:p>
-            <w:pPr>
-              <w:spacing w:before="60" w:after="60"/>
-              <w:ind w:firstLine="0"/>
-              <w:jc w:val="center"/>
-            </w:pPr>
-            <w:r>
-              <w:rPr>
-                <w:rFonts w:ascii="Times New Roman" w:hAnsi="Times New Roman" w:eastAsia="Times New Roman"/>
-                <w:b w:val="0"/>
-                <w:i w:val="0"/>
-                <w:sz w:val="28"/>
-              </w:rPr>
-              <w:t>DELETE</w:t>
-            </w:r>
-          </w:p>
-        </w:tc>
-        <w:tc>
-          <w:tcPr>
-            <w:tcW w:type="dxa" w:w="3228"/>
-            <w:vAlign w:val="center"/>
-          </w:tcPr>
-          <w:p>
-            <w:pPr>
-              <w:spacing w:before="60" w:after="60"/>
-              <w:ind w:firstLine="0"/>
-              <w:jc w:val="center"/>
-            </w:pPr>
-            <w:r>
-              <w:rPr>
-                <w:rFonts w:ascii="Times New Roman" w:hAnsi="Times New Roman" w:eastAsia="Times New Roman"/>
-                <w:b w:val="0"/>
-                <w:i w:val="0"/>
-                <w:sz w:val="28"/>
-              </w:rPr>
-              <w:t>/​api/​v1/​users/​{​username}​/​block/​</w:t>
-            </w:r>
-          </w:p>
-        </w:tc>
-        <w:tc>
-          <w:tcPr>
-            <w:tcW w:type="dxa" w:w="680"/>
-            <w:vAlign w:val="center"/>
-          </w:tcPr>
-          <w:p>
-            <w:pPr>
-              <w:spacing w:before="60" w:after="60"/>
-              <w:ind w:firstLine="0"/>
-              <w:jc w:val="center"/>
-            </w:pPr>
-            <w:r>
-              <w:rPr>
-                <w:rFonts w:ascii="Times New Roman" w:hAnsi="Times New Roman" w:eastAsia="Times New Roman"/>
-                <w:b w:val="0"/>
-                <w:i w:val="0"/>
-                <w:sz w:val="28"/>
-              </w:rPr>
-              <w:t>✓</w:t>
-            </w:r>
-          </w:p>
-        </w:tc>
-        <w:tc>
-          <w:tcPr>
-            <w:tcW w:type="dxa" w:w="2379"/>
-            <w:vAlign w:val="center"/>
-          </w:tcPr>
-          <w:p>
-            <w:pPr>
-              <w:spacing w:before="60" w:after="60"/>
-              <w:ind w:firstLine="0"/>
-              <w:jc w:val="center"/>
-            </w:pPr>
-            <w:r>
-              <w:rPr>
-                <w:rFonts w:ascii="Times New Roman" w:hAnsi="Times New Roman" w:eastAsia="Times New Roman"/>
-                <w:b w:val="0"/>
-                <w:i w:val="0"/>
-                <w:sz w:val="28"/>
-              </w:rPr>
-              <w:t>Bỏ chặn user</w:t>
-            </w:r>
-          </w:p>
-        </w:tc>
-        <w:tc>
-          <w:tcPr>
-            <w:tcW w:type="dxa" w:w="1497"/>
-            <w:vAlign w:val="center"/>
-          </w:tcPr>
-          <w:p>
-            <w:pPr>
-              <w:spacing w:before="60" w:after="60"/>
-              <w:ind w:firstLine="0"/>
-              <w:jc w:val="center"/>
-            </w:pPr>
-            <w:r>
-              <w:rPr>
-                <w:rFonts w:ascii="Times New Roman" w:hAnsi="Times New Roman" w:eastAsia="Times New Roman"/>
-                <w:b w:val="0"/>
-                <w:i w:val="0"/>
-                <w:sz w:val="28"/>
-              </w:rPr>
-              <w:t>204</w:t>
-            </w:r>
-          </w:p>
-        </w:tc>
-      </w:tr>
-      <w:tr>
-        <w:tc>
-          <w:tcPr>
-            <w:tcW w:type="dxa" w:w="680"/>
-            <w:vAlign w:val="center"/>
-            <w:shd w:fill="DEEAF1" w:val="clear"/>
-          </w:tcPr>
-          <w:p>
-            <w:pPr>
-              <w:spacing w:before="60" w:after="60"/>
-              <w:ind w:firstLine="0"/>
-              <w:jc w:val="left"/>
-            </w:pPr>
-            <w:r>
-              <w:rPr>
-                <w:rFonts w:ascii="Times New Roman" w:hAnsi="Times New Roman" w:eastAsia="Times New Roman"/>
-                <w:b/>
-                <w:i w:val="0"/>
-                <w:sz w:val="28"/>
-              </w:rPr>
-              <w:t>16</w:t>
-            </w:r>
-          </w:p>
-        </w:tc>
-        <w:tc>
-          <w:tcPr>
-            <w:tcW w:type="dxa" w:w="748"/>
-            <w:vAlign w:val="center"/>
-            <w:shd w:fill="DEEAF1" w:val="clear"/>
-          </w:tcPr>
-          <w:p>
-            <w:pPr>
-              <w:spacing w:before="60" w:after="60"/>
-              <w:ind w:firstLine="0"/>
-              <w:jc w:val="center"/>
-            </w:pPr>
-            <w:r>
-              <w:rPr>
-                <w:rFonts w:ascii="Times New Roman" w:hAnsi="Times New Roman" w:eastAsia="Times New Roman"/>
-                <w:b w:val="0"/>
-                <w:i w:val="0"/>
-                <w:sz w:val="28"/>
-              </w:rPr>
-              <w:t>GET</w:t>
-            </w:r>
-          </w:p>
-        </w:tc>
-        <w:tc>
-          <w:tcPr>
-            <w:tcW w:type="dxa" w:w="3228"/>
-            <w:vAlign w:val="center"/>
-            <w:shd w:fill="DEEAF1" w:val="clear"/>
-          </w:tcPr>
-          <w:p>
-            <w:pPr>
-              <w:spacing w:before="60" w:after="60"/>
-              <w:ind w:firstLine="0"/>
-              <w:jc w:val="center"/>
-            </w:pPr>
-            <w:r>
-              <w:rPr>
-                <w:rFonts w:ascii="Times New Roman" w:hAnsi="Times New Roman" w:eastAsia="Times New Roman"/>
-                <w:b w:val="0"/>
-                <w:i w:val="0"/>
-                <w:sz w:val="28"/>
-              </w:rPr>
-              <w:t>/​api/​v1/​users/​blocks/​</w:t>
-            </w:r>
-          </w:p>
-        </w:tc>
-        <w:tc>
-          <w:tcPr>
-            <w:tcW w:type="dxa" w:w="680"/>
-            <w:vAlign w:val="center"/>
-            <w:shd w:fill="DEEAF1" w:val="clear"/>
-          </w:tcPr>
-          <w:p>
-            <w:pPr>
-              <w:spacing w:before="60" w:after="60"/>
-              <w:ind w:firstLine="0"/>
-              <w:jc w:val="center"/>
-            </w:pPr>
-            <w:r>
-              <w:rPr>
-                <w:rFonts w:ascii="Times New Roman" w:hAnsi="Times New Roman" w:eastAsia="Times New Roman"/>
-                <w:b w:val="0"/>
-                <w:i w:val="0"/>
-                <w:sz w:val="28"/>
-              </w:rPr>
-              <w:t>✓</w:t>
-            </w:r>
-          </w:p>
-        </w:tc>
-        <w:tc>
-          <w:tcPr>
-            <w:tcW w:type="dxa" w:w="2379"/>
-            <w:vAlign w:val="center"/>
-            <w:shd w:fill="DEEAF1" w:val="clear"/>
-          </w:tcPr>
-          <w:p>
-            <w:pPr>
-              <w:spacing w:before="60" w:after="60"/>
-              <w:ind w:firstLine="0"/>
-              <w:jc w:val="center"/>
-            </w:pPr>
-            <w:r>
-              <w:rPr>
-                <w:rFonts w:ascii="Times New Roman" w:hAnsi="Times New Roman" w:eastAsia="Times New Roman"/>
-                <w:b w:val="0"/>
-                <w:i w:val="0"/>
-                <w:sz w:val="28"/>
-              </w:rPr>
-              <w:t>Danh sách user đã chặn</w:t>
-            </w:r>
-          </w:p>
-        </w:tc>
-        <w:tc>
-          <w:tcPr>
-            <w:tcW w:type="dxa" w:w="1497"/>
-            <w:vAlign w:val="center"/>
-            <w:shd w:fill="DEEAF1" w:val="clear"/>
-          </w:tcPr>
-          <w:p>
-            <w:pPr>
-              <w:spacing w:before="60" w:after="60"/>
-              <w:ind w:firstLine="0"/>
-              <w:jc w:val="center"/>
-            </w:pPr>
-            <w:r>
-              <w:rPr>
-                <w:rFonts w:ascii="Times New Roman" w:hAnsi="Times New Roman" w:eastAsia="Times New Roman"/>
-                <w:b w:val="0"/>
-                <w:i w:val="0"/>
-                <w:sz w:val="28"/>
-              </w:rPr>
-              <w:t>200</w:t>
-            </w:r>
-          </w:p>
-        </w:tc>
-      </w:tr>
-      <w:tr>
-        <w:tc>
-          <w:tcPr>
-            <w:tcW w:type="dxa" w:w="680"/>
-            <w:vAlign w:val="center"/>
-          </w:tcPr>
-          <w:p>
-            <w:pPr>
-              <w:spacing w:before="60" w:after="60"/>
-              <w:ind w:firstLine="0"/>
-              <w:jc w:val="left"/>
-            </w:pPr>
-            <w:r>
-              <w:rPr>
-                <w:rFonts w:ascii="Times New Roman" w:hAnsi="Times New Roman" w:eastAsia="Times New Roman"/>
-                <w:b/>
-                <w:i w:val="0"/>
-                <w:sz w:val="28"/>
-              </w:rPr>
-              <w:t>17</w:t>
-            </w:r>
-          </w:p>
-        </w:tc>
-        <w:tc>
-          <w:tcPr>
-            <w:tcW w:type="dxa" w:w="748"/>
-            <w:vAlign w:val="center"/>
-          </w:tcPr>
-          <w:p>
-            <w:pPr>
-              <w:spacing w:before="60" w:after="60"/>
-              <w:ind w:firstLine="0"/>
-              <w:jc w:val="center"/>
-            </w:pPr>
-            <w:r>
-              <w:rPr>
-                <w:rFonts w:ascii="Times New Roman" w:hAnsi="Times New Roman" w:eastAsia="Times New Roman"/>
-                <w:b w:val="0"/>
-                <w:i w:val="0"/>
-                <w:sz w:val="28"/>
-              </w:rPr>
-              <w:t>GET</w:t>
-            </w:r>
-          </w:p>
-        </w:tc>
-        <w:tc>
-          <w:tcPr>
-            <w:tcW w:type="dxa" w:w="3228"/>
-            <w:vAlign w:val="center"/>
-          </w:tcPr>
-          <w:p>
-            <w:pPr>
-              <w:spacing w:before="60" w:after="60"/>
-              <w:ind w:firstLine="0"/>
-              <w:jc w:val="center"/>
-            </w:pPr>
-            <w:r>
-              <w:rPr>
-                <w:rFonts w:ascii="Times New Roman" w:hAnsi="Times New Roman" w:eastAsia="Times New Roman"/>
-                <w:b w:val="0"/>
-                <w:i w:val="0"/>
-                <w:sz w:val="28"/>
-              </w:rPr>
-              <w:t>/​api/​v1/​users/​{​username}​/​block-​status/​</w:t>
-            </w:r>
-          </w:p>
-        </w:tc>
-        <w:tc>
-          <w:tcPr>
-            <w:tcW w:type="dxa" w:w="680"/>
-            <w:vAlign w:val="center"/>
-          </w:tcPr>
-          <w:p>
-            <w:pPr>
-              <w:spacing w:before="60" w:after="60"/>
-              <w:ind w:firstLine="0"/>
-              <w:jc w:val="center"/>
-            </w:pPr>
-            <w:r>
-              <w:rPr>
-                <w:rFonts w:ascii="Times New Roman" w:hAnsi="Times New Roman" w:eastAsia="Times New Roman"/>
-                <w:b w:val="0"/>
-                <w:i w:val="0"/>
-                <w:sz w:val="28"/>
-              </w:rPr>
-              <w:t>✓</w:t>
-            </w:r>
-          </w:p>
-        </w:tc>
-        <w:tc>
-          <w:tcPr>
-            <w:tcW w:type="dxa" w:w="2379"/>
-            <w:vAlign w:val="center"/>
-          </w:tcPr>
-          <w:p>
-            <w:pPr>
-              <w:spacing w:before="60" w:after="60"/>
-              <w:ind w:firstLine="0"/>
-              <w:jc w:val="center"/>
-            </w:pPr>
-            <w:r>
-              <w:rPr>
-                <w:rFonts w:ascii="Times New Roman" w:hAnsi="Times New Roman" w:eastAsia="Times New Roman"/>
-                <w:b w:val="0"/>
-                <w:i w:val="0"/>
-                <w:sz w:val="28"/>
-              </w:rPr>
-              <w:t>Kiểm tra trạng thái chặn</w:t>
-            </w:r>
-          </w:p>
-        </w:tc>
-        <w:tc>
-          <w:tcPr>
-            <w:tcW w:type="dxa" w:w="1497"/>
-            <w:vAlign w:val="center"/>
-          </w:tcPr>
-          <w:p>
-            <w:pPr>
-              <w:spacing w:before="60" w:after="60"/>
-              <w:ind w:firstLine="0"/>
-              <w:jc w:val="center"/>
-            </w:pPr>
-            <w:r>
-              <w:rPr>
-                <w:rFonts w:ascii="Times New Roman" w:hAnsi="Times New Roman" w:eastAsia="Times New Roman"/>
-                <w:b w:val="0"/>
-                <w:i w:val="0"/>
-                <w:sz w:val="28"/>
-              </w:rPr>
-              <w:t>200</w:t>
-            </w:r>
-          </w:p>
-        </w:tc>
-      </w:tr>
-      <w:tr>
-        <w:tc>
-          <w:tcPr>
-            <w:tcW w:type="dxa" w:w="680"/>
-            <w:vAlign w:val="center"/>
-            <w:shd w:fill="DEEAF1" w:val="clear"/>
-          </w:tcPr>
-          <w:p>
-            <w:pPr>
-              <w:spacing w:before="60" w:after="60"/>
-              <w:ind w:firstLine="0"/>
-              <w:jc w:val="left"/>
-            </w:pPr>
-            <w:r>
-              <w:rPr>
-                <w:rFonts w:ascii="Times New Roman" w:hAnsi="Times New Roman" w:eastAsia="Times New Roman"/>
-                <w:b/>
-                <w:i w:val="0"/>
-                <w:sz w:val="28"/>
-              </w:rPr>
-              <w:t>18</w:t>
-            </w:r>
-          </w:p>
-        </w:tc>
-        <w:tc>
-          <w:tcPr>
-            <w:tcW w:type="dxa" w:w="748"/>
-            <w:vAlign w:val="center"/>
-            <w:shd w:fill="DEEAF1" w:val="clear"/>
-          </w:tcPr>
-          <w:p>
-            <w:pPr>
-              <w:spacing w:before="60" w:after="60"/>
-              <w:ind w:firstLine="0"/>
-              <w:jc w:val="center"/>
-            </w:pPr>
-            <w:r>
-              <w:rPr>
-                <w:rFonts w:ascii="Times New Roman" w:hAnsi="Times New Roman" w:eastAsia="Times New Roman"/>
-                <w:b w:val="0"/>
-                <w:i w:val="0"/>
-                <w:sz w:val="28"/>
-              </w:rPr>
-              <w:t>GET</w:t>
-            </w:r>
-          </w:p>
-        </w:tc>
-        <w:tc>
-          <w:tcPr>
-            <w:tcW w:type="dxa" w:w="3228"/>
-            <w:vAlign w:val="center"/>
-            <w:shd w:fill="DEEAF1" w:val="clear"/>
-          </w:tcPr>
-          <w:p>
-            <w:pPr>
-              <w:spacing w:before="60" w:after="60"/>
-              <w:ind w:firstLine="0"/>
-              <w:jc w:val="center"/>
-            </w:pPr>
-            <w:r>
-              <w:rPr>
-                <w:rFonts w:ascii="Times New Roman" w:hAnsi="Times New Roman" w:eastAsia="Times New Roman"/>
-                <w:b w:val="0"/>
-                <w:i w:val="0"/>
-                <w:sz w:val="28"/>
-              </w:rPr>
-              <w:t>/​api/​v1/​users/​{​username}​/​presence/​</w:t>
-            </w:r>
-          </w:p>
-        </w:tc>
-        <w:tc>
-          <w:tcPr>
-            <w:tcW w:type="dxa" w:w="680"/>
-            <w:vAlign w:val="center"/>
-            <w:shd w:fill="DEEAF1" w:val="clear"/>
-          </w:tcPr>
-          <w:p>
-            <w:pPr>
-              <w:spacing w:before="60" w:after="60"/>
-              <w:ind w:firstLine="0"/>
-              <w:jc w:val="center"/>
-            </w:pPr>
-            <w:r>
-              <w:rPr>
-                <w:rFonts w:ascii="Times New Roman" w:hAnsi="Times New Roman" w:eastAsia="Times New Roman"/>
-                <w:b w:val="0"/>
-                <w:i w:val="0"/>
-                <w:sz w:val="28"/>
-              </w:rPr>
-              <w:t>✓</w:t>
-            </w:r>
-          </w:p>
-        </w:tc>
-        <w:tc>
-          <w:tcPr>
-            <w:tcW w:type="dxa" w:w="2379"/>
-            <w:vAlign w:val="center"/>
-            <w:shd w:fill="DEEAF1" w:val="clear"/>
-          </w:tcPr>
-          <w:p>
-            <w:pPr>
-              <w:spacing w:before="60" w:after="60"/>
-              <w:ind w:firstLine="0"/>
-              <w:jc w:val="center"/>
-            </w:pPr>
-            <w:r>
-              <w:rPr>
-                <w:rFonts w:ascii="Times New Roman" w:hAnsi="Times New Roman" w:eastAsia="Times New Roman"/>
-                <w:b w:val="0"/>
-                <w:i w:val="0"/>
-                <w:sz w:val="28"/>
-              </w:rPr>
-              <w:t>Trạng thái online/​offline</w:t>
-            </w:r>
-          </w:p>
-        </w:tc>
-        <w:tc>
-          <w:tcPr>
-            <w:tcW w:type="dxa" w:w="1497"/>
-            <w:vAlign w:val="center"/>
-            <w:shd w:fill="DEEAF1" w:val="clear"/>
-          </w:tcPr>
-          <w:p>
-            <w:pPr>
-              <w:spacing w:before="60" w:after="60"/>
-              <w:ind w:firstLine="0"/>
-              <w:jc w:val="center"/>
-            </w:pPr>
-            <w:r>
-              <w:rPr>
-                <w:rFonts w:ascii="Times New Roman" w:hAnsi="Times New Roman" w:eastAsia="Times New Roman"/>
-                <w:b w:val="0"/>
-                <w:i w:val="0"/>
-                <w:sz w:val="28"/>
-              </w:rPr>
-              <w:t>200</w:t>
-            </w:r>
-          </w:p>
-        </w:tc>
-      </w:tr>
-      <w:tr>
-        <w:tc>
-          <w:tcPr>
-            <w:tcW w:type="dxa" w:w="680"/>
-            <w:vAlign w:val="center"/>
-          </w:tcPr>
-          <w:p>
-            <w:pPr>
-              <w:spacing w:before="60" w:after="60"/>
-              <w:ind w:firstLine="0"/>
-              <w:jc w:val="left"/>
-            </w:pPr>
-            <w:r>
-              <w:rPr>
-                <w:rFonts w:ascii="Times New Roman" w:hAnsi="Times New Roman" w:eastAsia="Times New Roman"/>
-                <w:b/>
-                <w:i w:val="0"/>
-                <w:sz w:val="28"/>
-              </w:rPr>
-              <w:t>19</w:t>
-            </w:r>
-          </w:p>
-        </w:tc>
-        <w:tc>
-          <w:tcPr>
-            <w:tcW w:type="dxa" w:w="748"/>
-            <w:vAlign w:val="center"/>
-          </w:tcPr>
-          <w:p>
-            <w:pPr>
-              <w:spacing w:before="60" w:after="60"/>
-              <w:ind w:firstLine="0"/>
-              <w:jc w:val="center"/>
-            </w:pPr>
-            <w:r>
-              <w:rPr>
-                <w:rFonts w:ascii="Times New Roman" w:hAnsi="Times New Roman" w:eastAsia="Times New Roman"/>
-                <w:b w:val="0"/>
-                <w:i w:val="0"/>
-                <w:sz w:val="28"/>
-              </w:rPr>
-              <w:t>POST</w:t>
-            </w:r>
-          </w:p>
-        </w:tc>
-        <w:tc>
-          <w:tcPr>
-            <w:tcW w:type="dxa" w:w="3228"/>
-            <w:vAlign w:val="center"/>
-          </w:tcPr>
-          <w:p>
-            <w:pPr>
-              <w:spacing w:before="60" w:after="60"/>
-              <w:ind w:firstLine="0"/>
-              <w:jc w:val="center"/>
-            </w:pPr>
-            <w:r>
-              <w:rPr>
-                <w:rFonts w:ascii="Times New Roman" w:hAnsi="Times New Roman" w:eastAsia="Times New Roman"/>
-                <w:b w:val="0"/>
-                <w:i w:val="0"/>
-                <w:sz w:val="28"/>
-              </w:rPr>
-              <w:t>/​api/​v1/​messages/​summarize</w:t>
-            </w:r>
-          </w:p>
-        </w:tc>
-        <w:tc>
-          <w:tcPr>
-            <w:tcW w:type="dxa" w:w="680"/>
-            <w:vAlign w:val="center"/>
-          </w:tcPr>
-          <w:p>
-            <w:pPr>
-              <w:spacing w:before="60" w:after="60"/>
-              <w:ind w:firstLine="0"/>
-              <w:jc w:val="center"/>
-            </w:pPr>
-            <w:r>
-              <w:rPr>
-                <w:rFonts w:ascii="Times New Roman" w:hAnsi="Times New Roman" w:eastAsia="Times New Roman"/>
-                <w:b w:val="0"/>
-                <w:i w:val="0"/>
-                <w:sz w:val="28"/>
-              </w:rPr>
-              <w:t>✓</w:t>
-            </w:r>
-          </w:p>
-        </w:tc>
-        <w:tc>
-          <w:tcPr>
-            <w:tcW w:type="dxa" w:w="2379"/>
-            <w:vAlign w:val="center"/>
-          </w:tcPr>
-          <w:p>
-            <w:pPr>
-              <w:spacing w:before="60" w:after="60"/>
-              <w:ind w:firstLine="0"/>
-              <w:jc w:val="center"/>
-            </w:pPr>
-            <w:r>
-              <w:rPr>
-                <w:rFonts w:ascii="Times New Roman" w:hAnsi="Times New Roman" w:eastAsia="Times New Roman"/>
-                <w:b w:val="0"/>
-                <w:i w:val="0"/>
-                <w:sz w:val="28"/>
-              </w:rPr>
-              <w:t>Tóm tắt hội thoại AI</w:t>
-            </w:r>
-          </w:p>
-        </w:tc>
-        <w:tc>
-          <w:tcPr>
-            <w:tcW w:type="dxa" w:w="1497"/>
-            <w:vAlign w:val="center"/>
-          </w:tcPr>
-          <w:p>
-            <w:pPr>
-              <w:spacing w:before="60" w:after="60"/>
-              <w:ind w:firstLine="0"/>
-              <w:jc w:val="center"/>
-            </w:pPr>
-            <w:r>
-              <w:rPr>
-                <w:rFonts w:ascii="Times New Roman" w:hAnsi="Times New Roman" w:eastAsia="Times New Roman"/>
-                <w:b w:val="0"/>
-                <w:i w:val="0"/>
-                <w:sz w:val="28"/>
-              </w:rPr>
-              <w:t>200, 502</w:t>
-            </w:r>
-          </w:p>
-        </w:tc>
-      </w:tr>
-    </w:tbl>
-    <w:p>
-      <w:pPr>
-        <w:spacing w:after="80"/>
-        <w:ind w:firstLine="0"/>
-      </w:pPr>
-    </w:p>
-    <w:p>
-      <w:pPr>
-        <w:keepNext/>
-        <w:spacing w:before="80" w:after="200"/>
-        <w:ind w:firstLine="0"/>
-        <w:jc w:val="center"/>
-      </w:pPr>
-      <w:r>
-        <w:rPr>
-          <w:rFonts w:ascii="Times New Roman" w:hAnsi="Times New Roman" w:eastAsia="Times New Roman"/>
-          <w:b/>
-          <w:i/>
-          <w:color w:val="1E1E1E"/>
-          <w:sz w:val="22"/>
-        </w:rPr>
-        <w:t xml:space="preserve">Bảng 2.2: </w:t>
-      </w:r>
-      <w:r>
-        <w:rPr>
-          <w:rFonts w:ascii="Times New Roman" w:hAnsi="Times New Roman" w:eastAsia="Times New Roman"/>
-          <w:b w:val="0"/>
-          <w:i/>
-          <w:color w:val="1E1E1E"/>
-          <w:sz w:val="22"/>
-        </w:rPr>
-        <w:t>API Endpoints — Module Tài khoản &amp; Bạn bè</w:t>
+        <w:t>Chương 3: Kết quả</w:t>
       </w:r>
     </w:p>
     <w:p>
@@ -19470,7 +13514,41 @@
           <w:color w:val="1F5E9A"/>
           <w:sz w:val="30"/>
         </w:rPr>
-        <w:t>2.9 Biểu đồ hoạt động — Luồng đăng nhập &amp; kết nối WebSocket</w:t>
+        <w:t>3.1 Mô hình triển khai</w:t>
+      </w:r>
+    </w:p>
+    <w:p>
+      <w:pPr>
+        <w:spacing w:before="0" w:after="80" w:line="300" w:lineRule="auto"/>
+        <w:ind w:firstLine="720"/>
+        <w:jc w:val="both"/>
+      </w:pPr>
+      <w:r>
+        <w:rPr>
+          <w:rFonts w:ascii="Times New Roman" w:hAnsi="Times New Roman" w:eastAsia="Times New Roman"/>
+          <w:b w:val="0"/>
+          <w:i w:val="0"/>
+          <w:sz w:val="28"/>
+        </w:rPr>
+        <w:t xml:space="preserve">Hệ thống Chat​App được triển khai bằng </w:t>
+      </w:r>
+      <w:r>
+        <w:rPr>
+          <w:rFonts w:ascii="Times New Roman" w:hAnsi="Times New Roman" w:eastAsia="Times New Roman"/>
+          <w:b/>
+          <w:i w:val="0"/>
+          <w:sz w:val="28"/>
+        </w:rPr>
+        <w:t>Docker Compose</w:t>
+      </w:r>
+      <w:r>
+        <w:rPr>
+          <w:rFonts w:ascii="Times New Roman" w:hAnsi="Times New Roman" w:eastAsia="Times New Roman"/>
+          <w:b w:val="0"/>
+          <w:i w:val="0"/>
+          <w:sz w:val="28"/>
+        </w:rPr>
+        <w:t xml:space="preserve"> với 6 services chính hoạt động trên cùng một Docker network:</w:t>
       </w:r>
     </w:p>
     <w:p>
@@ -19483,231 +13561,8 @@
       <w:r>
         <w:drawing>
           <wp:inline xmlns:a="http://schemas.openxmlformats.org/drawingml/2006/main" xmlns:pic="http://schemas.openxmlformats.org/drawingml/2006/picture">
-            <wp:extent cx="4320000" cy="1774286"/>
+            <wp:extent cx="5040000" cy="5046429"/>
             <wp:docPr id="1010" name="Picture 1010"/>
-            <wp:cNvGraphicFramePr>
-              <a:graphicFrameLocks noChangeAspect="1"/>
-            </wp:cNvGraphicFramePr>
-            <a:graphic>
-              <a:graphicData uri="http://schemas.openxmlformats.org/drawingml/2006/picture">
-                <pic:pic>
-                  <pic:nvPicPr>
-                    <pic:cNvPr id="0" name="tv1_bieu_o_hoat_ong_luong_ang_nhap_ket_noi_websocket.png"/>
-                    <pic:cNvPicPr/>
-                  </pic:nvPicPr>
-                  <pic:blipFill>
-                    <a:blip r:embed="rId21"/>
-                    <a:stretch>
-                      <a:fillRect/>
-                    </a:stretch>
-                  </pic:blipFill>
-                  <pic:spPr>
-                    <a:xfrm>
-                      <a:off x="0" y="0"/>
-                      <a:ext cx="4320000" cy="1774286"/>
-                    </a:xfrm>
-                    <a:prstGeom prst="rect"/>
-                  </pic:spPr>
-                </pic:pic>
-              </a:graphicData>
-            </a:graphic>
-          </wp:inline>
-        </w:drawing>
-      </w:r>
-    </w:p>
-    <w:p>
-      <w:pPr>
-        <w:spacing w:before="80" w:after="200"/>
-        <w:ind w:firstLine="0"/>
-        <w:jc w:val="center"/>
-      </w:pPr>
-      <w:r>
-        <w:rPr>
-          <w:rFonts w:ascii="Times New Roman" w:hAnsi="Times New Roman" w:eastAsia="Times New Roman"/>
-          <w:b/>
-          <w:i/>
-          <w:color w:val="1E1E1E"/>
-          <w:sz w:val="22"/>
-        </w:rPr>
-        <w:t xml:space="preserve">Hình 2.10: </w:t>
-      </w:r>
-      <w:r>
-        <w:rPr>
-          <w:rFonts w:ascii="Times New Roman" w:hAnsi="Times New Roman" w:eastAsia="Times New Roman"/>
-          <w:b w:val="0"/>
-          <w:i/>
-          <w:color w:val="1E1E1E"/>
-          <w:sz w:val="22"/>
-        </w:rPr>
-        <w:t>Biểu đồ hoạt động — Luồng đăng nhập &amp; kết nối WebSocket</w:t>
-      </w:r>
-    </w:p>
-    <w:p>
-      <w:pPr>
-        <w:spacing w:before="0" w:after="80" w:line="300" w:lineRule="auto"/>
-        <w:ind w:firstLine="0"/>
-        <w:jc w:val="both"/>
-      </w:pPr>
-      <w:r>
-        <w:rPr>
-          <w:rFonts w:ascii="Times New Roman" w:hAnsi="Times New Roman" w:eastAsia="Times New Roman"/>
-          <w:b/>
-          <w:i w:val="0"/>
-          <w:sz w:val="28"/>
-        </w:rPr>
-        <w:t>Mô tả luồng:</w:t>
-      </w:r>
-    </w:p>
-    <w:p>
-      <w:pPr>
-        <w:pStyle w:val="ListBullet"/>
-        <w:spacing w:before="20" w:after="40" w:line="300" w:lineRule="auto"/>
-        <w:ind w:firstLine="0" w:left="850"/>
-        <w:jc w:val="left"/>
-      </w:pPr>
-      <w:r>
-        <w:rPr>
-          <w:rFonts w:ascii="Times New Roman" w:hAnsi="Times New Roman" w:eastAsia="Times New Roman"/>
-          <w:b w:val="0"/>
-          <w:i w:val="0"/>
-          <w:sz w:val="28"/>
-        </w:rPr>
-        <w:t>Sau đăng nhập thành công, client lưu JWT token pair và thiết lập kết nối Web​Socket.​</w:t>
-      </w:r>
-    </w:p>
-    <w:p>
-      <w:pPr>
-        <w:pStyle w:val="ListBullet"/>
-        <w:spacing w:before="20" w:after="40" w:line="300" w:lineRule="auto"/>
-        <w:ind w:firstLine="0" w:left="850"/>
-        <w:jc w:val="left"/>
-      </w:pPr>
-      <w:r>
-        <w:rPr>
-          <w:rFonts w:ascii="Times New Roman" w:hAnsi="Times New Roman" w:eastAsia="Times New Roman"/>
-          <w:b w:val="0"/>
-          <w:i w:val="0"/>
-          <w:sz w:val="28"/>
-        </w:rPr>
-        <w:t>Realtime​Service subscribe 15+ STOMP channels để nhận events realtime (​lời mời, tin nhắn, typing, presence, v.​v.​)​.​</w:t>
-      </w:r>
-    </w:p>
-    <w:p>
-      <w:pPr>
-        <w:pStyle w:val="ListBullet"/>
-        <w:spacing w:before="20" w:after="40" w:line="300" w:lineRule="auto"/>
-        <w:ind w:firstLine="0" w:left="850"/>
-        <w:jc w:val="left"/>
-      </w:pPr>
-      <w:r>
-        <w:rPr>
-          <w:rFonts w:ascii="Times New Roman" w:hAnsi="Times New Roman" w:eastAsia="Times New Roman"/>
-          <w:b w:val="0"/>
-          <w:i w:val="0"/>
-          <w:sz w:val="28"/>
-        </w:rPr>
-        <w:t>Nếu Web​Socket bị ngắt, client tự động refresh access token và reconnect sau 4 giây.​</w:t>
-      </w:r>
-    </w:p>
-    <w:p>
-      <w:pPr>
-        <w:pStyle w:val="ListBullet"/>
-        <w:spacing w:before="20" w:after="40" w:line="300" w:lineRule="auto"/>
-        <w:ind w:firstLine="0" w:left="850"/>
-        <w:jc w:val="left"/>
-      </w:pPr>
-      <w:r>
-        <w:rPr>
-          <w:rFonts w:ascii="Times New Roman" w:hAnsi="Times New Roman" w:eastAsia="Times New Roman"/>
-          <w:b w:val="0"/>
-          <w:i w:val="0"/>
-          <w:sz w:val="28"/>
-        </w:rPr>
-        <w:t>Cơ chế reconnect​With​Fresh​Token(​)​ đảm bảo mỗi lần reconnect đều dùng token mới, tránh lỗi "Jwt expired".​</w:t>
-      </w:r>
-    </w:p>
-    <w:p>
-      <w:pPr>
-        <w:pStyle w:val="Heading1"/>
-        <w:pBdr>
-          <w:bottom w:val="single" w:sz="14" w:space="1" w:color="1A376C"/>
-        </w:pBdr>
-      </w:pPr>
-      <w:r>
-        <w:rPr>
-          <w:rFonts w:ascii="Times New Roman" w:hAnsi="Times New Roman" w:eastAsia="Times New Roman"/>
-          <w:b/>
-          <w:i w:val="0"/>
-          <w:color w:val="1A376C"/>
-          <w:sz w:val="32"/>
-        </w:rPr>
-        <w:t>Chương 3: Kết quả</w:t>
-      </w:r>
-    </w:p>
-    <w:p>
-      <w:pPr>
-        <w:pStyle w:val="Heading2"/>
-        <w:pBdr>
-          <w:bottom w:val="single" w:sz="6" w:space="1" w:color="AECCE8"/>
-        </w:pBdr>
-      </w:pPr>
-      <w:r>
-        <w:rPr>
-          <w:rFonts w:ascii="Times New Roman" w:hAnsi="Times New Roman" w:eastAsia="Times New Roman"/>
-          <w:b/>
-          <w:i w:val="0"/>
-          <w:color w:val="1F5E9A"/>
-          <w:sz w:val="30"/>
-        </w:rPr>
-        <w:t>3.1 Mô hình triển khai</w:t>
-      </w:r>
-    </w:p>
-    <w:p>
-      <w:pPr>
-        <w:spacing w:before="0" w:after="80" w:line="300" w:lineRule="auto"/>
-        <w:ind w:firstLine="720"/>
-        <w:jc w:val="both"/>
-      </w:pPr>
-      <w:r>
-        <w:rPr>
-          <w:rFonts w:ascii="Times New Roman" w:hAnsi="Times New Roman" w:eastAsia="Times New Roman"/>
-          <w:b w:val="0"/>
-          <w:i w:val="0"/>
-          <w:sz w:val="28"/>
-        </w:rPr>
-        <w:t xml:space="preserve">Hệ thống Chat​App được triển khai bằng </w:t>
-      </w:r>
-      <w:r>
-        <w:rPr>
-          <w:rFonts w:ascii="Times New Roman" w:hAnsi="Times New Roman" w:eastAsia="Times New Roman"/>
-          <w:b/>
-          <w:i w:val="0"/>
-          <w:sz w:val="28"/>
-        </w:rPr>
-        <w:t>Docker Compose</w:t>
-      </w:r>
-      <w:r>
-        <w:rPr>
-          <w:rFonts w:ascii="Times New Roman" w:hAnsi="Times New Roman" w:eastAsia="Times New Roman"/>
-          <w:b w:val="0"/>
-          <w:i w:val="0"/>
-          <w:sz w:val="28"/>
-        </w:rPr>
-        <w:t xml:space="preserve"> với 6 services chính hoạt động trên cùng một Docker network:</w:t>
-      </w:r>
-    </w:p>
-    <w:p>
-      <w:pPr>
-        <w:keepNext/>
-        <w:spacing w:before="120" w:after="40"/>
-        <w:ind w:firstLine="0"/>
-        <w:jc w:val="center"/>
-      </w:pPr>
-      <w:r>
-        <w:drawing>
-          <wp:inline xmlns:a="http://schemas.openxmlformats.org/drawingml/2006/main" xmlns:pic="http://schemas.openxmlformats.org/drawingml/2006/picture">
-            <wp:extent cx="5040000" cy="5046429"/>
-            <wp:docPr id="1011" name="Picture 1011"/>
             <wp:cNvGraphicFramePr>
               <a:graphicFrameLocks noChangeAspect="1"/>
             </wp:cNvGraphicFramePr>
@@ -19719,7 +13574,7 @@
                     <pic:cNvPicPr/>
                   </pic:nvPicPr>
                   <pic:blipFill>
-                    <a:blip r:embed="rId22"/>
+                    <a:blip r:embed="rId21"/>
                     <a:stretch>
                       <a:fillRect/>
                     </a:stretch>
@@ -22348,7 +16203,7 @@
         <w:drawing>
           <wp:inline xmlns:a="http://schemas.openxmlformats.org/drawingml/2006/main" xmlns:pic="http://schemas.openxmlformats.org/drawingml/2006/picture">
             <wp:extent cx="2520000" cy="2520000"/>
-            <wp:docPr id="1012" name="Picture 1012"/>
+            <wp:docPr id="1011" name="Picture 1011"/>
             <wp:cNvGraphicFramePr>
               <a:graphicFrameLocks noChangeAspect="1"/>
             </wp:cNvGraphicFramePr>
@@ -22663,7 +16518,7 @@
         <w:drawing>
           <wp:inline xmlns:a="http://schemas.openxmlformats.org/drawingml/2006/main" xmlns:pic="http://schemas.openxmlformats.org/drawingml/2006/picture">
             <wp:extent cx="2520000" cy="2520000"/>
-            <wp:docPr id="1013" name="Picture 1013"/>
+            <wp:docPr id="1012" name="Picture 1012"/>
             <wp:cNvGraphicFramePr>
               <a:graphicFrameLocks noChangeAspect="1"/>
             </wp:cNvGraphicFramePr>
@@ -22675,7 +16530,7 @@
                     <pic:cNvPicPr/>
                   </pic:nvPicPr>
                   <pic:blipFill>
-                    <a:blip r:embed="rId23"/>
+                    <a:blip r:embed="rId22"/>
                     <a:stretch>
                       <a:fillRect/>
                     </a:stretch>
@@ -22746,7 +16601,7 @@
         <w:drawing>
           <wp:inline xmlns:a="http://schemas.openxmlformats.org/drawingml/2006/main" xmlns:pic="http://schemas.openxmlformats.org/drawingml/2006/picture">
             <wp:extent cx="2520000" cy="2520000"/>
-            <wp:docPr id="1014" name="Picture 1014"/>
+            <wp:docPr id="1013" name="Picture 1013"/>
             <wp:cNvGraphicFramePr>
               <a:graphicFrameLocks noChangeAspect="1"/>
             </wp:cNvGraphicFramePr>
@@ -22758,7 +16613,7 @@
                     <pic:cNvPicPr/>
                   </pic:nvPicPr>
                   <pic:blipFill>
-                    <a:blip r:embed="rId23"/>
+                    <a:blip r:embed="rId22"/>
                     <a:stretch>
                       <a:fillRect/>
                     </a:stretch>

--- a/bao_cao_thanh_vien_3.docx
+++ b/bao_cao_thanh_vien_3.docx
@@ -524,7 +524,7 @@
                 <w:i w:val="0"/>
                 <w:sz w:val="28"/>
               </w:rPr>
-              <w:t>: Đặng Hữu Hoàng Quân - B22DCCN658</w:t>
+              <w:t>: Nguyễn Quang Minh - B22DCCN538</w:t>
             </w:r>
           </w:p>
         </w:tc>
@@ -571,10 +571,17 @@
     </w:p>
     <w:tbl>
       <w:tblPr>
-        <w:tblStyle w:val="TableGrid"/>
         <w:tblW w:type="auto" w:w="0"/>
         <w:jc w:val="center"/>
         <w:tblLook w:firstColumn="1" w:firstRow="1" w:lastColumn="0" w:lastRow="0" w:noHBand="0" w:noVBand="1" w:val="04A0"/>
+        <w:tblBorders>
+          <w:top w:val="single" w:sz="4" w:color="AECCE8" w:space="0"/>
+          <w:bottom w:val="single" w:sz="4" w:color="AECCE8" w:space="0"/>
+          <w:left w:val="single" w:sz="4" w:color="AECCE8" w:space="0"/>
+          <w:right w:val="single" w:sz="4" w:color="AECCE8" w:space="0"/>
+          <w:insideH w:val="single" w:sz="4" w:color="AECCE8" w:space="0"/>
+          <w:insideV w:val="single" w:sz="4" w:color="AECCE8" w:space="0"/>
+        </w:tblBorders>
       </w:tblPr>
       <w:tblGrid>
         <w:gridCol w:w="1881"/>
@@ -587,6 +594,12 @@
         <w:tc>
           <w:tcPr>
             <w:tcW w:type="dxa" w:w="680"/>
+            <w:tcMar>
+              <w:top w:w="100" w:type="dxa"/>
+              <w:bottom w:w="100" w:type="dxa"/>
+              <w:left w:w="150" w:type="dxa"/>
+              <w:right w:w="150" w:type="dxa"/>
+            </w:tcMar>
             <w:vAlign w:val="center"/>
             <w:shd w:fill="2E75B6" w:val="clear"/>
           </w:tcPr>
@@ -611,6 +624,12 @@
         <w:tc>
           <w:tcPr>
             <w:tcW w:type="dxa" w:w="1779"/>
+            <w:tcMar>
+              <w:top w:w="100" w:type="dxa"/>
+              <w:bottom w:w="100" w:type="dxa"/>
+              <w:left w:w="150" w:type="dxa"/>
+              <w:right w:w="150" w:type="dxa"/>
+            </w:tcMar>
             <w:vAlign w:val="center"/>
             <w:shd w:fill="2E75B6" w:val="clear"/>
           </w:tcPr>
@@ -635,6 +654,12 @@
         <w:tc>
           <w:tcPr>
             <w:tcW w:type="dxa" w:w="936"/>
+            <w:tcMar>
+              <w:top w:w="100" w:type="dxa"/>
+              <w:bottom w:w="100" w:type="dxa"/>
+              <w:left w:w="150" w:type="dxa"/>
+              <w:right w:w="150" w:type="dxa"/>
+            </w:tcMar>
             <w:vAlign w:val="center"/>
             <w:shd w:fill="2E75B6" w:val="clear"/>
           </w:tcPr>
@@ -659,6 +684,12 @@
         <w:tc>
           <w:tcPr>
             <w:tcW w:type="dxa" w:w="4213"/>
+            <w:tcMar>
+              <w:top w:w="100" w:type="dxa"/>
+              <w:bottom w:w="100" w:type="dxa"/>
+              <w:left w:w="150" w:type="dxa"/>
+              <w:right w:w="150" w:type="dxa"/>
+            </w:tcMar>
             <w:vAlign w:val="center"/>
             <w:shd w:fill="2E75B6" w:val="clear"/>
           </w:tcPr>
@@ -683,6 +714,12 @@
         <w:tc>
           <w:tcPr>
             <w:tcW w:type="dxa" w:w="1497"/>
+            <w:tcMar>
+              <w:top w:w="100" w:type="dxa"/>
+              <w:bottom w:w="100" w:type="dxa"/>
+              <w:left w:w="150" w:type="dxa"/>
+              <w:right w:w="150" w:type="dxa"/>
+            </w:tcMar>
             <w:vAlign w:val="center"/>
             <w:shd w:fill="2E75B6" w:val="clear"/>
           </w:tcPr>
@@ -709,6 +746,12 @@
         <w:tc>
           <w:tcPr>
             <w:tcW w:type="dxa" w:w="680"/>
+            <w:tcMar>
+              <w:top w:w="100" w:type="dxa"/>
+              <w:bottom w:w="100" w:type="dxa"/>
+              <w:left w:w="150" w:type="dxa"/>
+              <w:right w:w="150" w:type="dxa"/>
+            </w:tcMar>
             <w:vAlign w:val="center"/>
           </w:tcPr>
           <w:p>
@@ -731,6 +774,12 @@
         <w:tc>
           <w:tcPr>
             <w:tcW w:type="dxa" w:w="1779"/>
+            <w:tcMar>
+              <w:top w:w="100" w:type="dxa"/>
+              <w:bottom w:w="100" w:type="dxa"/>
+              <w:left w:w="150" w:type="dxa"/>
+              <w:right w:w="150" w:type="dxa"/>
+            </w:tcMar>
             <w:vAlign w:val="center"/>
           </w:tcPr>
           <w:p>
@@ -753,6 +802,12 @@
         <w:tc>
           <w:tcPr>
             <w:tcW w:type="dxa" w:w="936"/>
+            <w:tcMar>
+              <w:top w:w="100" w:type="dxa"/>
+              <w:bottom w:w="100" w:type="dxa"/>
+              <w:left w:w="150" w:type="dxa"/>
+              <w:right w:w="150" w:type="dxa"/>
+            </w:tcMar>
             <w:vAlign w:val="center"/>
           </w:tcPr>
           <w:p>
@@ -775,6 +830,12 @@
         <w:tc>
           <w:tcPr>
             <w:tcW w:type="dxa" w:w="4213"/>
+            <w:tcMar>
+              <w:top w:w="100" w:type="dxa"/>
+              <w:bottom w:w="100" w:type="dxa"/>
+              <w:left w:w="150" w:type="dxa"/>
+              <w:right w:w="150" w:type="dxa"/>
+            </w:tcMar>
             <w:vAlign w:val="center"/>
           </w:tcPr>
           <w:p>
@@ -797,6 +858,12 @@
         <w:tc>
           <w:tcPr>
             <w:tcW w:type="dxa" w:w="1497"/>
+            <w:tcMar>
+              <w:top w:w="100" w:type="dxa"/>
+              <w:bottom w:w="100" w:type="dxa"/>
+              <w:left w:w="150" w:type="dxa"/>
+              <w:right w:w="150" w:type="dxa"/>
+            </w:tcMar>
             <w:vAlign w:val="center"/>
           </w:tcPr>
           <w:p>
@@ -821,6 +888,12 @@
         <w:tc>
           <w:tcPr>
             <w:tcW w:type="dxa" w:w="680"/>
+            <w:tcMar>
+              <w:top w:w="100" w:type="dxa"/>
+              <w:bottom w:w="100" w:type="dxa"/>
+              <w:left w:w="150" w:type="dxa"/>
+              <w:right w:w="150" w:type="dxa"/>
+            </w:tcMar>
             <w:vAlign w:val="center"/>
             <w:shd w:fill="DEEAF1" w:val="clear"/>
           </w:tcPr>
@@ -844,6 +917,12 @@
         <w:tc>
           <w:tcPr>
             <w:tcW w:type="dxa" w:w="1779"/>
+            <w:tcMar>
+              <w:top w:w="100" w:type="dxa"/>
+              <w:bottom w:w="100" w:type="dxa"/>
+              <w:left w:w="150" w:type="dxa"/>
+              <w:right w:w="150" w:type="dxa"/>
+            </w:tcMar>
             <w:vAlign w:val="center"/>
             <w:shd w:fill="DEEAF1" w:val="clear"/>
           </w:tcPr>
@@ -867,6 +946,12 @@
         <w:tc>
           <w:tcPr>
             <w:tcW w:type="dxa" w:w="936"/>
+            <w:tcMar>
+              <w:top w:w="100" w:type="dxa"/>
+              <w:bottom w:w="100" w:type="dxa"/>
+              <w:left w:w="150" w:type="dxa"/>
+              <w:right w:w="150" w:type="dxa"/>
+            </w:tcMar>
             <w:vAlign w:val="center"/>
             <w:shd w:fill="DEEAF1" w:val="clear"/>
           </w:tcPr>
@@ -890,6 +975,12 @@
         <w:tc>
           <w:tcPr>
             <w:tcW w:type="dxa" w:w="4213"/>
+            <w:tcMar>
+              <w:top w:w="100" w:type="dxa"/>
+              <w:bottom w:w="100" w:type="dxa"/>
+              <w:left w:w="150" w:type="dxa"/>
+              <w:right w:w="150" w:type="dxa"/>
+            </w:tcMar>
             <w:vAlign w:val="center"/>
             <w:shd w:fill="DEEAF1" w:val="clear"/>
           </w:tcPr>
@@ -913,6 +1004,12 @@
         <w:tc>
           <w:tcPr>
             <w:tcW w:type="dxa" w:w="1497"/>
+            <w:tcMar>
+              <w:top w:w="100" w:type="dxa"/>
+              <w:bottom w:w="100" w:type="dxa"/>
+              <w:left w:w="150" w:type="dxa"/>
+              <w:right w:w="150" w:type="dxa"/>
+            </w:tcMar>
             <w:vAlign w:val="center"/>
             <w:shd w:fill="DEEAF1" w:val="clear"/>
           </w:tcPr>
@@ -938,6 +1035,12 @@
         <w:tc>
           <w:tcPr>
             <w:tcW w:type="dxa" w:w="680"/>
+            <w:tcMar>
+              <w:top w:w="100" w:type="dxa"/>
+              <w:bottom w:w="100" w:type="dxa"/>
+              <w:left w:w="150" w:type="dxa"/>
+              <w:right w:w="150" w:type="dxa"/>
+            </w:tcMar>
             <w:vAlign w:val="center"/>
           </w:tcPr>
           <w:p>
@@ -960,6 +1063,12 @@
         <w:tc>
           <w:tcPr>
             <w:tcW w:type="dxa" w:w="1779"/>
+            <w:tcMar>
+              <w:top w:w="100" w:type="dxa"/>
+              <w:bottom w:w="100" w:type="dxa"/>
+              <w:left w:w="150" w:type="dxa"/>
+              <w:right w:w="150" w:type="dxa"/>
+            </w:tcMar>
             <w:vAlign w:val="center"/>
           </w:tcPr>
           <w:p>
@@ -982,6 +1091,12 @@
         <w:tc>
           <w:tcPr>
             <w:tcW w:type="dxa" w:w="936"/>
+            <w:tcMar>
+              <w:top w:w="100" w:type="dxa"/>
+              <w:bottom w:w="100" w:type="dxa"/>
+              <w:left w:w="150" w:type="dxa"/>
+              <w:right w:w="150" w:type="dxa"/>
+            </w:tcMar>
             <w:vAlign w:val="center"/>
           </w:tcPr>
           <w:p>
@@ -1004,6 +1119,12 @@
         <w:tc>
           <w:tcPr>
             <w:tcW w:type="dxa" w:w="4213"/>
+            <w:tcMar>
+              <w:top w:w="100" w:type="dxa"/>
+              <w:bottom w:w="100" w:type="dxa"/>
+              <w:left w:w="150" w:type="dxa"/>
+              <w:right w:w="150" w:type="dxa"/>
+            </w:tcMar>
             <w:vAlign w:val="center"/>
           </w:tcPr>
           <w:p>
@@ -1026,6 +1147,12 @@
         <w:tc>
           <w:tcPr>
             <w:tcW w:type="dxa" w:w="1497"/>
+            <w:tcMar>
+              <w:top w:w="100" w:type="dxa"/>
+              <w:bottom w:w="100" w:type="dxa"/>
+              <w:left w:w="150" w:type="dxa"/>
+              <w:right w:w="150" w:type="dxa"/>
+            </w:tcMar>
             <w:vAlign w:val="center"/>
           </w:tcPr>
           <w:p>
@@ -1050,6 +1177,12 @@
         <w:tc>
           <w:tcPr>
             <w:tcW w:type="dxa" w:w="680"/>
+            <w:tcMar>
+              <w:top w:w="100" w:type="dxa"/>
+              <w:bottom w:w="100" w:type="dxa"/>
+              <w:left w:w="150" w:type="dxa"/>
+              <w:right w:w="150" w:type="dxa"/>
+            </w:tcMar>
             <w:vAlign w:val="center"/>
             <w:shd w:fill="DEEAF1" w:val="clear"/>
           </w:tcPr>
@@ -1073,6 +1206,12 @@
         <w:tc>
           <w:tcPr>
             <w:tcW w:type="dxa" w:w="1779"/>
+            <w:tcMar>
+              <w:top w:w="100" w:type="dxa"/>
+              <w:bottom w:w="100" w:type="dxa"/>
+              <w:left w:w="150" w:type="dxa"/>
+              <w:right w:w="150" w:type="dxa"/>
+            </w:tcMar>
             <w:vAlign w:val="center"/>
             <w:shd w:fill="DEEAF1" w:val="clear"/>
           </w:tcPr>
@@ -1096,6 +1235,12 @@
         <w:tc>
           <w:tcPr>
             <w:tcW w:type="dxa" w:w="936"/>
+            <w:tcMar>
+              <w:top w:w="100" w:type="dxa"/>
+              <w:bottom w:w="100" w:type="dxa"/>
+              <w:left w:w="150" w:type="dxa"/>
+              <w:right w:w="150" w:type="dxa"/>
+            </w:tcMar>
             <w:vAlign w:val="center"/>
             <w:shd w:fill="DEEAF1" w:val="clear"/>
           </w:tcPr>
@@ -1119,6 +1264,12 @@
         <w:tc>
           <w:tcPr>
             <w:tcW w:type="dxa" w:w="4213"/>
+            <w:tcMar>
+              <w:top w:w="100" w:type="dxa"/>
+              <w:bottom w:w="100" w:type="dxa"/>
+              <w:left w:w="150" w:type="dxa"/>
+              <w:right w:w="150" w:type="dxa"/>
+            </w:tcMar>
             <w:vAlign w:val="center"/>
             <w:shd w:fill="DEEAF1" w:val="clear"/>
           </w:tcPr>
@@ -1142,6 +1293,12 @@
         <w:tc>
           <w:tcPr>
             <w:tcW w:type="dxa" w:w="1497"/>
+            <w:tcMar>
+              <w:top w:w="100" w:type="dxa"/>
+              <w:bottom w:w="100" w:type="dxa"/>
+              <w:left w:w="150" w:type="dxa"/>
+              <w:right w:w="150" w:type="dxa"/>
+            </w:tcMar>
             <w:vAlign w:val="center"/>
             <w:shd w:fill="DEEAF1" w:val="clear"/>
           </w:tcPr>
@@ -1219,10 +1376,17 @@
     </w:p>
     <w:tbl>
       <w:tblPr>
-        <w:tblStyle w:val="TableGrid"/>
         <w:tblW w:type="auto" w:w="0"/>
         <w:jc w:val="center"/>
         <w:tblLook w:firstColumn="1" w:firstRow="1" w:lastColumn="0" w:lastRow="0" w:noHBand="0" w:noVBand="1" w:val="04A0"/>
+        <w:tblBorders>
+          <w:top w:val="single" w:sz="4" w:color="AECCE8" w:space="0"/>
+          <w:bottom w:val="single" w:sz="4" w:color="AECCE8" w:space="0"/>
+          <w:left w:val="single" w:sz="4" w:color="AECCE8" w:space="0"/>
+          <w:right w:val="single" w:sz="4" w:color="AECCE8" w:space="0"/>
+          <w:insideH w:val="single" w:sz="4" w:color="AECCE8" w:space="0"/>
+          <w:insideV w:val="single" w:sz="4" w:color="AECCE8" w:space="0"/>
+        </w:tblBorders>
       </w:tblPr>
       <w:tblGrid>
         <w:gridCol w:w="4702"/>
@@ -1232,6 +1396,12 @@
         <w:tc>
           <w:tcPr>
             <w:tcW w:type="dxa" w:w="1512"/>
+            <w:tcMar>
+              <w:top w:w="100" w:type="dxa"/>
+              <w:bottom w:w="100" w:type="dxa"/>
+              <w:left w:w="150" w:type="dxa"/>
+              <w:right w:w="150" w:type="dxa"/>
+            </w:tcMar>
             <w:vAlign w:val="center"/>
             <w:shd w:fill="2E75B6" w:val="clear"/>
           </w:tcPr>
@@ -1256,6 +1426,12 @@
         <w:tc>
           <w:tcPr>
             <w:tcW w:type="dxa" w:w="7559"/>
+            <w:tcMar>
+              <w:top w:w="100" w:type="dxa"/>
+              <w:bottom w:w="100" w:type="dxa"/>
+              <w:left w:w="150" w:type="dxa"/>
+              <w:right w:w="150" w:type="dxa"/>
+            </w:tcMar>
             <w:vAlign w:val="center"/>
             <w:shd w:fill="2E75B6" w:val="clear"/>
           </w:tcPr>
@@ -1282,6 +1458,12 @@
         <w:tc>
           <w:tcPr>
             <w:tcW w:type="dxa" w:w="1512"/>
+            <w:tcMar>
+              <w:top w:w="100" w:type="dxa"/>
+              <w:bottom w:w="100" w:type="dxa"/>
+              <w:left w:w="150" w:type="dxa"/>
+              <w:right w:w="150" w:type="dxa"/>
+            </w:tcMar>
             <w:vAlign w:val="center"/>
           </w:tcPr>
           <w:p>
@@ -1304,6 +1486,12 @@
         <w:tc>
           <w:tcPr>
             <w:tcW w:type="dxa" w:w="7559"/>
+            <w:tcMar>
+              <w:top w:w="100" w:type="dxa"/>
+              <w:bottom w:w="100" w:type="dxa"/>
+              <w:left w:w="150" w:type="dxa"/>
+              <w:right w:w="150" w:type="dxa"/>
+            </w:tcMar>
             <w:vAlign w:val="center"/>
           </w:tcPr>
           <w:p>
@@ -1328,6 +1516,12 @@
         <w:tc>
           <w:tcPr>
             <w:tcW w:type="dxa" w:w="1512"/>
+            <w:tcMar>
+              <w:top w:w="100" w:type="dxa"/>
+              <w:bottom w:w="100" w:type="dxa"/>
+              <w:left w:w="150" w:type="dxa"/>
+              <w:right w:w="150" w:type="dxa"/>
+            </w:tcMar>
             <w:vAlign w:val="center"/>
             <w:shd w:fill="DEEAF1" w:val="clear"/>
           </w:tcPr>
@@ -1351,6 +1545,12 @@
         <w:tc>
           <w:tcPr>
             <w:tcW w:type="dxa" w:w="7559"/>
+            <w:tcMar>
+              <w:top w:w="100" w:type="dxa"/>
+              <w:bottom w:w="100" w:type="dxa"/>
+              <w:left w:w="150" w:type="dxa"/>
+              <w:right w:w="150" w:type="dxa"/>
+            </w:tcMar>
             <w:vAlign w:val="center"/>
             <w:shd w:fill="DEEAF1" w:val="clear"/>
           </w:tcPr>
@@ -1376,6 +1576,12 @@
         <w:tc>
           <w:tcPr>
             <w:tcW w:type="dxa" w:w="1512"/>
+            <w:tcMar>
+              <w:top w:w="100" w:type="dxa"/>
+              <w:bottom w:w="100" w:type="dxa"/>
+              <w:left w:w="150" w:type="dxa"/>
+              <w:right w:w="150" w:type="dxa"/>
+            </w:tcMar>
             <w:vAlign w:val="center"/>
           </w:tcPr>
           <w:p>
@@ -1398,6 +1604,12 @@
         <w:tc>
           <w:tcPr>
             <w:tcW w:type="dxa" w:w="7559"/>
+            <w:tcMar>
+              <w:top w:w="100" w:type="dxa"/>
+              <w:bottom w:w="100" w:type="dxa"/>
+              <w:left w:w="150" w:type="dxa"/>
+              <w:right w:w="150" w:type="dxa"/>
+            </w:tcMar>
             <w:vAlign w:val="center"/>
           </w:tcPr>
           <w:p>
@@ -1422,6 +1634,12 @@
         <w:tc>
           <w:tcPr>
             <w:tcW w:type="dxa" w:w="1512"/>
+            <w:tcMar>
+              <w:top w:w="100" w:type="dxa"/>
+              <w:bottom w:w="100" w:type="dxa"/>
+              <w:left w:w="150" w:type="dxa"/>
+              <w:right w:w="150" w:type="dxa"/>
+            </w:tcMar>
             <w:vAlign w:val="center"/>
             <w:shd w:fill="DEEAF1" w:val="clear"/>
           </w:tcPr>
@@ -1445,6 +1663,12 @@
         <w:tc>
           <w:tcPr>
             <w:tcW w:type="dxa" w:w="7559"/>
+            <w:tcMar>
+              <w:top w:w="100" w:type="dxa"/>
+              <w:bottom w:w="100" w:type="dxa"/>
+              <w:left w:w="150" w:type="dxa"/>
+              <w:right w:w="150" w:type="dxa"/>
+            </w:tcMar>
             <w:vAlign w:val="center"/>
             <w:shd w:fill="DEEAF1" w:val="clear"/>
           </w:tcPr>
@@ -1470,6 +1694,12 @@
         <w:tc>
           <w:tcPr>
             <w:tcW w:type="dxa" w:w="1512"/>
+            <w:tcMar>
+              <w:top w:w="100" w:type="dxa"/>
+              <w:bottom w:w="100" w:type="dxa"/>
+              <w:left w:w="150" w:type="dxa"/>
+              <w:right w:w="150" w:type="dxa"/>
+            </w:tcMar>
             <w:vAlign w:val="center"/>
           </w:tcPr>
           <w:p>
@@ -1492,6 +1722,12 @@
         <w:tc>
           <w:tcPr>
             <w:tcW w:type="dxa" w:w="7559"/>
+            <w:tcMar>
+              <w:top w:w="100" w:type="dxa"/>
+              <w:bottom w:w="100" w:type="dxa"/>
+              <w:left w:w="150" w:type="dxa"/>
+              <w:right w:w="150" w:type="dxa"/>
+            </w:tcMar>
             <w:vAlign w:val="center"/>
           </w:tcPr>
           <w:p>
@@ -1516,6 +1752,12 @@
         <w:tc>
           <w:tcPr>
             <w:tcW w:type="dxa" w:w="1512"/>
+            <w:tcMar>
+              <w:top w:w="100" w:type="dxa"/>
+              <w:bottom w:w="100" w:type="dxa"/>
+              <w:left w:w="150" w:type="dxa"/>
+              <w:right w:w="150" w:type="dxa"/>
+            </w:tcMar>
             <w:vAlign w:val="center"/>
             <w:shd w:fill="DEEAF1" w:val="clear"/>
           </w:tcPr>
@@ -1539,6 +1781,12 @@
         <w:tc>
           <w:tcPr>
             <w:tcW w:type="dxa" w:w="7559"/>
+            <w:tcMar>
+              <w:top w:w="100" w:type="dxa"/>
+              <w:bottom w:w="100" w:type="dxa"/>
+              <w:left w:w="150" w:type="dxa"/>
+              <w:right w:w="150" w:type="dxa"/>
+            </w:tcMar>
             <w:vAlign w:val="center"/>
             <w:shd w:fill="DEEAF1" w:val="clear"/>
           </w:tcPr>
@@ -1564,6 +1812,12 @@
         <w:tc>
           <w:tcPr>
             <w:tcW w:type="dxa" w:w="1512"/>
+            <w:tcMar>
+              <w:top w:w="100" w:type="dxa"/>
+              <w:bottom w:w="100" w:type="dxa"/>
+              <w:left w:w="150" w:type="dxa"/>
+              <w:right w:w="150" w:type="dxa"/>
+            </w:tcMar>
             <w:vAlign w:val="center"/>
           </w:tcPr>
           <w:p>
@@ -1586,6 +1840,12 @@
         <w:tc>
           <w:tcPr>
             <w:tcW w:type="dxa" w:w="7559"/>
+            <w:tcMar>
+              <w:top w:w="100" w:type="dxa"/>
+              <w:bottom w:w="100" w:type="dxa"/>
+              <w:left w:w="150" w:type="dxa"/>
+              <w:right w:w="150" w:type="dxa"/>
+            </w:tcMar>
             <w:vAlign w:val="center"/>
           </w:tcPr>
           <w:p>
@@ -1610,6 +1870,12 @@
         <w:tc>
           <w:tcPr>
             <w:tcW w:type="dxa" w:w="1512"/>
+            <w:tcMar>
+              <w:top w:w="100" w:type="dxa"/>
+              <w:bottom w:w="100" w:type="dxa"/>
+              <w:left w:w="150" w:type="dxa"/>
+              <w:right w:w="150" w:type="dxa"/>
+            </w:tcMar>
             <w:vAlign w:val="center"/>
             <w:shd w:fill="DEEAF1" w:val="clear"/>
           </w:tcPr>
@@ -1633,6 +1899,12 @@
         <w:tc>
           <w:tcPr>
             <w:tcW w:type="dxa" w:w="7559"/>
+            <w:tcMar>
+              <w:top w:w="100" w:type="dxa"/>
+              <w:bottom w:w="100" w:type="dxa"/>
+              <w:left w:w="150" w:type="dxa"/>
+              <w:right w:w="150" w:type="dxa"/>
+            </w:tcMar>
             <w:vAlign w:val="center"/>
             <w:shd w:fill="DEEAF1" w:val="clear"/>
           </w:tcPr>
@@ -1658,6 +1930,12 @@
         <w:tc>
           <w:tcPr>
             <w:tcW w:type="dxa" w:w="1512"/>
+            <w:tcMar>
+              <w:top w:w="100" w:type="dxa"/>
+              <w:bottom w:w="100" w:type="dxa"/>
+              <w:left w:w="150" w:type="dxa"/>
+              <w:right w:w="150" w:type="dxa"/>
+            </w:tcMar>
             <w:vAlign w:val="center"/>
           </w:tcPr>
           <w:p>
@@ -1680,6 +1958,12 @@
         <w:tc>
           <w:tcPr>
             <w:tcW w:type="dxa" w:w="7559"/>
+            <w:tcMar>
+              <w:top w:w="100" w:type="dxa"/>
+              <w:bottom w:w="100" w:type="dxa"/>
+              <w:left w:w="150" w:type="dxa"/>
+              <w:right w:w="150" w:type="dxa"/>
+            </w:tcMar>
             <w:vAlign w:val="center"/>
           </w:tcPr>
           <w:p>
@@ -1704,6 +1988,12 @@
         <w:tc>
           <w:tcPr>
             <w:tcW w:type="dxa" w:w="1512"/>
+            <w:tcMar>
+              <w:top w:w="100" w:type="dxa"/>
+              <w:bottom w:w="100" w:type="dxa"/>
+              <w:left w:w="150" w:type="dxa"/>
+              <w:right w:w="150" w:type="dxa"/>
+            </w:tcMar>
             <w:vAlign w:val="center"/>
             <w:shd w:fill="DEEAF1" w:val="clear"/>
           </w:tcPr>
@@ -1727,6 +2017,12 @@
         <w:tc>
           <w:tcPr>
             <w:tcW w:type="dxa" w:w="7559"/>
+            <w:tcMar>
+              <w:top w:w="100" w:type="dxa"/>
+              <w:bottom w:w="100" w:type="dxa"/>
+              <w:left w:w="150" w:type="dxa"/>
+              <w:right w:w="150" w:type="dxa"/>
+            </w:tcMar>
             <w:vAlign w:val="center"/>
             <w:shd w:fill="DEEAF1" w:val="clear"/>
           </w:tcPr>
@@ -1752,6 +2048,12 @@
         <w:tc>
           <w:tcPr>
             <w:tcW w:type="dxa" w:w="1512"/>
+            <w:tcMar>
+              <w:top w:w="100" w:type="dxa"/>
+              <w:bottom w:w="100" w:type="dxa"/>
+              <w:left w:w="150" w:type="dxa"/>
+              <w:right w:w="150" w:type="dxa"/>
+            </w:tcMar>
             <w:vAlign w:val="center"/>
           </w:tcPr>
           <w:p>
@@ -1774,6 +2076,12 @@
         <w:tc>
           <w:tcPr>
             <w:tcW w:type="dxa" w:w="7559"/>
+            <w:tcMar>
+              <w:top w:w="100" w:type="dxa"/>
+              <w:bottom w:w="100" w:type="dxa"/>
+              <w:left w:w="150" w:type="dxa"/>
+              <w:right w:w="150" w:type="dxa"/>
+            </w:tcMar>
             <w:vAlign w:val="center"/>
           </w:tcPr>
           <w:p>
@@ -1798,6 +2106,12 @@
         <w:tc>
           <w:tcPr>
             <w:tcW w:type="dxa" w:w="1512"/>
+            <w:tcMar>
+              <w:top w:w="100" w:type="dxa"/>
+              <w:bottom w:w="100" w:type="dxa"/>
+              <w:left w:w="150" w:type="dxa"/>
+              <w:right w:w="150" w:type="dxa"/>
+            </w:tcMar>
             <w:vAlign w:val="center"/>
             <w:shd w:fill="DEEAF1" w:val="clear"/>
           </w:tcPr>
@@ -1821,6 +2135,12 @@
         <w:tc>
           <w:tcPr>
             <w:tcW w:type="dxa" w:w="7559"/>
+            <w:tcMar>
+              <w:top w:w="100" w:type="dxa"/>
+              <w:bottom w:w="100" w:type="dxa"/>
+              <w:left w:w="150" w:type="dxa"/>
+              <w:right w:w="150" w:type="dxa"/>
+            </w:tcMar>
             <w:vAlign w:val="center"/>
             <w:shd w:fill="DEEAF1" w:val="clear"/>
           </w:tcPr>
@@ -1846,6 +2166,12 @@
         <w:tc>
           <w:tcPr>
             <w:tcW w:type="dxa" w:w="1512"/>
+            <w:tcMar>
+              <w:top w:w="100" w:type="dxa"/>
+              <w:bottom w:w="100" w:type="dxa"/>
+              <w:left w:w="150" w:type="dxa"/>
+              <w:right w:w="150" w:type="dxa"/>
+            </w:tcMar>
             <w:vAlign w:val="center"/>
           </w:tcPr>
           <w:p>
@@ -1868,6 +2194,12 @@
         <w:tc>
           <w:tcPr>
             <w:tcW w:type="dxa" w:w="7559"/>
+            <w:tcMar>
+              <w:top w:w="100" w:type="dxa"/>
+              <w:bottom w:w="100" w:type="dxa"/>
+              <w:left w:w="150" w:type="dxa"/>
+              <w:right w:w="150" w:type="dxa"/>
+            </w:tcMar>
             <w:vAlign w:val="center"/>
           </w:tcPr>
           <w:p>
@@ -1892,6 +2224,12 @@
         <w:tc>
           <w:tcPr>
             <w:tcW w:type="dxa" w:w="1512"/>
+            <w:tcMar>
+              <w:top w:w="100" w:type="dxa"/>
+              <w:bottom w:w="100" w:type="dxa"/>
+              <w:left w:w="150" w:type="dxa"/>
+              <w:right w:w="150" w:type="dxa"/>
+            </w:tcMar>
             <w:vAlign w:val="center"/>
             <w:shd w:fill="DEEAF1" w:val="clear"/>
           </w:tcPr>
@@ -1915,6 +2253,12 @@
         <w:tc>
           <w:tcPr>
             <w:tcW w:type="dxa" w:w="7559"/>
+            <w:tcMar>
+              <w:top w:w="100" w:type="dxa"/>
+              <w:bottom w:w="100" w:type="dxa"/>
+              <w:left w:w="150" w:type="dxa"/>
+              <w:right w:w="150" w:type="dxa"/>
+            </w:tcMar>
             <w:vAlign w:val="center"/>
             <w:shd w:fill="DEEAF1" w:val="clear"/>
           </w:tcPr>
@@ -1940,6 +2284,12 @@
         <w:tc>
           <w:tcPr>
             <w:tcW w:type="dxa" w:w="1512"/>
+            <w:tcMar>
+              <w:top w:w="100" w:type="dxa"/>
+              <w:bottom w:w="100" w:type="dxa"/>
+              <w:left w:w="150" w:type="dxa"/>
+              <w:right w:w="150" w:type="dxa"/>
+            </w:tcMar>
             <w:vAlign w:val="center"/>
           </w:tcPr>
           <w:p>
@@ -1962,6 +2312,12 @@
         <w:tc>
           <w:tcPr>
             <w:tcW w:type="dxa" w:w="7559"/>
+            <w:tcMar>
+              <w:top w:w="100" w:type="dxa"/>
+              <w:bottom w:w="100" w:type="dxa"/>
+              <w:left w:w="150" w:type="dxa"/>
+              <w:right w:w="150" w:type="dxa"/>
+            </w:tcMar>
             <w:vAlign w:val="center"/>
           </w:tcPr>
           <w:p>
@@ -1986,6 +2342,12 @@
         <w:tc>
           <w:tcPr>
             <w:tcW w:type="dxa" w:w="1512"/>
+            <w:tcMar>
+              <w:top w:w="100" w:type="dxa"/>
+              <w:bottom w:w="100" w:type="dxa"/>
+              <w:left w:w="150" w:type="dxa"/>
+              <w:right w:w="150" w:type="dxa"/>
+            </w:tcMar>
             <w:vAlign w:val="center"/>
             <w:shd w:fill="DEEAF1" w:val="clear"/>
           </w:tcPr>
@@ -2009,6 +2371,12 @@
         <w:tc>
           <w:tcPr>
             <w:tcW w:type="dxa" w:w="7559"/>
+            <w:tcMar>
+              <w:top w:w="100" w:type="dxa"/>
+              <w:bottom w:w="100" w:type="dxa"/>
+              <w:left w:w="150" w:type="dxa"/>
+              <w:right w:w="150" w:type="dxa"/>
+            </w:tcMar>
             <w:vAlign w:val="center"/>
             <w:shd w:fill="DEEAF1" w:val="clear"/>
           </w:tcPr>
@@ -2034,6 +2402,12 @@
         <w:tc>
           <w:tcPr>
             <w:tcW w:type="dxa" w:w="1512"/>
+            <w:tcMar>
+              <w:top w:w="100" w:type="dxa"/>
+              <w:bottom w:w="100" w:type="dxa"/>
+              <w:left w:w="150" w:type="dxa"/>
+              <w:right w:w="150" w:type="dxa"/>
+            </w:tcMar>
             <w:vAlign w:val="center"/>
           </w:tcPr>
           <w:p>
@@ -2056,6 +2430,12 @@
         <w:tc>
           <w:tcPr>
             <w:tcW w:type="dxa" w:w="7559"/>
+            <w:tcMar>
+              <w:top w:w="100" w:type="dxa"/>
+              <w:bottom w:w="100" w:type="dxa"/>
+              <w:left w:w="150" w:type="dxa"/>
+              <w:right w:w="150" w:type="dxa"/>
+            </w:tcMar>
             <w:vAlign w:val="center"/>
           </w:tcPr>
           <w:p>
@@ -2080,6 +2460,12 @@
         <w:tc>
           <w:tcPr>
             <w:tcW w:type="dxa" w:w="1512"/>
+            <w:tcMar>
+              <w:top w:w="100" w:type="dxa"/>
+              <w:bottom w:w="100" w:type="dxa"/>
+              <w:left w:w="150" w:type="dxa"/>
+              <w:right w:w="150" w:type="dxa"/>
+            </w:tcMar>
             <w:vAlign w:val="center"/>
             <w:shd w:fill="DEEAF1" w:val="clear"/>
           </w:tcPr>
@@ -2103,6 +2489,12 @@
         <w:tc>
           <w:tcPr>
             <w:tcW w:type="dxa" w:w="7559"/>
+            <w:tcMar>
+              <w:top w:w="100" w:type="dxa"/>
+              <w:bottom w:w="100" w:type="dxa"/>
+              <w:left w:w="150" w:type="dxa"/>
+              <w:right w:w="150" w:type="dxa"/>
+            </w:tcMar>
             <w:vAlign w:val="center"/>
             <w:shd w:fill="DEEAF1" w:val="clear"/>
           </w:tcPr>
@@ -2128,6 +2520,12 @@
         <w:tc>
           <w:tcPr>
             <w:tcW w:type="dxa" w:w="1512"/>
+            <w:tcMar>
+              <w:top w:w="100" w:type="dxa"/>
+              <w:bottom w:w="100" w:type="dxa"/>
+              <w:left w:w="150" w:type="dxa"/>
+              <w:right w:w="150" w:type="dxa"/>
+            </w:tcMar>
             <w:vAlign w:val="center"/>
           </w:tcPr>
           <w:p>
@@ -2150,6 +2548,12 @@
         <w:tc>
           <w:tcPr>
             <w:tcW w:type="dxa" w:w="7559"/>
+            <w:tcMar>
+              <w:top w:w="100" w:type="dxa"/>
+              <w:bottom w:w="100" w:type="dxa"/>
+              <w:left w:w="150" w:type="dxa"/>
+              <w:right w:w="150" w:type="dxa"/>
+            </w:tcMar>
             <w:vAlign w:val="center"/>
           </w:tcPr>
           <w:p>
@@ -2174,6 +2578,12 @@
         <w:tc>
           <w:tcPr>
             <w:tcW w:type="dxa" w:w="1512"/>
+            <w:tcMar>
+              <w:top w:w="100" w:type="dxa"/>
+              <w:bottom w:w="100" w:type="dxa"/>
+              <w:left w:w="150" w:type="dxa"/>
+              <w:right w:w="150" w:type="dxa"/>
+            </w:tcMar>
             <w:vAlign w:val="center"/>
             <w:shd w:fill="DEEAF1" w:val="clear"/>
           </w:tcPr>
@@ -2197,6 +2607,12 @@
         <w:tc>
           <w:tcPr>
             <w:tcW w:type="dxa" w:w="7559"/>
+            <w:tcMar>
+              <w:top w:w="100" w:type="dxa"/>
+              <w:bottom w:w="100" w:type="dxa"/>
+              <w:left w:w="150" w:type="dxa"/>
+              <w:right w:w="150" w:type="dxa"/>
+            </w:tcMar>
             <w:vAlign w:val="center"/>
             <w:shd w:fill="DEEAF1" w:val="clear"/>
           </w:tcPr>
@@ -2245,10 +2661,17 @@
     </w:p>
     <w:tbl>
       <w:tblPr>
-        <w:tblStyle w:val="TableGrid"/>
         <w:tblW w:type="auto" w:w="0"/>
         <w:jc w:val="center"/>
         <w:tblLook w:firstColumn="1" w:firstRow="1" w:lastColumn="0" w:lastRow="0" w:noHBand="0" w:noVBand="1" w:val="04A0"/>
+        <w:tblBorders>
+          <w:top w:val="single" w:sz="4" w:color="AECCE8" w:space="0"/>
+          <w:bottom w:val="single" w:sz="4" w:color="AECCE8" w:space="0"/>
+          <w:left w:val="single" w:sz="4" w:color="AECCE8" w:space="0"/>
+          <w:right w:val="single" w:sz="4" w:color="AECCE8" w:space="0"/>
+          <w:insideH w:val="single" w:sz="4" w:color="AECCE8" w:space="0"/>
+          <w:insideV w:val="single" w:sz="4" w:color="AECCE8" w:space="0"/>
+        </w:tblBorders>
       </w:tblPr>
       <w:tblGrid>
         <w:gridCol w:w="4702"/>
@@ -2258,6 +2681,12 @@
         <w:tc>
           <w:tcPr>
             <w:tcW w:type="dxa" w:w="1369"/>
+            <w:tcMar>
+              <w:top w:w="100" w:type="dxa"/>
+              <w:bottom w:w="100" w:type="dxa"/>
+              <w:left w:w="150" w:type="dxa"/>
+              <w:right w:w="150" w:type="dxa"/>
+            </w:tcMar>
             <w:vAlign w:val="center"/>
             <w:shd w:fill="2E75B6" w:val="clear"/>
           </w:tcPr>
@@ -2282,6 +2711,12 @@
         <w:tc>
           <w:tcPr>
             <w:tcW w:type="dxa" w:w="7702"/>
+            <w:tcMar>
+              <w:top w:w="100" w:type="dxa"/>
+              <w:bottom w:w="100" w:type="dxa"/>
+              <w:left w:w="150" w:type="dxa"/>
+              <w:right w:w="150" w:type="dxa"/>
+            </w:tcMar>
             <w:vAlign w:val="center"/>
             <w:shd w:fill="2E75B6" w:val="clear"/>
           </w:tcPr>
@@ -2308,6 +2743,12 @@
         <w:tc>
           <w:tcPr>
             <w:tcW w:type="dxa" w:w="1369"/>
+            <w:tcMar>
+              <w:top w:w="100" w:type="dxa"/>
+              <w:bottom w:w="100" w:type="dxa"/>
+              <w:left w:w="150" w:type="dxa"/>
+              <w:right w:w="150" w:type="dxa"/>
+            </w:tcMar>
             <w:vAlign w:val="center"/>
           </w:tcPr>
           <w:p>
@@ -2330,6 +2771,12 @@
         <w:tc>
           <w:tcPr>
             <w:tcW w:type="dxa" w:w="7702"/>
+            <w:tcMar>
+              <w:top w:w="100" w:type="dxa"/>
+              <w:bottom w:w="100" w:type="dxa"/>
+              <w:left w:w="150" w:type="dxa"/>
+              <w:right w:w="150" w:type="dxa"/>
+            </w:tcMar>
             <w:vAlign w:val="center"/>
           </w:tcPr>
           <w:p>
@@ -2354,6 +2801,12 @@
         <w:tc>
           <w:tcPr>
             <w:tcW w:type="dxa" w:w="1369"/>
+            <w:tcMar>
+              <w:top w:w="100" w:type="dxa"/>
+              <w:bottom w:w="100" w:type="dxa"/>
+              <w:left w:w="150" w:type="dxa"/>
+              <w:right w:w="150" w:type="dxa"/>
+            </w:tcMar>
             <w:vAlign w:val="center"/>
             <w:shd w:fill="DEEAF1" w:val="clear"/>
           </w:tcPr>
@@ -2377,6 +2830,12 @@
         <w:tc>
           <w:tcPr>
             <w:tcW w:type="dxa" w:w="7702"/>
+            <w:tcMar>
+              <w:top w:w="100" w:type="dxa"/>
+              <w:bottom w:w="100" w:type="dxa"/>
+              <w:left w:w="150" w:type="dxa"/>
+              <w:right w:w="150" w:type="dxa"/>
+            </w:tcMar>
             <w:vAlign w:val="center"/>
             <w:shd w:fill="DEEAF1" w:val="clear"/>
           </w:tcPr>
@@ -2402,6 +2861,12 @@
         <w:tc>
           <w:tcPr>
             <w:tcW w:type="dxa" w:w="1369"/>
+            <w:tcMar>
+              <w:top w:w="100" w:type="dxa"/>
+              <w:bottom w:w="100" w:type="dxa"/>
+              <w:left w:w="150" w:type="dxa"/>
+              <w:right w:w="150" w:type="dxa"/>
+            </w:tcMar>
             <w:vAlign w:val="center"/>
           </w:tcPr>
           <w:p>
@@ -2424,6 +2889,12 @@
         <w:tc>
           <w:tcPr>
             <w:tcW w:type="dxa" w:w="7702"/>
+            <w:tcMar>
+              <w:top w:w="100" w:type="dxa"/>
+              <w:bottom w:w="100" w:type="dxa"/>
+              <w:left w:w="150" w:type="dxa"/>
+              <w:right w:w="150" w:type="dxa"/>
+            </w:tcMar>
             <w:vAlign w:val="center"/>
           </w:tcPr>
           <w:p>
@@ -2448,6 +2919,12 @@
         <w:tc>
           <w:tcPr>
             <w:tcW w:type="dxa" w:w="1369"/>
+            <w:tcMar>
+              <w:top w:w="100" w:type="dxa"/>
+              <w:bottom w:w="100" w:type="dxa"/>
+              <w:left w:w="150" w:type="dxa"/>
+              <w:right w:w="150" w:type="dxa"/>
+            </w:tcMar>
             <w:vAlign w:val="center"/>
             <w:shd w:fill="DEEAF1" w:val="clear"/>
           </w:tcPr>
@@ -2471,6 +2948,12 @@
         <w:tc>
           <w:tcPr>
             <w:tcW w:type="dxa" w:w="7702"/>
+            <w:tcMar>
+              <w:top w:w="100" w:type="dxa"/>
+              <w:bottom w:w="100" w:type="dxa"/>
+              <w:left w:w="150" w:type="dxa"/>
+              <w:right w:w="150" w:type="dxa"/>
+            </w:tcMar>
             <w:vAlign w:val="center"/>
             <w:shd w:fill="DEEAF1" w:val="clear"/>
           </w:tcPr>
@@ -2496,6 +2979,12 @@
         <w:tc>
           <w:tcPr>
             <w:tcW w:type="dxa" w:w="1369"/>
+            <w:tcMar>
+              <w:top w:w="100" w:type="dxa"/>
+              <w:bottom w:w="100" w:type="dxa"/>
+              <w:left w:w="150" w:type="dxa"/>
+              <w:right w:w="150" w:type="dxa"/>
+            </w:tcMar>
             <w:vAlign w:val="center"/>
           </w:tcPr>
           <w:p>
@@ -2518,6 +3007,12 @@
         <w:tc>
           <w:tcPr>
             <w:tcW w:type="dxa" w:w="7702"/>
+            <w:tcMar>
+              <w:top w:w="100" w:type="dxa"/>
+              <w:bottom w:w="100" w:type="dxa"/>
+              <w:left w:w="150" w:type="dxa"/>
+              <w:right w:w="150" w:type="dxa"/>
+            </w:tcMar>
             <w:vAlign w:val="center"/>
           </w:tcPr>
           <w:p>
@@ -2542,6 +3037,12 @@
         <w:tc>
           <w:tcPr>
             <w:tcW w:type="dxa" w:w="1369"/>
+            <w:tcMar>
+              <w:top w:w="100" w:type="dxa"/>
+              <w:bottom w:w="100" w:type="dxa"/>
+              <w:left w:w="150" w:type="dxa"/>
+              <w:right w:w="150" w:type="dxa"/>
+            </w:tcMar>
             <w:vAlign w:val="center"/>
             <w:shd w:fill="DEEAF1" w:val="clear"/>
           </w:tcPr>
@@ -2565,6 +3066,12 @@
         <w:tc>
           <w:tcPr>
             <w:tcW w:type="dxa" w:w="7702"/>
+            <w:tcMar>
+              <w:top w:w="100" w:type="dxa"/>
+              <w:bottom w:w="100" w:type="dxa"/>
+              <w:left w:w="150" w:type="dxa"/>
+              <w:right w:w="150" w:type="dxa"/>
+            </w:tcMar>
             <w:vAlign w:val="center"/>
             <w:shd w:fill="DEEAF1" w:val="clear"/>
           </w:tcPr>
@@ -2590,6 +3097,12 @@
         <w:tc>
           <w:tcPr>
             <w:tcW w:type="dxa" w:w="1369"/>
+            <w:tcMar>
+              <w:top w:w="100" w:type="dxa"/>
+              <w:bottom w:w="100" w:type="dxa"/>
+              <w:left w:w="150" w:type="dxa"/>
+              <w:right w:w="150" w:type="dxa"/>
+            </w:tcMar>
             <w:vAlign w:val="center"/>
           </w:tcPr>
           <w:p>
@@ -2612,6 +3125,12 @@
         <w:tc>
           <w:tcPr>
             <w:tcW w:type="dxa" w:w="7702"/>
+            <w:tcMar>
+              <w:top w:w="100" w:type="dxa"/>
+              <w:bottom w:w="100" w:type="dxa"/>
+              <w:left w:w="150" w:type="dxa"/>
+              <w:right w:w="150" w:type="dxa"/>
+            </w:tcMar>
             <w:vAlign w:val="center"/>
           </w:tcPr>
           <w:p>
@@ -2636,6 +3155,12 @@
         <w:tc>
           <w:tcPr>
             <w:tcW w:type="dxa" w:w="1369"/>
+            <w:tcMar>
+              <w:top w:w="100" w:type="dxa"/>
+              <w:bottom w:w="100" w:type="dxa"/>
+              <w:left w:w="150" w:type="dxa"/>
+              <w:right w:w="150" w:type="dxa"/>
+            </w:tcMar>
             <w:vAlign w:val="center"/>
             <w:shd w:fill="DEEAF1" w:val="clear"/>
           </w:tcPr>
@@ -2659,6 +3184,12 @@
         <w:tc>
           <w:tcPr>
             <w:tcW w:type="dxa" w:w="7702"/>
+            <w:tcMar>
+              <w:top w:w="100" w:type="dxa"/>
+              <w:bottom w:w="100" w:type="dxa"/>
+              <w:left w:w="150" w:type="dxa"/>
+              <w:right w:w="150" w:type="dxa"/>
+            </w:tcMar>
             <w:vAlign w:val="center"/>
             <w:shd w:fill="DEEAF1" w:val="clear"/>
           </w:tcPr>
@@ -2684,6 +3215,12 @@
         <w:tc>
           <w:tcPr>
             <w:tcW w:type="dxa" w:w="1369"/>
+            <w:tcMar>
+              <w:top w:w="100" w:type="dxa"/>
+              <w:bottom w:w="100" w:type="dxa"/>
+              <w:left w:w="150" w:type="dxa"/>
+              <w:right w:w="150" w:type="dxa"/>
+            </w:tcMar>
             <w:vAlign w:val="center"/>
           </w:tcPr>
           <w:p>
@@ -2706,6 +3243,12 @@
         <w:tc>
           <w:tcPr>
             <w:tcW w:type="dxa" w:w="7702"/>
+            <w:tcMar>
+              <w:top w:w="100" w:type="dxa"/>
+              <w:bottom w:w="100" w:type="dxa"/>
+              <w:left w:w="150" w:type="dxa"/>
+              <w:right w:w="150" w:type="dxa"/>
+            </w:tcMar>
             <w:vAlign w:val="center"/>
           </w:tcPr>
           <w:p>
@@ -2730,6 +3273,12 @@
         <w:tc>
           <w:tcPr>
             <w:tcW w:type="dxa" w:w="1369"/>
+            <w:tcMar>
+              <w:top w:w="100" w:type="dxa"/>
+              <w:bottom w:w="100" w:type="dxa"/>
+              <w:left w:w="150" w:type="dxa"/>
+              <w:right w:w="150" w:type="dxa"/>
+            </w:tcMar>
             <w:vAlign w:val="center"/>
             <w:shd w:fill="DEEAF1" w:val="clear"/>
           </w:tcPr>
@@ -2753,6 +3302,12 @@
         <w:tc>
           <w:tcPr>
             <w:tcW w:type="dxa" w:w="7702"/>
+            <w:tcMar>
+              <w:top w:w="100" w:type="dxa"/>
+              <w:bottom w:w="100" w:type="dxa"/>
+              <w:left w:w="150" w:type="dxa"/>
+              <w:right w:w="150" w:type="dxa"/>
+            </w:tcMar>
             <w:vAlign w:val="center"/>
             <w:shd w:fill="DEEAF1" w:val="clear"/>
           </w:tcPr>
@@ -2778,6 +3333,12 @@
         <w:tc>
           <w:tcPr>
             <w:tcW w:type="dxa" w:w="1369"/>
+            <w:tcMar>
+              <w:top w:w="100" w:type="dxa"/>
+              <w:bottom w:w="100" w:type="dxa"/>
+              <w:left w:w="150" w:type="dxa"/>
+              <w:right w:w="150" w:type="dxa"/>
+            </w:tcMar>
             <w:vAlign w:val="center"/>
           </w:tcPr>
           <w:p>
@@ -2800,6 +3361,12 @@
         <w:tc>
           <w:tcPr>
             <w:tcW w:type="dxa" w:w="7702"/>
+            <w:tcMar>
+              <w:top w:w="100" w:type="dxa"/>
+              <w:bottom w:w="100" w:type="dxa"/>
+              <w:left w:w="150" w:type="dxa"/>
+              <w:right w:w="150" w:type="dxa"/>
+            </w:tcMar>
             <w:vAlign w:val="center"/>
           </w:tcPr>
           <w:p>
@@ -2824,6 +3391,12 @@
         <w:tc>
           <w:tcPr>
             <w:tcW w:type="dxa" w:w="1369"/>
+            <w:tcMar>
+              <w:top w:w="100" w:type="dxa"/>
+              <w:bottom w:w="100" w:type="dxa"/>
+              <w:left w:w="150" w:type="dxa"/>
+              <w:right w:w="150" w:type="dxa"/>
+            </w:tcMar>
             <w:vAlign w:val="center"/>
             <w:shd w:fill="DEEAF1" w:val="clear"/>
           </w:tcPr>
@@ -2847,6 +3420,12 @@
         <w:tc>
           <w:tcPr>
             <w:tcW w:type="dxa" w:w="7702"/>
+            <w:tcMar>
+              <w:top w:w="100" w:type="dxa"/>
+              <w:bottom w:w="100" w:type="dxa"/>
+              <w:left w:w="150" w:type="dxa"/>
+              <w:right w:w="150" w:type="dxa"/>
+            </w:tcMar>
             <w:vAlign w:val="center"/>
             <w:shd w:fill="DEEAF1" w:val="clear"/>
           </w:tcPr>
@@ -2872,6 +3451,12 @@
         <w:tc>
           <w:tcPr>
             <w:tcW w:type="dxa" w:w="1369"/>
+            <w:tcMar>
+              <w:top w:w="100" w:type="dxa"/>
+              <w:bottom w:w="100" w:type="dxa"/>
+              <w:left w:w="150" w:type="dxa"/>
+              <w:right w:w="150" w:type="dxa"/>
+            </w:tcMar>
             <w:vAlign w:val="center"/>
           </w:tcPr>
           <w:p>
@@ -2894,6 +3479,12 @@
         <w:tc>
           <w:tcPr>
             <w:tcW w:type="dxa" w:w="7702"/>
+            <w:tcMar>
+              <w:top w:w="100" w:type="dxa"/>
+              <w:bottom w:w="100" w:type="dxa"/>
+              <w:left w:w="150" w:type="dxa"/>
+              <w:right w:w="150" w:type="dxa"/>
+            </w:tcMar>
             <w:vAlign w:val="center"/>
           </w:tcPr>
           <w:p>
@@ -2941,10 +3532,17 @@
     </w:p>
     <w:tbl>
       <w:tblPr>
-        <w:tblStyle w:val="TableGrid"/>
         <w:tblW w:type="auto" w:w="0"/>
         <w:jc w:val="center"/>
         <w:tblLook w:firstColumn="1" w:firstRow="1" w:lastColumn="0" w:lastRow="0" w:noHBand="0" w:noVBand="1" w:val="04A0"/>
+        <w:tblBorders>
+          <w:top w:val="single" w:sz="4" w:color="AECCE8" w:space="0"/>
+          <w:bottom w:val="single" w:sz="4" w:color="AECCE8" w:space="0"/>
+          <w:left w:val="single" w:sz="4" w:color="AECCE8" w:space="0"/>
+          <w:right w:val="single" w:sz="4" w:color="AECCE8" w:space="0"/>
+          <w:insideH w:val="single" w:sz="4" w:color="AECCE8" w:space="0"/>
+          <w:insideV w:val="single" w:sz="4" w:color="AECCE8" w:space="0"/>
+        </w:tblBorders>
       </w:tblPr>
       <w:tblGrid>
         <w:gridCol w:w="4702"/>
@@ -2954,6 +3552,12 @@
         <w:tc>
           <w:tcPr>
             <w:tcW w:type="dxa" w:w="1369"/>
+            <w:tcMar>
+              <w:top w:w="100" w:type="dxa"/>
+              <w:bottom w:w="100" w:type="dxa"/>
+              <w:left w:w="150" w:type="dxa"/>
+              <w:right w:w="150" w:type="dxa"/>
+            </w:tcMar>
             <w:vAlign w:val="center"/>
             <w:shd w:fill="2E75B6" w:val="clear"/>
           </w:tcPr>
@@ -2978,6 +3582,12 @@
         <w:tc>
           <w:tcPr>
             <w:tcW w:type="dxa" w:w="7702"/>
+            <w:tcMar>
+              <w:top w:w="100" w:type="dxa"/>
+              <w:bottom w:w="100" w:type="dxa"/>
+              <w:left w:w="150" w:type="dxa"/>
+              <w:right w:w="150" w:type="dxa"/>
+            </w:tcMar>
             <w:vAlign w:val="center"/>
             <w:shd w:fill="2E75B6" w:val="clear"/>
           </w:tcPr>
@@ -3004,6 +3614,12 @@
         <w:tc>
           <w:tcPr>
             <w:tcW w:type="dxa" w:w="1369"/>
+            <w:tcMar>
+              <w:top w:w="100" w:type="dxa"/>
+              <w:bottom w:w="100" w:type="dxa"/>
+              <w:left w:w="150" w:type="dxa"/>
+              <w:right w:w="150" w:type="dxa"/>
+            </w:tcMar>
             <w:vAlign w:val="center"/>
           </w:tcPr>
           <w:p>
@@ -3026,6 +3642,12 @@
         <w:tc>
           <w:tcPr>
             <w:tcW w:type="dxa" w:w="7702"/>
+            <w:tcMar>
+              <w:top w:w="100" w:type="dxa"/>
+              <w:bottom w:w="100" w:type="dxa"/>
+              <w:left w:w="150" w:type="dxa"/>
+              <w:right w:w="150" w:type="dxa"/>
+            </w:tcMar>
             <w:vAlign w:val="center"/>
           </w:tcPr>
           <w:p>
@@ -3050,6 +3672,12 @@
         <w:tc>
           <w:tcPr>
             <w:tcW w:type="dxa" w:w="1369"/>
+            <w:tcMar>
+              <w:top w:w="100" w:type="dxa"/>
+              <w:bottom w:w="100" w:type="dxa"/>
+              <w:left w:w="150" w:type="dxa"/>
+              <w:right w:w="150" w:type="dxa"/>
+            </w:tcMar>
             <w:vAlign w:val="center"/>
             <w:shd w:fill="DEEAF1" w:val="clear"/>
           </w:tcPr>
@@ -3073,6 +3701,12 @@
         <w:tc>
           <w:tcPr>
             <w:tcW w:type="dxa" w:w="7702"/>
+            <w:tcMar>
+              <w:top w:w="100" w:type="dxa"/>
+              <w:bottom w:w="100" w:type="dxa"/>
+              <w:left w:w="150" w:type="dxa"/>
+              <w:right w:w="150" w:type="dxa"/>
+            </w:tcMar>
             <w:vAlign w:val="center"/>
             <w:shd w:fill="DEEAF1" w:val="clear"/>
           </w:tcPr>
@@ -3098,6 +3732,12 @@
         <w:tc>
           <w:tcPr>
             <w:tcW w:type="dxa" w:w="1369"/>
+            <w:tcMar>
+              <w:top w:w="100" w:type="dxa"/>
+              <w:bottom w:w="100" w:type="dxa"/>
+              <w:left w:w="150" w:type="dxa"/>
+              <w:right w:w="150" w:type="dxa"/>
+            </w:tcMar>
             <w:vAlign w:val="center"/>
           </w:tcPr>
           <w:p>
@@ -3120,6 +3760,12 @@
         <w:tc>
           <w:tcPr>
             <w:tcW w:type="dxa" w:w="7702"/>
+            <w:tcMar>
+              <w:top w:w="100" w:type="dxa"/>
+              <w:bottom w:w="100" w:type="dxa"/>
+              <w:left w:w="150" w:type="dxa"/>
+              <w:right w:w="150" w:type="dxa"/>
+            </w:tcMar>
             <w:vAlign w:val="center"/>
           </w:tcPr>
           <w:p>
@@ -3144,6 +3790,12 @@
         <w:tc>
           <w:tcPr>
             <w:tcW w:type="dxa" w:w="1369"/>
+            <w:tcMar>
+              <w:top w:w="100" w:type="dxa"/>
+              <w:bottom w:w="100" w:type="dxa"/>
+              <w:left w:w="150" w:type="dxa"/>
+              <w:right w:w="150" w:type="dxa"/>
+            </w:tcMar>
             <w:vAlign w:val="center"/>
             <w:shd w:fill="DEEAF1" w:val="clear"/>
           </w:tcPr>
@@ -3167,6 +3819,12 @@
         <w:tc>
           <w:tcPr>
             <w:tcW w:type="dxa" w:w="7702"/>
+            <w:tcMar>
+              <w:top w:w="100" w:type="dxa"/>
+              <w:bottom w:w="100" w:type="dxa"/>
+              <w:left w:w="150" w:type="dxa"/>
+              <w:right w:w="150" w:type="dxa"/>
+            </w:tcMar>
             <w:vAlign w:val="center"/>
             <w:shd w:fill="DEEAF1" w:val="clear"/>
           </w:tcPr>
@@ -3183,7 +3841,7 @@
                 <w:i w:val="0"/>
                 <w:sz w:val="28"/>
               </w:rPr>
-              <w:t>Chi tiết cấu hình services trong Docker Compose</w:t>
+              <w:t>Danh sách services trong Docker Compose</w:t>
             </w:r>
           </w:p>
         </w:tc>
@@ -3192,6 +3850,12 @@
         <w:tc>
           <w:tcPr>
             <w:tcW w:type="dxa" w:w="1369"/>
+            <w:tcMar>
+              <w:top w:w="100" w:type="dxa"/>
+              <w:bottom w:w="100" w:type="dxa"/>
+              <w:left w:w="150" w:type="dxa"/>
+              <w:right w:w="150" w:type="dxa"/>
+            </w:tcMar>
             <w:vAlign w:val="center"/>
           </w:tcPr>
           <w:p>
@@ -3214,55 +3878,13 @@
         <w:tc>
           <w:tcPr>
             <w:tcW w:type="dxa" w:w="7702"/>
-            <w:vAlign w:val="center"/>
-          </w:tcPr>
-          <w:p>
-            <w:pPr>
-              <w:spacing w:before="60" w:after="60"/>
-              <w:ind w:firstLine="0"/>
-              <w:jc w:val="center"/>
-            </w:pPr>
-            <w:r>
-              <w:rPr>
-                <w:rFonts w:ascii="Times New Roman" w:hAnsi="Times New Roman" w:eastAsia="Times New Roman"/>
-                <w:b w:val="0"/>
-                <w:i w:val="0"/>
-                <w:sz w:val="28"/>
-              </w:rPr>
-              <w:t>Các biến môi trường cấu hình hệ thống</w:t>
-            </w:r>
-          </w:p>
-        </w:tc>
-      </w:tr>
-      <w:tr>
-        <w:tc>
-          <w:tcPr>
-            <w:tcW w:type="dxa" w:w="1369"/>
-            <w:vAlign w:val="center"/>
-            <w:shd w:fill="DEEAF1" w:val="clear"/>
-          </w:tcPr>
-          <w:p>
-            <w:pPr>
-              <w:spacing w:before="60" w:after="60"/>
-              <w:ind w:firstLine="0"/>
-              <w:jc w:val="left"/>
-            </w:pPr>
-            <w:r>
-              <w:rPr>
-                <w:rFonts w:ascii="Times New Roman" w:hAnsi="Times New Roman" w:eastAsia="Times New Roman"/>
-                <w:b/>
-                <w:i w:val="0"/>
-                <w:sz w:val="28"/>
-              </w:rPr>
-              <w:t>Bảng 3.​3</w:t>
-            </w:r>
-          </w:p>
-        </w:tc>
-        <w:tc>
-          <w:tcPr>
-            <w:tcW w:type="dxa" w:w="7702"/>
-            <w:vAlign w:val="center"/>
-            <w:shd w:fill="DEEAF1" w:val="clear"/>
+            <w:tcMar>
+              <w:top w:w="100" w:type="dxa"/>
+              <w:bottom w:w="100" w:type="dxa"/>
+              <w:left w:w="150" w:type="dxa"/>
+              <w:right w:w="150" w:type="dxa"/>
+            </w:tcMar>
+            <w:vAlign w:val="center"/>
           </w:tcPr>
           <w:p>
             <w:pPr>
@@ -3882,10 +4504,17 @@
     </w:p>
     <w:tbl>
       <w:tblPr>
-        <w:tblStyle w:val="TableGrid"/>
         <w:tblW w:type="auto" w:w="0"/>
         <w:jc w:val="center"/>
         <w:tblLook w:firstColumn="1" w:firstRow="1" w:lastColumn="0" w:lastRow="0" w:noHBand="0" w:noVBand="1" w:val="04A0"/>
+        <w:tblBorders>
+          <w:top w:val="single" w:sz="4" w:color="AECCE8" w:space="0"/>
+          <w:bottom w:val="single" w:sz="4" w:color="AECCE8" w:space="0"/>
+          <w:left w:val="single" w:sz="4" w:color="AECCE8" w:space="0"/>
+          <w:right w:val="single" w:sz="4" w:color="AECCE8" w:space="0"/>
+          <w:insideH w:val="single" w:sz="4" w:color="AECCE8" w:space="0"/>
+          <w:insideV w:val="single" w:sz="4" w:color="AECCE8" w:space="0"/>
+        </w:tblBorders>
       </w:tblPr>
       <w:tblGrid>
         <w:gridCol w:w="2351"/>
@@ -3897,6 +4526,12 @@
         <w:tc>
           <w:tcPr>
             <w:tcW w:type="dxa" w:w="680"/>
+            <w:tcMar>
+              <w:top w:w="100" w:type="dxa"/>
+              <w:bottom w:w="100" w:type="dxa"/>
+              <w:left w:w="150" w:type="dxa"/>
+              <w:right w:w="150" w:type="dxa"/>
+            </w:tcMar>
             <w:vAlign w:val="center"/>
             <w:shd w:fill="2E75B6" w:val="clear"/>
           </w:tcPr>
@@ -3921,6 +4556,12 @@
         <w:tc>
           <w:tcPr>
             <w:tcW w:type="dxa" w:w="680"/>
+            <w:tcMar>
+              <w:top w:w="100" w:type="dxa"/>
+              <w:bottom w:w="100" w:type="dxa"/>
+              <w:left w:w="150" w:type="dxa"/>
+              <w:right w:w="150" w:type="dxa"/>
+            </w:tcMar>
             <w:vAlign w:val="center"/>
             <w:shd w:fill="2E75B6" w:val="clear"/>
           </w:tcPr>
@@ -3945,6 +4586,12 @@
         <w:tc>
           <w:tcPr>
             <w:tcW w:type="dxa" w:w="2375"/>
+            <w:tcMar>
+              <w:top w:w="100" w:type="dxa"/>
+              <w:bottom w:w="100" w:type="dxa"/>
+              <w:left w:w="150" w:type="dxa"/>
+              <w:right w:w="150" w:type="dxa"/>
+            </w:tcMar>
             <w:vAlign w:val="center"/>
             <w:shd w:fill="2E75B6" w:val="clear"/>
           </w:tcPr>
@@ -3969,6 +4616,12 @@
         <w:tc>
           <w:tcPr>
             <w:tcW w:type="dxa" w:w="5343"/>
+            <w:tcMar>
+              <w:top w:w="100" w:type="dxa"/>
+              <w:bottom w:w="100" w:type="dxa"/>
+              <w:left w:w="150" w:type="dxa"/>
+              <w:right w:w="150" w:type="dxa"/>
+            </w:tcMar>
             <w:vAlign w:val="center"/>
             <w:shd w:fill="2E75B6" w:val="clear"/>
           </w:tcPr>
@@ -3995,6 +4648,12 @@
         <w:tc>
           <w:tcPr>
             <w:tcW w:type="dxa" w:w="680"/>
+            <w:tcMar>
+              <w:top w:w="100" w:type="dxa"/>
+              <w:bottom w:w="100" w:type="dxa"/>
+              <w:left w:w="150" w:type="dxa"/>
+              <w:right w:w="150" w:type="dxa"/>
+            </w:tcMar>
             <w:vAlign w:val="center"/>
           </w:tcPr>
           <w:p>
@@ -4017,6 +4676,12 @@
         <w:tc>
           <w:tcPr>
             <w:tcW w:type="dxa" w:w="680"/>
+            <w:tcMar>
+              <w:top w:w="100" w:type="dxa"/>
+              <w:bottom w:w="100" w:type="dxa"/>
+              <w:left w:w="150" w:type="dxa"/>
+              <w:right w:w="150" w:type="dxa"/>
+            </w:tcMar>
             <w:vAlign w:val="center"/>
           </w:tcPr>
           <w:p>
@@ -4039,6 +4704,12 @@
         <w:tc>
           <w:tcPr>
             <w:tcW w:type="dxa" w:w="2375"/>
+            <w:tcMar>
+              <w:top w:w="100" w:type="dxa"/>
+              <w:bottom w:w="100" w:type="dxa"/>
+              <w:left w:w="150" w:type="dxa"/>
+              <w:right w:w="150" w:type="dxa"/>
+            </w:tcMar>
             <w:vAlign w:val="center"/>
           </w:tcPr>
           <w:p>
@@ -4061,6 +4732,12 @@
         <w:tc>
           <w:tcPr>
             <w:tcW w:type="dxa" w:w="5343"/>
+            <w:tcMar>
+              <w:top w:w="100" w:type="dxa"/>
+              <w:bottom w:w="100" w:type="dxa"/>
+              <w:left w:w="150" w:type="dxa"/>
+              <w:right w:w="150" w:type="dxa"/>
+            </w:tcMar>
             <w:vAlign w:val="center"/>
           </w:tcPr>
           <w:p>
@@ -4085,6 +4762,12 @@
         <w:tc>
           <w:tcPr>
             <w:tcW w:type="dxa" w:w="680"/>
+            <w:tcMar>
+              <w:top w:w="100" w:type="dxa"/>
+              <w:bottom w:w="100" w:type="dxa"/>
+              <w:left w:w="150" w:type="dxa"/>
+              <w:right w:w="150" w:type="dxa"/>
+            </w:tcMar>
             <w:vAlign w:val="center"/>
             <w:shd w:fill="DEEAF1" w:val="clear"/>
           </w:tcPr>
@@ -4108,6 +4791,12 @@
         <w:tc>
           <w:tcPr>
             <w:tcW w:type="dxa" w:w="680"/>
+            <w:tcMar>
+              <w:top w:w="100" w:type="dxa"/>
+              <w:bottom w:w="100" w:type="dxa"/>
+              <w:left w:w="150" w:type="dxa"/>
+              <w:right w:w="150" w:type="dxa"/>
+            </w:tcMar>
             <w:vAlign w:val="center"/>
             <w:shd w:fill="DEEAF1" w:val="clear"/>
           </w:tcPr>
@@ -4131,6 +4820,12 @@
         <w:tc>
           <w:tcPr>
             <w:tcW w:type="dxa" w:w="2375"/>
+            <w:tcMar>
+              <w:top w:w="100" w:type="dxa"/>
+              <w:bottom w:w="100" w:type="dxa"/>
+              <w:left w:w="150" w:type="dxa"/>
+              <w:right w:w="150" w:type="dxa"/>
+            </w:tcMar>
             <w:vAlign w:val="center"/>
             <w:shd w:fill="DEEAF1" w:val="clear"/>
           </w:tcPr>
@@ -4154,6 +4849,12 @@
         <w:tc>
           <w:tcPr>
             <w:tcW w:type="dxa" w:w="5343"/>
+            <w:tcMar>
+              <w:top w:w="100" w:type="dxa"/>
+              <w:bottom w:w="100" w:type="dxa"/>
+              <w:left w:w="150" w:type="dxa"/>
+              <w:right w:w="150" w:type="dxa"/>
+            </w:tcMar>
             <w:vAlign w:val="center"/>
             <w:shd w:fill="DEEAF1" w:val="clear"/>
           </w:tcPr>
@@ -4179,6 +4880,12 @@
         <w:tc>
           <w:tcPr>
             <w:tcW w:type="dxa" w:w="680"/>
+            <w:tcMar>
+              <w:top w:w="100" w:type="dxa"/>
+              <w:bottom w:w="100" w:type="dxa"/>
+              <w:left w:w="150" w:type="dxa"/>
+              <w:right w:w="150" w:type="dxa"/>
+            </w:tcMar>
             <w:vAlign w:val="center"/>
           </w:tcPr>
           <w:p>
@@ -4201,6 +4908,12 @@
         <w:tc>
           <w:tcPr>
             <w:tcW w:type="dxa" w:w="680"/>
+            <w:tcMar>
+              <w:top w:w="100" w:type="dxa"/>
+              <w:bottom w:w="100" w:type="dxa"/>
+              <w:left w:w="150" w:type="dxa"/>
+              <w:right w:w="150" w:type="dxa"/>
+            </w:tcMar>
             <w:vAlign w:val="center"/>
           </w:tcPr>
           <w:p>
@@ -4223,6 +4936,12 @@
         <w:tc>
           <w:tcPr>
             <w:tcW w:type="dxa" w:w="2375"/>
+            <w:tcMar>
+              <w:top w:w="100" w:type="dxa"/>
+              <w:bottom w:w="100" w:type="dxa"/>
+              <w:left w:w="150" w:type="dxa"/>
+              <w:right w:w="150" w:type="dxa"/>
+            </w:tcMar>
             <w:vAlign w:val="center"/>
           </w:tcPr>
           <w:p>
@@ -4245,6 +4964,12 @@
         <w:tc>
           <w:tcPr>
             <w:tcW w:type="dxa" w:w="5343"/>
+            <w:tcMar>
+              <w:top w:w="100" w:type="dxa"/>
+              <w:bottom w:w="100" w:type="dxa"/>
+              <w:left w:w="150" w:type="dxa"/>
+              <w:right w:w="150" w:type="dxa"/>
+            </w:tcMar>
             <w:vAlign w:val="center"/>
           </w:tcPr>
           <w:p>
@@ -4269,6 +4994,12 @@
         <w:tc>
           <w:tcPr>
             <w:tcW w:type="dxa" w:w="680"/>
+            <w:tcMar>
+              <w:top w:w="100" w:type="dxa"/>
+              <w:bottom w:w="100" w:type="dxa"/>
+              <w:left w:w="150" w:type="dxa"/>
+              <w:right w:w="150" w:type="dxa"/>
+            </w:tcMar>
             <w:vAlign w:val="center"/>
             <w:shd w:fill="DEEAF1" w:val="clear"/>
           </w:tcPr>
@@ -4292,6 +5023,12 @@
         <w:tc>
           <w:tcPr>
             <w:tcW w:type="dxa" w:w="680"/>
+            <w:tcMar>
+              <w:top w:w="100" w:type="dxa"/>
+              <w:bottom w:w="100" w:type="dxa"/>
+              <w:left w:w="150" w:type="dxa"/>
+              <w:right w:w="150" w:type="dxa"/>
+            </w:tcMar>
             <w:vAlign w:val="center"/>
             <w:shd w:fill="DEEAF1" w:val="clear"/>
           </w:tcPr>
@@ -4315,6 +5052,12 @@
         <w:tc>
           <w:tcPr>
             <w:tcW w:type="dxa" w:w="2375"/>
+            <w:tcMar>
+              <w:top w:w="100" w:type="dxa"/>
+              <w:bottom w:w="100" w:type="dxa"/>
+              <w:left w:w="150" w:type="dxa"/>
+              <w:right w:w="150" w:type="dxa"/>
+            </w:tcMar>
             <w:vAlign w:val="center"/>
             <w:shd w:fill="DEEAF1" w:val="clear"/>
           </w:tcPr>
@@ -4338,6 +5081,12 @@
         <w:tc>
           <w:tcPr>
             <w:tcW w:type="dxa" w:w="5343"/>
+            <w:tcMar>
+              <w:top w:w="100" w:type="dxa"/>
+              <w:bottom w:w="100" w:type="dxa"/>
+              <w:left w:w="150" w:type="dxa"/>
+              <w:right w:w="150" w:type="dxa"/>
+            </w:tcMar>
             <w:vAlign w:val="center"/>
             <w:shd w:fill="DEEAF1" w:val="clear"/>
           </w:tcPr>
@@ -4363,6 +5112,12 @@
         <w:tc>
           <w:tcPr>
             <w:tcW w:type="dxa" w:w="680"/>
+            <w:tcMar>
+              <w:top w:w="100" w:type="dxa"/>
+              <w:bottom w:w="100" w:type="dxa"/>
+              <w:left w:w="150" w:type="dxa"/>
+              <w:right w:w="150" w:type="dxa"/>
+            </w:tcMar>
             <w:vAlign w:val="center"/>
           </w:tcPr>
           <w:p>
@@ -4385,6 +5140,12 @@
         <w:tc>
           <w:tcPr>
             <w:tcW w:type="dxa" w:w="680"/>
+            <w:tcMar>
+              <w:top w:w="100" w:type="dxa"/>
+              <w:bottom w:w="100" w:type="dxa"/>
+              <w:left w:w="150" w:type="dxa"/>
+              <w:right w:w="150" w:type="dxa"/>
+            </w:tcMar>
             <w:vAlign w:val="center"/>
           </w:tcPr>
           <w:p>
@@ -4407,6 +5168,12 @@
         <w:tc>
           <w:tcPr>
             <w:tcW w:type="dxa" w:w="2375"/>
+            <w:tcMar>
+              <w:top w:w="100" w:type="dxa"/>
+              <w:bottom w:w="100" w:type="dxa"/>
+              <w:left w:w="150" w:type="dxa"/>
+              <w:right w:w="150" w:type="dxa"/>
+            </w:tcMar>
             <w:vAlign w:val="center"/>
           </w:tcPr>
           <w:p>
@@ -4429,6 +5196,12 @@
         <w:tc>
           <w:tcPr>
             <w:tcW w:type="dxa" w:w="5343"/>
+            <w:tcMar>
+              <w:top w:w="100" w:type="dxa"/>
+              <w:bottom w:w="100" w:type="dxa"/>
+              <w:left w:w="150" w:type="dxa"/>
+              <w:right w:w="150" w:type="dxa"/>
+            </w:tcMar>
             <w:vAlign w:val="center"/>
           </w:tcPr>
           <w:p>
@@ -4453,6 +5226,12 @@
         <w:tc>
           <w:tcPr>
             <w:tcW w:type="dxa" w:w="680"/>
+            <w:tcMar>
+              <w:top w:w="100" w:type="dxa"/>
+              <w:bottom w:w="100" w:type="dxa"/>
+              <w:left w:w="150" w:type="dxa"/>
+              <w:right w:w="150" w:type="dxa"/>
+            </w:tcMar>
             <w:vAlign w:val="center"/>
             <w:shd w:fill="DEEAF1" w:val="clear"/>
           </w:tcPr>
@@ -4476,6 +5255,12 @@
         <w:tc>
           <w:tcPr>
             <w:tcW w:type="dxa" w:w="680"/>
+            <w:tcMar>
+              <w:top w:w="100" w:type="dxa"/>
+              <w:bottom w:w="100" w:type="dxa"/>
+              <w:left w:w="150" w:type="dxa"/>
+              <w:right w:w="150" w:type="dxa"/>
+            </w:tcMar>
             <w:vAlign w:val="center"/>
             <w:shd w:fill="DEEAF1" w:val="clear"/>
           </w:tcPr>
@@ -4499,6 +5284,12 @@
         <w:tc>
           <w:tcPr>
             <w:tcW w:type="dxa" w:w="2375"/>
+            <w:tcMar>
+              <w:top w:w="100" w:type="dxa"/>
+              <w:bottom w:w="100" w:type="dxa"/>
+              <w:left w:w="150" w:type="dxa"/>
+              <w:right w:w="150" w:type="dxa"/>
+            </w:tcMar>
             <w:vAlign w:val="center"/>
             <w:shd w:fill="DEEAF1" w:val="clear"/>
           </w:tcPr>
@@ -4522,6 +5313,12 @@
         <w:tc>
           <w:tcPr>
             <w:tcW w:type="dxa" w:w="5343"/>
+            <w:tcMar>
+              <w:top w:w="100" w:type="dxa"/>
+              <w:bottom w:w="100" w:type="dxa"/>
+              <w:left w:w="150" w:type="dxa"/>
+              <w:right w:w="150" w:type="dxa"/>
+            </w:tcMar>
             <w:vAlign w:val="center"/>
             <w:shd w:fill="DEEAF1" w:val="clear"/>
           </w:tcPr>
@@ -4547,6 +5344,12 @@
         <w:tc>
           <w:tcPr>
             <w:tcW w:type="dxa" w:w="680"/>
+            <w:tcMar>
+              <w:top w:w="100" w:type="dxa"/>
+              <w:bottom w:w="100" w:type="dxa"/>
+              <w:left w:w="150" w:type="dxa"/>
+              <w:right w:w="150" w:type="dxa"/>
+            </w:tcMar>
             <w:vAlign w:val="center"/>
           </w:tcPr>
           <w:p>
@@ -4569,6 +5372,12 @@
         <w:tc>
           <w:tcPr>
             <w:tcW w:type="dxa" w:w="680"/>
+            <w:tcMar>
+              <w:top w:w="100" w:type="dxa"/>
+              <w:bottom w:w="100" w:type="dxa"/>
+              <w:left w:w="150" w:type="dxa"/>
+              <w:right w:w="150" w:type="dxa"/>
+            </w:tcMar>
             <w:vAlign w:val="center"/>
           </w:tcPr>
           <w:p>
@@ -4591,6 +5400,12 @@
         <w:tc>
           <w:tcPr>
             <w:tcW w:type="dxa" w:w="2375"/>
+            <w:tcMar>
+              <w:top w:w="100" w:type="dxa"/>
+              <w:bottom w:w="100" w:type="dxa"/>
+              <w:left w:w="150" w:type="dxa"/>
+              <w:right w:w="150" w:type="dxa"/>
+            </w:tcMar>
             <w:vAlign w:val="center"/>
           </w:tcPr>
           <w:p>
@@ -4613,6 +5428,12 @@
         <w:tc>
           <w:tcPr>
             <w:tcW w:type="dxa" w:w="5343"/>
+            <w:tcMar>
+              <w:top w:w="100" w:type="dxa"/>
+              <w:bottom w:w="100" w:type="dxa"/>
+              <w:left w:w="150" w:type="dxa"/>
+              <w:right w:w="150" w:type="dxa"/>
+            </w:tcMar>
             <w:vAlign w:val="center"/>
           </w:tcPr>
           <w:p>
@@ -4637,6 +5458,12 @@
         <w:tc>
           <w:tcPr>
             <w:tcW w:type="dxa" w:w="680"/>
+            <w:tcMar>
+              <w:top w:w="100" w:type="dxa"/>
+              <w:bottom w:w="100" w:type="dxa"/>
+              <w:left w:w="150" w:type="dxa"/>
+              <w:right w:w="150" w:type="dxa"/>
+            </w:tcMar>
             <w:vAlign w:val="center"/>
             <w:shd w:fill="DEEAF1" w:val="clear"/>
           </w:tcPr>
@@ -4660,6 +5487,12 @@
         <w:tc>
           <w:tcPr>
             <w:tcW w:type="dxa" w:w="680"/>
+            <w:tcMar>
+              <w:top w:w="100" w:type="dxa"/>
+              <w:bottom w:w="100" w:type="dxa"/>
+              <w:left w:w="150" w:type="dxa"/>
+              <w:right w:w="150" w:type="dxa"/>
+            </w:tcMar>
             <w:vAlign w:val="center"/>
             <w:shd w:fill="DEEAF1" w:val="clear"/>
           </w:tcPr>
@@ -4683,6 +5516,12 @@
         <w:tc>
           <w:tcPr>
             <w:tcW w:type="dxa" w:w="2375"/>
+            <w:tcMar>
+              <w:top w:w="100" w:type="dxa"/>
+              <w:bottom w:w="100" w:type="dxa"/>
+              <w:left w:w="150" w:type="dxa"/>
+              <w:right w:w="150" w:type="dxa"/>
+            </w:tcMar>
             <w:vAlign w:val="center"/>
             <w:shd w:fill="DEEAF1" w:val="clear"/>
           </w:tcPr>
@@ -4706,6 +5545,12 @@
         <w:tc>
           <w:tcPr>
             <w:tcW w:type="dxa" w:w="5343"/>
+            <w:tcMar>
+              <w:top w:w="100" w:type="dxa"/>
+              <w:bottom w:w="100" w:type="dxa"/>
+              <w:left w:w="150" w:type="dxa"/>
+              <w:right w:w="150" w:type="dxa"/>
+            </w:tcMar>
             <w:vAlign w:val="center"/>
             <w:shd w:fill="DEEAF1" w:val="clear"/>
           </w:tcPr>
@@ -4731,6 +5576,12 @@
         <w:tc>
           <w:tcPr>
             <w:tcW w:type="dxa" w:w="680"/>
+            <w:tcMar>
+              <w:top w:w="100" w:type="dxa"/>
+              <w:bottom w:w="100" w:type="dxa"/>
+              <w:left w:w="150" w:type="dxa"/>
+              <w:right w:w="150" w:type="dxa"/>
+            </w:tcMar>
             <w:vAlign w:val="center"/>
           </w:tcPr>
           <w:p>
@@ -4753,6 +5604,12 @@
         <w:tc>
           <w:tcPr>
             <w:tcW w:type="dxa" w:w="680"/>
+            <w:tcMar>
+              <w:top w:w="100" w:type="dxa"/>
+              <w:bottom w:w="100" w:type="dxa"/>
+              <w:left w:w="150" w:type="dxa"/>
+              <w:right w:w="150" w:type="dxa"/>
+            </w:tcMar>
             <w:vAlign w:val="center"/>
           </w:tcPr>
           <w:p>
@@ -4775,6 +5632,12 @@
         <w:tc>
           <w:tcPr>
             <w:tcW w:type="dxa" w:w="2375"/>
+            <w:tcMar>
+              <w:top w:w="100" w:type="dxa"/>
+              <w:bottom w:w="100" w:type="dxa"/>
+              <w:left w:w="150" w:type="dxa"/>
+              <w:right w:w="150" w:type="dxa"/>
+            </w:tcMar>
             <w:vAlign w:val="center"/>
           </w:tcPr>
           <w:p>
@@ -4797,6 +5660,12 @@
         <w:tc>
           <w:tcPr>
             <w:tcW w:type="dxa" w:w="5343"/>
+            <w:tcMar>
+              <w:top w:w="100" w:type="dxa"/>
+              <w:bottom w:w="100" w:type="dxa"/>
+              <w:left w:w="150" w:type="dxa"/>
+              <w:right w:w="150" w:type="dxa"/>
+            </w:tcMar>
             <w:vAlign w:val="center"/>
           </w:tcPr>
           <w:p>
@@ -4821,6 +5690,12 @@
         <w:tc>
           <w:tcPr>
             <w:tcW w:type="dxa" w:w="680"/>
+            <w:tcMar>
+              <w:top w:w="100" w:type="dxa"/>
+              <w:bottom w:w="100" w:type="dxa"/>
+              <w:left w:w="150" w:type="dxa"/>
+              <w:right w:w="150" w:type="dxa"/>
+            </w:tcMar>
             <w:vAlign w:val="center"/>
             <w:shd w:fill="DEEAF1" w:val="clear"/>
           </w:tcPr>
@@ -4844,6 +5719,12 @@
         <w:tc>
           <w:tcPr>
             <w:tcW w:type="dxa" w:w="680"/>
+            <w:tcMar>
+              <w:top w:w="100" w:type="dxa"/>
+              <w:bottom w:w="100" w:type="dxa"/>
+              <w:left w:w="150" w:type="dxa"/>
+              <w:right w:w="150" w:type="dxa"/>
+            </w:tcMar>
             <w:vAlign w:val="center"/>
             <w:shd w:fill="DEEAF1" w:val="clear"/>
           </w:tcPr>
@@ -4867,6 +5748,12 @@
         <w:tc>
           <w:tcPr>
             <w:tcW w:type="dxa" w:w="2375"/>
+            <w:tcMar>
+              <w:top w:w="100" w:type="dxa"/>
+              <w:bottom w:w="100" w:type="dxa"/>
+              <w:left w:w="150" w:type="dxa"/>
+              <w:right w:w="150" w:type="dxa"/>
+            </w:tcMar>
             <w:vAlign w:val="center"/>
             <w:shd w:fill="DEEAF1" w:val="clear"/>
           </w:tcPr>
@@ -4890,6 +5777,12 @@
         <w:tc>
           <w:tcPr>
             <w:tcW w:type="dxa" w:w="5343"/>
+            <w:tcMar>
+              <w:top w:w="100" w:type="dxa"/>
+              <w:bottom w:w="100" w:type="dxa"/>
+              <w:left w:w="150" w:type="dxa"/>
+              <w:right w:w="150" w:type="dxa"/>
+            </w:tcMar>
             <w:vAlign w:val="center"/>
             <w:shd w:fill="DEEAF1" w:val="clear"/>
           </w:tcPr>
@@ -4915,6 +5808,12 @@
         <w:tc>
           <w:tcPr>
             <w:tcW w:type="dxa" w:w="680"/>
+            <w:tcMar>
+              <w:top w:w="100" w:type="dxa"/>
+              <w:bottom w:w="100" w:type="dxa"/>
+              <w:left w:w="150" w:type="dxa"/>
+              <w:right w:w="150" w:type="dxa"/>
+            </w:tcMar>
             <w:vAlign w:val="center"/>
           </w:tcPr>
           <w:p>
@@ -4937,6 +5836,12 @@
         <w:tc>
           <w:tcPr>
             <w:tcW w:type="dxa" w:w="680"/>
+            <w:tcMar>
+              <w:top w:w="100" w:type="dxa"/>
+              <w:bottom w:w="100" w:type="dxa"/>
+              <w:left w:w="150" w:type="dxa"/>
+              <w:right w:w="150" w:type="dxa"/>
+            </w:tcMar>
             <w:vAlign w:val="center"/>
           </w:tcPr>
           <w:p>
@@ -4959,6 +5864,12 @@
         <w:tc>
           <w:tcPr>
             <w:tcW w:type="dxa" w:w="2375"/>
+            <w:tcMar>
+              <w:top w:w="100" w:type="dxa"/>
+              <w:bottom w:w="100" w:type="dxa"/>
+              <w:left w:w="150" w:type="dxa"/>
+              <w:right w:w="150" w:type="dxa"/>
+            </w:tcMar>
             <w:vAlign w:val="center"/>
           </w:tcPr>
           <w:p>
@@ -4981,6 +5892,12 @@
         <w:tc>
           <w:tcPr>
             <w:tcW w:type="dxa" w:w="5343"/>
+            <w:tcMar>
+              <w:top w:w="100" w:type="dxa"/>
+              <w:bottom w:w="100" w:type="dxa"/>
+              <w:left w:w="150" w:type="dxa"/>
+              <w:right w:w="150" w:type="dxa"/>
+            </w:tcMar>
             <w:vAlign w:val="center"/>
           </w:tcPr>
           <w:p>
@@ -5005,6 +5922,12 @@
         <w:tc>
           <w:tcPr>
             <w:tcW w:type="dxa" w:w="680"/>
+            <w:tcMar>
+              <w:top w:w="100" w:type="dxa"/>
+              <w:bottom w:w="100" w:type="dxa"/>
+              <w:left w:w="150" w:type="dxa"/>
+              <w:right w:w="150" w:type="dxa"/>
+            </w:tcMar>
             <w:vAlign w:val="center"/>
             <w:shd w:fill="DEEAF1" w:val="clear"/>
           </w:tcPr>
@@ -5028,6 +5951,12 @@
         <w:tc>
           <w:tcPr>
             <w:tcW w:type="dxa" w:w="680"/>
+            <w:tcMar>
+              <w:top w:w="100" w:type="dxa"/>
+              <w:bottom w:w="100" w:type="dxa"/>
+              <w:left w:w="150" w:type="dxa"/>
+              <w:right w:w="150" w:type="dxa"/>
+            </w:tcMar>
             <w:vAlign w:val="center"/>
             <w:shd w:fill="DEEAF1" w:val="clear"/>
           </w:tcPr>
@@ -5051,6 +5980,12 @@
         <w:tc>
           <w:tcPr>
             <w:tcW w:type="dxa" w:w="2375"/>
+            <w:tcMar>
+              <w:top w:w="100" w:type="dxa"/>
+              <w:bottom w:w="100" w:type="dxa"/>
+              <w:left w:w="150" w:type="dxa"/>
+              <w:right w:w="150" w:type="dxa"/>
+            </w:tcMar>
             <w:vAlign w:val="center"/>
             <w:shd w:fill="DEEAF1" w:val="clear"/>
           </w:tcPr>
@@ -5074,6 +6009,12 @@
         <w:tc>
           <w:tcPr>
             <w:tcW w:type="dxa" w:w="5343"/>
+            <w:tcMar>
+              <w:top w:w="100" w:type="dxa"/>
+              <w:bottom w:w="100" w:type="dxa"/>
+              <w:left w:w="150" w:type="dxa"/>
+              <w:right w:w="150" w:type="dxa"/>
+            </w:tcMar>
             <w:vAlign w:val="center"/>
             <w:shd w:fill="DEEAF1" w:val="clear"/>
           </w:tcPr>
@@ -5099,6 +6040,12 @@
         <w:tc>
           <w:tcPr>
             <w:tcW w:type="dxa" w:w="680"/>
+            <w:tcMar>
+              <w:top w:w="100" w:type="dxa"/>
+              <w:bottom w:w="100" w:type="dxa"/>
+              <w:left w:w="150" w:type="dxa"/>
+              <w:right w:w="150" w:type="dxa"/>
+            </w:tcMar>
             <w:vAlign w:val="center"/>
           </w:tcPr>
           <w:p>
@@ -5121,6 +6068,12 @@
         <w:tc>
           <w:tcPr>
             <w:tcW w:type="dxa" w:w="680"/>
+            <w:tcMar>
+              <w:top w:w="100" w:type="dxa"/>
+              <w:bottom w:w="100" w:type="dxa"/>
+              <w:left w:w="150" w:type="dxa"/>
+              <w:right w:w="150" w:type="dxa"/>
+            </w:tcMar>
             <w:vAlign w:val="center"/>
           </w:tcPr>
           <w:p>
@@ -5143,6 +6096,12 @@
         <w:tc>
           <w:tcPr>
             <w:tcW w:type="dxa" w:w="2375"/>
+            <w:tcMar>
+              <w:top w:w="100" w:type="dxa"/>
+              <w:bottom w:w="100" w:type="dxa"/>
+              <w:left w:w="150" w:type="dxa"/>
+              <w:right w:w="150" w:type="dxa"/>
+            </w:tcMar>
             <w:vAlign w:val="center"/>
           </w:tcPr>
           <w:p>
@@ -5165,6 +6124,12 @@
         <w:tc>
           <w:tcPr>
             <w:tcW w:type="dxa" w:w="5343"/>
+            <w:tcMar>
+              <w:top w:w="100" w:type="dxa"/>
+              <w:bottom w:w="100" w:type="dxa"/>
+              <w:left w:w="150" w:type="dxa"/>
+              <w:right w:w="150" w:type="dxa"/>
+            </w:tcMar>
             <w:vAlign w:val="center"/>
           </w:tcPr>
           <w:p>
@@ -5189,6 +6154,12 @@
         <w:tc>
           <w:tcPr>
             <w:tcW w:type="dxa" w:w="680"/>
+            <w:tcMar>
+              <w:top w:w="100" w:type="dxa"/>
+              <w:bottom w:w="100" w:type="dxa"/>
+              <w:left w:w="150" w:type="dxa"/>
+              <w:right w:w="150" w:type="dxa"/>
+            </w:tcMar>
             <w:vAlign w:val="center"/>
             <w:shd w:fill="DEEAF1" w:val="clear"/>
           </w:tcPr>
@@ -5212,6 +6183,12 @@
         <w:tc>
           <w:tcPr>
             <w:tcW w:type="dxa" w:w="680"/>
+            <w:tcMar>
+              <w:top w:w="100" w:type="dxa"/>
+              <w:bottom w:w="100" w:type="dxa"/>
+              <w:left w:w="150" w:type="dxa"/>
+              <w:right w:w="150" w:type="dxa"/>
+            </w:tcMar>
             <w:vAlign w:val="center"/>
             <w:shd w:fill="DEEAF1" w:val="clear"/>
           </w:tcPr>
@@ -5235,6 +6212,12 @@
         <w:tc>
           <w:tcPr>
             <w:tcW w:type="dxa" w:w="2375"/>
+            <w:tcMar>
+              <w:top w:w="100" w:type="dxa"/>
+              <w:bottom w:w="100" w:type="dxa"/>
+              <w:left w:w="150" w:type="dxa"/>
+              <w:right w:w="150" w:type="dxa"/>
+            </w:tcMar>
             <w:vAlign w:val="center"/>
             <w:shd w:fill="DEEAF1" w:val="clear"/>
           </w:tcPr>
@@ -5258,6 +6241,12 @@
         <w:tc>
           <w:tcPr>
             <w:tcW w:type="dxa" w:w="5343"/>
+            <w:tcMar>
+              <w:top w:w="100" w:type="dxa"/>
+              <w:bottom w:w="100" w:type="dxa"/>
+              <w:left w:w="150" w:type="dxa"/>
+              <w:right w:w="150" w:type="dxa"/>
+            </w:tcMar>
             <w:vAlign w:val="center"/>
             <w:shd w:fill="DEEAF1" w:val="clear"/>
           </w:tcPr>
@@ -5283,6 +6272,12 @@
         <w:tc>
           <w:tcPr>
             <w:tcW w:type="dxa" w:w="680"/>
+            <w:tcMar>
+              <w:top w:w="100" w:type="dxa"/>
+              <w:bottom w:w="100" w:type="dxa"/>
+              <w:left w:w="150" w:type="dxa"/>
+              <w:right w:w="150" w:type="dxa"/>
+            </w:tcMar>
             <w:vAlign w:val="center"/>
           </w:tcPr>
           <w:p>
@@ -5305,6 +6300,12 @@
         <w:tc>
           <w:tcPr>
             <w:tcW w:type="dxa" w:w="680"/>
+            <w:tcMar>
+              <w:top w:w="100" w:type="dxa"/>
+              <w:bottom w:w="100" w:type="dxa"/>
+              <w:left w:w="150" w:type="dxa"/>
+              <w:right w:w="150" w:type="dxa"/>
+            </w:tcMar>
             <w:vAlign w:val="center"/>
           </w:tcPr>
           <w:p>
@@ -5327,6 +6328,12 @@
         <w:tc>
           <w:tcPr>
             <w:tcW w:type="dxa" w:w="2375"/>
+            <w:tcMar>
+              <w:top w:w="100" w:type="dxa"/>
+              <w:bottom w:w="100" w:type="dxa"/>
+              <w:left w:w="150" w:type="dxa"/>
+              <w:right w:w="150" w:type="dxa"/>
+            </w:tcMar>
             <w:vAlign w:val="center"/>
           </w:tcPr>
           <w:p>
@@ -5349,6 +6356,12 @@
         <w:tc>
           <w:tcPr>
             <w:tcW w:type="dxa" w:w="5343"/>
+            <w:tcMar>
+              <w:top w:w="100" w:type="dxa"/>
+              <w:bottom w:w="100" w:type="dxa"/>
+              <w:left w:w="150" w:type="dxa"/>
+              <w:right w:w="150" w:type="dxa"/>
+            </w:tcMar>
             <w:vAlign w:val="center"/>
           </w:tcPr>
           <w:p>
@@ -5373,6 +6386,12 @@
         <w:tc>
           <w:tcPr>
             <w:tcW w:type="dxa" w:w="680"/>
+            <w:tcMar>
+              <w:top w:w="100" w:type="dxa"/>
+              <w:bottom w:w="100" w:type="dxa"/>
+              <w:left w:w="150" w:type="dxa"/>
+              <w:right w:w="150" w:type="dxa"/>
+            </w:tcMar>
             <w:vAlign w:val="center"/>
             <w:shd w:fill="DEEAF1" w:val="clear"/>
           </w:tcPr>
@@ -5396,6 +6415,12 @@
         <w:tc>
           <w:tcPr>
             <w:tcW w:type="dxa" w:w="680"/>
+            <w:tcMar>
+              <w:top w:w="100" w:type="dxa"/>
+              <w:bottom w:w="100" w:type="dxa"/>
+              <w:left w:w="150" w:type="dxa"/>
+              <w:right w:w="150" w:type="dxa"/>
+            </w:tcMar>
             <w:vAlign w:val="center"/>
             <w:shd w:fill="DEEAF1" w:val="clear"/>
           </w:tcPr>
@@ -5419,6 +6444,12 @@
         <w:tc>
           <w:tcPr>
             <w:tcW w:type="dxa" w:w="2375"/>
+            <w:tcMar>
+              <w:top w:w="100" w:type="dxa"/>
+              <w:bottom w:w="100" w:type="dxa"/>
+              <w:left w:w="150" w:type="dxa"/>
+              <w:right w:w="150" w:type="dxa"/>
+            </w:tcMar>
             <w:vAlign w:val="center"/>
             <w:shd w:fill="DEEAF1" w:val="clear"/>
           </w:tcPr>
@@ -5442,6 +6473,12 @@
         <w:tc>
           <w:tcPr>
             <w:tcW w:type="dxa" w:w="5343"/>
+            <w:tcMar>
+              <w:top w:w="100" w:type="dxa"/>
+              <w:bottom w:w="100" w:type="dxa"/>
+              <w:left w:w="150" w:type="dxa"/>
+              <w:right w:w="150" w:type="dxa"/>
+            </w:tcMar>
             <w:vAlign w:val="center"/>
             <w:shd w:fill="DEEAF1" w:val="clear"/>
           </w:tcPr>
@@ -5467,6 +6504,12 @@
         <w:tc>
           <w:tcPr>
             <w:tcW w:type="dxa" w:w="680"/>
+            <w:tcMar>
+              <w:top w:w="100" w:type="dxa"/>
+              <w:bottom w:w="100" w:type="dxa"/>
+              <w:left w:w="150" w:type="dxa"/>
+              <w:right w:w="150" w:type="dxa"/>
+            </w:tcMar>
             <w:vAlign w:val="center"/>
           </w:tcPr>
           <w:p>
@@ -5489,6 +6532,12 @@
         <w:tc>
           <w:tcPr>
             <w:tcW w:type="dxa" w:w="680"/>
+            <w:tcMar>
+              <w:top w:w="100" w:type="dxa"/>
+              <w:bottom w:w="100" w:type="dxa"/>
+              <w:left w:w="150" w:type="dxa"/>
+              <w:right w:w="150" w:type="dxa"/>
+            </w:tcMar>
             <w:vAlign w:val="center"/>
           </w:tcPr>
           <w:p>
@@ -5511,6 +6560,12 @@
         <w:tc>
           <w:tcPr>
             <w:tcW w:type="dxa" w:w="2375"/>
+            <w:tcMar>
+              <w:top w:w="100" w:type="dxa"/>
+              <w:bottom w:w="100" w:type="dxa"/>
+              <w:left w:w="150" w:type="dxa"/>
+              <w:right w:w="150" w:type="dxa"/>
+            </w:tcMar>
             <w:vAlign w:val="center"/>
           </w:tcPr>
           <w:p>
@@ -5533,6 +6588,12 @@
         <w:tc>
           <w:tcPr>
             <w:tcW w:type="dxa" w:w="5343"/>
+            <w:tcMar>
+              <w:top w:w="100" w:type="dxa"/>
+              <w:bottom w:w="100" w:type="dxa"/>
+              <w:left w:w="150" w:type="dxa"/>
+              <w:right w:w="150" w:type="dxa"/>
+            </w:tcMar>
             <w:vAlign w:val="center"/>
           </w:tcPr>
           <w:p>
@@ -5557,6 +6618,12 @@
         <w:tc>
           <w:tcPr>
             <w:tcW w:type="dxa" w:w="680"/>
+            <w:tcMar>
+              <w:top w:w="100" w:type="dxa"/>
+              <w:bottom w:w="100" w:type="dxa"/>
+              <w:left w:w="150" w:type="dxa"/>
+              <w:right w:w="150" w:type="dxa"/>
+            </w:tcMar>
             <w:vAlign w:val="center"/>
             <w:shd w:fill="DEEAF1" w:val="clear"/>
           </w:tcPr>
@@ -5580,6 +6647,12 @@
         <w:tc>
           <w:tcPr>
             <w:tcW w:type="dxa" w:w="680"/>
+            <w:tcMar>
+              <w:top w:w="100" w:type="dxa"/>
+              <w:bottom w:w="100" w:type="dxa"/>
+              <w:left w:w="150" w:type="dxa"/>
+              <w:right w:w="150" w:type="dxa"/>
+            </w:tcMar>
             <w:vAlign w:val="center"/>
             <w:shd w:fill="DEEAF1" w:val="clear"/>
           </w:tcPr>
@@ -5603,6 +6676,12 @@
         <w:tc>
           <w:tcPr>
             <w:tcW w:type="dxa" w:w="2375"/>
+            <w:tcMar>
+              <w:top w:w="100" w:type="dxa"/>
+              <w:bottom w:w="100" w:type="dxa"/>
+              <w:left w:w="150" w:type="dxa"/>
+              <w:right w:w="150" w:type="dxa"/>
+            </w:tcMar>
             <w:vAlign w:val="center"/>
             <w:shd w:fill="DEEAF1" w:val="clear"/>
           </w:tcPr>
@@ -5626,6 +6705,12 @@
         <w:tc>
           <w:tcPr>
             <w:tcW w:type="dxa" w:w="5343"/>
+            <w:tcMar>
+              <w:top w:w="100" w:type="dxa"/>
+              <w:bottom w:w="100" w:type="dxa"/>
+              <w:left w:w="150" w:type="dxa"/>
+              <w:right w:w="150" w:type="dxa"/>
+            </w:tcMar>
             <w:vAlign w:val="center"/>
             <w:shd w:fill="DEEAF1" w:val="clear"/>
           </w:tcPr>
@@ -5651,6 +6736,12 @@
         <w:tc>
           <w:tcPr>
             <w:tcW w:type="dxa" w:w="680"/>
+            <w:tcMar>
+              <w:top w:w="100" w:type="dxa"/>
+              <w:bottom w:w="100" w:type="dxa"/>
+              <w:left w:w="150" w:type="dxa"/>
+              <w:right w:w="150" w:type="dxa"/>
+            </w:tcMar>
             <w:vAlign w:val="center"/>
           </w:tcPr>
           <w:p>
@@ -5673,6 +6764,12 @@
         <w:tc>
           <w:tcPr>
             <w:tcW w:type="dxa" w:w="680"/>
+            <w:tcMar>
+              <w:top w:w="100" w:type="dxa"/>
+              <w:bottom w:w="100" w:type="dxa"/>
+              <w:left w:w="150" w:type="dxa"/>
+              <w:right w:w="150" w:type="dxa"/>
+            </w:tcMar>
             <w:vAlign w:val="center"/>
           </w:tcPr>
           <w:p>
@@ -5695,6 +6792,12 @@
         <w:tc>
           <w:tcPr>
             <w:tcW w:type="dxa" w:w="2375"/>
+            <w:tcMar>
+              <w:top w:w="100" w:type="dxa"/>
+              <w:bottom w:w="100" w:type="dxa"/>
+              <w:left w:w="150" w:type="dxa"/>
+              <w:right w:w="150" w:type="dxa"/>
+            </w:tcMar>
             <w:vAlign w:val="center"/>
           </w:tcPr>
           <w:p>
@@ -5717,6 +6820,12 @@
         <w:tc>
           <w:tcPr>
             <w:tcW w:type="dxa" w:w="5343"/>
+            <w:tcMar>
+              <w:top w:w="100" w:type="dxa"/>
+              <w:bottom w:w="100" w:type="dxa"/>
+              <w:left w:w="150" w:type="dxa"/>
+              <w:right w:w="150" w:type="dxa"/>
+            </w:tcMar>
             <w:vAlign w:val="center"/>
           </w:tcPr>
           <w:p>
@@ -5741,6 +6850,12 @@
         <w:tc>
           <w:tcPr>
             <w:tcW w:type="dxa" w:w="680"/>
+            <w:tcMar>
+              <w:top w:w="100" w:type="dxa"/>
+              <w:bottom w:w="100" w:type="dxa"/>
+              <w:left w:w="150" w:type="dxa"/>
+              <w:right w:w="150" w:type="dxa"/>
+            </w:tcMar>
             <w:vAlign w:val="center"/>
             <w:shd w:fill="DEEAF1" w:val="clear"/>
           </w:tcPr>
@@ -5764,6 +6879,12 @@
         <w:tc>
           <w:tcPr>
             <w:tcW w:type="dxa" w:w="680"/>
+            <w:tcMar>
+              <w:top w:w="100" w:type="dxa"/>
+              <w:bottom w:w="100" w:type="dxa"/>
+              <w:left w:w="150" w:type="dxa"/>
+              <w:right w:w="150" w:type="dxa"/>
+            </w:tcMar>
             <w:vAlign w:val="center"/>
             <w:shd w:fill="DEEAF1" w:val="clear"/>
           </w:tcPr>
@@ -5787,6 +6908,12 @@
         <w:tc>
           <w:tcPr>
             <w:tcW w:type="dxa" w:w="2375"/>
+            <w:tcMar>
+              <w:top w:w="100" w:type="dxa"/>
+              <w:bottom w:w="100" w:type="dxa"/>
+              <w:left w:w="150" w:type="dxa"/>
+              <w:right w:w="150" w:type="dxa"/>
+            </w:tcMar>
             <w:vAlign w:val="center"/>
             <w:shd w:fill="DEEAF1" w:val="clear"/>
           </w:tcPr>
@@ -5810,6 +6937,12 @@
         <w:tc>
           <w:tcPr>
             <w:tcW w:type="dxa" w:w="5343"/>
+            <w:tcMar>
+              <w:top w:w="100" w:type="dxa"/>
+              <w:bottom w:w="100" w:type="dxa"/>
+              <w:left w:w="150" w:type="dxa"/>
+              <w:right w:w="150" w:type="dxa"/>
+            </w:tcMar>
             <w:vAlign w:val="center"/>
             <w:shd w:fill="DEEAF1" w:val="clear"/>
           </w:tcPr>
@@ -5835,6 +6968,12 @@
         <w:tc>
           <w:tcPr>
             <w:tcW w:type="dxa" w:w="680"/>
+            <w:tcMar>
+              <w:top w:w="100" w:type="dxa"/>
+              <w:bottom w:w="100" w:type="dxa"/>
+              <w:left w:w="150" w:type="dxa"/>
+              <w:right w:w="150" w:type="dxa"/>
+            </w:tcMar>
             <w:vAlign w:val="center"/>
           </w:tcPr>
           <w:p>
@@ -5857,6 +6996,12 @@
         <w:tc>
           <w:tcPr>
             <w:tcW w:type="dxa" w:w="680"/>
+            <w:tcMar>
+              <w:top w:w="100" w:type="dxa"/>
+              <w:bottom w:w="100" w:type="dxa"/>
+              <w:left w:w="150" w:type="dxa"/>
+              <w:right w:w="150" w:type="dxa"/>
+            </w:tcMar>
             <w:vAlign w:val="center"/>
           </w:tcPr>
           <w:p>
@@ -5879,6 +7024,12 @@
         <w:tc>
           <w:tcPr>
             <w:tcW w:type="dxa" w:w="2375"/>
+            <w:tcMar>
+              <w:top w:w="100" w:type="dxa"/>
+              <w:bottom w:w="100" w:type="dxa"/>
+              <w:left w:w="150" w:type="dxa"/>
+              <w:right w:w="150" w:type="dxa"/>
+            </w:tcMar>
             <w:vAlign w:val="center"/>
           </w:tcPr>
           <w:p>
@@ -5901,6 +7052,12 @@
         <w:tc>
           <w:tcPr>
             <w:tcW w:type="dxa" w:w="5343"/>
+            <w:tcMar>
+              <w:top w:w="100" w:type="dxa"/>
+              <w:bottom w:w="100" w:type="dxa"/>
+              <w:left w:w="150" w:type="dxa"/>
+              <w:right w:w="150" w:type="dxa"/>
+            </w:tcMar>
             <w:vAlign w:val="center"/>
           </w:tcPr>
           <w:p>
@@ -5973,10 +7130,17 @@
     </w:p>
     <w:tbl>
       <w:tblPr>
-        <w:tblStyle w:val="TableGrid"/>
         <w:tblW w:type="auto" w:w="0"/>
         <w:jc w:val="center"/>
         <w:tblLook w:firstColumn="1" w:firstRow="1" w:lastColumn="0" w:lastRow="0" w:noHBand="0" w:noVBand="1" w:val="04A0"/>
+        <w:tblBorders>
+          <w:top w:val="single" w:sz="4" w:color="AECCE8" w:space="0"/>
+          <w:bottom w:val="single" w:sz="4" w:color="AECCE8" w:space="0"/>
+          <w:left w:val="single" w:sz="4" w:color="AECCE8" w:space="0"/>
+          <w:right w:val="single" w:sz="4" w:color="AECCE8" w:space="0"/>
+          <w:insideH w:val="single" w:sz="4" w:color="AECCE8" w:space="0"/>
+          <w:insideV w:val="single" w:sz="4" w:color="AECCE8" w:space="0"/>
+        </w:tblBorders>
       </w:tblPr>
       <w:tblGrid>
         <w:gridCol w:w="2351"/>
@@ -5988,6 +7152,12 @@
         <w:tc>
           <w:tcPr>
             <w:tcW w:type="dxa" w:w="680"/>
+            <w:tcMar>
+              <w:top w:w="100" w:type="dxa"/>
+              <w:bottom w:w="100" w:type="dxa"/>
+              <w:left w:w="150" w:type="dxa"/>
+              <w:right w:w="150" w:type="dxa"/>
+            </w:tcMar>
             <w:vAlign w:val="center"/>
             <w:shd w:fill="2E75B6" w:val="clear"/>
           </w:tcPr>
@@ -6012,6 +7182,12 @@
         <w:tc>
           <w:tcPr>
             <w:tcW w:type="dxa" w:w="752"/>
+            <w:tcMar>
+              <w:top w:w="100" w:type="dxa"/>
+              <w:bottom w:w="100" w:type="dxa"/>
+              <w:left w:w="150" w:type="dxa"/>
+              <w:right w:w="150" w:type="dxa"/>
+            </w:tcMar>
             <w:vAlign w:val="center"/>
             <w:shd w:fill="2E75B6" w:val="clear"/>
           </w:tcPr>
@@ -6036,6 +7212,12 @@
         <w:tc>
           <w:tcPr>
             <w:tcW w:type="dxa" w:w="2004"/>
+            <w:tcMar>
+              <w:top w:w="100" w:type="dxa"/>
+              <w:bottom w:w="100" w:type="dxa"/>
+              <w:left w:w="150" w:type="dxa"/>
+              <w:right w:w="150" w:type="dxa"/>
+            </w:tcMar>
             <w:vAlign w:val="center"/>
             <w:shd w:fill="2E75B6" w:val="clear"/>
           </w:tcPr>
@@ -6060,6 +7242,12 @@
         <w:tc>
           <w:tcPr>
             <w:tcW w:type="dxa" w:w="5637"/>
+            <w:tcMar>
+              <w:top w:w="100" w:type="dxa"/>
+              <w:bottom w:w="100" w:type="dxa"/>
+              <w:left w:w="150" w:type="dxa"/>
+              <w:right w:w="150" w:type="dxa"/>
+            </w:tcMar>
             <w:vAlign w:val="center"/>
             <w:shd w:fill="2E75B6" w:val="clear"/>
           </w:tcPr>
@@ -6086,6 +7274,12 @@
         <w:tc>
           <w:tcPr>
             <w:tcW w:type="dxa" w:w="680"/>
+            <w:tcMar>
+              <w:top w:w="100" w:type="dxa"/>
+              <w:bottom w:w="100" w:type="dxa"/>
+              <w:left w:w="150" w:type="dxa"/>
+              <w:right w:w="150" w:type="dxa"/>
+            </w:tcMar>
             <w:vAlign w:val="center"/>
           </w:tcPr>
           <w:p>
@@ -6108,6 +7302,12 @@
         <w:tc>
           <w:tcPr>
             <w:tcW w:type="dxa" w:w="752"/>
+            <w:tcMar>
+              <w:top w:w="100" w:type="dxa"/>
+              <w:bottom w:w="100" w:type="dxa"/>
+              <w:left w:w="150" w:type="dxa"/>
+              <w:right w:w="150" w:type="dxa"/>
+            </w:tcMar>
             <w:vAlign w:val="center"/>
           </w:tcPr>
           <w:p>
@@ -6130,6 +7330,12 @@
         <w:tc>
           <w:tcPr>
             <w:tcW w:type="dxa" w:w="2004"/>
+            <w:tcMar>
+              <w:top w:w="100" w:type="dxa"/>
+              <w:bottom w:w="100" w:type="dxa"/>
+              <w:left w:w="150" w:type="dxa"/>
+              <w:right w:w="150" w:type="dxa"/>
+            </w:tcMar>
             <w:vAlign w:val="center"/>
           </w:tcPr>
           <w:p>
@@ -6152,6 +7358,12 @@
         <w:tc>
           <w:tcPr>
             <w:tcW w:type="dxa" w:w="5637"/>
+            <w:tcMar>
+              <w:top w:w="100" w:type="dxa"/>
+              <w:bottom w:w="100" w:type="dxa"/>
+              <w:left w:w="150" w:type="dxa"/>
+              <w:right w:w="150" w:type="dxa"/>
+            </w:tcMar>
             <w:vAlign w:val="center"/>
           </w:tcPr>
           <w:p>
@@ -6176,6 +7388,12 @@
         <w:tc>
           <w:tcPr>
             <w:tcW w:type="dxa" w:w="680"/>
+            <w:tcMar>
+              <w:top w:w="100" w:type="dxa"/>
+              <w:bottom w:w="100" w:type="dxa"/>
+              <w:left w:w="150" w:type="dxa"/>
+              <w:right w:w="150" w:type="dxa"/>
+            </w:tcMar>
             <w:vAlign w:val="center"/>
             <w:shd w:fill="DEEAF1" w:val="clear"/>
           </w:tcPr>
@@ -6199,6 +7417,12 @@
         <w:tc>
           <w:tcPr>
             <w:tcW w:type="dxa" w:w="752"/>
+            <w:tcMar>
+              <w:top w:w="100" w:type="dxa"/>
+              <w:bottom w:w="100" w:type="dxa"/>
+              <w:left w:w="150" w:type="dxa"/>
+              <w:right w:w="150" w:type="dxa"/>
+            </w:tcMar>
             <w:vAlign w:val="center"/>
             <w:shd w:fill="DEEAF1" w:val="clear"/>
           </w:tcPr>
@@ -6222,6 +7446,12 @@
         <w:tc>
           <w:tcPr>
             <w:tcW w:type="dxa" w:w="2004"/>
+            <w:tcMar>
+              <w:top w:w="100" w:type="dxa"/>
+              <w:bottom w:w="100" w:type="dxa"/>
+              <w:left w:w="150" w:type="dxa"/>
+              <w:right w:w="150" w:type="dxa"/>
+            </w:tcMar>
             <w:vAlign w:val="center"/>
             <w:shd w:fill="DEEAF1" w:val="clear"/>
           </w:tcPr>
@@ -6245,6 +7475,12 @@
         <w:tc>
           <w:tcPr>
             <w:tcW w:type="dxa" w:w="5637"/>
+            <w:tcMar>
+              <w:top w:w="100" w:type="dxa"/>
+              <w:bottom w:w="100" w:type="dxa"/>
+              <w:left w:w="150" w:type="dxa"/>
+              <w:right w:w="150" w:type="dxa"/>
+            </w:tcMar>
             <w:vAlign w:val="center"/>
             <w:shd w:fill="DEEAF1" w:val="clear"/>
           </w:tcPr>
@@ -6270,6 +7506,12 @@
         <w:tc>
           <w:tcPr>
             <w:tcW w:type="dxa" w:w="680"/>
+            <w:tcMar>
+              <w:top w:w="100" w:type="dxa"/>
+              <w:bottom w:w="100" w:type="dxa"/>
+              <w:left w:w="150" w:type="dxa"/>
+              <w:right w:w="150" w:type="dxa"/>
+            </w:tcMar>
             <w:vAlign w:val="center"/>
           </w:tcPr>
           <w:p>
@@ -6292,6 +7534,12 @@
         <w:tc>
           <w:tcPr>
             <w:tcW w:type="dxa" w:w="752"/>
+            <w:tcMar>
+              <w:top w:w="100" w:type="dxa"/>
+              <w:bottom w:w="100" w:type="dxa"/>
+              <w:left w:w="150" w:type="dxa"/>
+              <w:right w:w="150" w:type="dxa"/>
+            </w:tcMar>
             <w:vAlign w:val="center"/>
           </w:tcPr>
           <w:p>
@@ -6314,6 +7562,12 @@
         <w:tc>
           <w:tcPr>
             <w:tcW w:type="dxa" w:w="2004"/>
+            <w:tcMar>
+              <w:top w:w="100" w:type="dxa"/>
+              <w:bottom w:w="100" w:type="dxa"/>
+              <w:left w:w="150" w:type="dxa"/>
+              <w:right w:w="150" w:type="dxa"/>
+            </w:tcMar>
             <w:vAlign w:val="center"/>
           </w:tcPr>
           <w:p>
@@ -6336,6 +7590,12 @@
         <w:tc>
           <w:tcPr>
             <w:tcW w:type="dxa" w:w="5637"/>
+            <w:tcMar>
+              <w:top w:w="100" w:type="dxa"/>
+              <w:bottom w:w="100" w:type="dxa"/>
+              <w:left w:w="150" w:type="dxa"/>
+              <w:right w:w="150" w:type="dxa"/>
+            </w:tcMar>
             <w:vAlign w:val="center"/>
           </w:tcPr>
           <w:p>
@@ -6360,6 +7620,12 @@
         <w:tc>
           <w:tcPr>
             <w:tcW w:type="dxa" w:w="680"/>
+            <w:tcMar>
+              <w:top w:w="100" w:type="dxa"/>
+              <w:bottom w:w="100" w:type="dxa"/>
+              <w:left w:w="150" w:type="dxa"/>
+              <w:right w:w="150" w:type="dxa"/>
+            </w:tcMar>
             <w:vAlign w:val="center"/>
             <w:shd w:fill="DEEAF1" w:val="clear"/>
           </w:tcPr>
@@ -6383,6 +7649,12 @@
         <w:tc>
           <w:tcPr>
             <w:tcW w:type="dxa" w:w="752"/>
+            <w:tcMar>
+              <w:top w:w="100" w:type="dxa"/>
+              <w:bottom w:w="100" w:type="dxa"/>
+              <w:left w:w="150" w:type="dxa"/>
+              <w:right w:w="150" w:type="dxa"/>
+            </w:tcMar>
             <w:vAlign w:val="center"/>
             <w:shd w:fill="DEEAF1" w:val="clear"/>
           </w:tcPr>
@@ -6406,6 +7678,12 @@
         <w:tc>
           <w:tcPr>
             <w:tcW w:type="dxa" w:w="2004"/>
+            <w:tcMar>
+              <w:top w:w="100" w:type="dxa"/>
+              <w:bottom w:w="100" w:type="dxa"/>
+              <w:left w:w="150" w:type="dxa"/>
+              <w:right w:w="150" w:type="dxa"/>
+            </w:tcMar>
             <w:vAlign w:val="center"/>
             <w:shd w:fill="DEEAF1" w:val="clear"/>
           </w:tcPr>
@@ -6429,6 +7707,12 @@
         <w:tc>
           <w:tcPr>
             <w:tcW w:type="dxa" w:w="5637"/>
+            <w:tcMar>
+              <w:top w:w="100" w:type="dxa"/>
+              <w:bottom w:w="100" w:type="dxa"/>
+              <w:left w:w="150" w:type="dxa"/>
+              <w:right w:w="150" w:type="dxa"/>
+            </w:tcMar>
             <w:vAlign w:val="center"/>
             <w:shd w:fill="DEEAF1" w:val="clear"/>
           </w:tcPr>
@@ -6454,6 +7738,12 @@
         <w:tc>
           <w:tcPr>
             <w:tcW w:type="dxa" w:w="680"/>
+            <w:tcMar>
+              <w:top w:w="100" w:type="dxa"/>
+              <w:bottom w:w="100" w:type="dxa"/>
+              <w:left w:w="150" w:type="dxa"/>
+              <w:right w:w="150" w:type="dxa"/>
+            </w:tcMar>
             <w:vAlign w:val="center"/>
           </w:tcPr>
           <w:p>
@@ -6476,6 +7766,12 @@
         <w:tc>
           <w:tcPr>
             <w:tcW w:type="dxa" w:w="752"/>
+            <w:tcMar>
+              <w:top w:w="100" w:type="dxa"/>
+              <w:bottom w:w="100" w:type="dxa"/>
+              <w:left w:w="150" w:type="dxa"/>
+              <w:right w:w="150" w:type="dxa"/>
+            </w:tcMar>
             <w:vAlign w:val="center"/>
           </w:tcPr>
           <w:p>
@@ -6498,6 +7794,12 @@
         <w:tc>
           <w:tcPr>
             <w:tcW w:type="dxa" w:w="2004"/>
+            <w:tcMar>
+              <w:top w:w="100" w:type="dxa"/>
+              <w:bottom w:w="100" w:type="dxa"/>
+              <w:left w:w="150" w:type="dxa"/>
+              <w:right w:w="150" w:type="dxa"/>
+            </w:tcMar>
             <w:vAlign w:val="center"/>
           </w:tcPr>
           <w:p>
@@ -6520,6 +7822,12 @@
         <w:tc>
           <w:tcPr>
             <w:tcW w:type="dxa" w:w="5637"/>
+            <w:tcMar>
+              <w:top w:w="100" w:type="dxa"/>
+              <w:bottom w:w="100" w:type="dxa"/>
+              <w:left w:w="150" w:type="dxa"/>
+              <w:right w:w="150" w:type="dxa"/>
+            </w:tcMar>
             <w:vAlign w:val="center"/>
           </w:tcPr>
           <w:p>
@@ -6544,6 +7852,12 @@
         <w:tc>
           <w:tcPr>
             <w:tcW w:type="dxa" w:w="680"/>
+            <w:tcMar>
+              <w:top w:w="100" w:type="dxa"/>
+              <w:bottom w:w="100" w:type="dxa"/>
+              <w:left w:w="150" w:type="dxa"/>
+              <w:right w:w="150" w:type="dxa"/>
+            </w:tcMar>
             <w:vAlign w:val="center"/>
             <w:shd w:fill="DEEAF1" w:val="clear"/>
           </w:tcPr>
@@ -6567,6 +7881,12 @@
         <w:tc>
           <w:tcPr>
             <w:tcW w:type="dxa" w:w="752"/>
+            <w:tcMar>
+              <w:top w:w="100" w:type="dxa"/>
+              <w:bottom w:w="100" w:type="dxa"/>
+              <w:left w:w="150" w:type="dxa"/>
+              <w:right w:w="150" w:type="dxa"/>
+            </w:tcMar>
             <w:vAlign w:val="center"/>
             <w:shd w:fill="DEEAF1" w:val="clear"/>
           </w:tcPr>
@@ -6590,6 +7910,12 @@
         <w:tc>
           <w:tcPr>
             <w:tcW w:type="dxa" w:w="2004"/>
+            <w:tcMar>
+              <w:top w:w="100" w:type="dxa"/>
+              <w:bottom w:w="100" w:type="dxa"/>
+              <w:left w:w="150" w:type="dxa"/>
+              <w:right w:w="150" w:type="dxa"/>
+            </w:tcMar>
             <w:vAlign w:val="center"/>
             <w:shd w:fill="DEEAF1" w:val="clear"/>
           </w:tcPr>
@@ -6613,6 +7939,12 @@
         <w:tc>
           <w:tcPr>
             <w:tcW w:type="dxa" w:w="5637"/>
+            <w:tcMar>
+              <w:top w:w="100" w:type="dxa"/>
+              <w:bottom w:w="100" w:type="dxa"/>
+              <w:left w:w="150" w:type="dxa"/>
+              <w:right w:w="150" w:type="dxa"/>
+            </w:tcMar>
             <w:vAlign w:val="center"/>
             <w:shd w:fill="DEEAF1" w:val="clear"/>
           </w:tcPr>
@@ -6638,6 +7970,12 @@
         <w:tc>
           <w:tcPr>
             <w:tcW w:type="dxa" w:w="680"/>
+            <w:tcMar>
+              <w:top w:w="100" w:type="dxa"/>
+              <w:bottom w:w="100" w:type="dxa"/>
+              <w:left w:w="150" w:type="dxa"/>
+              <w:right w:w="150" w:type="dxa"/>
+            </w:tcMar>
             <w:vAlign w:val="center"/>
           </w:tcPr>
           <w:p>
@@ -6660,6 +7998,12 @@
         <w:tc>
           <w:tcPr>
             <w:tcW w:type="dxa" w:w="752"/>
+            <w:tcMar>
+              <w:top w:w="100" w:type="dxa"/>
+              <w:bottom w:w="100" w:type="dxa"/>
+              <w:left w:w="150" w:type="dxa"/>
+              <w:right w:w="150" w:type="dxa"/>
+            </w:tcMar>
             <w:vAlign w:val="center"/>
           </w:tcPr>
           <w:p>
@@ -6682,6 +8026,12 @@
         <w:tc>
           <w:tcPr>
             <w:tcW w:type="dxa" w:w="2004"/>
+            <w:tcMar>
+              <w:top w:w="100" w:type="dxa"/>
+              <w:bottom w:w="100" w:type="dxa"/>
+              <w:left w:w="150" w:type="dxa"/>
+              <w:right w:w="150" w:type="dxa"/>
+            </w:tcMar>
             <w:vAlign w:val="center"/>
           </w:tcPr>
           <w:p>
@@ -6704,6 +8054,12 @@
         <w:tc>
           <w:tcPr>
             <w:tcW w:type="dxa" w:w="5637"/>
+            <w:tcMar>
+              <w:top w:w="100" w:type="dxa"/>
+              <w:bottom w:w="100" w:type="dxa"/>
+              <w:left w:w="150" w:type="dxa"/>
+              <w:right w:w="150" w:type="dxa"/>
+            </w:tcMar>
             <w:vAlign w:val="center"/>
           </w:tcPr>
           <w:p>
@@ -6728,6 +8084,12 @@
         <w:tc>
           <w:tcPr>
             <w:tcW w:type="dxa" w:w="680"/>
+            <w:tcMar>
+              <w:top w:w="100" w:type="dxa"/>
+              <w:bottom w:w="100" w:type="dxa"/>
+              <w:left w:w="150" w:type="dxa"/>
+              <w:right w:w="150" w:type="dxa"/>
+            </w:tcMar>
             <w:vAlign w:val="center"/>
             <w:shd w:fill="DEEAF1" w:val="clear"/>
           </w:tcPr>
@@ -6751,6 +8113,12 @@
         <w:tc>
           <w:tcPr>
             <w:tcW w:type="dxa" w:w="752"/>
+            <w:tcMar>
+              <w:top w:w="100" w:type="dxa"/>
+              <w:bottom w:w="100" w:type="dxa"/>
+              <w:left w:w="150" w:type="dxa"/>
+              <w:right w:w="150" w:type="dxa"/>
+            </w:tcMar>
             <w:vAlign w:val="center"/>
             <w:shd w:fill="DEEAF1" w:val="clear"/>
           </w:tcPr>
@@ -6774,6 +8142,12 @@
         <w:tc>
           <w:tcPr>
             <w:tcW w:type="dxa" w:w="2004"/>
+            <w:tcMar>
+              <w:top w:w="100" w:type="dxa"/>
+              <w:bottom w:w="100" w:type="dxa"/>
+              <w:left w:w="150" w:type="dxa"/>
+              <w:right w:w="150" w:type="dxa"/>
+            </w:tcMar>
             <w:vAlign w:val="center"/>
             <w:shd w:fill="DEEAF1" w:val="clear"/>
           </w:tcPr>
@@ -6797,6 +8171,12 @@
         <w:tc>
           <w:tcPr>
             <w:tcW w:type="dxa" w:w="5637"/>
+            <w:tcMar>
+              <w:top w:w="100" w:type="dxa"/>
+              <w:bottom w:w="100" w:type="dxa"/>
+              <w:left w:w="150" w:type="dxa"/>
+              <w:right w:w="150" w:type="dxa"/>
+            </w:tcMar>
             <w:vAlign w:val="center"/>
             <w:shd w:fill="DEEAF1" w:val="clear"/>
           </w:tcPr>
@@ -6873,10 +8253,17 @@
     </w:p>
     <w:tbl>
       <w:tblPr>
-        <w:tblStyle w:val="TableGrid"/>
         <w:tblW w:type="auto" w:w="0"/>
         <w:jc w:val="center"/>
         <w:tblLook w:firstColumn="1" w:firstRow="1" w:lastColumn="0" w:lastRow="0" w:noHBand="0" w:noVBand="1" w:val="04A0"/>
+        <w:tblBorders>
+          <w:top w:val="single" w:sz="4" w:color="AECCE8" w:space="0"/>
+          <w:bottom w:val="single" w:sz="4" w:color="AECCE8" w:space="0"/>
+          <w:left w:val="single" w:sz="4" w:color="AECCE8" w:space="0"/>
+          <w:right w:val="single" w:sz="4" w:color="AECCE8" w:space="0"/>
+          <w:insideH w:val="single" w:sz="4" w:color="AECCE8" w:space="0"/>
+          <w:insideV w:val="single" w:sz="4" w:color="AECCE8" w:space="0"/>
+        </w:tblBorders>
       </w:tblPr>
       <w:tblGrid>
         <w:gridCol w:w="2351"/>
@@ -6888,6 +8275,12 @@
         <w:tc>
           <w:tcPr>
             <w:tcW w:type="dxa" w:w="1458"/>
+            <w:tcMar>
+              <w:top w:w="100" w:type="dxa"/>
+              <w:bottom w:w="100" w:type="dxa"/>
+              <w:left w:w="150" w:type="dxa"/>
+              <w:right w:w="150" w:type="dxa"/>
+            </w:tcMar>
             <w:vAlign w:val="center"/>
             <w:shd w:fill="2E75B6" w:val="clear"/>
           </w:tcPr>
@@ -6912,6 +8305,12 @@
         <w:tc>
           <w:tcPr>
             <w:tcW w:type="dxa" w:w="1458"/>
+            <w:tcMar>
+              <w:top w:w="100" w:type="dxa"/>
+              <w:bottom w:w="100" w:type="dxa"/>
+              <w:left w:w="150" w:type="dxa"/>
+              <w:right w:w="150" w:type="dxa"/>
+            </w:tcMar>
             <w:vAlign w:val="center"/>
             <w:shd w:fill="2E75B6" w:val="clear"/>
           </w:tcPr>
@@ -6936,6 +8335,12 @@
         <w:tc>
           <w:tcPr>
             <w:tcW w:type="dxa" w:w="2511"/>
+            <w:tcMar>
+              <w:top w:w="100" w:type="dxa"/>
+              <w:bottom w:w="100" w:type="dxa"/>
+              <w:left w:w="150" w:type="dxa"/>
+              <w:right w:w="150" w:type="dxa"/>
+            </w:tcMar>
             <w:vAlign w:val="center"/>
             <w:shd w:fill="2E75B6" w:val="clear"/>
           </w:tcPr>
@@ -6960,6 +8365,12 @@
         <w:tc>
           <w:tcPr>
             <w:tcW w:type="dxa" w:w="3645"/>
+            <w:tcMar>
+              <w:top w:w="100" w:type="dxa"/>
+              <w:bottom w:w="100" w:type="dxa"/>
+              <w:left w:w="150" w:type="dxa"/>
+              <w:right w:w="150" w:type="dxa"/>
+            </w:tcMar>
             <w:vAlign w:val="center"/>
             <w:shd w:fill="2E75B6" w:val="clear"/>
           </w:tcPr>
@@ -6986,6 +8397,12 @@
         <w:tc>
           <w:tcPr>
             <w:tcW w:type="dxa" w:w="1458"/>
+            <w:tcMar>
+              <w:top w:w="100" w:type="dxa"/>
+              <w:bottom w:w="100" w:type="dxa"/>
+              <w:left w:w="150" w:type="dxa"/>
+              <w:right w:w="150" w:type="dxa"/>
+            </w:tcMar>
             <w:vAlign w:val="center"/>
           </w:tcPr>
           <w:p>
@@ -7008,6 +8425,12 @@
         <w:tc>
           <w:tcPr>
             <w:tcW w:type="dxa" w:w="1458"/>
+            <w:tcMar>
+              <w:top w:w="100" w:type="dxa"/>
+              <w:bottom w:w="100" w:type="dxa"/>
+              <w:left w:w="150" w:type="dxa"/>
+              <w:right w:w="150" w:type="dxa"/>
+            </w:tcMar>
             <w:vAlign w:val="center"/>
           </w:tcPr>
           <w:p>
@@ -7030,6 +8453,12 @@
         <w:tc>
           <w:tcPr>
             <w:tcW w:type="dxa" w:w="2511"/>
+            <w:tcMar>
+              <w:top w:w="100" w:type="dxa"/>
+              <w:bottom w:w="100" w:type="dxa"/>
+              <w:left w:w="150" w:type="dxa"/>
+              <w:right w:w="150" w:type="dxa"/>
+            </w:tcMar>
             <w:vAlign w:val="center"/>
           </w:tcPr>
           <w:p>
@@ -7052,6 +8481,12 @@
         <w:tc>
           <w:tcPr>
             <w:tcW w:type="dxa" w:w="3645"/>
+            <w:tcMar>
+              <w:top w:w="100" w:type="dxa"/>
+              <w:bottom w:w="100" w:type="dxa"/>
+              <w:left w:w="150" w:type="dxa"/>
+              <w:right w:w="150" w:type="dxa"/>
+            </w:tcMar>
             <w:vAlign w:val="center"/>
           </w:tcPr>
           <w:p>
@@ -7076,6 +8511,12 @@
         <w:tc>
           <w:tcPr>
             <w:tcW w:type="dxa" w:w="1458"/>
+            <w:tcMar>
+              <w:top w:w="100" w:type="dxa"/>
+              <w:bottom w:w="100" w:type="dxa"/>
+              <w:left w:w="150" w:type="dxa"/>
+              <w:right w:w="150" w:type="dxa"/>
+            </w:tcMar>
             <w:vAlign w:val="center"/>
             <w:shd w:fill="DEEAF1" w:val="clear"/>
           </w:tcPr>
@@ -7099,6 +8540,12 @@
         <w:tc>
           <w:tcPr>
             <w:tcW w:type="dxa" w:w="1458"/>
+            <w:tcMar>
+              <w:top w:w="100" w:type="dxa"/>
+              <w:bottom w:w="100" w:type="dxa"/>
+              <w:left w:w="150" w:type="dxa"/>
+              <w:right w:w="150" w:type="dxa"/>
+            </w:tcMar>
             <w:vAlign w:val="center"/>
             <w:shd w:fill="DEEAF1" w:val="clear"/>
           </w:tcPr>
@@ -7122,6 +8569,12 @@
         <w:tc>
           <w:tcPr>
             <w:tcW w:type="dxa" w:w="2511"/>
+            <w:tcMar>
+              <w:top w:w="100" w:type="dxa"/>
+              <w:bottom w:w="100" w:type="dxa"/>
+              <w:left w:w="150" w:type="dxa"/>
+              <w:right w:w="150" w:type="dxa"/>
+            </w:tcMar>
             <w:vAlign w:val="center"/>
             <w:shd w:fill="DEEAF1" w:val="clear"/>
           </w:tcPr>
@@ -7145,6 +8598,12 @@
         <w:tc>
           <w:tcPr>
             <w:tcW w:type="dxa" w:w="3645"/>
+            <w:tcMar>
+              <w:top w:w="100" w:type="dxa"/>
+              <w:bottom w:w="100" w:type="dxa"/>
+              <w:left w:w="150" w:type="dxa"/>
+              <w:right w:w="150" w:type="dxa"/>
+            </w:tcMar>
             <w:vAlign w:val="center"/>
             <w:shd w:fill="DEEAF1" w:val="clear"/>
           </w:tcPr>
@@ -7170,6 +8629,12 @@
         <w:tc>
           <w:tcPr>
             <w:tcW w:type="dxa" w:w="1458"/>
+            <w:tcMar>
+              <w:top w:w="100" w:type="dxa"/>
+              <w:bottom w:w="100" w:type="dxa"/>
+              <w:left w:w="150" w:type="dxa"/>
+              <w:right w:w="150" w:type="dxa"/>
+            </w:tcMar>
             <w:vAlign w:val="center"/>
           </w:tcPr>
           <w:p>
@@ -7192,6 +8657,12 @@
         <w:tc>
           <w:tcPr>
             <w:tcW w:type="dxa" w:w="1458"/>
+            <w:tcMar>
+              <w:top w:w="100" w:type="dxa"/>
+              <w:bottom w:w="100" w:type="dxa"/>
+              <w:left w:w="150" w:type="dxa"/>
+              <w:right w:w="150" w:type="dxa"/>
+            </w:tcMar>
             <w:vAlign w:val="center"/>
           </w:tcPr>
           <w:p>
@@ -7214,6 +8685,12 @@
         <w:tc>
           <w:tcPr>
             <w:tcW w:type="dxa" w:w="2511"/>
+            <w:tcMar>
+              <w:top w:w="100" w:type="dxa"/>
+              <w:bottom w:w="100" w:type="dxa"/>
+              <w:left w:w="150" w:type="dxa"/>
+              <w:right w:w="150" w:type="dxa"/>
+            </w:tcMar>
             <w:vAlign w:val="center"/>
           </w:tcPr>
           <w:p>
@@ -7236,6 +8713,12 @@
         <w:tc>
           <w:tcPr>
             <w:tcW w:type="dxa" w:w="3645"/>
+            <w:tcMar>
+              <w:top w:w="100" w:type="dxa"/>
+              <w:bottom w:w="100" w:type="dxa"/>
+              <w:left w:w="150" w:type="dxa"/>
+              <w:right w:w="150" w:type="dxa"/>
+            </w:tcMar>
             <w:vAlign w:val="center"/>
           </w:tcPr>
           <w:p>
@@ -7260,6 +8743,12 @@
         <w:tc>
           <w:tcPr>
             <w:tcW w:type="dxa" w:w="1458"/>
+            <w:tcMar>
+              <w:top w:w="100" w:type="dxa"/>
+              <w:bottom w:w="100" w:type="dxa"/>
+              <w:left w:w="150" w:type="dxa"/>
+              <w:right w:w="150" w:type="dxa"/>
+            </w:tcMar>
             <w:vAlign w:val="center"/>
             <w:shd w:fill="DEEAF1" w:val="clear"/>
           </w:tcPr>
@@ -7283,6 +8772,12 @@
         <w:tc>
           <w:tcPr>
             <w:tcW w:type="dxa" w:w="1458"/>
+            <w:tcMar>
+              <w:top w:w="100" w:type="dxa"/>
+              <w:bottom w:w="100" w:type="dxa"/>
+              <w:left w:w="150" w:type="dxa"/>
+              <w:right w:w="150" w:type="dxa"/>
+            </w:tcMar>
             <w:vAlign w:val="center"/>
             <w:shd w:fill="DEEAF1" w:val="clear"/>
           </w:tcPr>
@@ -7306,6 +8801,12 @@
         <w:tc>
           <w:tcPr>
             <w:tcW w:type="dxa" w:w="2511"/>
+            <w:tcMar>
+              <w:top w:w="100" w:type="dxa"/>
+              <w:bottom w:w="100" w:type="dxa"/>
+              <w:left w:w="150" w:type="dxa"/>
+              <w:right w:w="150" w:type="dxa"/>
+            </w:tcMar>
             <w:vAlign w:val="center"/>
             <w:shd w:fill="DEEAF1" w:val="clear"/>
           </w:tcPr>
@@ -7329,6 +8830,12 @@
         <w:tc>
           <w:tcPr>
             <w:tcW w:type="dxa" w:w="3645"/>
+            <w:tcMar>
+              <w:top w:w="100" w:type="dxa"/>
+              <w:bottom w:w="100" w:type="dxa"/>
+              <w:left w:w="150" w:type="dxa"/>
+              <w:right w:w="150" w:type="dxa"/>
+            </w:tcMar>
             <w:vAlign w:val="center"/>
             <w:shd w:fill="DEEAF1" w:val="clear"/>
           </w:tcPr>
@@ -7354,6 +8861,12 @@
         <w:tc>
           <w:tcPr>
             <w:tcW w:type="dxa" w:w="1458"/>
+            <w:tcMar>
+              <w:top w:w="100" w:type="dxa"/>
+              <w:bottom w:w="100" w:type="dxa"/>
+              <w:left w:w="150" w:type="dxa"/>
+              <w:right w:w="150" w:type="dxa"/>
+            </w:tcMar>
             <w:vAlign w:val="center"/>
           </w:tcPr>
           <w:p>
@@ -7376,6 +8889,12 @@
         <w:tc>
           <w:tcPr>
             <w:tcW w:type="dxa" w:w="1458"/>
+            <w:tcMar>
+              <w:top w:w="100" w:type="dxa"/>
+              <w:bottom w:w="100" w:type="dxa"/>
+              <w:left w:w="150" w:type="dxa"/>
+              <w:right w:w="150" w:type="dxa"/>
+            </w:tcMar>
             <w:vAlign w:val="center"/>
           </w:tcPr>
           <w:p>
@@ -7398,6 +8917,12 @@
         <w:tc>
           <w:tcPr>
             <w:tcW w:type="dxa" w:w="2511"/>
+            <w:tcMar>
+              <w:top w:w="100" w:type="dxa"/>
+              <w:bottom w:w="100" w:type="dxa"/>
+              <w:left w:w="150" w:type="dxa"/>
+              <w:right w:w="150" w:type="dxa"/>
+            </w:tcMar>
             <w:vAlign w:val="center"/>
           </w:tcPr>
           <w:p>
@@ -7420,6 +8945,12 @@
         <w:tc>
           <w:tcPr>
             <w:tcW w:type="dxa" w:w="3645"/>
+            <w:tcMar>
+              <w:top w:w="100" w:type="dxa"/>
+              <w:bottom w:w="100" w:type="dxa"/>
+              <w:left w:w="150" w:type="dxa"/>
+              <w:right w:w="150" w:type="dxa"/>
+            </w:tcMar>
             <w:vAlign w:val="center"/>
           </w:tcPr>
           <w:p>
@@ -7444,6 +8975,12 @@
         <w:tc>
           <w:tcPr>
             <w:tcW w:type="dxa" w:w="1458"/>
+            <w:tcMar>
+              <w:top w:w="100" w:type="dxa"/>
+              <w:bottom w:w="100" w:type="dxa"/>
+              <w:left w:w="150" w:type="dxa"/>
+              <w:right w:w="150" w:type="dxa"/>
+            </w:tcMar>
             <w:vAlign w:val="center"/>
             <w:shd w:fill="DEEAF1" w:val="clear"/>
           </w:tcPr>
@@ -7467,6 +9004,12 @@
         <w:tc>
           <w:tcPr>
             <w:tcW w:type="dxa" w:w="1458"/>
+            <w:tcMar>
+              <w:top w:w="100" w:type="dxa"/>
+              <w:bottom w:w="100" w:type="dxa"/>
+              <w:left w:w="150" w:type="dxa"/>
+              <w:right w:w="150" w:type="dxa"/>
+            </w:tcMar>
             <w:vAlign w:val="center"/>
             <w:shd w:fill="DEEAF1" w:val="clear"/>
           </w:tcPr>
@@ -7490,6 +9033,12 @@
         <w:tc>
           <w:tcPr>
             <w:tcW w:type="dxa" w:w="2511"/>
+            <w:tcMar>
+              <w:top w:w="100" w:type="dxa"/>
+              <w:bottom w:w="100" w:type="dxa"/>
+              <w:left w:w="150" w:type="dxa"/>
+              <w:right w:w="150" w:type="dxa"/>
+            </w:tcMar>
             <w:vAlign w:val="center"/>
             <w:shd w:fill="DEEAF1" w:val="clear"/>
           </w:tcPr>
@@ -7513,6 +9062,12 @@
         <w:tc>
           <w:tcPr>
             <w:tcW w:type="dxa" w:w="3645"/>
+            <w:tcMar>
+              <w:top w:w="100" w:type="dxa"/>
+              <w:bottom w:w="100" w:type="dxa"/>
+              <w:left w:w="150" w:type="dxa"/>
+              <w:right w:w="150" w:type="dxa"/>
+            </w:tcMar>
             <w:vAlign w:val="center"/>
             <w:shd w:fill="DEEAF1" w:val="clear"/>
           </w:tcPr>
@@ -7538,6 +9093,12 @@
         <w:tc>
           <w:tcPr>
             <w:tcW w:type="dxa" w:w="1458"/>
+            <w:tcMar>
+              <w:top w:w="100" w:type="dxa"/>
+              <w:bottom w:w="100" w:type="dxa"/>
+              <w:left w:w="150" w:type="dxa"/>
+              <w:right w:w="150" w:type="dxa"/>
+            </w:tcMar>
             <w:vAlign w:val="center"/>
           </w:tcPr>
           <w:p>
@@ -7560,6 +9121,12 @@
         <w:tc>
           <w:tcPr>
             <w:tcW w:type="dxa" w:w="1458"/>
+            <w:tcMar>
+              <w:top w:w="100" w:type="dxa"/>
+              <w:bottom w:w="100" w:type="dxa"/>
+              <w:left w:w="150" w:type="dxa"/>
+              <w:right w:w="150" w:type="dxa"/>
+            </w:tcMar>
             <w:vAlign w:val="center"/>
           </w:tcPr>
           <w:p>
@@ -7582,6 +9149,12 @@
         <w:tc>
           <w:tcPr>
             <w:tcW w:type="dxa" w:w="2511"/>
+            <w:tcMar>
+              <w:top w:w="100" w:type="dxa"/>
+              <w:bottom w:w="100" w:type="dxa"/>
+              <w:left w:w="150" w:type="dxa"/>
+              <w:right w:w="150" w:type="dxa"/>
+            </w:tcMar>
             <w:vAlign w:val="center"/>
           </w:tcPr>
           <w:p>
@@ -7604,6 +9177,12 @@
         <w:tc>
           <w:tcPr>
             <w:tcW w:type="dxa" w:w="3645"/>
+            <w:tcMar>
+              <w:top w:w="100" w:type="dxa"/>
+              <w:bottom w:w="100" w:type="dxa"/>
+              <w:left w:w="150" w:type="dxa"/>
+              <w:right w:w="150" w:type="dxa"/>
+            </w:tcMar>
             <w:vAlign w:val="center"/>
           </w:tcPr>
           <w:p>
@@ -7628,6 +9207,12 @@
         <w:tc>
           <w:tcPr>
             <w:tcW w:type="dxa" w:w="1458"/>
+            <w:tcMar>
+              <w:top w:w="100" w:type="dxa"/>
+              <w:bottom w:w="100" w:type="dxa"/>
+              <w:left w:w="150" w:type="dxa"/>
+              <w:right w:w="150" w:type="dxa"/>
+            </w:tcMar>
             <w:vAlign w:val="center"/>
             <w:shd w:fill="DEEAF1" w:val="clear"/>
           </w:tcPr>
@@ -7651,6 +9236,12 @@
         <w:tc>
           <w:tcPr>
             <w:tcW w:type="dxa" w:w="1458"/>
+            <w:tcMar>
+              <w:top w:w="100" w:type="dxa"/>
+              <w:bottom w:w="100" w:type="dxa"/>
+              <w:left w:w="150" w:type="dxa"/>
+              <w:right w:w="150" w:type="dxa"/>
+            </w:tcMar>
             <w:vAlign w:val="center"/>
             <w:shd w:fill="DEEAF1" w:val="clear"/>
           </w:tcPr>
@@ -7674,6 +9265,12 @@
         <w:tc>
           <w:tcPr>
             <w:tcW w:type="dxa" w:w="2511"/>
+            <w:tcMar>
+              <w:top w:w="100" w:type="dxa"/>
+              <w:bottom w:w="100" w:type="dxa"/>
+              <w:left w:w="150" w:type="dxa"/>
+              <w:right w:w="150" w:type="dxa"/>
+            </w:tcMar>
             <w:vAlign w:val="center"/>
             <w:shd w:fill="DEEAF1" w:val="clear"/>
           </w:tcPr>
@@ -7697,6 +9294,12 @@
         <w:tc>
           <w:tcPr>
             <w:tcW w:type="dxa" w:w="3645"/>
+            <w:tcMar>
+              <w:top w:w="100" w:type="dxa"/>
+              <w:bottom w:w="100" w:type="dxa"/>
+              <w:left w:w="150" w:type="dxa"/>
+              <w:right w:w="150" w:type="dxa"/>
+            </w:tcMar>
             <w:vAlign w:val="center"/>
             <w:shd w:fill="DEEAF1" w:val="clear"/>
           </w:tcPr>
@@ -7722,6 +9325,12 @@
         <w:tc>
           <w:tcPr>
             <w:tcW w:type="dxa" w:w="1458"/>
+            <w:tcMar>
+              <w:top w:w="100" w:type="dxa"/>
+              <w:bottom w:w="100" w:type="dxa"/>
+              <w:left w:w="150" w:type="dxa"/>
+              <w:right w:w="150" w:type="dxa"/>
+            </w:tcMar>
             <w:vAlign w:val="center"/>
           </w:tcPr>
           <w:p>
@@ -7744,6 +9353,12 @@
         <w:tc>
           <w:tcPr>
             <w:tcW w:type="dxa" w:w="1458"/>
+            <w:tcMar>
+              <w:top w:w="100" w:type="dxa"/>
+              <w:bottom w:w="100" w:type="dxa"/>
+              <w:left w:w="150" w:type="dxa"/>
+              <w:right w:w="150" w:type="dxa"/>
+            </w:tcMar>
             <w:vAlign w:val="center"/>
           </w:tcPr>
           <w:p>
@@ -7766,6 +9381,12 @@
         <w:tc>
           <w:tcPr>
             <w:tcW w:type="dxa" w:w="2511"/>
+            <w:tcMar>
+              <w:top w:w="100" w:type="dxa"/>
+              <w:bottom w:w="100" w:type="dxa"/>
+              <w:left w:w="150" w:type="dxa"/>
+              <w:right w:w="150" w:type="dxa"/>
+            </w:tcMar>
             <w:vAlign w:val="center"/>
           </w:tcPr>
           <w:p>
@@ -7788,6 +9409,12 @@
         <w:tc>
           <w:tcPr>
             <w:tcW w:type="dxa" w:w="3645"/>
+            <w:tcMar>
+              <w:top w:w="100" w:type="dxa"/>
+              <w:bottom w:w="100" w:type="dxa"/>
+              <w:left w:w="150" w:type="dxa"/>
+              <w:right w:w="150" w:type="dxa"/>
+            </w:tcMar>
             <w:vAlign w:val="center"/>
           </w:tcPr>
           <w:p>
@@ -7812,6 +9439,12 @@
         <w:tc>
           <w:tcPr>
             <w:tcW w:type="dxa" w:w="1458"/>
+            <w:tcMar>
+              <w:top w:w="100" w:type="dxa"/>
+              <w:bottom w:w="100" w:type="dxa"/>
+              <w:left w:w="150" w:type="dxa"/>
+              <w:right w:w="150" w:type="dxa"/>
+            </w:tcMar>
             <w:vAlign w:val="center"/>
             <w:shd w:fill="DEEAF1" w:val="clear"/>
           </w:tcPr>
@@ -7835,6 +9468,12 @@
         <w:tc>
           <w:tcPr>
             <w:tcW w:type="dxa" w:w="1458"/>
+            <w:tcMar>
+              <w:top w:w="100" w:type="dxa"/>
+              <w:bottom w:w="100" w:type="dxa"/>
+              <w:left w:w="150" w:type="dxa"/>
+              <w:right w:w="150" w:type="dxa"/>
+            </w:tcMar>
             <w:vAlign w:val="center"/>
             <w:shd w:fill="DEEAF1" w:val="clear"/>
           </w:tcPr>
@@ -7858,6 +9497,12 @@
         <w:tc>
           <w:tcPr>
             <w:tcW w:type="dxa" w:w="2511"/>
+            <w:tcMar>
+              <w:top w:w="100" w:type="dxa"/>
+              <w:bottom w:w="100" w:type="dxa"/>
+              <w:left w:w="150" w:type="dxa"/>
+              <w:right w:w="150" w:type="dxa"/>
+            </w:tcMar>
             <w:vAlign w:val="center"/>
             <w:shd w:fill="DEEAF1" w:val="clear"/>
           </w:tcPr>
@@ -7881,6 +9526,12 @@
         <w:tc>
           <w:tcPr>
             <w:tcW w:type="dxa" w:w="3645"/>
+            <w:tcMar>
+              <w:top w:w="100" w:type="dxa"/>
+              <w:bottom w:w="100" w:type="dxa"/>
+              <w:left w:w="150" w:type="dxa"/>
+              <w:right w:w="150" w:type="dxa"/>
+            </w:tcMar>
             <w:vAlign w:val="center"/>
             <w:shd w:fill="DEEAF1" w:val="clear"/>
           </w:tcPr>
@@ -7906,6 +9557,12 @@
         <w:tc>
           <w:tcPr>
             <w:tcW w:type="dxa" w:w="1458"/>
+            <w:tcMar>
+              <w:top w:w="100" w:type="dxa"/>
+              <w:bottom w:w="100" w:type="dxa"/>
+              <w:left w:w="150" w:type="dxa"/>
+              <w:right w:w="150" w:type="dxa"/>
+            </w:tcMar>
             <w:vAlign w:val="center"/>
           </w:tcPr>
           <w:p>
@@ -7928,6 +9585,12 @@
         <w:tc>
           <w:tcPr>
             <w:tcW w:type="dxa" w:w="1458"/>
+            <w:tcMar>
+              <w:top w:w="100" w:type="dxa"/>
+              <w:bottom w:w="100" w:type="dxa"/>
+              <w:left w:w="150" w:type="dxa"/>
+              <w:right w:w="150" w:type="dxa"/>
+            </w:tcMar>
             <w:vAlign w:val="center"/>
           </w:tcPr>
           <w:p>
@@ -7950,6 +9613,12 @@
         <w:tc>
           <w:tcPr>
             <w:tcW w:type="dxa" w:w="2511"/>
+            <w:tcMar>
+              <w:top w:w="100" w:type="dxa"/>
+              <w:bottom w:w="100" w:type="dxa"/>
+              <w:left w:w="150" w:type="dxa"/>
+              <w:right w:w="150" w:type="dxa"/>
+            </w:tcMar>
             <w:vAlign w:val="center"/>
           </w:tcPr>
           <w:p>
@@ -7972,6 +9641,12 @@
         <w:tc>
           <w:tcPr>
             <w:tcW w:type="dxa" w:w="3645"/>
+            <w:tcMar>
+              <w:top w:w="100" w:type="dxa"/>
+              <w:bottom w:w="100" w:type="dxa"/>
+              <w:left w:w="150" w:type="dxa"/>
+              <w:right w:w="150" w:type="dxa"/>
+            </w:tcMar>
             <w:vAlign w:val="center"/>
           </w:tcPr>
           <w:p>
@@ -7996,6 +9671,12 @@
         <w:tc>
           <w:tcPr>
             <w:tcW w:type="dxa" w:w="1458"/>
+            <w:tcMar>
+              <w:top w:w="100" w:type="dxa"/>
+              <w:bottom w:w="100" w:type="dxa"/>
+              <w:left w:w="150" w:type="dxa"/>
+              <w:right w:w="150" w:type="dxa"/>
+            </w:tcMar>
             <w:vAlign w:val="center"/>
             <w:shd w:fill="DEEAF1" w:val="clear"/>
           </w:tcPr>
@@ -8019,6 +9700,12 @@
         <w:tc>
           <w:tcPr>
             <w:tcW w:type="dxa" w:w="1458"/>
+            <w:tcMar>
+              <w:top w:w="100" w:type="dxa"/>
+              <w:bottom w:w="100" w:type="dxa"/>
+              <w:left w:w="150" w:type="dxa"/>
+              <w:right w:w="150" w:type="dxa"/>
+            </w:tcMar>
             <w:vAlign w:val="center"/>
             <w:shd w:fill="DEEAF1" w:val="clear"/>
           </w:tcPr>
@@ -8042,6 +9729,12 @@
         <w:tc>
           <w:tcPr>
             <w:tcW w:type="dxa" w:w="2511"/>
+            <w:tcMar>
+              <w:top w:w="100" w:type="dxa"/>
+              <w:bottom w:w="100" w:type="dxa"/>
+              <w:left w:w="150" w:type="dxa"/>
+              <w:right w:w="150" w:type="dxa"/>
+            </w:tcMar>
             <w:vAlign w:val="center"/>
             <w:shd w:fill="DEEAF1" w:val="clear"/>
           </w:tcPr>
@@ -8065,6 +9758,12 @@
         <w:tc>
           <w:tcPr>
             <w:tcW w:type="dxa" w:w="3645"/>
+            <w:tcMar>
+              <w:top w:w="100" w:type="dxa"/>
+              <w:bottom w:w="100" w:type="dxa"/>
+              <w:left w:w="150" w:type="dxa"/>
+              <w:right w:w="150" w:type="dxa"/>
+            </w:tcMar>
             <w:vAlign w:val="center"/>
             <w:shd w:fill="DEEAF1" w:val="clear"/>
           </w:tcPr>
@@ -8090,6 +9789,12 @@
         <w:tc>
           <w:tcPr>
             <w:tcW w:type="dxa" w:w="1458"/>
+            <w:tcMar>
+              <w:top w:w="100" w:type="dxa"/>
+              <w:bottom w:w="100" w:type="dxa"/>
+              <w:left w:w="150" w:type="dxa"/>
+              <w:right w:w="150" w:type="dxa"/>
+            </w:tcMar>
             <w:vAlign w:val="center"/>
           </w:tcPr>
           <w:p>
@@ -8112,6 +9817,12 @@
         <w:tc>
           <w:tcPr>
             <w:tcW w:type="dxa" w:w="1458"/>
+            <w:tcMar>
+              <w:top w:w="100" w:type="dxa"/>
+              <w:bottom w:w="100" w:type="dxa"/>
+              <w:left w:w="150" w:type="dxa"/>
+              <w:right w:w="150" w:type="dxa"/>
+            </w:tcMar>
             <w:vAlign w:val="center"/>
           </w:tcPr>
           <w:p>
@@ -8134,6 +9845,12 @@
         <w:tc>
           <w:tcPr>
             <w:tcW w:type="dxa" w:w="2511"/>
+            <w:tcMar>
+              <w:top w:w="100" w:type="dxa"/>
+              <w:bottom w:w="100" w:type="dxa"/>
+              <w:left w:w="150" w:type="dxa"/>
+              <w:right w:w="150" w:type="dxa"/>
+            </w:tcMar>
             <w:vAlign w:val="center"/>
           </w:tcPr>
           <w:p>
@@ -8156,6 +9873,12 @@
         <w:tc>
           <w:tcPr>
             <w:tcW w:type="dxa" w:w="3645"/>
+            <w:tcMar>
+              <w:top w:w="100" w:type="dxa"/>
+              <w:bottom w:w="100" w:type="dxa"/>
+              <w:left w:w="150" w:type="dxa"/>
+              <w:right w:w="150" w:type="dxa"/>
+            </w:tcMar>
             <w:vAlign w:val="center"/>
           </w:tcPr>
           <w:p>
@@ -8209,1762 +9932,6 @@
           <w:sz w:val="22"/>
         </w:rPr>
         <w:t>So sánh lựa chọn công nghệ</w:t>
-      </w:r>
-    </w:p>
-    <w:p>
-      <w:pPr>
-        <w:pStyle w:val="Heading3"/>
-      </w:pPr>
-      <w:r>
-        <w:rPr>
-          <w:rFonts w:ascii="Times New Roman" w:hAnsi="Times New Roman" w:eastAsia="Times New Roman"/>
-          <w:b/>
-          <w:i w:val="0"/>
-          <w:color w:val="2E75B6"/>
-          <w:sz w:val="28"/>
-        </w:rPr>
-        <w:t>UC-01: Đăng ký tài khoản</w:t>
-      </w:r>
-    </w:p>
-    <w:tbl>
-      <w:tblPr>
-        <w:tblStyle w:val="TableGrid"/>
-        <w:tblW w:type="auto" w:w="0"/>
-        <w:jc w:val="center"/>
-        <w:tblLook w:firstColumn="1" w:firstRow="1" w:lastColumn="0" w:lastRow="0" w:noHBand="0" w:noVBand="1" w:val="04A0"/>
-      </w:tblPr>
-      <w:tblGrid>
-        <w:gridCol w:w="4702"/>
-        <w:gridCol w:w="4702"/>
-      </w:tblGrid>
-      <w:tr>
-        <w:tc>
-          <w:tcPr>
-            <w:tcW w:type="dxa" w:w="2152"/>
-            <w:vAlign w:val="center"/>
-            <w:shd w:fill="2E75B6" w:val="clear"/>
-          </w:tcPr>
-          <w:p>
-            <w:pPr>
-              <w:spacing w:before="100" w:after="100"/>
-              <w:ind w:firstLine="0"/>
-              <w:jc w:val="center"/>
-            </w:pPr>
-            <w:r>
-              <w:rPr>
-                <w:rFonts w:ascii="Times New Roman" w:hAnsi="Times New Roman" w:eastAsia="Times New Roman"/>
-                <w:b/>
-                <w:i w:val="0"/>
-                <w:color w:val="FFFFFF"/>
-                <w:sz w:val="28"/>
-              </w:rPr>
-              <w:t>Thành phần</w:t>
-            </w:r>
-          </w:p>
-        </w:tc>
-        <w:tc>
-          <w:tcPr>
-            <w:tcW w:type="dxa" w:w="6918"/>
-            <w:vAlign w:val="center"/>
-            <w:shd w:fill="2E75B6" w:val="clear"/>
-          </w:tcPr>
-          <w:p>
-            <w:pPr>
-              <w:spacing w:before="100" w:after="100"/>
-              <w:ind w:firstLine="0"/>
-              <w:jc w:val="center"/>
-            </w:pPr>
-            <w:r>
-              <w:rPr>
-                <w:rFonts w:ascii="Times New Roman" w:hAnsi="Times New Roman" w:eastAsia="Times New Roman"/>
-                <w:b/>
-                <w:i w:val="0"/>
-                <w:color w:val="FFFFFF"/>
-                <w:sz w:val="28"/>
-              </w:rPr>
-              <w:t>Mô tả</w:t>
-            </w:r>
-          </w:p>
-        </w:tc>
-      </w:tr>
-      <w:tr>
-        <w:tc>
-          <w:tcPr>
-            <w:tcW w:type="dxa" w:w="2152"/>
-            <w:vAlign w:val="center"/>
-          </w:tcPr>
-          <w:p>
-            <w:pPr>
-              <w:spacing w:before="60" w:after="60"/>
-              <w:ind w:firstLine="0"/>
-              <w:jc w:val="left"/>
-            </w:pPr>
-            <w:r>
-              <w:rPr>
-                <w:rFonts w:ascii="Times New Roman" w:hAnsi="Times New Roman" w:eastAsia="Times New Roman"/>
-                <w:b/>
-                <w:i w:val="0"/>
-                <w:sz w:val="28"/>
-              </w:rPr>
-              <w:t>Tên UC</w:t>
-            </w:r>
-          </w:p>
-        </w:tc>
-        <w:tc>
-          <w:tcPr>
-            <w:tcW w:type="dxa" w:w="6918"/>
-            <w:vAlign w:val="center"/>
-          </w:tcPr>
-          <w:p>
-            <w:pPr>
-              <w:spacing w:before="60" w:after="60"/>
-              <w:ind w:firstLine="0"/>
-              <w:jc w:val="center"/>
-            </w:pPr>
-            <w:r>
-              <w:rPr>
-                <w:rFonts w:ascii="Times New Roman" w:hAnsi="Times New Roman" w:eastAsia="Times New Roman"/>
-                <w:b w:val="0"/>
-                <w:i w:val="0"/>
-                <w:sz w:val="28"/>
-              </w:rPr>
-              <w:t>Đăng ký tài khoản mới</w:t>
-            </w:r>
-          </w:p>
-        </w:tc>
-      </w:tr>
-      <w:tr>
-        <w:tc>
-          <w:tcPr>
-            <w:tcW w:type="dxa" w:w="2152"/>
-            <w:vAlign w:val="center"/>
-            <w:shd w:fill="DEEAF1" w:val="clear"/>
-          </w:tcPr>
-          <w:p>
-            <w:pPr>
-              <w:spacing w:before="60" w:after="60"/>
-              <w:ind w:firstLine="0"/>
-              <w:jc w:val="left"/>
-            </w:pPr>
-            <w:r>
-              <w:rPr>
-                <w:rFonts w:ascii="Times New Roman" w:hAnsi="Times New Roman" w:eastAsia="Times New Roman"/>
-                <w:b/>
-                <w:i w:val="0"/>
-                <w:sz w:val="28"/>
-              </w:rPr>
-              <w:t>Actor</w:t>
-            </w:r>
-          </w:p>
-        </w:tc>
-        <w:tc>
-          <w:tcPr>
-            <w:tcW w:type="dxa" w:w="6918"/>
-            <w:vAlign w:val="center"/>
-            <w:shd w:fill="DEEAF1" w:val="clear"/>
-          </w:tcPr>
-          <w:p>
-            <w:pPr>
-              <w:spacing w:before="60" w:after="60"/>
-              <w:ind w:firstLine="0"/>
-              <w:jc w:val="center"/>
-            </w:pPr>
-            <w:r>
-              <w:rPr>
-                <w:rFonts w:ascii="Times New Roman" w:hAnsi="Times New Roman" w:eastAsia="Times New Roman"/>
-                <w:b w:val="0"/>
-                <w:i w:val="0"/>
-                <w:sz w:val="28"/>
-              </w:rPr>
-              <w:t>Người dùng (​chưa đăng nhập)​</w:t>
-            </w:r>
-          </w:p>
-        </w:tc>
-      </w:tr>
-      <w:tr>
-        <w:tc>
-          <w:tcPr>
-            <w:tcW w:type="dxa" w:w="2152"/>
-            <w:vAlign w:val="center"/>
-          </w:tcPr>
-          <w:p>
-            <w:pPr>
-              <w:spacing w:before="60" w:after="60"/>
-              <w:ind w:firstLine="0"/>
-              <w:jc w:val="left"/>
-            </w:pPr>
-            <w:r>
-              <w:rPr>
-                <w:rFonts w:ascii="Times New Roman" w:hAnsi="Times New Roman" w:eastAsia="Times New Roman"/>
-                <w:b/>
-                <w:i w:val="0"/>
-                <w:sz w:val="28"/>
-              </w:rPr>
-              <w:t>Tiền điều kiện</w:t>
-            </w:r>
-          </w:p>
-        </w:tc>
-        <w:tc>
-          <w:tcPr>
-            <w:tcW w:type="dxa" w:w="6918"/>
-            <w:vAlign w:val="center"/>
-          </w:tcPr>
-          <w:p>
-            <w:pPr>
-              <w:spacing w:before="60" w:after="60"/>
-              <w:ind w:firstLine="0"/>
-              <w:jc w:val="center"/>
-            </w:pPr>
-            <w:r>
-              <w:rPr>
-                <w:rFonts w:ascii="Times New Roman" w:hAnsi="Times New Roman" w:eastAsia="Times New Roman"/>
-                <w:b w:val="0"/>
-                <w:i w:val="0"/>
-                <w:sz w:val="28"/>
-              </w:rPr>
-              <w:t>Người dùng chưa có tài khoản, đang ở màn hình Đăng ký</w:t>
-            </w:r>
-          </w:p>
-        </w:tc>
-      </w:tr>
-      <w:tr>
-        <w:tc>
-          <w:tcPr>
-            <w:tcW w:type="dxa" w:w="2152"/>
-            <w:vAlign w:val="center"/>
-            <w:shd w:fill="DEEAF1" w:val="clear"/>
-          </w:tcPr>
-          <w:p>
-            <w:pPr>
-              <w:spacing w:before="60" w:after="60"/>
-              <w:ind w:firstLine="0"/>
-              <w:jc w:val="left"/>
-            </w:pPr>
-            <w:r>
-              <w:rPr>
-                <w:rFonts w:ascii="Times New Roman" w:hAnsi="Times New Roman" w:eastAsia="Times New Roman"/>
-                <w:b/>
-                <w:i w:val="0"/>
-                <w:sz w:val="28"/>
-              </w:rPr>
-              <w:t>Hậu điều kiện</w:t>
-            </w:r>
-          </w:p>
-        </w:tc>
-        <w:tc>
-          <w:tcPr>
-            <w:tcW w:type="dxa" w:w="6918"/>
-            <w:vAlign w:val="center"/>
-            <w:shd w:fill="DEEAF1" w:val="clear"/>
-          </w:tcPr>
-          <w:p>
-            <w:pPr>
-              <w:spacing w:before="60" w:after="60"/>
-              <w:ind w:firstLine="0"/>
-              <w:jc w:val="center"/>
-            </w:pPr>
-            <w:r>
-              <w:rPr>
-                <w:rFonts w:ascii="Times New Roman" w:hAnsi="Times New Roman" w:eastAsia="Times New Roman"/>
-                <w:b w:val="0"/>
-                <w:i w:val="0"/>
-                <w:sz w:val="28"/>
-              </w:rPr>
-              <w:t>Tài khoản mới được tạo trong database, password được mã hóa Argon2</w:t>
-            </w:r>
-          </w:p>
-        </w:tc>
-      </w:tr>
-      <w:tr>
-        <w:tc>
-          <w:tcPr>
-            <w:tcW w:type="dxa" w:w="2152"/>
-            <w:vAlign w:val="center"/>
-          </w:tcPr>
-          <w:p>
-            <w:pPr>
-              <w:spacing w:before="60" w:after="60"/>
-              <w:ind w:firstLine="0"/>
-              <w:jc w:val="left"/>
-            </w:pPr>
-            <w:r>
-              <w:rPr>
-                <w:rFonts w:ascii="Times New Roman" w:hAnsi="Times New Roman" w:eastAsia="Times New Roman"/>
-                <w:b/>
-                <w:i w:val="0"/>
-                <w:sz w:val="28"/>
-              </w:rPr>
-              <w:t>Luồng chính</w:t>
-            </w:r>
-          </w:p>
-        </w:tc>
-        <w:tc>
-          <w:tcPr>
-            <w:tcW w:type="dxa" w:w="6918"/>
-            <w:vAlign w:val="center"/>
-          </w:tcPr>
-          <w:p>
-            <w:pPr>
-              <w:spacing w:before="60" w:after="60"/>
-              <w:ind w:firstLine="0"/>
-              <w:jc w:val="center"/>
-            </w:pPr>
-            <w:r>
-              <w:rPr>
-                <w:rFonts w:ascii="Times New Roman" w:hAnsi="Times New Roman" w:eastAsia="Times New Roman"/>
-                <w:b w:val="0"/>
-                <w:i w:val="0"/>
-                <w:sz w:val="28"/>
-              </w:rPr>
-              <w:t>1.​ Người dùng nhập username và password.​ 2.​ Hệ thống kiểm tra username không trùng.​ 3.​ Hệ thống mã hóa password bằng Argon2.​ 4.​ Lưu User entity vào Postgre​SQL.​ 5.​ Trả về 201 Created.​ 6.​ Chuyển sang màn hình đăng nhập.​</w:t>
-            </w:r>
-          </w:p>
-        </w:tc>
-      </w:tr>
-      <w:tr>
-        <w:tc>
-          <w:tcPr>
-            <w:tcW w:type="dxa" w:w="2152"/>
-            <w:vAlign w:val="center"/>
-            <w:shd w:fill="DEEAF1" w:val="clear"/>
-          </w:tcPr>
-          <w:p>
-            <w:pPr>
-              <w:spacing w:before="60" w:after="60"/>
-              <w:ind w:firstLine="0"/>
-              <w:jc w:val="left"/>
-            </w:pPr>
-            <w:r>
-              <w:rPr>
-                <w:rFonts w:ascii="Times New Roman" w:hAnsi="Times New Roman" w:eastAsia="Times New Roman"/>
-                <w:b/>
-                <w:i w:val="0"/>
-                <w:sz w:val="28"/>
-              </w:rPr>
-              <w:t>Luồng ngoại lệ</w:t>
-            </w:r>
-          </w:p>
-        </w:tc>
-        <w:tc>
-          <w:tcPr>
-            <w:tcW w:type="dxa" w:w="6918"/>
-            <w:vAlign w:val="center"/>
-            <w:shd w:fill="DEEAF1" w:val="clear"/>
-          </w:tcPr>
-          <w:p>
-            <w:pPr>
-              <w:spacing w:before="60" w:after="60"/>
-              <w:ind w:firstLine="0"/>
-              <w:jc w:val="center"/>
-            </w:pPr>
-            <w:r>
-              <w:rPr>
-                <w:rFonts w:ascii="Times New Roman" w:hAnsi="Times New Roman" w:eastAsia="Times New Roman"/>
-                <w:b w:val="0"/>
-                <w:i w:val="0"/>
-                <w:sz w:val="28"/>
-              </w:rPr>
-              <w:t>2a.​ Username đã tồn tại → trả lỗi 409 Conflict, hiển thị thông báo.​</w:t>
-            </w:r>
-          </w:p>
-        </w:tc>
-      </w:tr>
-      <w:tr>
-        <w:tc>
-          <w:tcPr>
-            <w:tcW w:type="dxa" w:w="2152"/>
-            <w:vAlign w:val="center"/>
-          </w:tcPr>
-          <w:p>
-            <w:pPr>
-              <w:spacing w:before="60" w:after="60"/>
-              <w:ind w:firstLine="0"/>
-              <w:jc w:val="left"/>
-            </w:pPr>
-            <w:r>
-              <w:rPr>
-                <w:rFonts w:ascii="Times New Roman" w:hAnsi="Times New Roman" w:eastAsia="Times New Roman"/>
-                <w:b/>
-                <w:i w:val="0"/>
-                <w:sz w:val="28"/>
-              </w:rPr>
-              <w:t>API</w:t>
-            </w:r>
-          </w:p>
-        </w:tc>
-        <w:tc>
-          <w:tcPr>
-            <w:tcW w:type="dxa" w:w="6918"/>
-            <w:vAlign w:val="center"/>
-          </w:tcPr>
-          <w:p>
-            <w:pPr>
-              <w:spacing w:before="60" w:after="60"/>
-              <w:ind w:firstLine="0"/>
-              <w:jc w:val="center"/>
-            </w:pPr>
-            <w:r>
-              <w:rPr>
-                <w:rFonts w:ascii="Times New Roman" w:hAnsi="Times New Roman" w:eastAsia="Times New Roman"/>
-                <w:b w:val="0"/>
-                <w:i w:val="0"/>
-                <w:sz w:val="28"/>
-              </w:rPr>
-              <w:t>POST /​api/​v1/​users/​register/​</w:t>
-            </w:r>
-          </w:p>
-        </w:tc>
-      </w:tr>
-    </w:tbl>
-    <w:p>
-      <w:pPr>
-        <w:spacing w:after="80"/>
-        <w:ind w:firstLine="0"/>
-      </w:pPr>
-    </w:p>
-    <w:p>
-      <w:pPr>
-        <w:keepNext/>
-        <w:spacing w:before="80" w:after="200"/>
-        <w:ind w:firstLine="0"/>
-        <w:jc w:val="center"/>
-      </w:pPr>
-      <w:r>
-        <w:rPr>
-          <w:rFonts w:ascii="Times New Roman" w:hAnsi="Times New Roman" w:eastAsia="Times New Roman"/>
-          <w:b/>
-          <w:i/>
-          <w:color w:val="1E1E1E"/>
-          <w:sz w:val="22"/>
-        </w:rPr>
-        <w:t xml:space="preserve">Bảng 1.6: </w:t>
-      </w:r>
-      <w:r>
-        <w:rPr>
-          <w:rFonts w:ascii="Times New Roman" w:hAnsi="Times New Roman" w:eastAsia="Times New Roman"/>
-          <w:b w:val="0"/>
-          <w:i/>
-          <w:color w:val="1E1E1E"/>
-          <w:sz w:val="22"/>
-        </w:rPr>
-        <w:t>Đặc tả UC-01 — Đăng ký tài khoản</w:t>
-      </w:r>
-    </w:p>
-    <w:p>
-      <w:pPr>
-        <w:pStyle w:val="Heading3"/>
-      </w:pPr>
-      <w:r>
-        <w:rPr>
-          <w:rFonts w:ascii="Times New Roman" w:hAnsi="Times New Roman" w:eastAsia="Times New Roman"/>
-          <w:b/>
-          <w:i w:val="0"/>
-          <w:color w:val="2E75B6"/>
-          <w:sz w:val="28"/>
-        </w:rPr>
-        <w:t>UC-02: Đăng nhập</w:t>
-      </w:r>
-    </w:p>
-    <w:tbl>
-      <w:tblPr>
-        <w:tblStyle w:val="TableGrid"/>
-        <w:tblW w:type="auto" w:w="0"/>
-        <w:jc w:val="center"/>
-        <w:tblLook w:firstColumn="1" w:firstRow="1" w:lastColumn="0" w:lastRow="0" w:noHBand="0" w:noVBand="1" w:val="04A0"/>
-      </w:tblPr>
-      <w:tblGrid>
-        <w:gridCol w:w="4702"/>
-        <w:gridCol w:w="4702"/>
-      </w:tblGrid>
-      <w:tr>
-        <w:tc>
-          <w:tcPr>
-            <w:tcW w:type="dxa" w:w="2152"/>
-            <w:vAlign w:val="center"/>
-            <w:shd w:fill="2E75B6" w:val="clear"/>
-          </w:tcPr>
-          <w:p>
-            <w:pPr>
-              <w:spacing w:before="100" w:after="100"/>
-              <w:ind w:firstLine="0"/>
-              <w:jc w:val="center"/>
-            </w:pPr>
-            <w:r>
-              <w:rPr>
-                <w:rFonts w:ascii="Times New Roman" w:hAnsi="Times New Roman" w:eastAsia="Times New Roman"/>
-                <w:b/>
-                <w:i w:val="0"/>
-                <w:color w:val="FFFFFF"/>
-                <w:sz w:val="28"/>
-              </w:rPr>
-              <w:t>Thành phần</w:t>
-            </w:r>
-          </w:p>
-        </w:tc>
-        <w:tc>
-          <w:tcPr>
-            <w:tcW w:type="dxa" w:w="6918"/>
-            <w:vAlign w:val="center"/>
-            <w:shd w:fill="2E75B6" w:val="clear"/>
-          </w:tcPr>
-          <w:p>
-            <w:pPr>
-              <w:spacing w:before="100" w:after="100"/>
-              <w:ind w:firstLine="0"/>
-              <w:jc w:val="center"/>
-            </w:pPr>
-            <w:r>
-              <w:rPr>
-                <w:rFonts w:ascii="Times New Roman" w:hAnsi="Times New Roman" w:eastAsia="Times New Roman"/>
-                <w:b/>
-                <w:i w:val="0"/>
-                <w:color w:val="FFFFFF"/>
-                <w:sz w:val="28"/>
-              </w:rPr>
-              <w:t>Mô tả</w:t>
-            </w:r>
-          </w:p>
-        </w:tc>
-      </w:tr>
-      <w:tr>
-        <w:tc>
-          <w:tcPr>
-            <w:tcW w:type="dxa" w:w="2152"/>
-            <w:vAlign w:val="center"/>
-          </w:tcPr>
-          <w:p>
-            <w:pPr>
-              <w:spacing w:before="60" w:after="60"/>
-              <w:ind w:firstLine="0"/>
-              <w:jc w:val="left"/>
-            </w:pPr>
-            <w:r>
-              <w:rPr>
-                <w:rFonts w:ascii="Times New Roman" w:hAnsi="Times New Roman" w:eastAsia="Times New Roman"/>
-                <w:b/>
-                <w:i w:val="0"/>
-                <w:sz w:val="28"/>
-              </w:rPr>
-              <w:t>Tên UC</w:t>
-            </w:r>
-          </w:p>
-        </w:tc>
-        <w:tc>
-          <w:tcPr>
-            <w:tcW w:type="dxa" w:w="6918"/>
-            <w:vAlign w:val="center"/>
-          </w:tcPr>
-          <w:p>
-            <w:pPr>
-              <w:spacing w:before="60" w:after="60"/>
-              <w:ind w:firstLine="0"/>
-              <w:jc w:val="center"/>
-            </w:pPr>
-            <w:r>
-              <w:rPr>
-                <w:rFonts w:ascii="Times New Roman" w:hAnsi="Times New Roman" w:eastAsia="Times New Roman"/>
-                <w:b w:val="0"/>
-                <w:i w:val="0"/>
-                <w:sz w:val="28"/>
-              </w:rPr>
-              <w:t>Đăng nhập vào hệ thống</w:t>
-            </w:r>
-          </w:p>
-        </w:tc>
-      </w:tr>
-      <w:tr>
-        <w:tc>
-          <w:tcPr>
-            <w:tcW w:type="dxa" w:w="2152"/>
-            <w:vAlign w:val="center"/>
-            <w:shd w:fill="DEEAF1" w:val="clear"/>
-          </w:tcPr>
-          <w:p>
-            <w:pPr>
-              <w:spacing w:before="60" w:after="60"/>
-              <w:ind w:firstLine="0"/>
-              <w:jc w:val="left"/>
-            </w:pPr>
-            <w:r>
-              <w:rPr>
-                <w:rFonts w:ascii="Times New Roman" w:hAnsi="Times New Roman" w:eastAsia="Times New Roman"/>
-                <w:b/>
-                <w:i w:val="0"/>
-                <w:sz w:val="28"/>
-              </w:rPr>
-              <w:t>Actor</w:t>
-            </w:r>
-          </w:p>
-        </w:tc>
-        <w:tc>
-          <w:tcPr>
-            <w:tcW w:type="dxa" w:w="6918"/>
-            <w:vAlign w:val="center"/>
-            <w:shd w:fill="DEEAF1" w:val="clear"/>
-          </w:tcPr>
-          <w:p>
-            <w:pPr>
-              <w:spacing w:before="60" w:after="60"/>
-              <w:ind w:firstLine="0"/>
-              <w:jc w:val="center"/>
-            </w:pPr>
-            <w:r>
-              <w:rPr>
-                <w:rFonts w:ascii="Times New Roman" w:hAnsi="Times New Roman" w:eastAsia="Times New Roman"/>
-                <w:b w:val="0"/>
-                <w:i w:val="0"/>
-                <w:sz w:val="28"/>
-              </w:rPr>
-              <w:t>Người dùng (​có tài khoản)​</w:t>
-            </w:r>
-          </w:p>
-        </w:tc>
-      </w:tr>
-      <w:tr>
-        <w:tc>
-          <w:tcPr>
-            <w:tcW w:type="dxa" w:w="2152"/>
-            <w:vAlign w:val="center"/>
-          </w:tcPr>
-          <w:p>
-            <w:pPr>
-              <w:spacing w:before="60" w:after="60"/>
-              <w:ind w:firstLine="0"/>
-              <w:jc w:val="left"/>
-            </w:pPr>
-            <w:r>
-              <w:rPr>
-                <w:rFonts w:ascii="Times New Roman" w:hAnsi="Times New Roman" w:eastAsia="Times New Roman"/>
-                <w:b/>
-                <w:i w:val="0"/>
-                <w:sz w:val="28"/>
-              </w:rPr>
-              <w:t>Tiền điều kiện</w:t>
-            </w:r>
-          </w:p>
-        </w:tc>
-        <w:tc>
-          <w:tcPr>
-            <w:tcW w:type="dxa" w:w="6918"/>
-            <w:vAlign w:val="center"/>
-          </w:tcPr>
-          <w:p>
-            <w:pPr>
-              <w:spacing w:before="60" w:after="60"/>
-              <w:ind w:firstLine="0"/>
-              <w:jc w:val="center"/>
-            </w:pPr>
-            <w:r>
-              <w:rPr>
-                <w:rFonts w:ascii="Times New Roman" w:hAnsi="Times New Roman" w:eastAsia="Times New Roman"/>
-                <w:b w:val="0"/>
-                <w:i w:val="0"/>
-                <w:sz w:val="28"/>
-              </w:rPr>
-              <w:t>Tài khoản đã tồn tại trong database</w:t>
-            </w:r>
-          </w:p>
-        </w:tc>
-      </w:tr>
-      <w:tr>
-        <w:tc>
-          <w:tcPr>
-            <w:tcW w:type="dxa" w:w="2152"/>
-            <w:vAlign w:val="center"/>
-            <w:shd w:fill="DEEAF1" w:val="clear"/>
-          </w:tcPr>
-          <w:p>
-            <w:pPr>
-              <w:spacing w:before="60" w:after="60"/>
-              <w:ind w:firstLine="0"/>
-              <w:jc w:val="left"/>
-            </w:pPr>
-            <w:r>
-              <w:rPr>
-                <w:rFonts w:ascii="Times New Roman" w:hAnsi="Times New Roman" w:eastAsia="Times New Roman"/>
-                <w:b/>
-                <w:i w:val="0"/>
-                <w:sz w:val="28"/>
-              </w:rPr>
-              <w:t>Hậu điều kiện</w:t>
-            </w:r>
-          </w:p>
-        </w:tc>
-        <w:tc>
-          <w:tcPr>
-            <w:tcW w:type="dxa" w:w="6918"/>
-            <w:vAlign w:val="center"/>
-            <w:shd w:fill="DEEAF1" w:val="clear"/>
-          </w:tcPr>
-          <w:p>
-            <w:pPr>
-              <w:spacing w:before="60" w:after="60"/>
-              <w:ind w:firstLine="0"/>
-              <w:jc w:val="center"/>
-            </w:pPr>
-            <w:r>
-              <w:rPr>
-                <w:rFonts w:ascii="Times New Roman" w:hAnsi="Times New Roman" w:eastAsia="Times New Roman"/>
-                <w:b w:val="0"/>
-                <w:i w:val="0"/>
-                <w:sz w:val="28"/>
-              </w:rPr>
-              <w:t>JWT token pair được tạo, Web​Socket connected, trạng thái online</w:t>
-            </w:r>
-          </w:p>
-        </w:tc>
-      </w:tr>
-      <w:tr>
-        <w:tc>
-          <w:tcPr>
-            <w:tcW w:type="dxa" w:w="2152"/>
-            <w:vAlign w:val="center"/>
-          </w:tcPr>
-          <w:p>
-            <w:pPr>
-              <w:spacing w:before="60" w:after="60"/>
-              <w:ind w:firstLine="0"/>
-              <w:jc w:val="left"/>
-            </w:pPr>
-            <w:r>
-              <w:rPr>
-                <w:rFonts w:ascii="Times New Roman" w:hAnsi="Times New Roman" w:eastAsia="Times New Roman"/>
-                <w:b/>
-                <w:i w:val="0"/>
-                <w:sz w:val="28"/>
-              </w:rPr>
-              <w:t>Luồng chính</w:t>
-            </w:r>
-          </w:p>
-        </w:tc>
-        <w:tc>
-          <w:tcPr>
-            <w:tcW w:type="dxa" w:w="6918"/>
-            <w:vAlign w:val="center"/>
-          </w:tcPr>
-          <w:p>
-            <w:pPr>
-              <w:spacing w:before="60" w:after="60"/>
-              <w:ind w:firstLine="0"/>
-              <w:jc w:val="center"/>
-            </w:pPr>
-            <w:r>
-              <w:rPr>
-                <w:rFonts w:ascii="Times New Roman" w:hAnsi="Times New Roman" w:eastAsia="Times New Roman"/>
-                <w:b w:val="0"/>
-                <w:i w:val="0"/>
-                <w:sz w:val="28"/>
-              </w:rPr>
-              <w:t>1.​ Nhập username, password.​ 2.​ Gửi POST /​api/​v1/​users/​token/​.​ 3.​ Jwts​Service xác thực password (​Argon2)​.​ 4.​ Tạo access token (​HMAC-​SHA256)​ + refresh token.​ 5.​ Lưu refresh token vào Redis.​ 6.​ Client lưu token vào Shared​Preferences.​ 7.​ Kết nối Web​Socket /​ws.​ 8.​ Presence​Service cập nhật online trong Redis.​</w:t>
-            </w:r>
-          </w:p>
-        </w:tc>
-      </w:tr>
-      <w:tr>
-        <w:tc>
-          <w:tcPr>
-            <w:tcW w:type="dxa" w:w="2152"/>
-            <w:vAlign w:val="center"/>
-            <w:shd w:fill="DEEAF1" w:val="clear"/>
-          </w:tcPr>
-          <w:p>
-            <w:pPr>
-              <w:spacing w:before="60" w:after="60"/>
-              <w:ind w:firstLine="0"/>
-              <w:jc w:val="left"/>
-            </w:pPr>
-            <w:r>
-              <w:rPr>
-                <w:rFonts w:ascii="Times New Roman" w:hAnsi="Times New Roman" w:eastAsia="Times New Roman"/>
-                <w:b/>
-                <w:i w:val="0"/>
-                <w:sz w:val="28"/>
-              </w:rPr>
-              <w:t>Luồng ngoại lệ</w:t>
-            </w:r>
-          </w:p>
-        </w:tc>
-        <w:tc>
-          <w:tcPr>
-            <w:tcW w:type="dxa" w:w="6918"/>
-            <w:vAlign w:val="center"/>
-            <w:shd w:fill="DEEAF1" w:val="clear"/>
-          </w:tcPr>
-          <w:p>
-            <w:pPr>
-              <w:spacing w:before="60" w:after="60"/>
-              <w:ind w:firstLine="0"/>
-              <w:jc w:val="center"/>
-            </w:pPr>
-            <w:r>
-              <w:rPr>
-                <w:rFonts w:ascii="Times New Roman" w:hAnsi="Times New Roman" w:eastAsia="Times New Roman"/>
-                <w:b w:val="0"/>
-                <w:i w:val="0"/>
-                <w:sz w:val="28"/>
-              </w:rPr>
-              <w:t>3a.​ Sai password → 401 Unauthorized.​ 2b.​ Username không tồn tại → 401.​</w:t>
-            </w:r>
-          </w:p>
-        </w:tc>
-      </w:tr>
-      <w:tr>
-        <w:tc>
-          <w:tcPr>
-            <w:tcW w:type="dxa" w:w="2152"/>
-            <w:vAlign w:val="center"/>
-          </w:tcPr>
-          <w:p>
-            <w:pPr>
-              <w:spacing w:before="60" w:after="60"/>
-              <w:ind w:firstLine="0"/>
-              <w:jc w:val="left"/>
-            </w:pPr>
-            <w:r>
-              <w:rPr>
-                <w:rFonts w:ascii="Times New Roman" w:hAnsi="Times New Roman" w:eastAsia="Times New Roman"/>
-                <w:b/>
-                <w:i w:val="0"/>
-                <w:sz w:val="28"/>
-              </w:rPr>
-              <w:t>API</w:t>
-            </w:r>
-          </w:p>
-        </w:tc>
-        <w:tc>
-          <w:tcPr>
-            <w:tcW w:type="dxa" w:w="6918"/>
-            <w:vAlign w:val="center"/>
-          </w:tcPr>
-          <w:p>
-            <w:pPr>
-              <w:spacing w:before="60" w:after="60"/>
-              <w:ind w:firstLine="0"/>
-              <w:jc w:val="center"/>
-            </w:pPr>
-            <w:r>
-              <w:rPr>
-                <w:rFonts w:ascii="Times New Roman" w:hAnsi="Times New Roman" w:eastAsia="Times New Roman"/>
-                <w:b w:val="0"/>
-                <w:i w:val="0"/>
-                <w:sz w:val="28"/>
-              </w:rPr>
-              <w:t>POST /​api/​v1/​users/​token/​</w:t>
-            </w:r>
-          </w:p>
-        </w:tc>
-      </w:tr>
-    </w:tbl>
-    <w:p>
-      <w:pPr>
-        <w:spacing w:after="80"/>
-        <w:ind w:firstLine="0"/>
-      </w:pPr>
-    </w:p>
-    <w:p>
-      <w:pPr>
-        <w:keepNext/>
-        <w:spacing w:before="80" w:after="200"/>
-        <w:ind w:firstLine="0"/>
-        <w:jc w:val="center"/>
-      </w:pPr>
-      <w:r>
-        <w:rPr>
-          <w:rFonts w:ascii="Times New Roman" w:hAnsi="Times New Roman" w:eastAsia="Times New Roman"/>
-          <w:b/>
-          <w:i/>
-          <w:color w:val="1E1E1E"/>
-          <w:sz w:val="22"/>
-        </w:rPr>
-        <w:t xml:space="preserve">Bảng 1.7: </w:t>
-      </w:r>
-      <w:r>
-        <w:rPr>
-          <w:rFonts w:ascii="Times New Roman" w:hAnsi="Times New Roman" w:eastAsia="Times New Roman"/>
-          <w:b w:val="0"/>
-          <w:i/>
-          <w:color w:val="1E1E1E"/>
-          <w:sz w:val="22"/>
-        </w:rPr>
-        <w:t>Đặc tả UC-02 — Đăng nhập</w:t>
-      </w:r>
-    </w:p>
-    <w:p>
-      <w:pPr>
-        <w:pStyle w:val="Heading3"/>
-      </w:pPr>
-      <w:r>
-        <w:rPr>
-          <w:rFonts w:ascii="Times New Roman" w:hAnsi="Times New Roman" w:eastAsia="Times New Roman"/>
-          <w:b/>
-          <w:i w:val="0"/>
-          <w:color w:val="2E75B6"/>
-          <w:sz w:val="28"/>
-        </w:rPr>
-        <w:t>UC-06: Gửi lời mời kết bạn</w:t>
-      </w:r>
-    </w:p>
-    <w:tbl>
-      <w:tblPr>
-        <w:tblStyle w:val="TableGrid"/>
-        <w:tblW w:type="auto" w:w="0"/>
-        <w:jc w:val="center"/>
-        <w:tblLook w:firstColumn="1" w:firstRow="1" w:lastColumn="0" w:lastRow="0" w:noHBand="0" w:noVBand="1" w:val="04A0"/>
-      </w:tblPr>
-      <w:tblGrid>
-        <w:gridCol w:w="4702"/>
-        <w:gridCol w:w="4702"/>
-      </w:tblGrid>
-      <w:tr>
-        <w:tc>
-          <w:tcPr>
-            <w:tcW w:type="dxa" w:w="2152"/>
-            <w:vAlign w:val="center"/>
-            <w:shd w:fill="2E75B6" w:val="clear"/>
-          </w:tcPr>
-          <w:p>
-            <w:pPr>
-              <w:spacing w:before="100" w:after="100"/>
-              <w:ind w:firstLine="0"/>
-              <w:jc w:val="center"/>
-            </w:pPr>
-            <w:r>
-              <w:rPr>
-                <w:rFonts w:ascii="Times New Roman" w:hAnsi="Times New Roman" w:eastAsia="Times New Roman"/>
-                <w:b/>
-                <w:i w:val="0"/>
-                <w:color w:val="FFFFFF"/>
-                <w:sz w:val="28"/>
-              </w:rPr>
-              <w:t>Thành phần</w:t>
-            </w:r>
-          </w:p>
-        </w:tc>
-        <w:tc>
-          <w:tcPr>
-            <w:tcW w:type="dxa" w:w="6918"/>
-            <w:vAlign w:val="center"/>
-            <w:shd w:fill="2E75B6" w:val="clear"/>
-          </w:tcPr>
-          <w:p>
-            <w:pPr>
-              <w:spacing w:before="100" w:after="100"/>
-              <w:ind w:firstLine="0"/>
-              <w:jc w:val="center"/>
-            </w:pPr>
-            <w:r>
-              <w:rPr>
-                <w:rFonts w:ascii="Times New Roman" w:hAnsi="Times New Roman" w:eastAsia="Times New Roman"/>
-                <w:b/>
-                <w:i w:val="0"/>
-                <w:color w:val="FFFFFF"/>
-                <w:sz w:val="28"/>
-              </w:rPr>
-              <w:t>Mô tả</w:t>
-            </w:r>
-          </w:p>
-        </w:tc>
-      </w:tr>
-      <w:tr>
-        <w:tc>
-          <w:tcPr>
-            <w:tcW w:type="dxa" w:w="2152"/>
-            <w:vAlign w:val="center"/>
-          </w:tcPr>
-          <w:p>
-            <w:pPr>
-              <w:spacing w:before="60" w:after="60"/>
-              <w:ind w:firstLine="0"/>
-              <w:jc w:val="left"/>
-            </w:pPr>
-            <w:r>
-              <w:rPr>
-                <w:rFonts w:ascii="Times New Roman" w:hAnsi="Times New Roman" w:eastAsia="Times New Roman"/>
-                <w:b/>
-                <w:i w:val="0"/>
-                <w:sz w:val="28"/>
-              </w:rPr>
-              <w:t>Tên UC</w:t>
-            </w:r>
-          </w:p>
-        </w:tc>
-        <w:tc>
-          <w:tcPr>
-            <w:tcW w:type="dxa" w:w="6918"/>
-            <w:vAlign w:val="center"/>
-          </w:tcPr>
-          <w:p>
-            <w:pPr>
-              <w:spacing w:before="60" w:after="60"/>
-              <w:ind w:firstLine="0"/>
-              <w:jc w:val="center"/>
-            </w:pPr>
-            <w:r>
-              <w:rPr>
-                <w:rFonts w:ascii="Times New Roman" w:hAnsi="Times New Roman" w:eastAsia="Times New Roman"/>
-                <w:b w:val="0"/>
-                <w:i w:val="0"/>
-                <w:sz w:val="28"/>
-              </w:rPr>
-              <w:t>Gửi lời mời kết bạn</w:t>
-            </w:r>
-          </w:p>
-        </w:tc>
-      </w:tr>
-      <w:tr>
-        <w:tc>
-          <w:tcPr>
-            <w:tcW w:type="dxa" w:w="2152"/>
-            <w:vAlign w:val="center"/>
-            <w:shd w:fill="DEEAF1" w:val="clear"/>
-          </w:tcPr>
-          <w:p>
-            <w:pPr>
-              <w:spacing w:before="60" w:after="60"/>
-              <w:ind w:firstLine="0"/>
-              <w:jc w:val="left"/>
-            </w:pPr>
-            <w:r>
-              <w:rPr>
-                <w:rFonts w:ascii="Times New Roman" w:hAnsi="Times New Roman" w:eastAsia="Times New Roman"/>
-                <w:b/>
-                <w:i w:val="0"/>
-                <w:sz w:val="28"/>
-              </w:rPr>
-              <w:t>Actor</w:t>
-            </w:r>
-          </w:p>
-        </w:tc>
-        <w:tc>
-          <w:tcPr>
-            <w:tcW w:type="dxa" w:w="6918"/>
-            <w:vAlign w:val="center"/>
-            <w:shd w:fill="DEEAF1" w:val="clear"/>
-          </w:tcPr>
-          <w:p>
-            <w:pPr>
-              <w:spacing w:before="60" w:after="60"/>
-              <w:ind w:firstLine="0"/>
-              <w:jc w:val="center"/>
-            </w:pPr>
-            <w:r>
-              <w:rPr>
-                <w:rFonts w:ascii="Times New Roman" w:hAnsi="Times New Roman" w:eastAsia="Times New Roman"/>
-                <w:b w:val="0"/>
-                <w:i w:val="0"/>
-                <w:sz w:val="28"/>
-              </w:rPr>
-              <w:t>Người dùng (​đã đăng nhập)​</w:t>
-            </w:r>
-          </w:p>
-        </w:tc>
-      </w:tr>
-      <w:tr>
-        <w:tc>
-          <w:tcPr>
-            <w:tcW w:type="dxa" w:w="2152"/>
-            <w:vAlign w:val="center"/>
-          </w:tcPr>
-          <w:p>
-            <w:pPr>
-              <w:spacing w:before="60" w:after="60"/>
-              <w:ind w:firstLine="0"/>
-              <w:jc w:val="left"/>
-            </w:pPr>
-            <w:r>
-              <w:rPr>
-                <w:rFonts w:ascii="Times New Roman" w:hAnsi="Times New Roman" w:eastAsia="Times New Roman"/>
-                <w:b/>
-                <w:i w:val="0"/>
-                <w:sz w:val="28"/>
-              </w:rPr>
-              <w:t>Tiền điều kiện</w:t>
-            </w:r>
-          </w:p>
-        </w:tc>
-        <w:tc>
-          <w:tcPr>
-            <w:tcW w:type="dxa" w:w="6918"/>
-            <w:vAlign w:val="center"/>
-          </w:tcPr>
-          <w:p>
-            <w:pPr>
-              <w:spacing w:before="60" w:after="60"/>
-              <w:ind w:firstLine="0"/>
-              <w:jc w:val="center"/>
-            </w:pPr>
-            <w:r>
-              <w:rPr>
-                <w:rFonts w:ascii="Times New Roman" w:hAnsi="Times New Roman" w:eastAsia="Times New Roman"/>
-                <w:b w:val="0"/>
-                <w:i w:val="0"/>
-                <w:sz w:val="28"/>
-              </w:rPr>
-              <w:t>2 user chưa là bạn bè, không bị chặn, chưa có lời mời PENDING</w:t>
-            </w:r>
-          </w:p>
-        </w:tc>
-      </w:tr>
-      <w:tr>
-        <w:tc>
-          <w:tcPr>
-            <w:tcW w:type="dxa" w:w="2152"/>
-            <w:vAlign w:val="center"/>
-            <w:shd w:fill="DEEAF1" w:val="clear"/>
-          </w:tcPr>
-          <w:p>
-            <w:pPr>
-              <w:spacing w:before="60" w:after="60"/>
-              <w:ind w:firstLine="0"/>
-              <w:jc w:val="left"/>
-            </w:pPr>
-            <w:r>
-              <w:rPr>
-                <w:rFonts w:ascii="Times New Roman" w:hAnsi="Times New Roman" w:eastAsia="Times New Roman"/>
-                <w:b/>
-                <w:i w:val="0"/>
-                <w:sz w:val="28"/>
-              </w:rPr>
-              <w:t>Hậu điều kiện</w:t>
-            </w:r>
-          </w:p>
-        </w:tc>
-        <w:tc>
-          <w:tcPr>
-            <w:tcW w:type="dxa" w:w="6918"/>
-            <w:vAlign w:val="center"/>
-            <w:shd w:fill="DEEAF1" w:val="clear"/>
-          </w:tcPr>
-          <w:p>
-            <w:pPr>
-              <w:spacing w:before="60" w:after="60"/>
-              <w:ind w:firstLine="0"/>
-              <w:jc w:val="center"/>
-            </w:pPr>
-            <w:r>
-              <w:rPr>
-                <w:rFonts w:ascii="Times New Roman" w:hAnsi="Times New Roman" w:eastAsia="Times New Roman"/>
-                <w:b w:val="0"/>
-                <w:i w:val="0"/>
-                <w:sz w:val="28"/>
-              </w:rPr>
-              <w:t>Invitation(​PENDING)​ được tạo, người nhận được thông báo realtime</w:t>
-            </w:r>
-          </w:p>
-        </w:tc>
-      </w:tr>
-      <w:tr>
-        <w:tc>
-          <w:tcPr>
-            <w:tcW w:type="dxa" w:w="2152"/>
-            <w:vAlign w:val="center"/>
-          </w:tcPr>
-          <w:p>
-            <w:pPr>
-              <w:spacing w:before="60" w:after="60"/>
-              <w:ind w:firstLine="0"/>
-              <w:jc w:val="left"/>
-            </w:pPr>
-            <w:r>
-              <w:rPr>
-                <w:rFonts w:ascii="Times New Roman" w:hAnsi="Times New Roman" w:eastAsia="Times New Roman"/>
-                <w:b/>
-                <w:i w:val="0"/>
-                <w:sz w:val="28"/>
-              </w:rPr>
-              <w:t>Luồng chính</w:t>
-            </w:r>
-          </w:p>
-        </w:tc>
-        <w:tc>
-          <w:tcPr>
-            <w:tcW w:type="dxa" w:w="6918"/>
-            <w:vAlign w:val="center"/>
-          </w:tcPr>
-          <w:p>
-            <w:pPr>
-              <w:spacing w:before="60" w:after="60"/>
-              <w:ind w:firstLine="0"/>
-              <w:jc w:val="center"/>
-            </w:pPr>
-            <w:r>
-              <w:rPr>
-                <w:rFonts w:ascii="Times New Roman" w:hAnsi="Times New Roman" w:eastAsia="Times New Roman"/>
-                <w:b w:val="0"/>
-                <w:i w:val="0"/>
-                <w:sz w:val="28"/>
-              </w:rPr>
-              <w:t>1.​ Tìm kiếm user theo keyword.​ 2.​ Chọn user, nhấn "Kết bạn".​ 3.​ Gửi POST /​api/​v1/​invitations/​.​ 4.​ User​Block​Service kiểm tra block status.​ 5.​ Invitation​Send​Service kiểm tra duplicate.​ 6.​ Tạo Invitation(​PENDING)​.​ 7.​ STOMP notify receiver.​ 8.​ FCM push notification.​</w:t>
-            </w:r>
-          </w:p>
-        </w:tc>
-      </w:tr>
-      <w:tr>
-        <w:tc>
-          <w:tcPr>
-            <w:tcW w:type="dxa" w:w="2152"/>
-            <w:vAlign w:val="center"/>
-            <w:shd w:fill="DEEAF1" w:val="clear"/>
-          </w:tcPr>
-          <w:p>
-            <w:pPr>
-              <w:spacing w:before="60" w:after="60"/>
-              <w:ind w:firstLine="0"/>
-              <w:jc w:val="left"/>
-            </w:pPr>
-            <w:r>
-              <w:rPr>
-                <w:rFonts w:ascii="Times New Roman" w:hAnsi="Times New Roman" w:eastAsia="Times New Roman"/>
-                <w:b/>
-                <w:i w:val="0"/>
-                <w:sz w:val="28"/>
-              </w:rPr>
-              <w:t>Luồng ngoại lệ</w:t>
-            </w:r>
-          </w:p>
-        </w:tc>
-        <w:tc>
-          <w:tcPr>
-            <w:tcW w:type="dxa" w:w="6918"/>
-            <w:vAlign w:val="center"/>
-            <w:shd w:fill="DEEAF1" w:val="clear"/>
-          </w:tcPr>
-          <w:p>
-            <w:pPr>
-              <w:spacing w:before="60" w:after="60"/>
-              <w:ind w:firstLine="0"/>
-              <w:jc w:val="center"/>
-            </w:pPr>
-            <w:r>
-              <w:rPr>
-                <w:rFonts w:ascii="Times New Roman" w:hAnsi="Times New Roman" w:eastAsia="Times New Roman"/>
-                <w:b w:val="0"/>
-                <w:i w:val="0"/>
-                <w:sz w:val="28"/>
-              </w:rPr>
-              <w:t>4a.​ Bị chặn → 403 Forbidden.​ 5a.​ Đã có lời mời PENDING → 409 Conflict.​</w:t>
-            </w:r>
-          </w:p>
-        </w:tc>
-      </w:tr>
-      <w:tr>
-        <w:tc>
-          <w:tcPr>
-            <w:tcW w:type="dxa" w:w="2152"/>
-            <w:vAlign w:val="center"/>
-          </w:tcPr>
-          <w:p>
-            <w:pPr>
-              <w:spacing w:before="60" w:after="60"/>
-              <w:ind w:firstLine="0"/>
-              <w:jc w:val="left"/>
-            </w:pPr>
-            <w:r>
-              <w:rPr>
-                <w:rFonts w:ascii="Times New Roman" w:hAnsi="Times New Roman" w:eastAsia="Times New Roman"/>
-                <w:b/>
-                <w:i w:val="0"/>
-                <w:sz w:val="28"/>
-              </w:rPr>
-              <w:t>API</w:t>
-            </w:r>
-          </w:p>
-        </w:tc>
-        <w:tc>
-          <w:tcPr>
-            <w:tcW w:type="dxa" w:w="6918"/>
-            <w:vAlign w:val="center"/>
-          </w:tcPr>
-          <w:p>
-            <w:pPr>
-              <w:spacing w:before="60" w:after="60"/>
-              <w:ind w:firstLine="0"/>
-              <w:jc w:val="center"/>
-            </w:pPr>
-            <w:r>
-              <w:rPr>
-                <w:rFonts w:ascii="Times New Roman" w:hAnsi="Times New Roman" w:eastAsia="Times New Roman"/>
-                <w:b w:val="0"/>
-                <w:i w:val="0"/>
-                <w:sz w:val="28"/>
-              </w:rPr>
-              <w:t>POST /​api/​v1/​invitations/​</w:t>
-            </w:r>
-          </w:p>
-        </w:tc>
-      </w:tr>
-    </w:tbl>
-    <w:p>
-      <w:pPr>
-        <w:spacing w:after="80"/>
-        <w:ind w:firstLine="0"/>
-      </w:pPr>
-    </w:p>
-    <w:p>
-      <w:pPr>
-        <w:keepNext/>
-        <w:spacing w:before="80" w:after="200"/>
-        <w:ind w:firstLine="0"/>
-        <w:jc w:val="center"/>
-      </w:pPr>
-      <w:r>
-        <w:rPr>
-          <w:rFonts w:ascii="Times New Roman" w:hAnsi="Times New Roman" w:eastAsia="Times New Roman"/>
-          <w:b/>
-          <w:i/>
-          <w:color w:val="1E1E1E"/>
-          <w:sz w:val="22"/>
-        </w:rPr>
-        <w:t xml:space="preserve">Bảng 1.8: </w:t>
-      </w:r>
-      <w:r>
-        <w:rPr>
-          <w:rFonts w:ascii="Times New Roman" w:hAnsi="Times New Roman" w:eastAsia="Times New Roman"/>
-          <w:b w:val="0"/>
-          <w:i/>
-          <w:color w:val="1E1E1E"/>
-          <w:sz w:val="22"/>
-        </w:rPr>
-        <w:t>Đặc tả UC-06 — Gửi lời mời kết bạn</w:t>
-      </w:r>
-    </w:p>
-    <w:p>
-      <w:pPr>
-        <w:pStyle w:val="Heading3"/>
-      </w:pPr>
-      <w:r>
-        <w:rPr>
-          <w:rFonts w:ascii="Times New Roman" w:hAnsi="Times New Roman" w:eastAsia="Times New Roman"/>
-          <w:b/>
-          <w:i w:val="0"/>
-          <w:color w:val="2E75B6"/>
-          <w:sz w:val="28"/>
-        </w:rPr>
-        <w:t>UC-20: Tóm tắt hội thoại AI</w:t>
-      </w:r>
-    </w:p>
-    <w:tbl>
-      <w:tblPr>
-        <w:tblStyle w:val="TableGrid"/>
-        <w:tblW w:type="auto" w:w="0"/>
-        <w:jc w:val="center"/>
-        <w:tblLook w:firstColumn="1" w:firstRow="1" w:lastColumn="0" w:lastRow="0" w:noHBand="0" w:noVBand="1" w:val="04A0"/>
-      </w:tblPr>
-      <w:tblGrid>
-        <w:gridCol w:w="4702"/>
-        <w:gridCol w:w="4702"/>
-      </w:tblGrid>
-      <w:tr>
-        <w:tc>
-          <w:tcPr>
-            <w:tcW w:type="dxa" w:w="2152"/>
-            <w:vAlign w:val="center"/>
-            <w:shd w:fill="2E75B6" w:val="clear"/>
-          </w:tcPr>
-          <w:p>
-            <w:pPr>
-              <w:spacing w:before="100" w:after="100"/>
-              <w:ind w:firstLine="0"/>
-              <w:jc w:val="center"/>
-            </w:pPr>
-            <w:r>
-              <w:rPr>
-                <w:rFonts w:ascii="Times New Roman" w:hAnsi="Times New Roman" w:eastAsia="Times New Roman"/>
-                <w:b/>
-                <w:i w:val="0"/>
-                <w:color w:val="FFFFFF"/>
-                <w:sz w:val="28"/>
-              </w:rPr>
-              <w:t>Thành phần</w:t>
-            </w:r>
-          </w:p>
-        </w:tc>
-        <w:tc>
-          <w:tcPr>
-            <w:tcW w:type="dxa" w:w="6918"/>
-            <w:vAlign w:val="center"/>
-            <w:shd w:fill="2E75B6" w:val="clear"/>
-          </w:tcPr>
-          <w:p>
-            <w:pPr>
-              <w:spacing w:before="100" w:after="100"/>
-              <w:ind w:firstLine="0"/>
-              <w:jc w:val="center"/>
-            </w:pPr>
-            <w:r>
-              <w:rPr>
-                <w:rFonts w:ascii="Times New Roman" w:hAnsi="Times New Roman" w:eastAsia="Times New Roman"/>
-                <w:b/>
-                <w:i w:val="0"/>
-                <w:color w:val="FFFFFF"/>
-                <w:sz w:val="28"/>
-              </w:rPr>
-              <w:t>Mô tả</w:t>
-            </w:r>
-          </w:p>
-        </w:tc>
-      </w:tr>
-      <w:tr>
-        <w:tc>
-          <w:tcPr>
-            <w:tcW w:type="dxa" w:w="2152"/>
-            <w:vAlign w:val="center"/>
-          </w:tcPr>
-          <w:p>
-            <w:pPr>
-              <w:spacing w:before="60" w:after="60"/>
-              <w:ind w:firstLine="0"/>
-              <w:jc w:val="left"/>
-            </w:pPr>
-            <w:r>
-              <w:rPr>
-                <w:rFonts w:ascii="Times New Roman" w:hAnsi="Times New Roman" w:eastAsia="Times New Roman"/>
-                <w:b/>
-                <w:i w:val="0"/>
-                <w:sz w:val="28"/>
-              </w:rPr>
-              <w:t>Tên UC</w:t>
-            </w:r>
-          </w:p>
-        </w:tc>
-        <w:tc>
-          <w:tcPr>
-            <w:tcW w:type="dxa" w:w="6918"/>
-            <w:vAlign w:val="center"/>
-          </w:tcPr>
-          <w:p>
-            <w:pPr>
-              <w:spacing w:before="60" w:after="60"/>
-              <w:ind w:firstLine="0"/>
-              <w:jc w:val="center"/>
-            </w:pPr>
-            <w:r>
-              <w:rPr>
-                <w:rFonts w:ascii="Times New Roman" w:hAnsi="Times New Roman" w:eastAsia="Times New Roman"/>
-                <w:b w:val="0"/>
-                <w:i w:val="0"/>
-                <w:sz w:val="28"/>
-              </w:rPr>
-              <w:t>Tóm tắt nội dung hội thoại bằng AI</w:t>
-            </w:r>
-          </w:p>
-        </w:tc>
-      </w:tr>
-      <w:tr>
-        <w:tc>
-          <w:tcPr>
-            <w:tcW w:type="dxa" w:w="2152"/>
-            <w:vAlign w:val="center"/>
-            <w:shd w:fill="DEEAF1" w:val="clear"/>
-          </w:tcPr>
-          <w:p>
-            <w:pPr>
-              <w:spacing w:before="60" w:after="60"/>
-              <w:ind w:firstLine="0"/>
-              <w:jc w:val="left"/>
-            </w:pPr>
-            <w:r>
-              <w:rPr>
-                <w:rFonts w:ascii="Times New Roman" w:hAnsi="Times New Roman" w:eastAsia="Times New Roman"/>
-                <w:b/>
-                <w:i w:val="0"/>
-                <w:sz w:val="28"/>
-              </w:rPr>
-              <w:t>Actor</w:t>
-            </w:r>
-          </w:p>
-        </w:tc>
-        <w:tc>
-          <w:tcPr>
-            <w:tcW w:type="dxa" w:w="6918"/>
-            <w:vAlign w:val="center"/>
-            <w:shd w:fill="DEEAF1" w:val="clear"/>
-          </w:tcPr>
-          <w:p>
-            <w:pPr>
-              <w:spacing w:before="60" w:after="60"/>
-              <w:ind w:firstLine="0"/>
-              <w:jc w:val="center"/>
-            </w:pPr>
-            <w:r>
-              <w:rPr>
-                <w:rFonts w:ascii="Times New Roman" w:hAnsi="Times New Roman" w:eastAsia="Times New Roman"/>
-                <w:b w:val="0"/>
-                <w:i w:val="0"/>
-                <w:sz w:val="28"/>
-              </w:rPr>
-              <w:t>Người dùng (​thành viên chatroom)​</w:t>
-            </w:r>
-          </w:p>
-        </w:tc>
-      </w:tr>
-      <w:tr>
-        <w:tc>
-          <w:tcPr>
-            <w:tcW w:type="dxa" w:w="2152"/>
-            <w:vAlign w:val="center"/>
-          </w:tcPr>
-          <w:p>
-            <w:pPr>
-              <w:spacing w:before="60" w:after="60"/>
-              <w:ind w:firstLine="0"/>
-              <w:jc w:val="left"/>
-            </w:pPr>
-            <w:r>
-              <w:rPr>
-                <w:rFonts w:ascii="Times New Roman" w:hAnsi="Times New Roman" w:eastAsia="Times New Roman"/>
-                <w:b/>
-                <w:i w:val="0"/>
-                <w:sz w:val="28"/>
-              </w:rPr>
-              <w:t>Tiền điều kiện</w:t>
-            </w:r>
-          </w:p>
-        </w:tc>
-        <w:tc>
-          <w:tcPr>
-            <w:tcW w:type="dxa" w:w="6918"/>
-            <w:vAlign w:val="center"/>
-          </w:tcPr>
-          <w:p>
-            <w:pPr>
-              <w:spacing w:before="60" w:after="60"/>
-              <w:ind w:firstLine="0"/>
-              <w:jc w:val="center"/>
-            </w:pPr>
-            <w:r>
-              <w:rPr>
-                <w:rFonts w:ascii="Times New Roman" w:hAnsi="Times New Roman" w:eastAsia="Times New Roman"/>
-                <w:b w:val="0"/>
-                <w:i w:val="0"/>
-                <w:sz w:val="28"/>
-              </w:rPr>
-              <w:t>Chatroom có tin nhắn, dịch vụ AI đã cấu hình</w:t>
-            </w:r>
-          </w:p>
-        </w:tc>
-      </w:tr>
-      <w:tr>
-        <w:tc>
-          <w:tcPr>
-            <w:tcW w:type="dxa" w:w="2152"/>
-            <w:vAlign w:val="center"/>
-            <w:shd w:fill="DEEAF1" w:val="clear"/>
-          </w:tcPr>
-          <w:p>
-            <w:pPr>
-              <w:spacing w:before="60" w:after="60"/>
-              <w:ind w:firstLine="0"/>
-              <w:jc w:val="left"/>
-            </w:pPr>
-            <w:r>
-              <w:rPr>
-                <w:rFonts w:ascii="Times New Roman" w:hAnsi="Times New Roman" w:eastAsia="Times New Roman"/>
-                <w:b/>
-                <w:i w:val="0"/>
-                <w:sz w:val="28"/>
-              </w:rPr>
-              <w:t>Hậu điều kiện</w:t>
-            </w:r>
-          </w:p>
-        </w:tc>
-        <w:tc>
-          <w:tcPr>
-            <w:tcW w:type="dxa" w:w="6918"/>
-            <w:vAlign w:val="center"/>
-            <w:shd w:fill="DEEAF1" w:val="clear"/>
-          </w:tcPr>
-          <w:p>
-            <w:pPr>
-              <w:spacing w:before="60" w:after="60"/>
-              <w:ind w:firstLine="0"/>
-              <w:jc w:val="center"/>
-            </w:pPr>
-            <w:r>
-              <w:rPr>
-                <w:rFonts w:ascii="Times New Roman" w:hAnsi="Times New Roman" w:eastAsia="Times New Roman"/>
-                <w:b w:val="0"/>
-                <w:i w:val="0"/>
-                <w:sz w:val="28"/>
-              </w:rPr>
-              <w:t>Bản tóm tắt tiếng Việt được hiển thị cho người dùng</w:t>
-            </w:r>
-          </w:p>
-        </w:tc>
-      </w:tr>
-      <w:tr>
-        <w:tc>
-          <w:tcPr>
-            <w:tcW w:type="dxa" w:w="2152"/>
-            <w:vAlign w:val="center"/>
-          </w:tcPr>
-          <w:p>
-            <w:pPr>
-              <w:spacing w:before="60" w:after="60"/>
-              <w:ind w:firstLine="0"/>
-              <w:jc w:val="left"/>
-            </w:pPr>
-            <w:r>
-              <w:rPr>
-                <w:rFonts w:ascii="Times New Roman" w:hAnsi="Times New Roman" w:eastAsia="Times New Roman"/>
-                <w:b/>
-                <w:i w:val="0"/>
-                <w:sz w:val="28"/>
-              </w:rPr>
-              <w:t>Luồng chính</w:t>
-            </w:r>
-          </w:p>
-        </w:tc>
-        <w:tc>
-          <w:tcPr>
-            <w:tcW w:type="dxa" w:w="6918"/>
-            <w:vAlign w:val="center"/>
-          </w:tcPr>
-          <w:p>
-            <w:pPr>
-              <w:spacing w:before="60" w:after="60"/>
-              <w:ind w:firstLine="0"/>
-              <w:jc w:val="center"/>
-            </w:pPr>
-            <w:r>
-              <w:rPr>
-                <w:rFonts w:ascii="Times New Roman" w:hAnsi="Times New Roman" w:eastAsia="Times New Roman"/>
-                <w:b w:val="0"/>
-                <w:i w:val="0"/>
-                <w:sz w:val="28"/>
-              </w:rPr>
-              <w:t>1.​ Nhấn "Tóm tắt hội thoại".​ 2.​ POST /​api/​v1/​messages/​summarize.​ 3.​ Summary​Service lấy tin nhắn từ DB.​ 4.​ Prompt​Service xây dựng prompt tiếng Việt.​ 5.​ Open​AIClient​Service gọi LLM (​kilo.​ai)​.​ 6.​ LLM trả về tóm tắt.​ 7.​ Hiển thị kết quả.​</w:t>
-            </w:r>
-          </w:p>
-        </w:tc>
-      </w:tr>
-      <w:tr>
-        <w:tc>
-          <w:tcPr>
-            <w:tcW w:type="dxa" w:w="2152"/>
-            <w:vAlign w:val="center"/>
-            <w:shd w:fill="DEEAF1" w:val="clear"/>
-          </w:tcPr>
-          <w:p>
-            <w:pPr>
-              <w:spacing w:before="60" w:after="60"/>
-              <w:ind w:firstLine="0"/>
-              <w:jc w:val="left"/>
-            </w:pPr>
-            <w:r>
-              <w:rPr>
-                <w:rFonts w:ascii="Times New Roman" w:hAnsi="Times New Roman" w:eastAsia="Times New Roman"/>
-                <w:b/>
-                <w:i w:val="0"/>
-                <w:sz w:val="28"/>
-              </w:rPr>
-              <w:t>Luồng ngoại lệ</w:t>
-            </w:r>
-          </w:p>
-        </w:tc>
-        <w:tc>
-          <w:tcPr>
-            <w:tcW w:type="dxa" w:w="6918"/>
-            <w:vAlign w:val="center"/>
-            <w:shd w:fill="DEEAF1" w:val="clear"/>
-          </w:tcPr>
-          <w:p>
-            <w:pPr>
-              <w:spacing w:before="60" w:after="60"/>
-              <w:ind w:firstLine="0"/>
-              <w:jc w:val="center"/>
-            </w:pPr>
-            <w:r>
-              <w:rPr>
-                <w:rFonts w:ascii="Times New Roman" w:hAnsi="Times New Roman" w:eastAsia="Times New Roman"/>
-                <w:b w:val="0"/>
-                <w:i w:val="0"/>
-                <w:sz w:val="28"/>
-              </w:rPr>
-              <w:t>5a.​ LLM rate limited → thử fallback model.​ 5b.​ Timeout → trả lỗi 504.​</w:t>
-            </w:r>
-          </w:p>
-        </w:tc>
-      </w:tr>
-      <w:tr>
-        <w:tc>
-          <w:tcPr>
-            <w:tcW w:type="dxa" w:w="2152"/>
-            <w:vAlign w:val="center"/>
-          </w:tcPr>
-          <w:p>
-            <w:pPr>
-              <w:spacing w:before="60" w:after="60"/>
-              <w:ind w:firstLine="0"/>
-              <w:jc w:val="left"/>
-            </w:pPr>
-            <w:r>
-              <w:rPr>
-                <w:rFonts w:ascii="Times New Roman" w:hAnsi="Times New Roman" w:eastAsia="Times New Roman"/>
-                <w:b/>
-                <w:i w:val="0"/>
-                <w:sz w:val="28"/>
-              </w:rPr>
-              <w:t>API</w:t>
-            </w:r>
-          </w:p>
-        </w:tc>
-        <w:tc>
-          <w:tcPr>
-            <w:tcW w:type="dxa" w:w="6918"/>
-            <w:vAlign w:val="center"/>
-          </w:tcPr>
-          <w:p>
-            <w:pPr>
-              <w:spacing w:before="60" w:after="60"/>
-              <w:ind w:firstLine="0"/>
-              <w:jc w:val="center"/>
-            </w:pPr>
-            <w:r>
-              <w:rPr>
-                <w:rFonts w:ascii="Times New Roman" w:hAnsi="Times New Roman" w:eastAsia="Times New Roman"/>
-                <w:b w:val="0"/>
-                <w:i w:val="0"/>
-                <w:sz w:val="28"/>
-              </w:rPr>
-              <w:t>POST /​api/​v1/​messages/​summarize</w:t>
-            </w:r>
-          </w:p>
-        </w:tc>
-      </w:tr>
-    </w:tbl>
-    <w:p>
-      <w:pPr>
-        <w:spacing w:after="80"/>
-        <w:ind w:firstLine="0"/>
-      </w:pPr>
-    </w:p>
-    <w:p>
-      <w:pPr>
-        <w:keepNext/>
-        <w:spacing w:before="80" w:after="200"/>
-        <w:ind w:firstLine="0"/>
-        <w:jc w:val="center"/>
-      </w:pPr>
-      <w:r>
-        <w:rPr>
-          <w:rFonts w:ascii="Times New Roman" w:hAnsi="Times New Roman" w:eastAsia="Times New Roman"/>
-          <w:b/>
-          <w:i/>
-          <w:color w:val="1E1E1E"/>
-          <w:sz w:val="22"/>
-        </w:rPr>
-        <w:t xml:space="preserve">Bảng 1.9: </w:t>
-      </w:r>
-      <w:r>
-        <w:rPr>
-          <w:rFonts w:ascii="Times New Roman" w:hAnsi="Times New Roman" w:eastAsia="Times New Roman"/>
-          <w:b w:val="0"/>
-          <w:i/>
-          <w:color w:val="1E1E1E"/>
-          <w:sz w:val="22"/>
-        </w:rPr>
-        <w:t>Đặc tả UC-20 — Tóm tắt hội thoại AI</w:t>
       </w:r>
     </w:p>
     <w:p>
@@ -12404,10 +12371,17 @@
     </w:p>
     <w:tbl>
       <w:tblPr>
-        <w:tblStyle w:val="TableGrid"/>
         <w:tblW w:type="auto" w:w="0"/>
         <w:jc w:val="center"/>
         <w:tblLook w:firstColumn="1" w:firstRow="1" w:lastColumn="0" w:lastRow="0" w:noHBand="0" w:noVBand="1" w:val="04A0"/>
+        <w:tblBorders>
+          <w:top w:val="single" w:sz="4" w:color="AECCE8" w:space="0"/>
+          <w:bottom w:val="single" w:sz="4" w:color="AECCE8" w:space="0"/>
+          <w:left w:val="single" w:sz="4" w:color="AECCE8" w:space="0"/>
+          <w:right w:val="single" w:sz="4" w:color="AECCE8" w:space="0"/>
+          <w:insideH w:val="single" w:sz="4" w:color="AECCE8" w:space="0"/>
+          <w:insideV w:val="single" w:sz="4" w:color="AECCE8" w:space="0"/>
+        </w:tblBorders>
       </w:tblPr>
       <w:tblGrid>
         <w:gridCol w:w="1881"/>
@@ -12420,6 +12394,12 @@
         <w:tc>
           <w:tcPr>
             <w:tcW w:type="dxa" w:w="1148"/>
+            <w:tcMar>
+              <w:top w:w="100" w:type="dxa"/>
+              <w:bottom w:w="100" w:type="dxa"/>
+              <w:left w:w="150" w:type="dxa"/>
+              <w:right w:w="150" w:type="dxa"/>
+            </w:tcMar>
             <w:vAlign w:val="center"/>
             <w:shd w:fill="2E75B6" w:val="clear"/>
           </w:tcPr>
@@ -12444,6 +12424,12 @@
         <w:tc>
           <w:tcPr>
             <w:tcW w:type="dxa" w:w="2067"/>
+            <w:tcMar>
+              <w:top w:w="100" w:type="dxa"/>
+              <w:bottom w:w="100" w:type="dxa"/>
+              <w:left w:w="150" w:type="dxa"/>
+              <w:right w:w="150" w:type="dxa"/>
+            </w:tcMar>
             <w:vAlign w:val="center"/>
             <w:shd w:fill="2E75B6" w:val="clear"/>
           </w:tcPr>
@@ -12468,6 +12454,12 @@
         <w:tc>
           <w:tcPr>
             <w:tcW w:type="dxa" w:w="689"/>
+            <w:tcMar>
+              <w:top w:w="100" w:type="dxa"/>
+              <w:bottom w:w="100" w:type="dxa"/>
+              <w:left w:w="150" w:type="dxa"/>
+              <w:right w:w="150" w:type="dxa"/>
+            </w:tcMar>
             <w:vAlign w:val="center"/>
             <w:shd w:fill="2E75B6" w:val="clear"/>
           </w:tcPr>
@@ -12492,6 +12484,12 @@
         <w:tc>
           <w:tcPr>
             <w:tcW w:type="dxa" w:w="1837"/>
+            <w:tcMar>
+              <w:top w:w="100" w:type="dxa"/>
+              <w:bottom w:w="100" w:type="dxa"/>
+              <w:left w:w="150" w:type="dxa"/>
+              <w:right w:w="150" w:type="dxa"/>
+            </w:tcMar>
             <w:vAlign w:val="center"/>
             <w:shd w:fill="2E75B6" w:val="clear"/>
           </w:tcPr>
@@ -12516,6 +12514,12 @@
         <w:tc>
           <w:tcPr>
             <w:tcW w:type="dxa" w:w="3330"/>
+            <w:tcMar>
+              <w:top w:w="100" w:type="dxa"/>
+              <w:bottom w:w="100" w:type="dxa"/>
+              <w:left w:w="150" w:type="dxa"/>
+              <w:right w:w="150" w:type="dxa"/>
+            </w:tcMar>
             <w:vAlign w:val="center"/>
             <w:shd w:fill="2E75B6" w:val="clear"/>
           </w:tcPr>
@@ -12542,6 +12546,12 @@
         <w:tc>
           <w:tcPr>
             <w:tcW w:type="dxa" w:w="1148"/>
+            <w:tcMar>
+              <w:top w:w="100" w:type="dxa"/>
+              <w:bottom w:w="100" w:type="dxa"/>
+              <w:left w:w="150" w:type="dxa"/>
+              <w:right w:w="150" w:type="dxa"/>
+            </w:tcMar>
             <w:vAlign w:val="center"/>
           </w:tcPr>
           <w:p>
@@ -12564,6 +12574,12 @@
         <w:tc>
           <w:tcPr>
             <w:tcW w:type="dxa" w:w="2067"/>
+            <w:tcMar>
+              <w:top w:w="100" w:type="dxa"/>
+              <w:bottom w:w="100" w:type="dxa"/>
+              <w:left w:w="150" w:type="dxa"/>
+              <w:right w:w="150" w:type="dxa"/>
+            </w:tcMar>
             <w:vAlign w:val="center"/>
           </w:tcPr>
           <w:p>
@@ -12586,6 +12602,12 @@
         <w:tc>
           <w:tcPr>
             <w:tcW w:type="dxa" w:w="689"/>
+            <w:tcMar>
+              <w:top w:w="100" w:type="dxa"/>
+              <w:bottom w:w="100" w:type="dxa"/>
+              <w:left w:w="150" w:type="dxa"/>
+              <w:right w:w="150" w:type="dxa"/>
+            </w:tcMar>
             <w:vAlign w:val="center"/>
           </w:tcPr>
           <w:p>
@@ -12608,6 +12630,12 @@
         <w:tc>
           <w:tcPr>
             <w:tcW w:type="dxa" w:w="1837"/>
+            <w:tcMar>
+              <w:top w:w="100" w:type="dxa"/>
+              <w:bottom w:w="100" w:type="dxa"/>
+              <w:left w:w="150" w:type="dxa"/>
+              <w:right w:w="150" w:type="dxa"/>
+            </w:tcMar>
             <w:vAlign w:val="center"/>
           </w:tcPr>
           <w:p>
@@ -12630,6 +12658,12 @@
         <w:tc>
           <w:tcPr>
             <w:tcW w:type="dxa" w:w="3330"/>
+            <w:tcMar>
+              <w:top w:w="100" w:type="dxa"/>
+              <w:bottom w:w="100" w:type="dxa"/>
+              <w:left w:w="150" w:type="dxa"/>
+              <w:right w:w="150" w:type="dxa"/>
+            </w:tcMar>
             <w:vAlign w:val="center"/>
           </w:tcPr>
           <w:p>
@@ -12654,6 +12688,12 @@
         <w:tc>
           <w:tcPr>
             <w:tcW w:type="dxa" w:w="1148"/>
+            <w:tcMar>
+              <w:top w:w="100" w:type="dxa"/>
+              <w:bottom w:w="100" w:type="dxa"/>
+              <w:left w:w="150" w:type="dxa"/>
+              <w:right w:w="150" w:type="dxa"/>
+            </w:tcMar>
             <w:vAlign w:val="center"/>
             <w:shd w:fill="DEEAF1" w:val="clear"/>
           </w:tcPr>
@@ -12677,6 +12717,12 @@
         <w:tc>
           <w:tcPr>
             <w:tcW w:type="dxa" w:w="2067"/>
+            <w:tcMar>
+              <w:top w:w="100" w:type="dxa"/>
+              <w:bottom w:w="100" w:type="dxa"/>
+              <w:left w:w="150" w:type="dxa"/>
+              <w:right w:w="150" w:type="dxa"/>
+            </w:tcMar>
             <w:vAlign w:val="center"/>
             <w:shd w:fill="DEEAF1" w:val="clear"/>
           </w:tcPr>
@@ -12700,6 +12746,12 @@
         <w:tc>
           <w:tcPr>
             <w:tcW w:type="dxa" w:w="689"/>
+            <w:tcMar>
+              <w:top w:w="100" w:type="dxa"/>
+              <w:bottom w:w="100" w:type="dxa"/>
+              <w:left w:w="150" w:type="dxa"/>
+              <w:right w:w="150" w:type="dxa"/>
+            </w:tcMar>
             <w:vAlign w:val="center"/>
             <w:shd w:fill="DEEAF1" w:val="clear"/>
           </w:tcPr>
@@ -12723,6 +12775,12 @@
         <w:tc>
           <w:tcPr>
             <w:tcW w:type="dxa" w:w="1837"/>
+            <w:tcMar>
+              <w:top w:w="100" w:type="dxa"/>
+              <w:bottom w:w="100" w:type="dxa"/>
+              <w:left w:w="150" w:type="dxa"/>
+              <w:right w:w="150" w:type="dxa"/>
+            </w:tcMar>
             <w:vAlign w:val="center"/>
             <w:shd w:fill="DEEAF1" w:val="clear"/>
           </w:tcPr>
@@ -12746,6 +12804,12 @@
         <w:tc>
           <w:tcPr>
             <w:tcW w:type="dxa" w:w="3330"/>
+            <w:tcMar>
+              <w:top w:w="100" w:type="dxa"/>
+              <w:bottom w:w="100" w:type="dxa"/>
+              <w:left w:w="150" w:type="dxa"/>
+              <w:right w:w="150" w:type="dxa"/>
+            </w:tcMar>
             <w:vAlign w:val="center"/>
             <w:shd w:fill="DEEAF1" w:val="clear"/>
           </w:tcPr>
@@ -12771,6 +12835,12 @@
         <w:tc>
           <w:tcPr>
             <w:tcW w:type="dxa" w:w="1148"/>
+            <w:tcMar>
+              <w:top w:w="100" w:type="dxa"/>
+              <w:bottom w:w="100" w:type="dxa"/>
+              <w:left w:w="150" w:type="dxa"/>
+              <w:right w:w="150" w:type="dxa"/>
+            </w:tcMar>
             <w:vAlign w:val="center"/>
           </w:tcPr>
           <w:p>
@@ -12793,6 +12863,12 @@
         <w:tc>
           <w:tcPr>
             <w:tcW w:type="dxa" w:w="2067"/>
+            <w:tcMar>
+              <w:top w:w="100" w:type="dxa"/>
+              <w:bottom w:w="100" w:type="dxa"/>
+              <w:left w:w="150" w:type="dxa"/>
+              <w:right w:w="150" w:type="dxa"/>
+            </w:tcMar>
             <w:vAlign w:val="center"/>
           </w:tcPr>
           <w:p>
@@ -12815,6 +12891,12 @@
         <w:tc>
           <w:tcPr>
             <w:tcW w:type="dxa" w:w="689"/>
+            <w:tcMar>
+              <w:top w:w="100" w:type="dxa"/>
+              <w:bottom w:w="100" w:type="dxa"/>
+              <w:left w:w="150" w:type="dxa"/>
+              <w:right w:w="150" w:type="dxa"/>
+            </w:tcMar>
             <w:vAlign w:val="center"/>
           </w:tcPr>
           <w:p>
@@ -12837,6 +12919,12 @@
         <w:tc>
           <w:tcPr>
             <w:tcW w:type="dxa" w:w="1837"/>
+            <w:tcMar>
+              <w:top w:w="100" w:type="dxa"/>
+              <w:bottom w:w="100" w:type="dxa"/>
+              <w:left w:w="150" w:type="dxa"/>
+              <w:right w:w="150" w:type="dxa"/>
+            </w:tcMar>
             <w:vAlign w:val="center"/>
           </w:tcPr>
           <w:p>
@@ -12859,6 +12947,12 @@
         <w:tc>
           <w:tcPr>
             <w:tcW w:type="dxa" w:w="3330"/>
+            <w:tcMar>
+              <w:top w:w="100" w:type="dxa"/>
+              <w:bottom w:w="100" w:type="dxa"/>
+              <w:left w:w="150" w:type="dxa"/>
+              <w:right w:w="150" w:type="dxa"/>
+            </w:tcMar>
             <w:vAlign w:val="center"/>
           </w:tcPr>
           <w:p>
@@ -12883,6 +12977,12 @@
         <w:tc>
           <w:tcPr>
             <w:tcW w:type="dxa" w:w="1148"/>
+            <w:tcMar>
+              <w:top w:w="100" w:type="dxa"/>
+              <w:bottom w:w="100" w:type="dxa"/>
+              <w:left w:w="150" w:type="dxa"/>
+              <w:right w:w="150" w:type="dxa"/>
+            </w:tcMar>
             <w:vAlign w:val="center"/>
             <w:shd w:fill="DEEAF1" w:val="clear"/>
           </w:tcPr>
@@ -12906,6 +13006,12 @@
         <w:tc>
           <w:tcPr>
             <w:tcW w:type="dxa" w:w="2067"/>
+            <w:tcMar>
+              <w:top w:w="100" w:type="dxa"/>
+              <w:bottom w:w="100" w:type="dxa"/>
+              <w:left w:w="150" w:type="dxa"/>
+              <w:right w:w="150" w:type="dxa"/>
+            </w:tcMar>
             <w:vAlign w:val="center"/>
             <w:shd w:fill="DEEAF1" w:val="clear"/>
           </w:tcPr>
@@ -12929,6 +13035,12 @@
         <w:tc>
           <w:tcPr>
             <w:tcW w:type="dxa" w:w="689"/>
+            <w:tcMar>
+              <w:top w:w="100" w:type="dxa"/>
+              <w:bottom w:w="100" w:type="dxa"/>
+              <w:left w:w="150" w:type="dxa"/>
+              <w:right w:w="150" w:type="dxa"/>
+            </w:tcMar>
             <w:vAlign w:val="center"/>
             <w:shd w:fill="DEEAF1" w:val="clear"/>
           </w:tcPr>
@@ -12952,6 +13064,12 @@
         <w:tc>
           <w:tcPr>
             <w:tcW w:type="dxa" w:w="1837"/>
+            <w:tcMar>
+              <w:top w:w="100" w:type="dxa"/>
+              <w:bottom w:w="100" w:type="dxa"/>
+              <w:left w:w="150" w:type="dxa"/>
+              <w:right w:w="150" w:type="dxa"/>
+            </w:tcMar>
             <w:vAlign w:val="center"/>
             <w:shd w:fill="DEEAF1" w:val="clear"/>
           </w:tcPr>
@@ -12975,6 +13093,12 @@
         <w:tc>
           <w:tcPr>
             <w:tcW w:type="dxa" w:w="3330"/>
+            <w:tcMar>
+              <w:top w:w="100" w:type="dxa"/>
+              <w:bottom w:w="100" w:type="dxa"/>
+              <w:left w:w="150" w:type="dxa"/>
+              <w:right w:w="150" w:type="dxa"/>
+            </w:tcMar>
             <w:vAlign w:val="center"/>
             <w:shd w:fill="DEEAF1" w:val="clear"/>
           </w:tcPr>
@@ -13000,6 +13124,12 @@
         <w:tc>
           <w:tcPr>
             <w:tcW w:type="dxa" w:w="1148"/>
+            <w:tcMar>
+              <w:top w:w="100" w:type="dxa"/>
+              <w:bottom w:w="100" w:type="dxa"/>
+              <w:left w:w="150" w:type="dxa"/>
+              <w:right w:w="150" w:type="dxa"/>
+            </w:tcMar>
             <w:vAlign w:val="center"/>
           </w:tcPr>
           <w:p>
@@ -13022,6 +13152,12 @@
         <w:tc>
           <w:tcPr>
             <w:tcW w:type="dxa" w:w="2067"/>
+            <w:tcMar>
+              <w:top w:w="100" w:type="dxa"/>
+              <w:bottom w:w="100" w:type="dxa"/>
+              <w:left w:w="150" w:type="dxa"/>
+              <w:right w:w="150" w:type="dxa"/>
+            </w:tcMar>
             <w:vAlign w:val="center"/>
           </w:tcPr>
           <w:p>
@@ -13044,6 +13180,12 @@
         <w:tc>
           <w:tcPr>
             <w:tcW w:type="dxa" w:w="689"/>
+            <w:tcMar>
+              <w:top w:w="100" w:type="dxa"/>
+              <w:bottom w:w="100" w:type="dxa"/>
+              <w:left w:w="150" w:type="dxa"/>
+              <w:right w:w="150" w:type="dxa"/>
+            </w:tcMar>
             <w:vAlign w:val="center"/>
           </w:tcPr>
           <w:p>
@@ -13066,6 +13208,12 @@
         <w:tc>
           <w:tcPr>
             <w:tcW w:type="dxa" w:w="1837"/>
+            <w:tcMar>
+              <w:top w:w="100" w:type="dxa"/>
+              <w:bottom w:w="100" w:type="dxa"/>
+              <w:left w:w="150" w:type="dxa"/>
+              <w:right w:w="150" w:type="dxa"/>
+            </w:tcMar>
             <w:vAlign w:val="center"/>
           </w:tcPr>
           <w:p>
@@ -13088,6 +13236,12 @@
         <w:tc>
           <w:tcPr>
             <w:tcW w:type="dxa" w:w="3330"/>
+            <w:tcMar>
+              <w:top w:w="100" w:type="dxa"/>
+              <w:bottom w:w="100" w:type="dxa"/>
+              <w:left w:w="150" w:type="dxa"/>
+              <w:right w:w="150" w:type="dxa"/>
+            </w:tcMar>
             <w:vAlign w:val="center"/>
           </w:tcPr>
           <w:p>
@@ -13620,41 +13774,35 @@
         <w:t>Sơ đồ triển khai Docker Compose</w:t>
       </w:r>
     </w:p>
-    <w:p>
-      <w:pPr>
-        <w:pStyle w:val="Heading3"/>
-      </w:pPr>
-      <w:r>
-        <w:rPr>
-          <w:rFonts w:ascii="Times New Roman" w:hAnsi="Times New Roman" w:eastAsia="Times New Roman"/>
-          <w:b/>
-          <w:i w:val="0"/>
-          <w:color w:val="2E75B6"/>
-          <w:sz w:val="28"/>
-        </w:rPr>
-        <w:t>Chi tiết cấu hình services</w:t>
-      </w:r>
-    </w:p>
     <w:tbl>
       <w:tblPr>
-        <w:tblStyle w:val="TableGrid"/>
         <w:tblW w:type="auto" w:w="0"/>
         <w:jc w:val="center"/>
         <w:tblLook w:firstColumn="1" w:firstRow="1" w:lastColumn="0" w:lastRow="0" w:noHBand="0" w:noVBand="1" w:val="04A0"/>
+        <w:tblBorders>
+          <w:top w:val="single" w:sz="4" w:color="AECCE8" w:space="0"/>
+          <w:bottom w:val="single" w:sz="4" w:color="AECCE8" w:space="0"/>
+          <w:left w:val="single" w:sz="4" w:color="AECCE8" w:space="0"/>
+          <w:right w:val="single" w:sz="4" w:color="AECCE8" w:space="0"/>
+          <w:insideH w:val="single" w:sz="4" w:color="AECCE8" w:space="0"/>
+          <w:insideV w:val="single" w:sz="4" w:color="AECCE8" w:space="0"/>
+        </w:tblBorders>
       </w:tblPr>
       <w:tblGrid>
-        <w:gridCol w:w="1344"/>
-        <w:gridCol w:w="1344"/>
-        <w:gridCol w:w="1344"/>
-        <w:gridCol w:w="1344"/>
-        <w:gridCol w:w="1344"/>
-        <w:gridCol w:w="1344"/>
-        <w:gridCol w:w="1344"/>
+        <w:gridCol w:w="3135"/>
+        <w:gridCol w:w="3135"/>
+        <w:gridCol w:w="3135"/>
       </w:tblGrid>
       <w:tr>
         <w:tc>
           <w:tcPr>
-            <w:tcW w:type="dxa" w:w="873"/>
+            <w:tcW w:type="dxa" w:w="1256"/>
+            <w:tcMar>
+              <w:top w:w="100" w:type="dxa"/>
+              <w:bottom w:w="100" w:type="dxa"/>
+              <w:left w:w="150" w:type="dxa"/>
+              <w:right w:w="150" w:type="dxa"/>
+            </w:tcMar>
             <w:vAlign w:val="center"/>
             <w:shd w:fill="2E75B6" w:val="clear"/>
           </w:tcPr>
@@ -13678,7 +13826,13 @@
         </w:tc>
         <w:tc>
           <w:tcPr>
-            <w:tcW w:type="dxa" w:w="1638"/>
+            <w:tcW w:type="dxa" w:w="3907"/>
+            <w:tcMar>
+              <w:top w:w="100" w:type="dxa"/>
+              <w:bottom w:w="100" w:type="dxa"/>
+              <w:left w:w="150" w:type="dxa"/>
+              <w:right w:w="150" w:type="dxa"/>
+            </w:tcMar>
             <w:vAlign w:val="center"/>
             <w:shd w:fill="2E75B6" w:val="clear"/>
           </w:tcPr>
@@ -13702,7 +13856,13 @@
         </w:tc>
         <w:tc>
           <w:tcPr>
-            <w:tcW w:type="dxa" w:w="1123"/>
+            <w:tcW w:type="dxa" w:w="3907"/>
+            <w:tcMar>
+              <w:top w:w="100" w:type="dxa"/>
+              <w:bottom w:w="100" w:type="dxa"/>
+              <w:left w:w="150" w:type="dxa"/>
+              <w:right w:w="150" w:type="dxa"/>
+            </w:tcMar>
             <w:vAlign w:val="center"/>
             <w:shd w:fill="2E75B6" w:val="clear"/>
           </w:tcPr>
@@ -13720,103 +13880,7 @@
                 <w:color w:val="FFFFFF"/>
                 <w:sz w:val="28"/>
               </w:rPr>
-              <w:t>Container</w:t>
-            </w:r>
-          </w:p>
-        </w:tc>
-        <w:tc>
-          <w:tcPr>
-            <w:tcW w:type="dxa" w:w="680"/>
-            <w:vAlign w:val="center"/>
-            <w:shd w:fill="2E75B6" w:val="clear"/>
-          </w:tcPr>
-          <w:p>
-            <w:pPr>
-              <w:spacing w:before="100" w:after="100"/>
-              <w:ind w:firstLine="0"/>
-              <w:jc w:val="center"/>
-            </w:pPr>
-            <w:r>
-              <w:rPr>
-                <w:rFonts w:ascii="Times New Roman" w:hAnsi="Times New Roman" w:eastAsia="Times New Roman"/>
-                <w:b/>
-                <w:i w:val="0"/>
-                <w:color w:val="FFFFFF"/>
-                <w:sz w:val="28"/>
-              </w:rPr>
-              <w:t>Port</w:t>
-            </w:r>
-          </w:p>
-        </w:tc>
-        <w:tc>
-          <w:tcPr>
-            <w:tcW w:type="dxa" w:w="819"/>
-            <w:vAlign w:val="center"/>
-            <w:shd w:fill="2E75B6" w:val="clear"/>
-          </w:tcPr>
-          <w:p>
-            <w:pPr>
-              <w:spacing w:before="100" w:after="100"/>
-              <w:ind w:firstLine="0"/>
-              <w:jc w:val="center"/>
-            </w:pPr>
-            <w:r>
-              <w:rPr>
-                <w:rFonts w:ascii="Times New Roman" w:hAnsi="Times New Roman" w:eastAsia="Times New Roman"/>
-                <w:b/>
-                <w:i w:val="0"/>
-                <w:color w:val="FFFFFF"/>
-                <w:sz w:val="28"/>
-              </w:rPr>
-              <w:t>Volume</w:t>
-            </w:r>
-          </w:p>
-        </w:tc>
-        <w:tc>
-          <w:tcPr>
-            <w:tcW w:type="dxa" w:w="1930"/>
-            <w:vAlign w:val="center"/>
-            <w:shd w:fill="2E75B6" w:val="clear"/>
-          </w:tcPr>
-          <w:p>
-            <w:pPr>
-              <w:spacing w:before="100" w:after="100"/>
-              <w:ind w:firstLine="0"/>
-              <w:jc w:val="center"/>
-            </w:pPr>
-            <w:r>
-              <w:rPr>
-                <w:rFonts w:ascii="Times New Roman" w:hAnsi="Times New Roman" w:eastAsia="Times New Roman"/>
-                <w:b/>
-                <w:i w:val="0"/>
-                <w:color w:val="FFFFFF"/>
-                <w:sz w:val="28"/>
-              </w:rPr>
-              <w:t>Health Check</w:t>
-            </w:r>
-          </w:p>
-        </w:tc>
-        <w:tc>
-          <w:tcPr>
-            <w:tcW w:type="dxa" w:w="2047"/>
-            <w:vAlign w:val="center"/>
-            <w:shd w:fill="2E75B6" w:val="clear"/>
-          </w:tcPr>
-          <w:p>
-            <w:pPr>
-              <w:spacing w:before="100" w:after="100"/>
-              <w:ind w:firstLine="0"/>
-              <w:jc w:val="center"/>
-            </w:pPr>
-            <w:r>
-              <w:rPr>
-                <w:rFonts w:ascii="Times New Roman" w:hAnsi="Times New Roman" w:eastAsia="Times New Roman"/>
-                <w:b/>
-                <w:i w:val="0"/>
-                <w:color w:val="FFFFFF"/>
-                <w:sz w:val="28"/>
-              </w:rPr>
-              <w:t>Depends On</w:t>
+              <w:t>Chức năng</w:t>
             </w:r>
           </w:p>
         </w:tc>
@@ -13824,7 +13888,13 @@
       <w:tr>
         <w:tc>
           <w:tcPr>
-            <w:tcW w:type="dxa" w:w="873"/>
+            <w:tcW w:type="dxa" w:w="1256"/>
+            <w:tcMar>
+              <w:top w:w="100" w:type="dxa"/>
+              <w:bottom w:w="100" w:type="dxa"/>
+              <w:left w:w="150" w:type="dxa"/>
+              <w:right w:w="150" w:type="dxa"/>
+            </w:tcMar>
             <w:vAlign w:val="center"/>
           </w:tcPr>
           <w:p>
@@ -13846,7 +13916,13 @@
         </w:tc>
         <w:tc>
           <w:tcPr>
-            <w:tcW w:type="dxa" w:w="1638"/>
+            <w:tcW w:type="dxa" w:w="3907"/>
+            <w:tcMar>
+              <w:top w:w="100" w:type="dxa"/>
+              <w:bottom w:w="100" w:type="dxa"/>
+              <w:left w:w="150" w:type="dxa"/>
+              <w:right w:w="150" w:type="dxa"/>
+            </w:tcMar>
             <w:vAlign w:val="center"/>
           </w:tcPr>
           <w:p>
@@ -13868,7 +13944,13 @@
         </w:tc>
         <w:tc>
           <w:tcPr>
-            <w:tcW w:type="dxa" w:w="1123"/>
+            <w:tcW w:type="dxa" w:w="3907"/>
+            <w:tcMar>
+              <w:top w:w="100" w:type="dxa"/>
+              <w:bottom w:w="100" w:type="dxa"/>
+              <w:left w:w="150" w:type="dxa"/>
+              <w:right w:w="150" w:type="dxa"/>
+            </w:tcMar>
             <w:vAlign w:val="center"/>
           </w:tcPr>
           <w:p>
@@ -13884,95 +13966,7 @@
                 <w:i w:val="0"/>
                 <w:sz w:val="28"/>
               </w:rPr>
-              <w:t>chatapp-​gateway</w:t>
-            </w:r>
-          </w:p>
-        </w:tc>
-        <w:tc>
-          <w:tcPr>
-            <w:tcW w:type="dxa" w:w="680"/>
-            <w:vAlign w:val="center"/>
-          </w:tcPr>
-          <w:p>
-            <w:pPr>
-              <w:spacing w:before="60" w:after="60"/>
-              <w:ind w:firstLine="0"/>
-              <w:jc w:val="center"/>
-            </w:pPr>
-            <w:r>
-              <w:rPr>
-                <w:rFonts w:ascii="Times New Roman" w:hAnsi="Times New Roman" w:eastAsia="Times New Roman"/>
-                <w:b w:val="0"/>
-                <w:i w:val="0"/>
-                <w:sz w:val="28"/>
-              </w:rPr>
-              <w:t>8080:8080</w:t>
-            </w:r>
-          </w:p>
-        </w:tc>
-        <w:tc>
-          <w:tcPr>
-            <w:tcW w:type="dxa" w:w="819"/>
-            <w:vAlign w:val="center"/>
-          </w:tcPr>
-          <w:p>
-            <w:pPr>
-              <w:spacing w:before="60" w:after="60"/>
-              <w:ind w:firstLine="0"/>
-              <w:jc w:val="center"/>
-            </w:pPr>
-            <w:r>
-              <w:rPr>
-                <w:rFonts w:ascii="Times New Roman" w:hAnsi="Times New Roman" w:eastAsia="Times New Roman"/>
-                <w:b w:val="0"/>
-                <w:i w:val="0"/>
-                <w:sz w:val="28"/>
-              </w:rPr>
-              <w:t>Caddyfile (​ro)​</w:t>
-            </w:r>
-          </w:p>
-        </w:tc>
-        <w:tc>
-          <w:tcPr>
-            <w:tcW w:type="dxa" w:w="1930"/>
-            <w:vAlign w:val="center"/>
-          </w:tcPr>
-          <w:p>
-            <w:pPr>
-              <w:spacing w:before="60" w:after="60"/>
-              <w:ind w:firstLine="0"/>
-              <w:jc w:val="center"/>
-            </w:pPr>
-            <w:r>
-              <w:rPr>
-                <w:rFonts w:ascii="Times New Roman" w:hAnsi="Times New Roman" w:eastAsia="Times New Roman"/>
-                <w:b w:val="0"/>
-                <w:i w:val="0"/>
-                <w:sz w:val="28"/>
-              </w:rPr>
-              <w:t>—</w:t>
-            </w:r>
-          </w:p>
-        </w:tc>
-        <w:tc>
-          <w:tcPr>
-            <w:tcW w:type="dxa" w:w="2047"/>
-            <w:vAlign w:val="center"/>
-          </w:tcPr>
-          <w:p>
-            <w:pPr>
-              <w:spacing w:before="60" w:after="60"/>
-              <w:ind w:firstLine="0"/>
-              <w:jc w:val="center"/>
-            </w:pPr>
-            <w:r>
-              <w:rPr>
-                <w:rFonts w:ascii="Times New Roman" w:hAnsi="Times New Roman" w:eastAsia="Times New Roman"/>
-                <w:b w:val="0"/>
-                <w:i w:val="0"/>
-                <w:sz w:val="28"/>
-              </w:rPr>
-              <w:t>app, versitygw</w:t>
+              <w:t>Reverse proxy &amp;​ routing</w:t>
             </w:r>
           </w:p>
         </w:tc>
@@ -13980,7 +13974,13 @@
       <w:tr>
         <w:tc>
           <w:tcPr>
-            <w:tcW w:type="dxa" w:w="873"/>
+            <w:tcW w:type="dxa" w:w="1256"/>
+            <w:tcMar>
+              <w:top w:w="100" w:type="dxa"/>
+              <w:bottom w:w="100" w:type="dxa"/>
+              <w:left w:w="150" w:type="dxa"/>
+              <w:right w:w="150" w:type="dxa"/>
+            </w:tcMar>
             <w:vAlign w:val="center"/>
             <w:shd w:fill="DEEAF1" w:val="clear"/>
           </w:tcPr>
@@ -14003,7 +14003,13 @@
         </w:tc>
         <w:tc>
           <w:tcPr>
-            <w:tcW w:type="dxa" w:w="1638"/>
+            <w:tcW w:type="dxa" w:w="3907"/>
+            <w:tcMar>
+              <w:top w:w="100" w:type="dxa"/>
+              <w:bottom w:w="100" w:type="dxa"/>
+              <w:left w:w="150" w:type="dxa"/>
+              <w:right w:w="150" w:type="dxa"/>
+            </w:tcMar>
             <w:vAlign w:val="center"/>
             <w:shd w:fill="DEEAF1" w:val="clear"/>
           </w:tcPr>
@@ -14026,7 +14032,13 @@
         </w:tc>
         <w:tc>
           <w:tcPr>
-            <w:tcW w:type="dxa" w:w="1123"/>
+            <w:tcW w:type="dxa" w:w="3907"/>
+            <w:tcMar>
+              <w:top w:w="100" w:type="dxa"/>
+              <w:bottom w:w="100" w:type="dxa"/>
+              <w:left w:w="150" w:type="dxa"/>
+              <w:right w:w="150" w:type="dxa"/>
+            </w:tcMar>
             <w:vAlign w:val="center"/>
             <w:shd w:fill="DEEAF1" w:val="clear"/>
           </w:tcPr>
@@ -14043,99 +14055,7 @@
                 <w:i w:val="0"/>
                 <w:sz w:val="28"/>
               </w:rPr>
-              <w:t>chatapp-​app</w:t>
-            </w:r>
-          </w:p>
-        </w:tc>
-        <w:tc>
-          <w:tcPr>
-            <w:tcW w:type="dxa" w:w="680"/>
-            <w:vAlign w:val="center"/>
-            <w:shd w:fill="DEEAF1" w:val="clear"/>
-          </w:tcPr>
-          <w:p>
-            <w:pPr>
-              <w:spacing w:before="60" w:after="60"/>
-              <w:ind w:firstLine="0"/>
-              <w:jc w:val="center"/>
-            </w:pPr>
-            <w:r>
-              <w:rPr>
-                <w:rFonts w:ascii="Times New Roman" w:hAnsi="Times New Roman" w:eastAsia="Times New Roman"/>
-                <w:b w:val="0"/>
-                <w:i w:val="0"/>
-                <w:sz w:val="28"/>
-              </w:rPr>
-              <w:t>internal</w:t>
-            </w:r>
-          </w:p>
-        </w:tc>
-        <w:tc>
-          <w:tcPr>
-            <w:tcW w:type="dxa" w:w="819"/>
-            <w:vAlign w:val="center"/>
-            <w:shd w:fill="DEEAF1" w:val="clear"/>
-          </w:tcPr>
-          <w:p>
-            <w:pPr>
-              <w:spacing w:before="60" w:after="60"/>
-              <w:ind w:firstLine="0"/>
-              <w:jc w:val="center"/>
-            </w:pPr>
-            <w:r>
-              <w:rPr>
-                <w:rFonts w:ascii="Times New Roman" w:hAnsi="Times New Roman" w:eastAsia="Times New Roman"/>
-                <w:b w:val="0"/>
-                <w:i w:val="0"/>
-                <w:sz w:val="28"/>
-              </w:rPr>
-              <w:t>secrets (​ro)​</w:t>
-            </w:r>
-          </w:p>
-        </w:tc>
-        <w:tc>
-          <w:tcPr>
-            <w:tcW w:type="dxa" w:w="1930"/>
-            <w:vAlign w:val="center"/>
-            <w:shd w:fill="DEEAF1" w:val="clear"/>
-          </w:tcPr>
-          <w:p>
-            <w:pPr>
-              <w:spacing w:before="60" w:after="60"/>
-              <w:ind w:firstLine="0"/>
-              <w:jc w:val="center"/>
-            </w:pPr>
-            <w:r>
-              <w:rPr>
-                <w:rFonts w:ascii="Times New Roman" w:hAnsi="Times New Roman" w:eastAsia="Times New Roman"/>
-                <w:b w:val="0"/>
-                <w:i w:val="0"/>
-                <w:sz w:val="28"/>
-              </w:rPr>
-              <w:t>—</w:t>
-            </w:r>
-          </w:p>
-        </w:tc>
-        <w:tc>
-          <w:tcPr>
-            <w:tcW w:type="dxa" w:w="2047"/>
-            <w:vAlign w:val="center"/>
-            <w:shd w:fill="DEEAF1" w:val="clear"/>
-          </w:tcPr>
-          <w:p>
-            <w:pPr>
-              <w:spacing w:before="60" w:after="60"/>
-              <w:ind w:firstLine="0"/>
-              <w:jc w:val="center"/>
-            </w:pPr>
-            <w:r>
-              <w:rPr>
-                <w:rFonts w:ascii="Times New Roman" w:hAnsi="Times New Roman" w:eastAsia="Times New Roman"/>
-                <w:b w:val="0"/>
-                <w:i w:val="0"/>
-                <w:sz w:val="28"/>
-              </w:rPr>
-              <w:t>artemis, postgres, redis, versitygw</w:t>
+              <w:t>Spring Boot application</w:t>
             </w:r>
           </w:p>
         </w:tc>
@@ -14143,7 +14063,13 @@
       <w:tr>
         <w:tc>
           <w:tcPr>
-            <w:tcW w:type="dxa" w:w="873"/>
+            <w:tcW w:type="dxa" w:w="1256"/>
+            <w:tcMar>
+              <w:top w:w="100" w:type="dxa"/>
+              <w:bottom w:w="100" w:type="dxa"/>
+              <w:left w:w="150" w:type="dxa"/>
+              <w:right w:w="150" w:type="dxa"/>
+            </w:tcMar>
             <w:vAlign w:val="center"/>
           </w:tcPr>
           <w:p>
@@ -14165,7 +14091,13 @@
         </w:tc>
         <w:tc>
           <w:tcPr>
-            <w:tcW w:type="dxa" w:w="1638"/>
+            <w:tcW w:type="dxa" w:w="3907"/>
+            <w:tcMar>
+              <w:top w:w="100" w:type="dxa"/>
+              <w:bottom w:w="100" w:type="dxa"/>
+              <w:left w:w="150" w:type="dxa"/>
+              <w:right w:w="150" w:type="dxa"/>
+            </w:tcMar>
             <w:vAlign w:val="center"/>
           </w:tcPr>
           <w:p>
@@ -14187,7 +14119,13 @@
         </w:tc>
         <w:tc>
           <w:tcPr>
-            <w:tcW w:type="dxa" w:w="1123"/>
+            <w:tcW w:type="dxa" w:w="3907"/>
+            <w:tcMar>
+              <w:top w:w="100" w:type="dxa"/>
+              <w:bottom w:w="100" w:type="dxa"/>
+              <w:left w:w="150" w:type="dxa"/>
+              <w:right w:w="150" w:type="dxa"/>
+            </w:tcMar>
             <w:vAlign w:val="center"/>
           </w:tcPr>
           <w:p>
@@ -14203,95 +14141,7 @@
                 <w:i w:val="0"/>
                 <w:sz w:val="28"/>
               </w:rPr>
-              <w:t>chatapp-​postgres</w:t>
-            </w:r>
-          </w:p>
-        </w:tc>
-        <w:tc>
-          <w:tcPr>
-            <w:tcW w:type="dxa" w:w="680"/>
-            <w:vAlign w:val="center"/>
-          </w:tcPr>
-          <w:p>
-            <w:pPr>
-              <w:spacing w:before="60" w:after="60"/>
-              <w:ind w:firstLine="0"/>
-              <w:jc w:val="center"/>
-            </w:pPr>
-            <w:r>
-              <w:rPr>
-                <w:rFonts w:ascii="Times New Roman" w:hAnsi="Times New Roman" w:eastAsia="Times New Roman"/>
-                <w:b w:val="0"/>
-                <w:i w:val="0"/>
-                <w:sz w:val="28"/>
-              </w:rPr>
-              <w:t>internal</w:t>
-            </w:r>
-          </w:p>
-        </w:tc>
-        <w:tc>
-          <w:tcPr>
-            <w:tcW w:type="dxa" w:w="819"/>
-            <w:vAlign w:val="center"/>
-          </w:tcPr>
-          <w:p>
-            <w:pPr>
-              <w:spacing w:before="60" w:after="60"/>
-              <w:ind w:firstLine="0"/>
-              <w:jc w:val="center"/>
-            </w:pPr>
-            <w:r>
-              <w:rPr>
-                <w:rFonts w:ascii="Times New Roman" w:hAnsi="Times New Roman" w:eastAsia="Times New Roman"/>
-                <w:b w:val="0"/>
-                <w:i w:val="0"/>
-                <w:sz w:val="28"/>
-              </w:rPr>
-              <w:t>.​postgres</w:t>
-            </w:r>
-          </w:p>
-        </w:tc>
-        <w:tc>
-          <w:tcPr>
-            <w:tcW w:type="dxa" w:w="1930"/>
-            <w:vAlign w:val="center"/>
-          </w:tcPr>
-          <w:p>
-            <w:pPr>
-              <w:spacing w:before="60" w:after="60"/>
-              <w:ind w:firstLine="0"/>
-              <w:jc w:val="center"/>
-            </w:pPr>
-            <w:r>
-              <w:rPr>
-                <w:rFonts w:ascii="Times New Roman" w:hAnsi="Times New Roman" w:eastAsia="Times New Roman"/>
-                <w:b w:val="0"/>
-                <w:i w:val="0"/>
-                <w:sz w:val="28"/>
-              </w:rPr>
-              <w:t>pg_​isready -​U chatapp</w:t>
-            </w:r>
-          </w:p>
-        </w:tc>
-        <w:tc>
-          <w:tcPr>
-            <w:tcW w:type="dxa" w:w="2047"/>
-            <w:vAlign w:val="center"/>
-          </w:tcPr>
-          <w:p>
-            <w:pPr>
-              <w:spacing w:before="60" w:after="60"/>
-              <w:ind w:firstLine="0"/>
-              <w:jc w:val="center"/>
-            </w:pPr>
-            <w:r>
-              <w:rPr>
-                <w:rFonts w:ascii="Times New Roman" w:hAnsi="Times New Roman" w:eastAsia="Times New Roman"/>
-                <w:b w:val="0"/>
-                <w:i w:val="0"/>
-                <w:sz w:val="28"/>
-              </w:rPr>
-              <w:t>—</w:t>
+              <w:t>Relational database</w:t>
             </w:r>
           </w:p>
         </w:tc>
@@ -14299,7 +14149,13 @@
       <w:tr>
         <w:tc>
           <w:tcPr>
-            <w:tcW w:type="dxa" w:w="873"/>
+            <w:tcW w:type="dxa" w:w="1256"/>
+            <w:tcMar>
+              <w:top w:w="100" w:type="dxa"/>
+              <w:bottom w:w="100" w:type="dxa"/>
+              <w:left w:w="150" w:type="dxa"/>
+              <w:right w:w="150" w:type="dxa"/>
+            </w:tcMar>
             <w:vAlign w:val="center"/>
             <w:shd w:fill="DEEAF1" w:val="clear"/>
           </w:tcPr>
@@ -14322,7 +14178,13 @@
         </w:tc>
         <w:tc>
           <w:tcPr>
-            <w:tcW w:type="dxa" w:w="1638"/>
+            <w:tcW w:type="dxa" w:w="3907"/>
+            <w:tcMar>
+              <w:top w:w="100" w:type="dxa"/>
+              <w:bottom w:w="100" w:type="dxa"/>
+              <w:left w:w="150" w:type="dxa"/>
+              <w:right w:w="150" w:type="dxa"/>
+            </w:tcMar>
             <w:vAlign w:val="center"/>
             <w:shd w:fill="DEEAF1" w:val="clear"/>
           </w:tcPr>
@@ -14345,7 +14207,13 @@
         </w:tc>
         <w:tc>
           <w:tcPr>
-            <w:tcW w:type="dxa" w:w="1123"/>
+            <w:tcW w:type="dxa" w:w="3907"/>
+            <w:tcMar>
+              <w:top w:w="100" w:type="dxa"/>
+              <w:bottom w:w="100" w:type="dxa"/>
+              <w:left w:w="150" w:type="dxa"/>
+              <w:right w:w="150" w:type="dxa"/>
+            </w:tcMar>
             <w:vAlign w:val="center"/>
             <w:shd w:fill="DEEAF1" w:val="clear"/>
           </w:tcPr>
@@ -14362,99 +14230,7 @@
                 <w:i w:val="0"/>
                 <w:sz w:val="28"/>
               </w:rPr>
-              <w:t>chatapp-​redis</w:t>
-            </w:r>
-          </w:p>
-        </w:tc>
-        <w:tc>
-          <w:tcPr>
-            <w:tcW w:type="dxa" w:w="680"/>
-            <w:vAlign w:val="center"/>
-            <w:shd w:fill="DEEAF1" w:val="clear"/>
-          </w:tcPr>
-          <w:p>
-            <w:pPr>
-              <w:spacing w:before="60" w:after="60"/>
-              <w:ind w:firstLine="0"/>
-              <w:jc w:val="center"/>
-            </w:pPr>
-            <w:r>
-              <w:rPr>
-                <w:rFonts w:ascii="Times New Roman" w:hAnsi="Times New Roman" w:eastAsia="Times New Roman"/>
-                <w:b w:val="0"/>
-                <w:i w:val="0"/>
-                <w:sz w:val="28"/>
-              </w:rPr>
-              <w:t>internal</w:t>
-            </w:r>
-          </w:p>
-        </w:tc>
-        <w:tc>
-          <w:tcPr>
-            <w:tcW w:type="dxa" w:w="819"/>
-            <w:vAlign w:val="center"/>
-            <w:shd w:fill="DEEAF1" w:val="clear"/>
-          </w:tcPr>
-          <w:p>
-            <w:pPr>
-              <w:spacing w:before="60" w:after="60"/>
-              <w:ind w:firstLine="0"/>
-              <w:jc w:val="center"/>
-            </w:pPr>
-            <w:r>
-              <w:rPr>
-                <w:rFonts w:ascii="Times New Roman" w:hAnsi="Times New Roman" w:eastAsia="Times New Roman"/>
-                <w:b w:val="0"/>
-                <w:i w:val="0"/>
-                <w:sz w:val="28"/>
-              </w:rPr>
-              <w:t>redis_​data</w:t>
-            </w:r>
-          </w:p>
-        </w:tc>
-        <w:tc>
-          <w:tcPr>
-            <w:tcW w:type="dxa" w:w="1930"/>
-            <w:vAlign w:val="center"/>
-            <w:shd w:fill="DEEAF1" w:val="clear"/>
-          </w:tcPr>
-          <w:p>
-            <w:pPr>
-              <w:spacing w:before="60" w:after="60"/>
-              <w:ind w:firstLine="0"/>
-              <w:jc w:val="center"/>
-            </w:pPr>
-            <w:r>
-              <w:rPr>
-                <w:rFonts w:ascii="Times New Roman" w:hAnsi="Times New Roman" w:eastAsia="Times New Roman"/>
-                <w:b w:val="0"/>
-                <w:i w:val="0"/>
-                <w:sz w:val="28"/>
-              </w:rPr>
-              <w:t>redis-​cli ping</w:t>
-            </w:r>
-          </w:p>
-        </w:tc>
-        <w:tc>
-          <w:tcPr>
-            <w:tcW w:type="dxa" w:w="2047"/>
-            <w:vAlign w:val="center"/>
-            <w:shd w:fill="DEEAF1" w:val="clear"/>
-          </w:tcPr>
-          <w:p>
-            <w:pPr>
-              <w:spacing w:before="60" w:after="60"/>
-              <w:ind w:firstLine="0"/>
-              <w:jc w:val="center"/>
-            </w:pPr>
-            <w:r>
-              <w:rPr>
-                <w:rFonts w:ascii="Times New Roman" w:hAnsi="Times New Roman" w:eastAsia="Times New Roman"/>
-                <w:b w:val="0"/>
-                <w:i w:val="0"/>
-                <w:sz w:val="28"/>
-              </w:rPr>
-              <w:t>—</w:t>
+              <w:t>Cache &amp;​ presence layer</w:t>
             </w:r>
           </w:p>
         </w:tc>
@@ -14462,7 +14238,13 @@
       <w:tr>
         <w:tc>
           <w:tcPr>
-            <w:tcW w:type="dxa" w:w="873"/>
+            <w:tcW w:type="dxa" w:w="1256"/>
+            <w:tcMar>
+              <w:top w:w="100" w:type="dxa"/>
+              <w:bottom w:w="100" w:type="dxa"/>
+              <w:left w:w="150" w:type="dxa"/>
+              <w:right w:w="150" w:type="dxa"/>
+            </w:tcMar>
             <w:vAlign w:val="center"/>
           </w:tcPr>
           <w:p>
@@ -14484,7 +14266,13 @@
         </w:tc>
         <w:tc>
           <w:tcPr>
-            <w:tcW w:type="dxa" w:w="1638"/>
+            <w:tcW w:type="dxa" w:w="3907"/>
+            <w:tcMar>
+              <w:top w:w="100" w:type="dxa"/>
+              <w:bottom w:w="100" w:type="dxa"/>
+              <w:left w:w="150" w:type="dxa"/>
+              <w:right w:w="150" w:type="dxa"/>
+            </w:tcMar>
             <w:vAlign w:val="center"/>
           </w:tcPr>
           <w:p>
@@ -14506,7 +14294,13 @@
         </w:tc>
         <w:tc>
           <w:tcPr>
-            <w:tcW w:type="dxa" w:w="1123"/>
+            <w:tcW w:type="dxa" w:w="3907"/>
+            <w:tcMar>
+              <w:top w:w="100" w:type="dxa"/>
+              <w:bottom w:w="100" w:type="dxa"/>
+              <w:left w:w="150" w:type="dxa"/>
+              <w:right w:w="150" w:type="dxa"/>
+            </w:tcMar>
             <w:vAlign w:val="center"/>
           </w:tcPr>
           <w:p>
@@ -14522,95 +14316,7 @@
                 <w:i w:val="0"/>
                 <w:sz w:val="28"/>
               </w:rPr>
-              <w:t>chatapp-​artemis</w:t>
-            </w:r>
-          </w:p>
-        </w:tc>
-        <w:tc>
-          <w:tcPr>
-            <w:tcW w:type="dxa" w:w="680"/>
-            <w:vAlign w:val="center"/>
-          </w:tcPr>
-          <w:p>
-            <w:pPr>
-              <w:spacing w:before="60" w:after="60"/>
-              <w:ind w:firstLine="0"/>
-              <w:jc w:val="center"/>
-            </w:pPr>
-            <w:r>
-              <w:rPr>
-                <w:rFonts w:ascii="Times New Roman" w:hAnsi="Times New Roman" w:eastAsia="Times New Roman"/>
-                <w:b w:val="0"/>
-                <w:i w:val="0"/>
-                <w:sz w:val="28"/>
-              </w:rPr>
-              <w:t>internal</w:t>
-            </w:r>
-          </w:p>
-        </w:tc>
-        <w:tc>
-          <w:tcPr>
-            <w:tcW w:type="dxa" w:w="819"/>
-            <w:vAlign w:val="center"/>
-          </w:tcPr>
-          <w:p>
-            <w:pPr>
-              <w:spacing w:before="60" w:after="60"/>
-              <w:ind w:firstLine="0"/>
-              <w:jc w:val="center"/>
-            </w:pPr>
-            <w:r>
-              <w:rPr>
-                <w:rFonts w:ascii="Times New Roman" w:hAnsi="Times New Roman" w:eastAsia="Times New Roman"/>
-                <w:b w:val="0"/>
-                <w:i w:val="0"/>
-                <w:sz w:val="28"/>
-              </w:rPr>
-              <w:t>—</w:t>
-            </w:r>
-          </w:p>
-        </w:tc>
-        <w:tc>
-          <w:tcPr>
-            <w:tcW w:type="dxa" w:w="1930"/>
-            <w:vAlign w:val="center"/>
-          </w:tcPr>
-          <w:p>
-            <w:pPr>
-              <w:spacing w:before="60" w:after="60"/>
-              <w:ind w:firstLine="0"/>
-              <w:jc w:val="center"/>
-            </w:pPr>
-            <w:r>
-              <w:rPr>
-                <w:rFonts w:ascii="Times New Roman" w:hAnsi="Times New Roman" w:eastAsia="Times New Roman"/>
-                <w:b w:val="0"/>
-                <w:i w:val="0"/>
-                <w:sz w:val="28"/>
-              </w:rPr>
-              <w:t>wget http:/​/​localhost:8161</w:t>
-            </w:r>
-          </w:p>
-        </w:tc>
-        <w:tc>
-          <w:tcPr>
-            <w:tcW w:type="dxa" w:w="2047"/>
-            <w:vAlign w:val="center"/>
-          </w:tcPr>
-          <w:p>
-            <w:pPr>
-              <w:spacing w:before="60" w:after="60"/>
-              <w:ind w:firstLine="0"/>
-              <w:jc w:val="center"/>
-            </w:pPr>
-            <w:r>
-              <w:rPr>
-                <w:rFonts w:ascii="Times New Roman" w:hAnsi="Times New Roman" w:eastAsia="Times New Roman"/>
-                <w:b w:val="0"/>
-                <w:i w:val="0"/>
-                <w:sz w:val="28"/>
-              </w:rPr>
-              <w:t>—</w:t>
+              <w:t>STOMP message broker</w:t>
             </w:r>
           </w:p>
         </w:tc>
@@ -14618,7 +14324,13 @@
       <w:tr>
         <w:tc>
           <w:tcPr>
-            <w:tcW w:type="dxa" w:w="873"/>
+            <w:tcW w:type="dxa" w:w="1256"/>
+            <w:tcMar>
+              <w:top w:w="100" w:type="dxa"/>
+              <w:bottom w:w="100" w:type="dxa"/>
+              <w:left w:w="150" w:type="dxa"/>
+              <w:right w:w="150" w:type="dxa"/>
+            </w:tcMar>
             <w:vAlign w:val="center"/>
             <w:shd w:fill="DEEAF1" w:val="clear"/>
           </w:tcPr>
@@ -14641,7 +14353,13 @@
         </w:tc>
         <w:tc>
           <w:tcPr>
-            <w:tcW w:type="dxa" w:w="1638"/>
+            <w:tcW w:type="dxa" w:w="3907"/>
+            <w:tcMar>
+              <w:top w:w="100" w:type="dxa"/>
+              <w:bottom w:w="100" w:type="dxa"/>
+              <w:left w:w="150" w:type="dxa"/>
+              <w:right w:w="150" w:type="dxa"/>
+            </w:tcMar>
             <w:vAlign w:val="center"/>
             <w:shd w:fill="DEEAF1" w:val="clear"/>
           </w:tcPr>
@@ -14664,7 +14382,13 @@
         </w:tc>
         <w:tc>
           <w:tcPr>
-            <w:tcW w:type="dxa" w:w="1123"/>
+            <w:tcW w:type="dxa" w:w="3907"/>
+            <w:tcMar>
+              <w:top w:w="100" w:type="dxa"/>
+              <w:bottom w:w="100" w:type="dxa"/>
+              <w:left w:w="150" w:type="dxa"/>
+              <w:right w:w="150" w:type="dxa"/>
+            </w:tcMar>
             <w:vAlign w:val="center"/>
             <w:shd w:fill="DEEAF1" w:val="clear"/>
           </w:tcPr>
@@ -14681,99 +14405,7 @@
                 <w:i w:val="0"/>
                 <w:sz w:val="28"/>
               </w:rPr>
-              <w:t>chatapp-​versitygw</w:t>
-            </w:r>
-          </w:p>
-        </w:tc>
-        <w:tc>
-          <w:tcPr>
-            <w:tcW w:type="dxa" w:w="680"/>
-            <w:vAlign w:val="center"/>
-            <w:shd w:fill="DEEAF1" w:val="clear"/>
-          </w:tcPr>
-          <w:p>
-            <w:pPr>
-              <w:spacing w:before="60" w:after="60"/>
-              <w:ind w:firstLine="0"/>
-              <w:jc w:val="center"/>
-            </w:pPr>
-            <w:r>
-              <w:rPr>
-                <w:rFonts w:ascii="Times New Roman" w:hAnsi="Times New Roman" w:eastAsia="Times New Roman"/>
-                <w:b w:val="0"/>
-                <w:i w:val="0"/>
-                <w:sz w:val="28"/>
-              </w:rPr>
-              <w:t>9000</w:t>
-            </w:r>
-          </w:p>
-        </w:tc>
-        <w:tc>
-          <w:tcPr>
-            <w:tcW w:type="dxa" w:w="819"/>
-            <w:vAlign w:val="center"/>
-            <w:shd w:fill="DEEAF1" w:val="clear"/>
-          </w:tcPr>
-          <w:p>
-            <w:pPr>
-              <w:spacing w:before="60" w:after="60"/>
-              <w:ind w:firstLine="0"/>
-              <w:jc w:val="center"/>
-            </w:pPr>
-            <w:r>
-              <w:rPr>
-                <w:rFonts w:ascii="Times New Roman" w:hAnsi="Times New Roman" w:eastAsia="Times New Roman"/>
-                <w:b w:val="0"/>
-                <w:i w:val="0"/>
-                <w:sz w:val="28"/>
-              </w:rPr>
-              <w:t>versitygw_​data</w:t>
-            </w:r>
-          </w:p>
-        </w:tc>
-        <w:tc>
-          <w:tcPr>
-            <w:tcW w:type="dxa" w:w="1930"/>
-            <w:vAlign w:val="center"/>
-            <w:shd w:fill="DEEAF1" w:val="clear"/>
-          </w:tcPr>
-          <w:p>
-            <w:pPr>
-              <w:spacing w:before="60" w:after="60"/>
-              <w:ind w:firstLine="0"/>
-              <w:jc w:val="center"/>
-            </w:pPr>
-            <w:r>
-              <w:rPr>
-                <w:rFonts w:ascii="Times New Roman" w:hAnsi="Times New Roman" w:eastAsia="Times New Roman"/>
-                <w:b w:val="0"/>
-                <w:i w:val="0"/>
-                <w:sz w:val="28"/>
-              </w:rPr>
-              <w:t>wget http:/​/​localhost:9000/​health</w:t>
-            </w:r>
-          </w:p>
-        </w:tc>
-        <w:tc>
-          <w:tcPr>
-            <w:tcW w:type="dxa" w:w="2047"/>
-            <w:vAlign w:val="center"/>
-            <w:shd w:fill="DEEAF1" w:val="clear"/>
-          </w:tcPr>
-          <w:p>
-            <w:pPr>
-              <w:spacing w:before="60" w:after="60"/>
-              <w:ind w:firstLine="0"/>
-              <w:jc w:val="center"/>
-            </w:pPr>
-            <w:r>
-              <w:rPr>
-                <w:rFonts w:ascii="Times New Roman" w:hAnsi="Times New Roman" w:eastAsia="Times New Roman"/>
-                <w:b w:val="0"/>
-                <w:i w:val="0"/>
-                <w:sz w:val="28"/>
-              </w:rPr>
-              <w:t>—</w:t>
+              <w:t>S3-​compatible object storage</w:t>
             </w:r>
           </w:p>
         </w:tc>
@@ -14810,1168 +14442,7 @@
           <w:color w:val="1E1E1E"/>
           <w:sz w:val="22"/>
         </w:rPr>
-        <w:t>Chi tiết cấu hình services trong Docker Compose</w:t>
-      </w:r>
-    </w:p>
-    <w:p>
-      <w:pPr>
-        <w:pStyle w:val="Heading3"/>
-      </w:pPr>
-      <w:r>
-        <w:rPr>
-          <w:rFonts w:ascii="Times New Roman" w:hAnsi="Times New Roman" w:eastAsia="Times New Roman"/>
-          <w:b/>
-          <w:i w:val="0"/>
-          <w:color w:val="2E75B6"/>
-          <w:sz w:val="28"/>
-        </w:rPr>
-        <w:t>Cấu hình Caddy Gateway (Caddyfile)</w:t>
-      </w:r>
-    </w:p>
-    <w:p>
-      <w:pPr>
-        <w:spacing w:before="80" w:after="120" w:line="288" w:lineRule="auto"/>
-        <w:ind w:firstLine="0" w:left="567" w:right="283"/>
-        <w:jc w:val="left"/>
-        <w:shd w:fill="F6F6F6" w:val="clear"/>
-        <w:pBdr>
-          <w:top w:val="single" w:sz="4" w:space="5" w:color="C8C8C8"/>
-          <w:bottom w:val="single" w:sz="4" w:space="5" w:color="C8C8C8"/>
-          <w:left w:val="single" w:sz="4" w:space="5" w:color="C8C8C8"/>
-          <w:right w:val="single" w:sz="4" w:space="5" w:color="C8C8C8"/>
-        </w:pBdr>
-      </w:pPr>
-      <w:r>
-        <w:rPr>
-          <w:rFonts w:ascii="Consolas" w:hAnsi="Consolas"/>
-          <w:b w:val="0"/>
-          <w:i w:val="0"/>
-          <w:color w:val="1E1E1E"/>
-          <w:sz w:val="20"/>
-        </w:rPr>
-        <w:t>:8080 {</w:t>
-      </w:r>
-      <w:br/>
-      <w:r>
-        <w:rPr>
-          <w:rFonts w:ascii="Consolas" w:hAnsi="Consolas"/>
-          <w:b w:val="0"/>
-          <w:i w:val="0"/>
-          <w:color w:val="1E1E1E"/>
-          <w:sz w:val="20"/>
-        </w:rPr>
-        <w:t xml:space="preserve">    handle /api/*     { reverse_proxy app:8080 }</w:t>
-      </w:r>
-      <w:br/>
-      <w:r>
-        <w:rPr>
-          <w:rFonts w:ascii="Consolas" w:hAnsi="Consolas"/>
-          <w:b w:val="0"/>
-          <w:i w:val="0"/>
-          <w:color w:val="1E1E1E"/>
-          <w:sz w:val="20"/>
-        </w:rPr>
-        <w:t xml:space="preserve">    handle /ws*       { reverse_proxy app:8080 }</w:t>
-      </w:r>
-      <w:br/>
-      <w:r>
-        <w:rPr>
-          <w:rFonts w:ascii="Consolas" w:hAnsi="Consolas"/>
-          <w:b w:val="0"/>
-          <w:i w:val="0"/>
-          <w:color w:val="1E1E1E"/>
-          <w:sz w:val="20"/>
-        </w:rPr>
-        <w:t xml:space="preserve">    handle /socket*   { reverse_proxy app:8080 }</w:t>
-      </w:r>
-      <w:br/>
-      <w:r>
-        <w:rPr>
-          <w:rFonts w:ascii="Consolas" w:hAnsi="Consolas"/>
-          <w:b w:val="0"/>
-          <w:i w:val="0"/>
-          <w:color w:val="1E1E1E"/>
-          <w:sz w:val="20"/>
-        </w:rPr>
-        <w:t xml:space="preserve">    handle_path /storage/* { reverse_proxy versitygw:9000 }</w:t>
-      </w:r>
-      <w:br/>
-      <w:r>
-        <w:rPr>
-          <w:rFonts w:ascii="Consolas" w:hAnsi="Consolas"/>
-          <w:b w:val="0"/>
-          <w:i w:val="0"/>
-          <w:color w:val="1E1E1E"/>
-          <w:sz w:val="20"/>
-        </w:rPr>
-        <w:t xml:space="preserve">    handle            { reverse_proxy app:8080 }</w:t>
-      </w:r>
-      <w:br/>
-      <w:r>
-        <w:rPr>
-          <w:rFonts w:ascii="Consolas" w:hAnsi="Consolas"/>
-          <w:b w:val="0"/>
-          <w:i w:val="0"/>
-          <w:color w:val="1E1E1E"/>
-          <w:sz w:val="20"/>
-        </w:rPr>
-        <w:t>}</w:t>
-      </w:r>
-    </w:p>
-    <w:p>
-      <w:pPr>
-        <w:spacing w:before="0" w:after="80" w:line="300" w:lineRule="auto"/>
-        <w:ind w:firstLine="0"/>
-        <w:jc w:val="both"/>
-      </w:pPr>
-      <w:r>
-        <w:rPr>
-          <w:rFonts w:ascii="Times New Roman" w:hAnsi="Times New Roman" w:eastAsia="Times New Roman"/>
-          <w:b/>
-          <w:i w:val="0"/>
-          <w:sz w:val="28"/>
-        </w:rPr>
-        <w:t>Giải thích routing:</w:t>
-      </w:r>
-    </w:p>
-    <w:p>
-      <w:pPr>
-        <w:pStyle w:val="ListBullet"/>
-        <w:spacing w:before="20" w:after="40" w:line="300" w:lineRule="auto"/>
-        <w:ind w:firstLine="0" w:left="850"/>
-        <w:jc w:val="left"/>
-      </w:pPr>
-      <w:r>
-        <w:rPr>
-          <w:rFonts w:ascii="Times New Roman" w:hAnsi="Times New Roman" w:eastAsia="Times New Roman"/>
-          <w:b w:val="0"/>
-          <w:i w:val="0"/>
-          <w:sz w:val="28"/>
-        </w:rPr>
-        <w:t>/​api/​* — REST API requests → Spring Boot</w:t>
-      </w:r>
-    </w:p>
-    <w:p>
-      <w:pPr>
-        <w:pStyle w:val="ListBullet"/>
-        <w:spacing w:before="20" w:after="40" w:line="300" w:lineRule="auto"/>
-        <w:ind w:firstLine="0" w:left="850"/>
-        <w:jc w:val="left"/>
-      </w:pPr>
-      <w:r>
-        <w:rPr>
-          <w:rFonts w:ascii="Times New Roman" w:hAnsi="Times New Roman" w:eastAsia="Times New Roman"/>
-          <w:b w:val="0"/>
-          <w:i w:val="0"/>
-          <w:sz w:val="28"/>
-        </w:rPr>
-        <w:t>/​ws và /​socket — Web​Socket connections (​STOMP)​ → Spring Boot</w:t>
-      </w:r>
-    </w:p>
-    <w:p>
-      <w:pPr>
-        <w:pStyle w:val="ListBullet"/>
-        <w:spacing w:before="20" w:after="40" w:line="300" w:lineRule="auto"/>
-        <w:ind w:firstLine="0" w:left="850"/>
-        <w:jc w:val="left"/>
-      </w:pPr>
-      <w:r>
-        <w:rPr>
-          <w:rFonts w:ascii="Times New Roman" w:hAnsi="Times New Roman" w:eastAsia="Times New Roman"/>
-          <w:b w:val="0"/>
-          <w:i w:val="0"/>
-          <w:sz w:val="28"/>
-        </w:rPr>
-        <w:t>/​storage/​* — Truy cập trực tiếp file media từ Versity​GW (​dùng handle_​path để strip prefix)​</w:t>
-      </w:r>
-    </w:p>
-    <w:p>
-      <w:pPr>
-        <w:pStyle w:val="ListBullet"/>
-        <w:spacing w:before="20" w:after="40" w:line="300" w:lineRule="auto"/>
-        <w:ind w:firstLine="0" w:left="850"/>
-        <w:jc w:val="left"/>
-      </w:pPr>
-      <w:r>
-        <w:rPr>
-          <w:rFonts w:ascii="Times New Roman" w:hAnsi="Times New Roman" w:eastAsia="Times New Roman"/>
-          <w:b w:val="0"/>
-          <w:i w:val="0"/>
-          <w:sz w:val="28"/>
-        </w:rPr>
-        <w:t>handle (​default)​ — Fallback tất cả request khác → Spring Boot</w:t>
-      </w:r>
-    </w:p>
-    <w:p>
-      <w:pPr>
-        <w:pStyle w:val="Heading3"/>
-      </w:pPr>
-      <w:r>
-        <w:rPr>
-          <w:rFonts w:ascii="Times New Roman" w:hAnsi="Times New Roman" w:eastAsia="Times New Roman"/>
-          <w:b/>
-          <w:i w:val="0"/>
-          <w:color w:val="2E75B6"/>
-          <w:sz w:val="28"/>
-        </w:rPr>
-        <w:t>Biến môi trường cấu hình (.env)</w:t>
-      </w:r>
-    </w:p>
-    <w:tbl>
-      <w:tblPr>
-        <w:tblStyle w:val="TableGrid"/>
-        <w:tblW w:type="auto" w:w="0"/>
-        <w:jc w:val="center"/>
-        <w:tblLook w:firstColumn="1" w:firstRow="1" w:lastColumn="0" w:lastRow="0" w:noHBand="0" w:noVBand="1" w:val="04A0"/>
-      </w:tblPr>
-      <w:tblGrid>
-        <w:gridCol w:w="3135"/>
-        <w:gridCol w:w="3135"/>
-        <w:gridCol w:w="3135"/>
-      </w:tblGrid>
-      <w:tr>
-        <w:tc>
-          <w:tcPr>
-            <w:tcW w:type="dxa" w:w="2062"/>
-            <w:vAlign w:val="center"/>
-            <w:shd w:fill="2E75B6" w:val="clear"/>
-          </w:tcPr>
-          <w:p>
-            <w:pPr>
-              <w:spacing w:before="100" w:after="100"/>
-              <w:ind w:firstLine="0"/>
-              <w:jc w:val="center"/>
-            </w:pPr>
-            <w:r>
-              <w:rPr>
-                <w:rFonts w:ascii="Times New Roman" w:hAnsi="Times New Roman" w:eastAsia="Times New Roman"/>
-                <w:b/>
-                <w:i w:val="0"/>
-                <w:color w:val="FFFFFF"/>
-                <w:sz w:val="28"/>
-              </w:rPr>
-              <w:t>Biến</w:t>
-            </w:r>
-          </w:p>
-        </w:tc>
-        <w:tc>
-          <w:tcPr>
-            <w:tcW w:type="dxa" w:w="3092"/>
-            <w:vAlign w:val="center"/>
-            <w:shd w:fill="2E75B6" w:val="clear"/>
-          </w:tcPr>
-          <w:p>
-            <w:pPr>
-              <w:spacing w:before="100" w:after="100"/>
-              <w:ind w:firstLine="0"/>
-              <w:jc w:val="center"/>
-            </w:pPr>
-            <w:r>
-              <w:rPr>
-                <w:rFonts w:ascii="Times New Roman" w:hAnsi="Times New Roman" w:eastAsia="Times New Roman"/>
-                <w:b/>
-                <w:i w:val="0"/>
-                <w:color w:val="FFFFFF"/>
-                <w:sz w:val="28"/>
-              </w:rPr>
-              <w:t>Mô tả</w:t>
-            </w:r>
-          </w:p>
-        </w:tc>
-        <w:tc>
-          <w:tcPr>
-            <w:tcW w:type="dxa" w:w="3917"/>
-            <w:vAlign w:val="center"/>
-            <w:shd w:fill="2E75B6" w:val="clear"/>
-          </w:tcPr>
-          <w:p>
-            <w:pPr>
-              <w:spacing w:before="100" w:after="100"/>
-              <w:ind w:firstLine="0"/>
-              <w:jc w:val="center"/>
-            </w:pPr>
-            <w:r>
-              <w:rPr>
-                <w:rFonts w:ascii="Times New Roman" w:hAnsi="Times New Roman" w:eastAsia="Times New Roman"/>
-                <w:b/>
-                <w:i w:val="0"/>
-                <w:color w:val="FFFFFF"/>
-                <w:sz w:val="28"/>
-              </w:rPr>
-              <w:t>Ví dụ</w:t>
-            </w:r>
-          </w:p>
-        </w:tc>
-      </w:tr>
-      <w:tr>
-        <w:tc>
-          <w:tcPr>
-            <w:tcW w:type="dxa" w:w="2062"/>
-            <w:vAlign w:val="center"/>
-          </w:tcPr>
-          <w:p>
-            <w:pPr>
-              <w:spacing w:before="60" w:after="60"/>
-              <w:ind w:firstLine="0"/>
-              <w:jc w:val="left"/>
-            </w:pPr>
-            <w:r>
-              <w:rPr>
-                <w:rFonts w:ascii="Times New Roman" w:hAnsi="Times New Roman" w:eastAsia="Times New Roman"/>
-                <w:b/>
-                <w:i w:val="0"/>
-                <w:sz w:val="28"/>
-              </w:rPr>
-              <w:t>POSTGRES_​USER</w:t>
-            </w:r>
-          </w:p>
-        </w:tc>
-        <w:tc>
-          <w:tcPr>
-            <w:tcW w:type="dxa" w:w="3092"/>
-            <w:vAlign w:val="center"/>
-          </w:tcPr>
-          <w:p>
-            <w:pPr>
-              <w:spacing w:before="60" w:after="60"/>
-              <w:ind w:firstLine="0"/>
-              <w:jc w:val="center"/>
-            </w:pPr>
-            <w:r>
-              <w:rPr>
-                <w:rFonts w:ascii="Times New Roman" w:hAnsi="Times New Roman" w:eastAsia="Times New Roman"/>
-                <w:b w:val="0"/>
-                <w:i w:val="0"/>
-                <w:sz w:val="28"/>
-              </w:rPr>
-              <w:t>Database username</w:t>
-            </w:r>
-          </w:p>
-        </w:tc>
-        <w:tc>
-          <w:tcPr>
-            <w:tcW w:type="dxa" w:w="3917"/>
-            <w:vAlign w:val="center"/>
-          </w:tcPr>
-          <w:p>
-            <w:pPr>
-              <w:spacing w:before="60" w:after="60"/>
-              <w:ind w:firstLine="0"/>
-              <w:jc w:val="center"/>
-            </w:pPr>
-            <w:r>
-              <w:rPr>
-                <w:rFonts w:ascii="Times New Roman" w:hAnsi="Times New Roman" w:eastAsia="Times New Roman"/>
-                <w:b w:val="0"/>
-                <w:i w:val="0"/>
-                <w:sz w:val="28"/>
-              </w:rPr>
-              <w:t>chatapp</w:t>
-            </w:r>
-          </w:p>
-        </w:tc>
-      </w:tr>
-      <w:tr>
-        <w:tc>
-          <w:tcPr>
-            <w:tcW w:type="dxa" w:w="2062"/>
-            <w:vAlign w:val="center"/>
-            <w:shd w:fill="DEEAF1" w:val="clear"/>
-          </w:tcPr>
-          <w:p>
-            <w:pPr>
-              <w:spacing w:before="60" w:after="60"/>
-              <w:ind w:firstLine="0"/>
-              <w:jc w:val="left"/>
-            </w:pPr>
-            <w:r>
-              <w:rPr>
-                <w:rFonts w:ascii="Times New Roman" w:hAnsi="Times New Roman" w:eastAsia="Times New Roman"/>
-                <w:b/>
-                <w:i w:val="0"/>
-                <w:sz w:val="28"/>
-              </w:rPr>
-              <w:t>POSTGRES_​PASSWORD</w:t>
-            </w:r>
-          </w:p>
-        </w:tc>
-        <w:tc>
-          <w:tcPr>
-            <w:tcW w:type="dxa" w:w="3092"/>
-            <w:vAlign w:val="center"/>
-            <w:shd w:fill="DEEAF1" w:val="clear"/>
-          </w:tcPr>
-          <w:p>
-            <w:pPr>
-              <w:spacing w:before="60" w:after="60"/>
-              <w:ind w:firstLine="0"/>
-              <w:jc w:val="center"/>
-            </w:pPr>
-            <w:r>
-              <w:rPr>
-                <w:rFonts w:ascii="Times New Roman" w:hAnsi="Times New Roman" w:eastAsia="Times New Roman"/>
-                <w:b w:val="0"/>
-                <w:i w:val="0"/>
-                <w:sz w:val="28"/>
-              </w:rPr>
-              <w:t>Database password</w:t>
-            </w:r>
-          </w:p>
-        </w:tc>
-        <w:tc>
-          <w:tcPr>
-            <w:tcW w:type="dxa" w:w="3917"/>
-            <w:vAlign w:val="center"/>
-            <w:shd w:fill="DEEAF1" w:val="clear"/>
-          </w:tcPr>
-          <w:p>
-            <w:pPr>
-              <w:spacing w:before="60" w:after="60"/>
-              <w:ind w:firstLine="0"/>
-              <w:jc w:val="center"/>
-            </w:pPr>
-            <w:r>
-              <w:rPr>
-                <w:rFonts w:ascii="Times New Roman" w:hAnsi="Times New Roman" w:eastAsia="Times New Roman"/>
-                <w:b w:val="0"/>
-                <w:i w:val="0"/>
-                <w:sz w:val="28"/>
-              </w:rPr>
-              <w:t>(​secret)​</w:t>
-            </w:r>
-          </w:p>
-        </w:tc>
-      </w:tr>
-      <w:tr>
-        <w:tc>
-          <w:tcPr>
-            <w:tcW w:type="dxa" w:w="2062"/>
-            <w:vAlign w:val="center"/>
-          </w:tcPr>
-          <w:p>
-            <w:pPr>
-              <w:spacing w:before="60" w:after="60"/>
-              <w:ind w:firstLine="0"/>
-              <w:jc w:val="left"/>
-            </w:pPr>
-            <w:r>
-              <w:rPr>
-                <w:rFonts w:ascii="Times New Roman" w:hAnsi="Times New Roman" w:eastAsia="Times New Roman"/>
-                <w:b/>
-                <w:i w:val="0"/>
-                <w:sz w:val="28"/>
-              </w:rPr>
-              <w:t>POSTGRES_​DB</w:t>
-            </w:r>
-          </w:p>
-        </w:tc>
-        <w:tc>
-          <w:tcPr>
-            <w:tcW w:type="dxa" w:w="3092"/>
-            <w:vAlign w:val="center"/>
-          </w:tcPr>
-          <w:p>
-            <w:pPr>
-              <w:spacing w:before="60" w:after="60"/>
-              <w:ind w:firstLine="0"/>
-              <w:jc w:val="center"/>
-            </w:pPr>
-            <w:r>
-              <w:rPr>
-                <w:rFonts w:ascii="Times New Roman" w:hAnsi="Times New Roman" w:eastAsia="Times New Roman"/>
-                <w:b w:val="0"/>
-                <w:i w:val="0"/>
-                <w:sz w:val="28"/>
-              </w:rPr>
-              <w:t>Database name</w:t>
-            </w:r>
-          </w:p>
-        </w:tc>
-        <w:tc>
-          <w:tcPr>
-            <w:tcW w:type="dxa" w:w="3917"/>
-            <w:vAlign w:val="center"/>
-          </w:tcPr>
-          <w:p>
-            <w:pPr>
-              <w:spacing w:before="60" w:after="60"/>
-              <w:ind w:firstLine="0"/>
-              <w:jc w:val="center"/>
-            </w:pPr>
-            <w:r>
-              <w:rPr>
-                <w:rFonts w:ascii="Times New Roman" w:hAnsi="Times New Roman" w:eastAsia="Times New Roman"/>
-                <w:b w:val="0"/>
-                <w:i w:val="0"/>
-                <w:sz w:val="28"/>
-              </w:rPr>
-              <w:t>chatapp</w:t>
-            </w:r>
-          </w:p>
-        </w:tc>
-      </w:tr>
-      <w:tr>
-        <w:tc>
-          <w:tcPr>
-            <w:tcW w:type="dxa" w:w="2062"/>
-            <w:vAlign w:val="center"/>
-            <w:shd w:fill="DEEAF1" w:val="clear"/>
-          </w:tcPr>
-          <w:p>
-            <w:pPr>
-              <w:spacing w:before="60" w:after="60"/>
-              <w:ind w:firstLine="0"/>
-              <w:jc w:val="left"/>
-            </w:pPr>
-            <w:r>
-              <w:rPr>
-                <w:rFonts w:ascii="Times New Roman" w:hAnsi="Times New Roman" w:eastAsia="Times New Roman"/>
-                <w:b/>
-                <w:i w:val="0"/>
-                <w:sz w:val="28"/>
-              </w:rPr>
-              <w:t>S3ACCESSKEY</w:t>
-            </w:r>
-          </w:p>
-        </w:tc>
-        <w:tc>
-          <w:tcPr>
-            <w:tcW w:type="dxa" w:w="3092"/>
-            <w:vAlign w:val="center"/>
-            <w:shd w:fill="DEEAF1" w:val="clear"/>
-          </w:tcPr>
-          <w:p>
-            <w:pPr>
-              <w:spacing w:before="60" w:after="60"/>
-              <w:ind w:firstLine="0"/>
-              <w:jc w:val="center"/>
-            </w:pPr>
-            <w:r>
-              <w:rPr>
-                <w:rFonts w:ascii="Times New Roman" w:hAnsi="Times New Roman" w:eastAsia="Times New Roman"/>
-                <w:b w:val="0"/>
-                <w:i w:val="0"/>
-                <w:sz w:val="28"/>
-              </w:rPr>
-              <w:t>Versity​GW access key</w:t>
-            </w:r>
-          </w:p>
-        </w:tc>
-        <w:tc>
-          <w:tcPr>
-            <w:tcW w:type="dxa" w:w="3917"/>
-            <w:vAlign w:val="center"/>
-            <w:shd w:fill="DEEAF1" w:val="clear"/>
-          </w:tcPr>
-          <w:p>
-            <w:pPr>
-              <w:spacing w:before="60" w:after="60"/>
-              <w:ind w:firstLine="0"/>
-              <w:jc w:val="center"/>
-            </w:pPr>
-            <w:r>
-              <w:rPr>
-                <w:rFonts w:ascii="Times New Roman" w:hAnsi="Times New Roman" w:eastAsia="Times New Roman"/>
-                <w:b w:val="0"/>
-                <w:i w:val="0"/>
-                <w:sz w:val="28"/>
-              </w:rPr>
-              <w:t>minioadmin</w:t>
-            </w:r>
-          </w:p>
-        </w:tc>
-      </w:tr>
-      <w:tr>
-        <w:tc>
-          <w:tcPr>
-            <w:tcW w:type="dxa" w:w="2062"/>
-            <w:vAlign w:val="center"/>
-          </w:tcPr>
-          <w:p>
-            <w:pPr>
-              <w:spacing w:before="60" w:after="60"/>
-              <w:ind w:firstLine="0"/>
-              <w:jc w:val="left"/>
-            </w:pPr>
-            <w:r>
-              <w:rPr>
-                <w:rFonts w:ascii="Times New Roman" w:hAnsi="Times New Roman" w:eastAsia="Times New Roman"/>
-                <w:b/>
-                <w:i w:val="0"/>
-                <w:sz w:val="28"/>
-              </w:rPr>
-              <w:t>S3SECRETKEY</w:t>
-            </w:r>
-          </w:p>
-        </w:tc>
-        <w:tc>
-          <w:tcPr>
-            <w:tcW w:type="dxa" w:w="3092"/>
-            <w:vAlign w:val="center"/>
-          </w:tcPr>
-          <w:p>
-            <w:pPr>
-              <w:spacing w:before="60" w:after="60"/>
-              <w:ind w:firstLine="0"/>
-              <w:jc w:val="center"/>
-            </w:pPr>
-            <w:r>
-              <w:rPr>
-                <w:rFonts w:ascii="Times New Roman" w:hAnsi="Times New Roman" w:eastAsia="Times New Roman"/>
-                <w:b w:val="0"/>
-                <w:i w:val="0"/>
-                <w:sz w:val="28"/>
-              </w:rPr>
-              <w:t>Versity​GW secret key</w:t>
-            </w:r>
-          </w:p>
-        </w:tc>
-        <w:tc>
-          <w:tcPr>
-            <w:tcW w:type="dxa" w:w="3917"/>
-            <w:vAlign w:val="center"/>
-          </w:tcPr>
-          <w:p>
-            <w:pPr>
-              <w:spacing w:before="60" w:after="60"/>
-              <w:ind w:firstLine="0"/>
-              <w:jc w:val="center"/>
-            </w:pPr>
-            <w:r>
-              <w:rPr>
-                <w:rFonts w:ascii="Times New Roman" w:hAnsi="Times New Roman" w:eastAsia="Times New Roman"/>
-                <w:b w:val="0"/>
-                <w:i w:val="0"/>
-                <w:sz w:val="28"/>
-              </w:rPr>
-              <w:t>(​secret)​</w:t>
-            </w:r>
-          </w:p>
-        </w:tc>
-      </w:tr>
-      <w:tr>
-        <w:tc>
-          <w:tcPr>
-            <w:tcW w:type="dxa" w:w="2062"/>
-            <w:vAlign w:val="center"/>
-            <w:shd w:fill="DEEAF1" w:val="clear"/>
-          </w:tcPr>
-          <w:p>
-            <w:pPr>
-              <w:spacing w:before="60" w:after="60"/>
-              <w:ind w:firstLine="0"/>
-              <w:jc w:val="left"/>
-            </w:pPr>
-            <w:r>
-              <w:rPr>
-                <w:rFonts w:ascii="Times New Roman" w:hAnsi="Times New Roman" w:eastAsia="Times New Roman"/>
-                <w:b/>
-                <w:i w:val="0"/>
-                <w:sz w:val="28"/>
-              </w:rPr>
-              <w:t>JWTS_​SECRET</w:t>
-            </w:r>
-          </w:p>
-        </w:tc>
-        <w:tc>
-          <w:tcPr>
-            <w:tcW w:type="dxa" w:w="3092"/>
-            <w:vAlign w:val="center"/>
-            <w:shd w:fill="DEEAF1" w:val="clear"/>
-          </w:tcPr>
-          <w:p>
-            <w:pPr>
-              <w:spacing w:before="60" w:after="60"/>
-              <w:ind w:firstLine="0"/>
-              <w:jc w:val="center"/>
-            </w:pPr>
-            <w:r>
-              <w:rPr>
-                <w:rFonts w:ascii="Times New Roman" w:hAnsi="Times New Roman" w:eastAsia="Times New Roman"/>
-                <w:b w:val="0"/>
-                <w:i w:val="0"/>
-                <w:sz w:val="28"/>
-              </w:rPr>
-              <w:t>JWT signing secret (​≥32 bytes)​</w:t>
-            </w:r>
-          </w:p>
-        </w:tc>
-        <w:tc>
-          <w:tcPr>
-            <w:tcW w:type="dxa" w:w="3917"/>
-            <w:vAlign w:val="center"/>
-            <w:shd w:fill="DEEAF1" w:val="clear"/>
-          </w:tcPr>
-          <w:p>
-            <w:pPr>
-              <w:spacing w:before="60" w:after="60"/>
-              <w:ind w:firstLine="0"/>
-              <w:jc w:val="center"/>
-            </w:pPr>
-            <w:r>
-              <w:rPr>
-                <w:rFonts w:ascii="Times New Roman" w:hAnsi="Times New Roman" w:eastAsia="Times New Roman"/>
-                <w:b w:val="0"/>
-                <w:i w:val="0"/>
-                <w:sz w:val="28"/>
-              </w:rPr>
-              <w:t>(​secret)​</w:t>
-            </w:r>
-          </w:p>
-        </w:tc>
-      </w:tr>
-      <w:tr>
-        <w:tc>
-          <w:tcPr>
-            <w:tcW w:type="dxa" w:w="2062"/>
-            <w:vAlign w:val="center"/>
-          </w:tcPr>
-          <w:p>
-            <w:pPr>
-              <w:spacing w:before="60" w:after="60"/>
-              <w:ind w:firstLine="0"/>
-              <w:jc w:val="left"/>
-            </w:pPr>
-            <w:r>
-              <w:rPr>
-                <w:rFonts w:ascii="Times New Roman" w:hAnsi="Times New Roman" w:eastAsia="Times New Roman"/>
-                <w:b/>
-                <w:i w:val="0"/>
-                <w:sz w:val="28"/>
-              </w:rPr>
-              <w:t>LLMBASEURL</w:t>
-            </w:r>
-          </w:p>
-        </w:tc>
-        <w:tc>
-          <w:tcPr>
-            <w:tcW w:type="dxa" w:w="3092"/>
-            <w:vAlign w:val="center"/>
-          </w:tcPr>
-          <w:p>
-            <w:pPr>
-              <w:spacing w:before="60" w:after="60"/>
-              <w:ind w:firstLine="0"/>
-              <w:jc w:val="center"/>
-            </w:pPr>
-            <w:r>
-              <w:rPr>
-                <w:rFonts w:ascii="Times New Roman" w:hAnsi="Times New Roman" w:eastAsia="Times New Roman"/>
-                <w:b w:val="0"/>
-                <w:i w:val="0"/>
-                <w:sz w:val="28"/>
-              </w:rPr>
-              <w:t>Open​AI-​compatible API URL</w:t>
-            </w:r>
-          </w:p>
-        </w:tc>
-        <w:tc>
-          <w:tcPr>
-            <w:tcW w:type="dxa" w:w="3917"/>
-            <w:vAlign w:val="center"/>
-          </w:tcPr>
-          <w:p>
-            <w:pPr>
-              <w:spacing w:before="60" w:after="60"/>
-              <w:ind w:firstLine="0"/>
-              <w:jc w:val="center"/>
-            </w:pPr>
-            <w:r>
-              <w:rPr>
-                <w:rFonts w:ascii="Times New Roman" w:hAnsi="Times New Roman" w:eastAsia="Times New Roman"/>
-                <w:b w:val="0"/>
-                <w:i w:val="0"/>
-                <w:sz w:val="28"/>
-              </w:rPr>
-              <w:t>https:/​/​kilo.​ai/​v1</w:t>
-            </w:r>
-          </w:p>
-        </w:tc>
-      </w:tr>
-      <w:tr>
-        <w:tc>
-          <w:tcPr>
-            <w:tcW w:type="dxa" w:w="2062"/>
-            <w:vAlign w:val="center"/>
-            <w:shd w:fill="DEEAF1" w:val="clear"/>
-          </w:tcPr>
-          <w:p>
-            <w:pPr>
-              <w:spacing w:before="60" w:after="60"/>
-              <w:ind w:firstLine="0"/>
-              <w:jc w:val="left"/>
-            </w:pPr>
-            <w:r>
-              <w:rPr>
-                <w:rFonts w:ascii="Times New Roman" w:hAnsi="Times New Roman" w:eastAsia="Times New Roman"/>
-                <w:b/>
-                <w:i w:val="0"/>
-                <w:sz w:val="28"/>
-              </w:rPr>
-              <w:t>LLMAPIKEY</w:t>
-            </w:r>
-          </w:p>
-        </w:tc>
-        <w:tc>
-          <w:tcPr>
-            <w:tcW w:type="dxa" w:w="3092"/>
-            <w:vAlign w:val="center"/>
-            <w:shd w:fill="DEEAF1" w:val="clear"/>
-          </w:tcPr>
-          <w:p>
-            <w:pPr>
-              <w:spacing w:before="60" w:after="60"/>
-              <w:ind w:firstLine="0"/>
-              <w:jc w:val="center"/>
-            </w:pPr>
-            <w:r>
-              <w:rPr>
-                <w:rFonts w:ascii="Times New Roman" w:hAnsi="Times New Roman" w:eastAsia="Times New Roman"/>
-                <w:b w:val="0"/>
-                <w:i w:val="0"/>
-                <w:sz w:val="28"/>
-              </w:rPr>
-              <w:t>API key cho dịch vụ AI</w:t>
-            </w:r>
-          </w:p>
-        </w:tc>
-        <w:tc>
-          <w:tcPr>
-            <w:tcW w:type="dxa" w:w="3917"/>
-            <w:vAlign w:val="center"/>
-            <w:shd w:fill="DEEAF1" w:val="clear"/>
-          </w:tcPr>
-          <w:p>
-            <w:pPr>
-              <w:spacing w:before="60" w:after="60"/>
-              <w:ind w:firstLine="0"/>
-              <w:jc w:val="center"/>
-            </w:pPr>
-            <w:r>
-              <w:rPr>
-                <w:rFonts w:ascii="Times New Roman" w:hAnsi="Times New Roman" w:eastAsia="Times New Roman"/>
-                <w:b w:val="0"/>
-                <w:i w:val="0"/>
-                <w:sz w:val="28"/>
-              </w:rPr>
-              <w:t>(​secret)​</w:t>
-            </w:r>
-          </w:p>
-        </w:tc>
-      </w:tr>
-      <w:tr>
-        <w:tc>
-          <w:tcPr>
-            <w:tcW w:type="dxa" w:w="2062"/>
-            <w:vAlign w:val="center"/>
-          </w:tcPr>
-          <w:p>
-            <w:pPr>
-              <w:spacing w:before="60" w:after="60"/>
-              <w:ind w:firstLine="0"/>
-              <w:jc w:val="left"/>
-            </w:pPr>
-            <w:r>
-              <w:rPr>
-                <w:rFonts w:ascii="Times New Roman" w:hAnsi="Times New Roman" w:eastAsia="Times New Roman"/>
-                <w:b/>
-                <w:i w:val="0"/>
-                <w:sz w:val="28"/>
-              </w:rPr>
-              <w:t>LLM_​MODEL</w:t>
-            </w:r>
-          </w:p>
-        </w:tc>
-        <w:tc>
-          <w:tcPr>
-            <w:tcW w:type="dxa" w:w="3092"/>
-            <w:vAlign w:val="center"/>
-          </w:tcPr>
-          <w:p>
-            <w:pPr>
-              <w:spacing w:before="60" w:after="60"/>
-              <w:ind w:firstLine="0"/>
-              <w:jc w:val="center"/>
-            </w:pPr>
-            <w:r>
-              <w:rPr>
-                <w:rFonts w:ascii="Times New Roman" w:hAnsi="Times New Roman" w:eastAsia="Times New Roman"/>
-                <w:b w:val="0"/>
-                <w:i w:val="0"/>
-                <w:sz w:val="28"/>
-              </w:rPr>
-              <w:t>Tên model LLM</w:t>
-            </w:r>
-          </w:p>
-        </w:tc>
-        <w:tc>
-          <w:tcPr>
-            <w:tcW w:type="dxa" w:w="3917"/>
-            <w:vAlign w:val="center"/>
-          </w:tcPr>
-          <w:p>
-            <w:pPr>
-              <w:spacing w:before="60" w:after="60"/>
-              <w:ind w:firstLine="0"/>
-              <w:jc w:val="center"/>
-            </w:pPr>
-            <w:r>
-              <w:rPr>
-                <w:rFonts w:ascii="Times New Roman" w:hAnsi="Times New Roman" w:eastAsia="Times New Roman"/>
-                <w:b w:val="0"/>
-                <w:i w:val="0"/>
-                <w:sz w:val="28"/>
-              </w:rPr>
-              <w:t>gpt-​4o-​mini</w:t>
-            </w:r>
-          </w:p>
-        </w:tc>
-      </w:tr>
-      <w:tr>
-        <w:tc>
-          <w:tcPr>
-            <w:tcW w:type="dxa" w:w="2062"/>
-            <w:vAlign w:val="center"/>
-            <w:shd w:fill="DEEAF1" w:val="clear"/>
-          </w:tcPr>
-          <w:p>
-            <w:pPr>
-              <w:spacing w:before="60" w:after="60"/>
-              <w:ind w:firstLine="0"/>
-              <w:jc w:val="left"/>
-            </w:pPr>
-            <w:r>
-              <w:rPr>
-                <w:rFonts w:ascii="Times New Roman" w:hAnsi="Times New Roman" w:eastAsia="Times New Roman"/>
-                <w:b/>
-                <w:i w:val="0"/>
-                <w:sz w:val="28"/>
-              </w:rPr>
-              <w:t>FIREBASE_​CREDENTIALS</w:t>
-            </w:r>
-          </w:p>
-        </w:tc>
-        <w:tc>
-          <w:tcPr>
-            <w:tcW w:type="dxa" w:w="3092"/>
-            <w:vAlign w:val="center"/>
-            <w:shd w:fill="DEEAF1" w:val="clear"/>
-          </w:tcPr>
-          <w:p>
-            <w:pPr>
-              <w:spacing w:before="60" w:after="60"/>
-              <w:ind w:firstLine="0"/>
-              <w:jc w:val="center"/>
-            </w:pPr>
-            <w:r>
-              <w:rPr>
-                <w:rFonts w:ascii="Times New Roman" w:hAnsi="Times New Roman" w:eastAsia="Times New Roman"/>
-                <w:b w:val="0"/>
-                <w:i w:val="0"/>
-                <w:sz w:val="28"/>
-              </w:rPr>
-              <w:t>Path to Firebase key</w:t>
-            </w:r>
-          </w:p>
-        </w:tc>
-        <w:tc>
-          <w:tcPr>
-            <w:tcW w:type="dxa" w:w="3917"/>
-            <w:vAlign w:val="center"/>
-            <w:shd w:fill="DEEAF1" w:val="clear"/>
-          </w:tcPr>
-          <w:p>
-            <w:pPr>
-              <w:spacing w:before="60" w:after="60"/>
-              <w:ind w:firstLine="0"/>
-              <w:jc w:val="center"/>
-            </w:pPr>
-            <w:r>
-              <w:rPr>
-                <w:rFonts w:ascii="Times New Roman" w:hAnsi="Times New Roman" w:eastAsia="Times New Roman"/>
-                <w:b w:val="0"/>
-                <w:i w:val="0"/>
-                <w:sz w:val="28"/>
-              </w:rPr>
-              <w:t>/​secrets/​firebase-​service-​account.​json</w:t>
-            </w:r>
-          </w:p>
-        </w:tc>
-      </w:tr>
-    </w:tbl>
-    <w:p>
-      <w:pPr>
-        <w:spacing w:after="80"/>
-        <w:ind w:firstLine="0"/>
-      </w:pPr>
-    </w:p>
-    <w:p>
-      <w:pPr>
-        <w:keepNext/>
-        <w:spacing w:before="80" w:after="200"/>
-        <w:ind w:firstLine="0"/>
-        <w:jc w:val="center"/>
-      </w:pPr>
-      <w:r>
-        <w:rPr>
-          <w:rFonts w:ascii="Times New Roman" w:hAnsi="Times New Roman" w:eastAsia="Times New Roman"/>
-          <w:b/>
-          <w:i/>
-          <w:color w:val="1E1E1E"/>
-          <w:sz w:val="22"/>
-        </w:rPr>
-        <w:t xml:space="preserve">Bảng 3.2: </w:t>
-      </w:r>
-      <w:r>
-        <w:rPr>
-          <w:rFonts w:ascii="Times New Roman" w:hAnsi="Times New Roman" w:eastAsia="Times New Roman"/>
-          <w:b w:val="0"/>
-          <w:i/>
-          <w:color w:val="1E1E1E"/>
-          <w:sz w:val="22"/>
-        </w:rPr>
-        <w:t>Các biến môi trường cấu hình hệ thống</w:t>
-      </w:r>
-    </w:p>
-    <w:p>
-      <w:pPr>
-        <w:spacing w:before="0" w:after="80" w:line="300" w:lineRule="auto"/>
-        <w:ind w:firstLine="0"/>
-        <w:jc w:val="both"/>
-      </w:pPr>
-      <w:r>
-        <w:rPr>
-          <w:rFonts w:ascii="Times New Roman" w:hAnsi="Times New Roman" w:eastAsia="Times New Roman"/>
-          <w:b/>
-          <w:i w:val="0"/>
-          <w:sz w:val="28"/>
-        </w:rPr>
-        <w:t>Luồng khởi động:</w:t>
-      </w:r>
-    </w:p>
-    <w:p>
-      <w:pPr>
-        <w:spacing w:before="20" w:after="40" w:line="300" w:lineRule="auto"/>
-        <w:ind w:firstLine="0" w:left="850"/>
-        <w:jc w:val="left"/>
-      </w:pPr>
-      <w:r>
-        <w:rPr>
-          <w:rFonts w:ascii="Times New Roman" w:hAnsi="Times New Roman" w:eastAsia="Times New Roman"/>
-          <w:b/>
-          <w:i w:val="0"/>
-          <w:sz w:val="28"/>
-        </w:rPr>
-        <w:t xml:space="preserve">1. </w:t>
-      </w:r>
-      <w:r>
-        <w:rPr>
-          <w:rFonts w:ascii="Times New Roman" w:hAnsi="Times New Roman" w:eastAsia="Times New Roman"/>
-          <w:b w:val="0"/>
-          <w:i w:val="0"/>
-          <w:sz w:val="28"/>
-        </w:rPr>
-        <w:t>Docker Compose khởi tạo Postgre​SQL, Redis, Artemis, Versity​GW song song.​</w:t>
-      </w:r>
-    </w:p>
-    <w:p>
-      <w:pPr>
-        <w:spacing w:before="20" w:after="40" w:line="300" w:lineRule="auto"/>
-        <w:ind w:firstLine="0" w:left="850"/>
-        <w:jc w:val="left"/>
-      </w:pPr>
-      <w:r>
-        <w:rPr>
-          <w:rFonts w:ascii="Times New Roman" w:hAnsi="Times New Roman" w:eastAsia="Times New Roman"/>
-          <w:b/>
-          <w:i w:val="0"/>
-          <w:sz w:val="28"/>
-        </w:rPr>
-        <w:t xml:space="preserve">2. </w:t>
-      </w:r>
-      <w:r>
-        <w:rPr>
-          <w:rFonts w:ascii="Times New Roman" w:hAnsi="Times New Roman" w:eastAsia="Times New Roman"/>
-          <w:b w:val="0"/>
-          <w:i w:val="0"/>
-          <w:sz w:val="28"/>
-        </w:rPr>
-        <w:t>Mỗi service phải pass health check trước khi service phụ thuộc khởi động.​</w:t>
-      </w:r>
-    </w:p>
-    <w:p>
-      <w:pPr>
-        <w:spacing w:before="20" w:after="40" w:line="300" w:lineRule="auto"/>
-        <w:ind w:firstLine="0" w:left="850"/>
-        <w:jc w:val="left"/>
-      </w:pPr>
-      <w:r>
-        <w:rPr>
-          <w:rFonts w:ascii="Times New Roman" w:hAnsi="Times New Roman" w:eastAsia="Times New Roman"/>
-          <w:b/>
-          <w:i w:val="0"/>
-          <w:sz w:val="28"/>
-        </w:rPr>
-        <w:t xml:space="preserve">3. </w:t>
-      </w:r>
-      <w:r>
-        <w:rPr>
-          <w:rFonts w:ascii="Times New Roman" w:hAnsi="Times New Roman" w:eastAsia="Times New Roman"/>
-          <w:b w:val="0"/>
-          <w:i w:val="0"/>
-          <w:sz w:val="28"/>
-        </w:rPr>
-        <w:t>Spring Boot app khởi động sau khi tất cả dependencies healthy.​</w:t>
-      </w:r>
-    </w:p>
-    <w:p>
-      <w:pPr>
-        <w:spacing w:before="20" w:after="40" w:line="300" w:lineRule="auto"/>
-        <w:ind w:firstLine="0" w:left="850"/>
-        <w:jc w:val="left"/>
-      </w:pPr>
-      <w:r>
-        <w:rPr>
-          <w:rFonts w:ascii="Times New Roman" w:hAnsi="Times New Roman" w:eastAsia="Times New Roman"/>
-          <w:b/>
-          <w:i w:val="0"/>
-          <w:sz w:val="28"/>
-        </w:rPr>
-        <w:t xml:space="preserve">4. </w:t>
-      </w:r>
-      <w:r>
-        <w:rPr>
-          <w:rFonts w:ascii="Times New Roman" w:hAnsi="Times New Roman" w:eastAsia="Times New Roman"/>
-          <w:b w:val="0"/>
-          <w:i w:val="0"/>
-          <w:sz w:val="28"/>
-        </w:rPr>
-        <w:t>Caddy gateway khởi động sau khi app và versitygw sẵn sàng.​</w:t>
-      </w:r>
-    </w:p>
-    <w:p>
-      <w:pPr>
-        <w:spacing w:before="20" w:after="40" w:line="300" w:lineRule="auto"/>
-        <w:ind w:firstLine="0" w:left="850"/>
-        <w:jc w:val="left"/>
-      </w:pPr>
-      <w:r>
-        <w:rPr>
-          <w:rFonts w:ascii="Times New Roman" w:hAnsi="Times New Roman" w:eastAsia="Times New Roman"/>
-          <w:b/>
-          <w:i w:val="0"/>
-          <w:sz w:val="28"/>
-        </w:rPr>
-        <w:t xml:space="preserve">5. </w:t>
-      </w:r>
-      <w:r>
-        <w:rPr>
-          <w:rFonts w:ascii="Times New Roman" w:hAnsi="Times New Roman" w:eastAsia="Times New Roman"/>
-          <w:b w:val="0"/>
-          <w:i w:val="0"/>
-          <w:sz w:val="28"/>
-        </w:rPr>
-        <w:t>Toàn bộ hệ thống sẵn sàng phục vụ qua port 8080.​</w:t>
+        <w:t>Danh sách services trong Docker Compose</w:t>
       </w:r>
     </w:p>
     <w:p>
@@ -16925,10 +15396,17 @@
     </w:p>
     <w:tbl>
       <w:tblPr>
-        <w:tblStyle w:val="TableGrid"/>
         <w:tblW w:type="auto" w:w="0"/>
         <w:jc w:val="center"/>
         <w:tblLook w:firstColumn="1" w:firstRow="1" w:lastColumn="0" w:lastRow="0" w:noHBand="0" w:noVBand="1" w:val="04A0"/>
+        <w:tblBorders>
+          <w:top w:val="single" w:sz="4" w:color="AECCE8" w:space="0"/>
+          <w:bottom w:val="single" w:sz="4" w:color="AECCE8" w:space="0"/>
+          <w:left w:val="single" w:sz="4" w:color="AECCE8" w:space="0"/>
+          <w:right w:val="single" w:sz="4" w:color="AECCE8" w:space="0"/>
+          <w:insideH w:val="single" w:sz="4" w:color="AECCE8" w:space="0"/>
+          <w:insideV w:val="single" w:sz="4" w:color="AECCE8" w:space="0"/>
+        </w:tblBorders>
       </w:tblPr>
       <w:tblGrid>
         <w:gridCol w:w="1881"/>
@@ -16941,6 +15419,12 @@
         <w:tc>
           <w:tcPr>
             <w:tcW w:type="dxa" w:w="680"/>
+            <w:tcMar>
+              <w:top w:w="100" w:type="dxa"/>
+              <w:bottom w:w="100" w:type="dxa"/>
+              <w:left w:w="150" w:type="dxa"/>
+              <w:right w:w="150" w:type="dxa"/>
+            </w:tcMar>
             <w:vAlign w:val="center"/>
             <w:shd w:fill="2E75B6" w:val="clear"/>
           </w:tcPr>
@@ -16965,6 +15449,12 @@
         <w:tc>
           <w:tcPr>
             <w:tcW w:type="dxa" w:w="1578"/>
+            <w:tcMar>
+              <w:top w:w="100" w:type="dxa"/>
+              <w:bottom w:w="100" w:type="dxa"/>
+              <w:left w:w="150" w:type="dxa"/>
+              <w:right w:w="150" w:type="dxa"/>
+            </w:tcMar>
             <w:vAlign w:val="center"/>
             <w:shd w:fill="2E75B6" w:val="clear"/>
           </w:tcPr>
@@ -16989,6 +15479,12 @@
         <w:tc>
           <w:tcPr>
             <w:tcW w:type="dxa" w:w="2549"/>
+            <w:tcMar>
+              <w:top w:w="100" w:type="dxa"/>
+              <w:bottom w:w="100" w:type="dxa"/>
+              <w:left w:w="150" w:type="dxa"/>
+              <w:right w:w="150" w:type="dxa"/>
+            </w:tcMar>
             <w:vAlign w:val="center"/>
             <w:shd w:fill="2E75B6" w:val="clear"/>
           </w:tcPr>
@@ -17013,6 +15509,12 @@
         <w:tc>
           <w:tcPr>
             <w:tcW w:type="dxa" w:w="873"/>
+            <w:tcMar>
+              <w:top w:w="100" w:type="dxa"/>
+              <w:bottom w:w="100" w:type="dxa"/>
+              <w:left w:w="150" w:type="dxa"/>
+              <w:right w:w="150" w:type="dxa"/>
+            </w:tcMar>
             <w:vAlign w:val="center"/>
             <w:shd w:fill="2E75B6" w:val="clear"/>
           </w:tcPr>
@@ -17037,6 +15539,12 @@
         <w:tc>
           <w:tcPr>
             <w:tcW w:type="dxa" w:w="3398"/>
+            <w:tcMar>
+              <w:top w:w="100" w:type="dxa"/>
+              <w:bottom w:w="100" w:type="dxa"/>
+              <w:left w:w="150" w:type="dxa"/>
+              <w:right w:w="150" w:type="dxa"/>
+            </w:tcMar>
             <w:vAlign w:val="center"/>
             <w:shd w:fill="2E75B6" w:val="clear"/>
           </w:tcPr>
@@ -17063,6 +15571,12 @@
         <w:tc>
           <w:tcPr>
             <w:tcW w:type="dxa" w:w="680"/>
+            <w:tcMar>
+              <w:top w:w="100" w:type="dxa"/>
+              <w:bottom w:w="100" w:type="dxa"/>
+              <w:left w:w="150" w:type="dxa"/>
+              <w:right w:w="150" w:type="dxa"/>
+            </w:tcMar>
             <w:vAlign w:val="center"/>
           </w:tcPr>
           <w:p>
@@ -17085,6 +15599,12 @@
         <w:tc>
           <w:tcPr>
             <w:tcW w:type="dxa" w:w="1578"/>
+            <w:tcMar>
+              <w:top w:w="100" w:type="dxa"/>
+              <w:bottom w:w="100" w:type="dxa"/>
+              <w:left w:w="150" w:type="dxa"/>
+              <w:right w:w="150" w:type="dxa"/>
+            </w:tcMar>
             <w:vAlign w:val="center"/>
           </w:tcPr>
           <w:p>
@@ -17107,6 +15627,12 @@
         <w:tc>
           <w:tcPr>
             <w:tcW w:type="dxa" w:w="2549"/>
+            <w:tcMar>
+              <w:top w:w="100" w:type="dxa"/>
+              <w:bottom w:w="100" w:type="dxa"/>
+              <w:left w:w="150" w:type="dxa"/>
+              <w:right w:w="150" w:type="dxa"/>
+            </w:tcMar>
             <w:vAlign w:val="center"/>
           </w:tcPr>
           <w:p>
@@ -17129,6 +15655,12 @@
         <w:tc>
           <w:tcPr>
             <w:tcW w:type="dxa" w:w="873"/>
+            <w:tcMar>
+              <w:top w:w="100" w:type="dxa"/>
+              <w:bottom w:w="100" w:type="dxa"/>
+              <w:left w:w="150" w:type="dxa"/>
+              <w:right w:w="150" w:type="dxa"/>
+            </w:tcMar>
             <w:vAlign w:val="center"/>
           </w:tcPr>
           <w:p>
@@ -17151,6 +15683,12 @@
         <w:tc>
           <w:tcPr>
             <w:tcW w:type="dxa" w:w="3398"/>
+            <w:tcMar>
+              <w:top w:w="100" w:type="dxa"/>
+              <w:bottom w:w="100" w:type="dxa"/>
+              <w:left w:w="150" w:type="dxa"/>
+              <w:right w:w="150" w:type="dxa"/>
+            </w:tcMar>
             <w:vAlign w:val="center"/>
           </w:tcPr>
           <w:p>
@@ -17175,6 +15713,12 @@
         <w:tc>
           <w:tcPr>
             <w:tcW w:type="dxa" w:w="680"/>
+            <w:tcMar>
+              <w:top w:w="100" w:type="dxa"/>
+              <w:bottom w:w="100" w:type="dxa"/>
+              <w:left w:w="150" w:type="dxa"/>
+              <w:right w:w="150" w:type="dxa"/>
+            </w:tcMar>
             <w:vAlign w:val="center"/>
             <w:shd w:fill="DEEAF1" w:val="clear"/>
           </w:tcPr>
@@ -17198,6 +15742,12 @@
         <w:tc>
           <w:tcPr>
             <w:tcW w:type="dxa" w:w="1578"/>
+            <w:tcMar>
+              <w:top w:w="100" w:type="dxa"/>
+              <w:bottom w:w="100" w:type="dxa"/>
+              <w:left w:w="150" w:type="dxa"/>
+              <w:right w:w="150" w:type="dxa"/>
+            </w:tcMar>
             <w:vAlign w:val="center"/>
             <w:shd w:fill="DEEAF1" w:val="clear"/>
           </w:tcPr>
@@ -17221,6 +15771,12 @@
         <w:tc>
           <w:tcPr>
             <w:tcW w:type="dxa" w:w="2549"/>
+            <w:tcMar>
+              <w:top w:w="100" w:type="dxa"/>
+              <w:bottom w:w="100" w:type="dxa"/>
+              <w:left w:w="150" w:type="dxa"/>
+              <w:right w:w="150" w:type="dxa"/>
+            </w:tcMar>
             <w:vAlign w:val="center"/>
             <w:shd w:fill="DEEAF1" w:val="clear"/>
           </w:tcPr>
@@ -17244,6 +15800,12 @@
         <w:tc>
           <w:tcPr>
             <w:tcW w:type="dxa" w:w="873"/>
+            <w:tcMar>
+              <w:top w:w="100" w:type="dxa"/>
+              <w:bottom w:w="100" w:type="dxa"/>
+              <w:left w:w="150" w:type="dxa"/>
+              <w:right w:w="150" w:type="dxa"/>
+            </w:tcMar>
             <w:vAlign w:val="center"/>
             <w:shd w:fill="DEEAF1" w:val="clear"/>
           </w:tcPr>
@@ -17267,6 +15829,12 @@
         <w:tc>
           <w:tcPr>
             <w:tcW w:type="dxa" w:w="3398"/>
+            <w:tcMar>
+              <w:top w:w="100" w:type="dxa"/>
+              <w:bottom w:w="100" w:type="dxa"/>
+              <w:left w:w="150" w:type="dxa"/>
+              <w:right w:w="150" w:type="dxa"/>
+            </w:tcMar>
             <w:vAlign w:val="center"/>
             <w:shd w:fill="DEEAF1" w:val="clear"/>
           </w:tcPr>
@@ -17292,6 +15860,12 @@
         <w:tc>
           <w:tcPr>
             <w:tcW w:type="dxa" w:w="680"/>
+            <w:tcMar>
+              <w:top w:w="100" w:type="dxa"/>
+              <w:bottom w:w="100" w:type="dxa"/>
+              <w:left w:w="150" w:type="dxa"/>
+              <w:right w:w="150" w:type="dxa"/>
+            </w:tcMar>
             <w:vAlign w:val="center"/>
           </w:tcPr>
           <w:p>
@@ -17314,6 +15888,12 @@
         <w:tc>
           <w:tcPr>
             <w:tcW w:type="dxa" w:w="1578"/>
+            <w:tcMar>
+              <w:top w:w="100" w:type="dxa"/>
+              <w:bottom w:w="100" w:type="dxa"/>
+              <w:left w:w="150" w:type="dxa"/>
+              <w:right w:w="150" w:type="dxa"/>
+            </w:tcMar>
             <w:vAlign w:val="center"/>
           </w:tcPr>
           <w:p>
@@ -17336,6 +15916,12 @@
         <w:tc>
           <w:tcPr>
             <w:tcW w:type="dxa" w:w="2549"/>
+            <w:tcMar>
+              <w:top w:w="100" w:type="dxa"/>
+              <w:bottom w:w="100" w:type="dxa"/>
+              <w:left w:w="150" w:type="dxa"/>
+              <w:right w:w="150" w:type="dxa"/>
+            </w:tcMar>
             <w:vAlign w:val="center"/>
           </w:tcPr>
           <w:p>
@@ -17358,6 +15944,12 @@
         <w:tc>
           <w:tcPr>
             <w:tcW w:type="dxa" w:w="873"/>
+            <w:tcMar>
+              <w:top w:w="100" w:type="dxa"/>
+              <w:bottom w:w="100" w:type="dxa"/>
+              <w:left w:w="150" w:type="dxa"/>
+              <w:right w:w="150" w:type="dxa"/>
+            </w:tcMar>
             <w:vAlign w:val="center"/>
           </w:tcPr>
           <w:p>
@@ -17380,6 +15972,12 @@
         <w:tc>
           <w:tcPr>
             <w:tcW w:type="dxa" w:w="3398"/>
+            <w:tcMar>
+              <w:top w:w="100" w:type="dxa"/>
+              <w:bottom w:w="100" w:type="dxa"/>
+              <w:left w:w="150" w:type="dxa"/>
+              <w:right w:w="150" w:type="dxa"/>
+            </w:tcMar>
             <w:vAlign w:val="center"/>
           </w:tcPr>
           <w:p>
@@ -17404,6 +16002,12 @@
         <w:tc>
           <w:tcPr>
             <w:tcW w:type="dxa" w:w="680"/>
+            <w:tcMar>
+              <w:top w:w="100" w:type="dxa"/>
+              <w:bottom w:w="100" w:type="dxa"/>
+              <w:left w:w="150" w:type="dxa"/>
+              <w:right w:w="150" w:type="dxa"/>
+            </w:tcMar>
             <w:vAlign w:val="center"/>
             <w:shd w:fill="DEEAF1" w:val="clear"/>
           </w:tcPr>
@@ -17427,6 +16031,12 @@
         <w:tc>
           <w:tcPr>
             <w:tcW w:type="dxa" w:w="1578"/>
+            <w:tcMar>
+              <w:top w:w="100" w:type="dxa"/>
+              <w:bottom w:w="100" w:type="dxa"/>
+              <w:left w:w="150" w:type="dxa"/>
+              <w:right w:w="150" w:type="dxa"/>
+            </w:tcMar>
             <w:vAlign w:val="center"/>
             <w:shd w:fill="DEEAF1" w:val="clear"/>
           </w:tcPr>
@@ -17450,6 +16060,12 @@
         <w:tc>
           <w:tcPr>
             <w:tcW w:type="dxa" w:w="2549"/>
+            <w:tcMar>
+              <w:top w:w="100" w:type="dxa"/>
+              <w:bottom w:w="100" w:type="dxa"/>
+              <w:left w:w="150" w:type="dxa"/>
+              <w:right w:w="150" w:type="dxa"/>
+            </w:tcMar>
             <w:vAlign w:val="center"/>
             <w:shd w:fill="DEEAF1" w:val="clear"/>
           </w:tcPr>
@@ -17473,6 +16089,12 @@
         <w:tc>
           <w:tcPr>
             <w:tcW w:type="dxa" w:w="873"/>
+            <w:tcMar>
+              <w:top w:w="100" w:type="dxa"/>
+              <w:bottom w:w="100" w:type="dxa"/>
+              <w:left w:w="150" w:type="dxa"/>
+              <w:right w:w="150" w:type="dxa"/>
+            </w:tcMar>
             <w:vAlign w:val="center"/>
             <w:shd w:fill="DEEAF1" w:val="clear"/>
           </w:tcPr>
@@ -17496,6 +16118,12 @@
         <w:tc>
           <w:tcPr>
             <w:tcW w:type="dxa" w:w="3398"/>
+            <w:tcMar>
+              <w:top w:w="100" w:type="dxa"/>
+              <w:bottom w:w="100" w:type="dxa"/>
+              <w:left w:w="150" w:type="dxa"/>
+              <w:right w:w="150" w:type="dxa"/>
+            </w:tcMar>
             <w:vAlign w:val="center"/>
             <w:shd w:fill="DEEAF1" w:val="clear"/>
           </w:tcPr>
@@ -17521,6 +16149,12 @@
         <w:tc>
           <w:tcPr>
             <w:tcW w:type="dxa" w:w="680"/>
+            <w:tcMar>
+              <w:top w:w="100" w:type="dxa"/>
+              <w:bottom w:w="100" w:type="dxa"/>
+              <w:left w:w="150" w:type="dxa"/>
+              <w:right w:w="150" w:type="dxa"/>
+            </w:tcMar>
             <w:vAlign w:val="center"/>
           </w:tcPr>
           <w:p>
@@ -17543,6 +16177,12 @@
         <w:tc>
           <w:tcPr>
             <w:tcW w:type="dxa" w:w="1578"/>
+            <w:tcMar>
+              <w:top w:w="100" w:type="dxa"/>
+              <w:bottom w:w="100" w:type="dxa"/>
+              <w:left w:w="150" w:type="dxa"/>
+              <w:right w:w="150" w:type="dxa"/>
+            </w:tcMar>
             <w:vAlign w:val="center"/>
           </w:tcPr>
           <w:p>
@@ -17565,6 +16205,12 @@
         <w:tc>
           <w:tcPr>
             <w:tcW w:type="dxa" w:w="2549"/>
+            <w:tcMar>
+              <w:top w:w="100" w:type="dxa"/>
+              <w:bottom w:w="100" w:type="dxa"/>
+              <w:left w:w="150" w:type="dxa"/>
+              <w:right w:w="150" w:type="dxa"/>
+            </w:tcMar>
             <w:vAlign w:val="center"/>
           </w:tcPr>
           <w:p>
@@ -17587,6 +16233,12 @@
         <w:tc>
           <w:tcPr>
             <w:tcW w:type="dxa" w:w="873"/>
+            <w:tcMar>
+              <w:top w:w="100" w:type="dxa"/>
+              <w:bottom w:w="100" w:type="dxa"/>
+              <w:left w:w="150" w:type="dxa"/>
+              <w:right w:w="150" w:type="dxa"/>
+            </w:tcMar>
             <w:vAlign w:val="center"/>
           </w:tcPr>
           <w:p>
@@ -17609,6 +16261,12 @@
         <w:tc>
           <w:tcPr>
             <w:tcW w:type="dxa" w:w="3398"/>
+            <w:tcMar>
+              <w:top w:w="100" w:type="dxa"/>
+              <w:bottom w:w="100" w:type="dxa"/>
+              <w:left w:w="150" w:type="dxa"/>
+              <w:right w:w="150" w:type="dxa"/>
+            </w:tcMar>
             <w:vAlign w:val="center"/>
           </w:tcPr>
           <w:p>
@@ -17633,6 +16291,12 @@
         <w:tc>
           <w:tcPr>
             <w:tcW w:type="dxa" w:w="680"/>
+            <w:tcMar>
+              <w:top w:w="100" w:type="dxa"/>
+              <w:bottom w:w="100" w:type="dxa"/>
+              <w:left w:w="150" w:type="dxa"/>
+              <w:right w:w="150" w:type="dxa"/>
+            </w:tcMar>
             <w:vAlign w:val="center"/>
             <w:shd w:fill="DEEAF1" w:val="clear"/>
           </w:tcPr>
@@ -17656,6 +16320,12 @@
         <w:tc>
           <w:tcPr>
             <w:tcW w:type="dxa" w:w="1578"/>
+            <w:tcMar>
+              <w:top w:w="100" w:type="dxa"/>
+              <w:bottom w:w="100" w:type="dxa"/>
+              <w:left w:w="150" w:type="dxa"/>
+              <w:right w:w="150" w:type="dxa"/>
+            </w:tcMar>
             <w:vAlign w:val="center"/>
             <w:shd w:fill="DEEAF1" w:val="clear"/>
           </w:tcPr>
@@ -17679,6 +16349,12 @@
         <w:tc>
           <w:tcPr>
             <w:tcW w:type="dxa" w:w="2549"/>
+            <w:tcMar>
+              <w:top w:w="100" w:type="dxa"/>
+              <w:bottom w:w="100" w:type="dxa"/>
+              <w:left w:w="150" w:type="dxa"/>
+              <w:right w:w="150" w:type="dxa"/>
+            </w:tcMar>
             <w:vAlign w:val="center"/>
             <w:shd w:fill="DEEAF1" w:val="clear"/>
           </w:tcPr>
@@ -17702,6 +16378,12 @@
         <w:tc>
           <w:tcPr>
             <w:tcW w:type="dxa" w:w="873"/>
+            <w:tcMar>
+              <w:top w:w="100" w:type="dxa"/>
+              <w:bottom w:w="100" w:type="dxa"/>
+              <w:left w:w="150" w:type="dxa"/>
+              <w:right w:w="150" w:type="dxa"/>
+            </w:tcMar>
             <w:vAlign w:val="center"/>
             <w:shd w:fill="DEEAF1" w:val="clear"/>
           </w:tcPr>
@@ -17725,6 +16407,12 @@
         <w:tc>
           <w:tcPr>
             <w:tcW w:type="dxa" w:w="3398"/>
+            <w:tcMar>
+              <w:top w:w="100" w:type="dxa"/>
+              <w:bottom w:w="100" w:type="dxa"/>
+              <w:left w:w="150" w:type="dxa"/>
+              <w:right w:w="150" w:type="dxa"/>
+            </w:tcMar>
             <w:vAlign w:val="center"/>
             <w:shd w:fill="DEEAF1" w:val="clear"/>
           </w:tcPr>
@@ -17750,6 +16438,12 @@
         <w:tc>
           <w:tcPr>
             <w:tcW w:type="dxa" w:w="680"/>
+            <w:tcMar>
+              <w:top w:w="100" w:type="dxa"/>
+              <w:bottom w:w="100" w:type="dxa"/>
+              <w:left w:w="150" w:type="dxa"/>
+              <w:right w:w="150" w:type="dxa"/>
+            </w:tcMar>
             <w:vAlign w:val="center"/>
           </w:tcPr>
           <w:p>
@@ -17772,6 +16466,12 @@
         <w:tc>
           <w:tcPr>
             <w:tcW w:type="dxa" w:w="1578"/>
+            <w:tcMar>
+              <w:top w:w="100" w:type="dxa"/>
+              <w:bottom w:w="100" w:type="dxa"/>
+              <w:left w:w="150" w:type="dxa"/>
+              <w:right w:w="150" w:type="dxa"/>
+            </w:tcMar>
             <w:vAlign w:val="center"/>
           </w:tcPr>
           <w:p>
@@ -17794,6 +16494,12 @@
         <w:tc>
           <w:tcPr>
             <w:tcW w:type="dxa" w:w="2549"/>
+            <w:tcMar>
+              <w:top w:w="100" w:type="dxa"/>
+              <w:bottom w:w="100" w:type="dxa"/>
+              <w:left w:w="150" w:type="dxa"/>
+              <w:right w:w="150" w:type="dxa"/>
+            </w:tcMar>
             <w:vAlign w:val="center"/>
           </w:tcPr>
           <w:p>
@@ -17816,6 +16522,12 @@
         <w:tc>
           <w:tcPr>
             <w:tcW w:type="dxa" w:w="873"/>
+            <w:tcMar>
+              <w:top w:w="100" w:type="dxa"/>
+              <w:bottom w:w="100" w:type="dxa"/>
+              <w:left w:w="150" w:type="dxa"/>
+              <w:right w:w="150" w:type="dxa"/>
+            </w:tcMar>
             <w:vAlign w:val="center"/>
           </w:tcPr>
           <w:p>
@@ -17838,6 +16550,12 @@
         <w:tc>
           <w:tcPr>
             <w:tcW w:type="dxa" w:w="3398"/>
+            <w:tcMar>
+              <w:top w:w="100" w:type="dxa"/>
+              <w:bottom w:w="100" w:type="dxa"/>
+              <w:left w:w="150" w:type="dxa"/>
+              <w:right w:w="150" w:type="dxa"/>
+            </w:tcMar>
             <w:vAlign w:val="center"/>
           </w:tcPr>
           <w:p>
@@ -17862,6 +16580,12 @@
         <w:tc>
           <w:tcPr>
             <w:tcW w:type="dxa" w:w="680"/>
+            <w:tcMar>
+              <w:top w:w="100" w:type="dxa"/>
+              <w:bottom w:w="100" w:type="dxa"/>
+              <w:left w:w="150" w:type="dxa"/>
+              <w:right w:w="150" w:type="dxa"/>
+            </w:tcMar>
             <w:vAlign w:val="center"/>
             <w:shd w:fill="DEEAF1" w:val="clear"/>
           </w:tcPr>
@@ -17885,6 +16609,12 @@
         <w:tc>
           <w:tcPr>
             <w:tcW w:type="dxa" w:w="1578"/>
+            <w:tcMar>
+              <w:top w:w="100" w:type="dxa"/>
+              <w:bottom w:w="100" w:type="dxa"/>
+              <w:left w:w="150" w:type="dxa"/>
+              <w:right w:w="150" w:type="dxa"/>
+            </w:tcMar>
             <w:vAlign w:val="center"/>
             <w:shd w:fill="DEEAF1" w:val="clear"/>
           </w:tcPr>
@@ -17908,6 +16638,12 @@
         <w:tc>
           <w:tcPr>
             <w:tcW w:type="dxa" w:w="2549"/>
+            <w:tcMar>
+              <w:top w:w="100" w:type="dxa"/>
+              <w:bottom w:w="100" w:type="dxa"/>
+              <w:left w:w="150" w:type="dxa"/>
+              <w:right w:w="150" w:type="dxa"/>
+            </w:tcMar>
             <w:vAlign w:val="center"/>
             <w:shd w:fill="DEEAF1" w:val="clear"/>
           </w:tcPr>
@@ -17931,6 +16667,12 @@
         <w:tc>
           <w:tcPr>
             <w:tcW w:type="dxa" w:w="873"/>
+            <w:tcMar>
+              <w:top w:w="100" w:type="dxa"/>
+              <w:bottom w:w="100" w:type="dxa"/>
+              <w:left w:w="150" w:type="dxa"/>
+              <w:right w:w="150" w:type="dxa"/>
+            </w:tcMar>
             <w:vAlign w:val="center"/>
             <w:shd w:fill="DEEAF1" w:val="clear"/>
           </w:tcPr>
@@ -17954,6 +16696,12 @@
         <w:tc>
           <w:tcPr>
             <w:tcW w:type="dxa" w:w="3398"/>
+            <w:tcMar>
+              <w:top w:w="100" w:type="dxa"/>
+              <w:bottom w:w="100" w:type="dxa"/>
+              <w:left w:w="150" w:type="dxa"/>
+              <w:right w:w="150" w:type="dxa"/>
+            </w:tcMar>
             <w:vAlign w:val="center"/>
             <w:shd w:fill="DEEAF1" w:val="clear"/>
           </w:tcPr>
@@ -17979,6 +16727,12 @@
         <w:tc>
           <w:tcPr>
             <w:tcW w:type="dxa" w:w="680"/>
+            <w:tcMar>
+              <w:top w:w="100" w:type="dxa"/>
+              <w:bottom w:w="100" w:type="dxa"/>
+              <w:left w:w="150" w:type="dxa"/>
+              <w:right w:w="150" w:type="dxa"/>
+            </w:tcMar>
             <w:vAlign w:val="center"/>
           </w:tcPr>
           <w:p>
@@ -18001,6 +16755,12 @@
         <w:tc>
           <w:tcPr>
             <w:tcW w:type="dxa" w:w="1578"/>
+            <w:tcMar>
+              <w:top w:w="100" w:type="dxa"/>
+              <w:bottom w:w="100" w:type="dxa"/>
+              <w:left w:w="150" w:type="dxa"/>
+              <w:right w:w="150" w:type="dxa"/>
+            </w:tcMar>
             <w:vAlign w:val="center"/>
           </w:tcPr>
           <w:p>
@@ -18023,6 +16783,12 @@
         <w:tc>
           <w:tcPr>
             <w:tcW w:type="dxa" w:w="2549"/>
+            <w:tcMar>
+              <w:top w:w="100" w:type="dxa"/>
+              <w:bottom w:w="100" w:type="dxa"/>
+              <w:left w:w="150" w:type="dxa"/>
+              <w:right w:w="150" w:type="dxa"/>
+            </w:tcMar>
             <w:vAlign w:val="center"/>
           </w:tcPr>
           <w:p>
@@ -18045,6 +16811,12 @@
         <w:tc>
           <w:tcPr>
             <w:tcW w:type="dxa" w:w="873"/>
+            <w:tcMar>
+              <w:top w:w="100" w:type="dxa"/>
+              <w:bottom w:w="100" w:type="dxa"/>
+              <w:left w:w="150" w:type="dxa"/>
+              <w:right w:w="150" w:type="dxa"/>
+            </w:tcMar>
             <w:vAlign w:val="center"/>
           </w:tcPr>
           <w:p>
@@ -18067,6 +16839,12 @@
         <w:tc>
           <w:tcPr>
             <w:tcW w:type="dxa" w:w="3398"/>
+            <w:tcMar>
+              <w:top w:w="100" w:type="dxa"/>
+              <w:bottom w:w="100" w:type="dxa"/>
+              <w:left w:w="150" w:type="dxa"/>
+              <w:right w:w="150" w:type="dxa"/>
+            </w:tcMar>
             <w:vAlign w:val="center"/>
           </w:tcPr>
           <w:p>
@@ -18091,6 +16869,12 @@
         <w:tc>
           <w:tcPr>
             <w:tcW w:type="dxa" w:w="680"/>
+            <w:tcMar>
+              <w:top w:w="100" w:type="dxa"/>
+              <w:bottom w:w="100" w:type="dxa"/>
+              <w:left w:w="150" w:type="dxa"/>
+              <w:right w:w="150" w:type="dxa"/>
+            </w:tcMar>
             <w:vAlign w:val="center"/>
             <w:shd w:fill="DEEAF1" w:val="clear"/>
           </w:tcPr>
@@ -18114,6 +16898,12 @@
         <w:tc>
           <w:tcPr>
             <w:tcW w:type="dxa" w:w="1578"/>
+            <w:tcMar>
+              <w:top w:w="100" w:type="dxa"/>
+              <w:bottom w:w="100" w:type="dxa"/>
+              <w:left w:w="150" w:type="dxa"/>
+              <w:right w:w="150" w:type="dxa"/>
+            </w:tcMar>
             <w:vAlign w:val="center"/>
             <w:shd w:fill="DEEAF1" w:val="clear"/>
           </w:tcPr>
@@ -18137,6 +16927,12 @@
         <w:tc>
           <w:tcPr>
             <w:tcW w:type="dxa" w:w="2549"/>
+            <w:tcMar>
+              <w:top w:w="100" w:type="dxa"/>
+              <w:bottom w:w="100" w:type="dxa"/>
+              <w:left w:w="150" w:type="dxa"/>
+              <w:right w:w="150" w:type="dxa"/>
+            </w:tcMar>
             <w:vAlign w:val="center"/>
             <w:shd w:fill="DEEAF1" w:val="clear"/>
           </w:tcPr>
@@ -18160,6 +16956,12 @@
         <w:tc>
           <w:tcPr>
             <w:tcW w:type="dxa" w:w="873"/>
+            <w:tcMar>
+              <w:top w:w="100" w:type="dxa"/>
+              <w:bottom w:w="100" w:type="dxa"/>
+              <w:left w:w="150" w:type="dxa"/>
+              <w:right w:w="150" w:type="dxa"/>
+            </w:tcMar>
             <w:vAlign w:val="center"/>
             <w:shd w:fill="DEEAF1" w:val="clear"/>
           </w:tcPr>
@@ -18183,6 +16985,12 @@
         <w:tc>
           <w:tcPr>
             <w:tcW w:type="dxa" w:w="3398"/>
+            <w:tcMar>
+              <w:top w:w="100" w:type="dxa"/>
+              <w:bottom w:w="100" w:type="dxa"/>
+              <w:left w:w="150" w:type="dxa"/>
+              <w:right w:w="150" w:type="dxa"/>
+            </w:tcMar>
             <w:vAlign w:val="center"/>
             <w:shd w:fill="DEEAF1" w:val="clear"/>
           </w:tcPr>
@@ -18208,6 +17016,12 @@
         <w:tc>
           <w:tcPr>
             <w:tcW w:type="dxa" w:w="680"/>
+            <w:tcMar>
+              <w:top w:w="100" w:type="dxa"/>
+              <w:bottom w:w="100" w:type="dxa"/>
+              <w:left w:w="150" w:type="dxa"/>
+              <w:right w:w="150" w:type="dxa"/>
+            </w:tcMar>
             <w:vAlign w:val="center"/>
           </w:tcPr>
           <w:p>
@@ -18230,6 +17044,12 @@
         <w:tc>
           <w:tcPr>
             <w:tcW w:type="dxa" w:w="1578"/>
+            <w:tcMar>
+              <w:top w:w="100" w:type="dxa"/>
+              <w:bottom w:w="100" w:type="dxa"/>
+              <w:left w:w="150" w:type="dxa"/>
+              <w:right w:w="150" w:type="dxa"/>
+            </w:tcMar>
             <w:vAlign w:val="center"/>
           </w:tcPr>
           <w:p>
@@ -18252,6 +17072,12 @@
         <w:tc>
           <w:tcPr>
             <w:tcW w:type="dxa" w:w="2549"/>
+            <w:tcMar>
+              <w:top w:w="100" w:type="dxa"/>
+              <w:bottom w:w="100" w:type="dxa"/>
+              <w:left w:w="150" w:type="dxa"/>
+              <w:right w:w="150" w:type="dxa"/>
+            </w:tcMar>
             <w:vAlign w:val="center"/>
           </w:tcPr>
           <w:p>
@@ -18274,6 +17100,12 @@
         <w:tc>
           <w:tcPr>
             <w:tcW w:type="dxa" w:w="873"/>
+            <w:tcMar>
+              <w:top w:w="100" w:type="dxa"/>
+              <w:bottom w:w="100" w:type="dxa"/>
+              <w:left w:w="150" w:type="dxa"/>
+              <w:right w:w="150" w:type="dxa"/>
+            </w:tcMar>
             <w:vAlign w:val="center"/>
           </w:tcPr>
           <w:p>
@@ -18296,6 +17128,12 @@
         <w:tc>
           <w:tcPr>
             <w:tcW w:type="dxa" w:w="3398"/>
+            <w:tcMar>
+              <w:top w:w="100" w:type="dxa"/>
+              <w:bottom w:w="100" w:type="dxa"/>
+              <w:left w:w="150" w:type="dxa"/>
+              <w:right w:w="150" w:type="dxa"/>
+            </w:tcMar>
             <w:vAlign w:val="center"/>
           </w:tcPr>
           <w:p>
@@ -18320,6 +17158,12 @@
         <w:tc>
           <w:tcPr>
             <w:tcW w:type="dxa" w:w="680"/>
+            <w:tcMar>
+              <w:top w:w="100" w:type="dxa"/>
+              <w:bottom w:w="100" w:type="dxa"/>
+              <w:left w:w="150" w:type="dxa"/>
+              <w:right w:w="150" w:type="dxa"/>
+            </w:tcMar>
             <w:vAlign w:val="center"/>
             <w:shd w:fill="DEEAF1" w:val="clear"/>
           </w:tcPr>
@@ -18343,6 +17187,12 @@
         <w:tc>
           <w:tcPr>
             <w:tcW w:type="dxa" w:w="1578"/>
+            <w:tcMar>
+              <w:top w:w="100" w:type="dxa"/>
+              <w:bottom w:w="100" w:type="dxa"/>
+              <w:left w:w="150" w:type="dxa"/>
+              <w:right w:w="150" w:type="dxa"/>
+            </w:tcMar>
             <w:vAlign w:val="center"/>
             <w:shd w:fill="DEEAF1" w:val="clear"/>
           </w:tcPr>
@@ -18366,6 +17216,12 @@
         <w:tc>
           <w:tcPr>
             <w:tcW w:type="dxa" w:w="2549"/>
+            <w:tcMar>
+              <w:top w:w="100" w:type="dxa"/>
+              <w:bottom w:w="100" w:type="dxa"/>
+              <w:left w:w="150" w:type="dxa"/>
+              <w:right w:w="150" w:type="dxa"/>
+            </w:tcMar>
             <w:vAlign w:val="center"/>
             <w:shd w:fill="DEEAF1" w:val="clear"/>
           </w:tcPr>
@@ -18389,6 +17245,12 @@
         <w:tc>
           <w:tcPr>
             <w:tcW w:type="dxa" w:w="873"/>
+            <w:tcMar>
+              <w:top w:w="100" w:type="dxa"/>
+              <w:bottom w:w="100" w:type="dxa"/>
+              <w:left w:w="150" w:type="dxa"/>
+              <w:right w:w="150" w:type="dxa"/>
+            </w:tcMar>
             <w:vAlign w:val="center"/>
             <w:shd w:fill="DEEAF1" w:val="clear"/>
           </w:tcPr>
@@ -18412,6 +17274,12 @@
         <w:tc>
           <w:tcPr>
             <w:tcW w:type="dxa" w:w="3398"/>
+            <w:tcMar>
+              <w:top w:w="100" w:type="dxa"/>
+              <w:bottom w:w="100" w:type="dxa"/>
+              <w:left w:w="150" w:type="dxa"/>
+              <w:right w:w="150" w:type="dxa"/>
+            </w:tcMar>
             <w:vAlign w:val="center"/>
             <w:shd w:fill="DEEAF1" w:val="clear"/>
           </w:tcPr>
@@ -18437,6 +17305,12 @@
         <w:tc>
           <w:tcPr>
             <w:tcW w:type="dxa" w:w="680"/>
+            <w:tcMar>
+              <w:top w:w="100" w:type="dxa"/>
+              <w:bottom w:w="100" w:type="dxa"/>
+              <w:left w:w="150" w:type="dxa"/>
+              <w:right w:w="150" w:type="dxa"/>
+            </w:tcMar>
             <w:vAlign w:val="center"/>
           </w:tcPr>
           <w:p>
@@ -18459,6 +17333,12 @@
         <w:tc>
           <w:tcPr>
             <w:tcW w:type="dxa" w:w="1578"/>
+            <w:tcMar>
+              <w:top w:w="100" w:type="dxa"/>
+              <w:bottom w:w="100" w:type="dxa"/>
+              <w:left w:w="150" w:type="dxa"/>
+              <w:right w:w="150" w:type="dxa"/>
+            </w:tcMar>
             <w:vAlign w:val="center"/>
           </w:tcPr>
           <w:p>
@@ -18481,6 +17361,12 @@
         <w:tc>
           <w:tcPr>
             <w:tcW w:type="dxa" w:w="2549"/>
+            <w:tcMar>
+              <w:top w:w="100" w:type="dxa"/>
+              <w:bottom w:w="100" w:type="dxa"/>
+              <w:left w:w="150" w:type="dxa"/>
+              <w:right w:w="150" w:type="dxa"/>
+            </w:tcMar>
             <w:vAlign w:val="center"/>
           </w:tcPr>
           <w:p>
@@ -18503,6 +17389,12 @@
         <w:tc>
           <w:tcPr>
             <w:tcW w:type="dxa" w:w="873"/>
+            <w:tcMar>
+              <w:top w:w="100" w:type="dxa"/>
+              <w:bottom w:w="100" w:type="dxa"/>
+              <w:left w:w="150" w:type="dxa"/>
+              <w:right w:w="150" w:type="dxa"/>
+            </w:tcMar>
             <w:vAlign w:val="center"/>
           </w:tcPr>
           <w:p>
@@ -18525,6 +17417,12 @@
         <w:tc>
           <w:tcPr>
             <w:tcW w:type="dxa" w:w="3398"/>
+            <w:tcMar>
+              <w:top w:w="100" w:type="dxa"/>
+              <w:bottom w:w="100" w:type="dxa"/>
+              <w:left w:w="150" w:type="dxa"/>
+              <w:right w:w="150" w:type="dxa"/>
+            </w:tcMar>
             <w:vAlign w:val="center"/>
           </w:tcPr>
           <w:p>
@@ -18549,6 +17447,12 @@
         <w:tc>
           <w:tcPr>
             <w:tcW w:type="dxa" w:w="680"/>
+            <w:tcMar>
+              <w:top w:w="100" w:type="dxa"/>
+              <w:bottom w:w="100" w:type="dxa"/>
+              <w:left w:w="150" w:type="dxa"/>
+              <w:right w:w="150" w:type="dxa"/>
+            </w:tcMar>
             <w:vAlign w:val="center"/>
             <w:shd w:fill="DEEAF1" w:val="clear"/>
           </w:tcPr>
@@ -18572,6 +17476,12 @@
         <w:tc>
           <w:tcPr>
             <w:tcW w:type="dxa" w:w="1578"/>
+            <w:tcMar>
+              <w:top w:w="100" w:type="dxa"/>
+              <w:bottom w:w="100" w:type="dxa"/>
+              <w:left w:w="150" w:type="dxa"/>
+              <w:right w:w="150" w:type="dxa"/>
+            </w:tcMar>
             <w:vAlign w:val="center"/>
             <w:shd w:fill="DEEAF1" w:val="clear"/>
           </w:tcPr>
@@ -18595,6 +17505,12 @@
         <w:tc>
           <w:tcPr>
             <w:tcW w:type="dxa" w:w="2549"/>
+            <w:tcMar>
+              <w:top w:w="100" w:type="dxa"/>
+              <w:bottom w:w="100" w:type="dxa"/>
+              <w:left w:w="150" w:type="dxa"/>
+              <w:right w:w="150" w:type="dxa"/>
+            </w:tcMar>
             <w:vAlign w:val="center"/>
             <w:shd w:fill="DEEAF1" w:val="clear"/>
           </w:tcPr>
@@ -18618,6 +17534,12 @@
         <w:tc>
           <w:tcPr>
             <w:tcW w:type="dxa" w:w="873"/>
+            <w:tcMar>
+              <w:top w:w="100" w:type="dxa"/>
+              <w:bottom w:w="100" w:type="dxa"/>
+              <w:left w:w="150" w:type="dxa"/>
+              <w:right w:w="150" w:type="dxa"/>
+            </w:tcMar>
             <w:vAlign w:val="center"/>
             <w:shd w:fill="DEEAF1" w:val="clear"/>
           </w:tcPr>
@@ -18641,6 +17563,12 @@
         <w:tc>
           <w:tcPr>
             <w:tcW w:type="dxa" w:w="3398"/>
+            <w:tcMar>
+              <w:top w:w="100" w:type="dxa"/>
+              <w:bottom w:w="100" w:type="dxa"/>
+              <w:left w:w="150" w:type="dxa"/>
+              <w:right w:w="150" w:type="dxa"/>
+            </w:tcMar>
             <w:vAlign w:val="center"/>
             <w:shd w:fill="DEEAF1" w:val="clear"/>
           </w:tcPr>
@@ -18666,6 +17594,12 @@
         <w:tc>
           <w:tcPr>
             <w:tcW w:type="dxa" w:w="680"/>
+            <w:tcMar>
+              <w:top w:w="100" w:type="dxa"/>
+              <w:bottom w:w="100" w:type="dxa"/>
+              <w:left w:w="150" w:type="dxa"/>
+              <w:right w:w="150" w:type="dxa"/>
+            </w:tcMar>
             <w:vAlign w:val="center"/>
           </w:tcPr>
           <w:p>
@@ -18688,6 +17622,12 @@
         <w:tc>
           <w:tcPr>
             <w:tcW w:type="dxa" w:w="1578"/>
+            <w:tcMar>
+              <w:top w:w="100" w:type="dxa"/>
+              <w:bottom w:w="100" w:type="dxa"/>
+              <w:left w:w="150" w:type="dxa"/>
+              <w:right w:w="150" w:type="dxa"/>
+            </w:tcMar>
             <w:vAlign w:val="center"/>
           </w:tcPr>
           <w:p>
@@ -18710,6 +17650,12 @@
         <w:tc>
           <w:tcPr>
             <w:tcW w:type="dxa" w:w="2549"/>
+            <w:tcMar>
+              <w:top w:w="100" w:type="dxa"/>
+              <w:bottom w:w="100" w:type="dxa"/>
+              <w:left w:w="150" w:type="dxa"/>
+              <w:right w:w="150" w:type="dxa"/>
+            </w:tcMar>
             <w:vAlign w:val="center"/>
           </w:tcPr>
           <w:p>
@@ -18732,6 +17678,12 @@
         <w:tc>
           <w:tcPr>
             <w:tcW w:type="dxa" w:w="873"/>
+            <w:tcMar>
+              <w:top w:w="100" w:type="dxa"/>
+              <w:bottom w:w="100" w:type="dxa"/>
+              <w:left w:w="150" w:type="dxa"/>
+              <w:right w:w="150" w:type="dxa"/>
+            </w:tcMar>
             <w:vAlign w:val="center"/>
           </w:tcPr>
           <w:p>
@@ -18754,6 +17706,12 @@
         <w:tc>
           <w:tcPr>
             <w:tcW w:type="dxa" w:w="3398"/>
+            <w:tcMar>
+              <w:top w:w="100" w:type="dxa"/>
+              <w:bottom w:w="100" w:type="dxa"/>
+              <w:left w:w="150" w:type="dxa"/>
+              <w:right w:w="150" w:type="dxa"/>
+            </w:tcMar>
             <w:vAlign w:val="center"/>
           </w:tcPr>
           <w:p>
@@ -18778,6 +17736,12 @@
         <w:tc>
           <w:tcPr>
             <w:tcW w:type="dxa" w:w="680"/>
+            <w:tcMar>
+              <w:top w:w="100" w:type="dxa"/>
+              <w:bottom w:w="100" w:type="dxa"/>
+              <w:left w:w="150" w:type="dxa"/>
+              <w:right w:w="150" w:type="dxa"/>
+            </w:tcMar>
             <w:vAlign w:val="center"/>
             <w:shd w:fill="DEEAF1" w:val="clear"/>
           </w:tcPr>
@@ -18801,6 +17765,12 @@
         <w:tc>
           <w:tcPr>
             <w:tcW w:type="dxa" w:w="1578"/>
+            <w:tcMar>
+              <w:top w:w="100" w:type="dxa"/>
+              <w:bottom w:w="100" w:type="dxa"/>
+              <w:left w:w="150" w:type="dxa"/>
+              <w:right w:w="150" w:type="dxa"/>
+            </w:tcMar>
             <w:vAlign w:val="center"/>
             <w:shd w:fill="DEEAF1" w:val="clear"/>
           </w:tcPr>
@@ -18824,6 +17794,12 @@
         <w:tc>
           <w:tcPr>
             <w:tcW w:type="dxa" w:w="2549"/>
+            <w:tcMar>
+              <w:top w:w="100" w:type="dxa"/>
+              <w:bottom w:w="100" w:type="dxa"/>
+              <w:left w:w="150" w:type="dxa"/>
+              <w:right w:w="150" w:type="dxa"/>
+            </w:tcMar>
             <w:vAlign w:val="center"/>
             <w:shd w:fill="DEEAF1" w:val="clear"/>
           </w:tcPr>
@@ -18847,6 +17823,12 @@
         <w:tc>
           <w:tcPr>
             <w:tcW w:type="dxa" w:w="873"/>
+            <w:tcMar>
+              <w:top w:w="100" w:type="dxa"/>
+              <w:bottom w:w="100" w:type="dxa"/>
+              <w:left w:w="150" w:type="dxa"/>
+              <w:right w:w="150" w:type="dxa"/>
+            </w:tcMar>
             <w:vAlign w:val="center"/>
             <w:shd w:fill="DEEAF1" w:val="clear"/>
           </w:tcPr>
@@ -18870,6 +17852,12 @@
         <w:tc>
           <w:tcPr>
             <w:tcW w:type="dxa" w:w="3398"/>
+            <w:tcMar>
+              <w:top w:w="100" w:type="dxa"/>
+              <w:bottom w:w="100" w:type="dxa"/>
+              <w:left w:w="150" w:type="dxa"/>
+              <w:right w:w="150" w:type="dxa"/>
+            </w:tcMar>
             <w:vAlign w:val="center"/>
             <w:shd w:fill="DEEAF1" w:val="clear"/>
           </w:tcPr>
@@ -18895,6 +17883,12 @@
         <w:tc>
           <w:tcPr>
             <w:tcW w:type="dxa" w:w="680"/>
+            <w:tcMar>
+              <w:top w:w="100" w:type="dxa"/>
+              <w:bottom w:w="100" w:type="dxa"/>
+              <w:left w:w="150" w:type="dxa"/>
+              <w:right w:w="150" w:type="dxa"/>
+            </w:tcMar>
             <w:vAlign w:val="center"/>
           </w:tcPr>
           <w:p>
@@ -18917,6 +17911,12 @@
         <w:tc>
           <w:tcPr>
             <w:tcW w:type="dxa" w:w="1578"/>
+            <w:tcMar>
+              <w:top w:w="100" w:type="dxa"/>
+              <w:bottom w:w="100" w:type="dxa"/>
+              <w:left w:w="150" w:type="dxa"/>
+              <w:right w:w="150" w:type="dxa"/>
+            </w:tcMar>
             <w:vAlign w:val="center"/>
           </w:tcPr>
           <w:p>
@@ -18939,6 +17939,12 @@
         <w:tc>
           <w:tcPr>
             <w:tcW w:type="dxa" w:w="2549"/>
+            <w:tcMar>
+              <w:top w:w="100" w:type="dxa"/>
+              <w:bottom w:w="100" w:type="dxa"/>
+              <w:left w:w="150" w:type="dxa"/>
+              <w:right w:w="150" w:type="dxa"/>
+            </w:tcMar>
             <w:vAlign w:val="center"/>
           </w:tcPr>
           <w:p>
@@ -18961,6 +17967,12 @@
         <w:tc>
           <w:tcPr>
             <w:tcW w:type="dxa" w:w="873"/>
+            <w:tcMar>
+              <w:top w:w="100" w:type="dxa"/>
+              <w:bottom w:w="100" w:type="dxa"/>
+              <w:left w:w="150" w:type="dxa"/>
+              <w:right w:w="150" w:type="dxa"/>
+            </w:tcMar>
             <w:vAlign w:val="center"/>
           </w:tcPr>
           <w:p>
@@ -18983,6 +17995,12 @@
         <w:tc>
           <w:tcPr>
             <w:tcW w:type="dxa" w:w="3398"/>
+            <w:tcMar>
+              <w:top w:w="100" w:type="dxa"/>
+              <w:bottom w:w="100" w:type="dxa"/>
+              <w:left w:w="150" w:type="dxa"/>
+              <w:right w:w="150" w:type="dxa"/>
+            </w:tcMar>
             <w:vAlign w:val="center"/>
           </w:tcPr>
           <w:p>
@@ -19007,6 +18025,12 @@
         <w:tc>
           <w:tcPr>
             <w:tcW w:type="dxa" w:w="680"/>
+            <w:tcMar>
+              <w:top w:w="100" w:type="dxa"/>
+              <w:bottom w:w="100" w:type="dxa"/>
+              <w:left w:w="150" w:type="dxa"/>
+              <w:right w:w="150" w:type="dxa"/>
+            </w:tcMar>
             <w:vAlign w:val="center"/>
             <w:shd w:fill="DEEAF1" w:val="clear"/>
           </w:tcPr>
@@ -19030,6 +18054,12 @@
         <w:tc>
           <w:tcPr>
             <w:tcW w:type="dxa" w:w="1578"/>
+            <w:tcMar>
+              <w:top w:w="100" w:type="dxa"/>
+              <w:bottom w:w="100" w:type="dxa"/>
+              <w:left w:w="150" w:type="dxa"/>
+              <w:right w:w="150" w:type="dxa"/>
+            </w:tcMar>
             <w:vAlign w:val="center"/>
             <w:shd w:fill="DEEAF1" w:val="clear"/>
           </w:tcPr>
@@ -19053,6 +18083,12 @@
         <w:tc>
           <w:tcPr>
             <w:tcW w:type="dxa" w:w="2549"/>
+            <w:tcMar>
+              <w:top w:w="100" w:type="dxa"/>
+              <w:bottom w:w="100" w:type="dxa"/>
+              <w:left w:w="150" w:type="dxa"/>
+              <w:right w:w="150" w:type="dxa"/>
+            </w:tcMar>
             <w:vAlign w:val="center"/>
             <w:shd w:fill="DEEAF1" w:val="clear"/>
           </w:tcPr>
@@ -19076,6 +18112,12 @@
         <w:tc>
           <w:tcPr>
             <w:tcW w:type="dxa" w:w="873"/>
+            <w:tcMar>
+              <w:top w:w="100" w:type="dxa"/>
+              <w:bottom w:w="100" w:type="dxa"/>
+              <w:left w:w="150" w:type="dxa"/>
+              <w:right w:w="150" w:type="dxa"/>
+            </w:tcMar>
             <w:vAlign w:val="center"/>
             <w:shd w:fill="DEEAF1" w:val="clear"/>
           </w:tcPr>
@@ -19099,6 +18141,12 @@
         <w:tc>
           <w:tcPr>
             <w:tcW w:type="dxa" w:w="3398"/>
+            <w:tcMar>
+              <w:top w:w="100" w:type="dxa"/>
+              <w:bottom w:w="100" w:type="dxa"/>
+              <w:left w:w="150" w:type="dxa"/>
+              <w:right w:w="150" w:type="dxa"/>
+            </w:tcMar>
             <w:vAlign w:val="center"/>
             <w:shd w:fill="DEEAF1" w:val="clear"/>
           </w:tcPr>
@@ -19124,6 +18172,12 @@
         <w:tc>
           <w:tcPr>
             <w:tcW w:type="dxa" w:w="680"/>
+            <w:tcMar>
+              <w:top w:w="100" w:type="dxa"/>
+              <w:bottom w:w="100" w:type="dxa"/>
+              <w:left w:w="150" w:type="dxa"/>
+              <w:right w:w="150" w:type="dxa"/>
+            </w:tcMar>
             <w:vAlign w:val="center"/>
           </w:tcPr>
           <w:p>
@@ -19146,6 +18200,12 @@
         <w:tc>
           <w:tcPr>
             <w:tcW w:type="dxa" w:w="1578"/>
+            <w:tcMar>
+              <w:top w:w="100" w:type="dxa"/>
+              <w:bottom w:w="100" w:type="dxa"/>
+              <w:left w:w="150" w:type="dxa"/>
+              <w:right w:w="150" w:type="dxa"/>
+            </w:tcMar>
             <w:vAlign w:val="center"/>
           </w:tcPr>
           <w:p>
@@ -19168,6 +18228,12 @@
         <w:tc>
           <w:tcPr>
             <w:tcW w:type="dxa" w:w="2549"/>
+            <w:tcMar>
+              <w:top w:w="100" w:type="dxa"/>
+              <w:bottom w:w="100" w:type="dxa"/>
+              <w:left w:w="150" w:type="dxa"/>
+              <w:right w:w="150" w:type="dxa"/>
+            </w:tcMar>
             <w:vAlign w:val="center"/>
           </w:tcPr>
           <w:p>
@@ -19190,6 +18256,12 @@
         <w:tc>
           <w:tcPr>
             <w:tcW w:type="dxa" w:w="873"/>
+            <w:tcMar>
+              <w:top w:w="100" w:type="dxa"/>
+              <w:bottom w:w="100" w:type="dxa"/>
+              <w:left w:w="150" w:type="dxa"/>
+              <w:right w:w="150" w:type="dxa"/>
+            </w:tcMar>
             <w:vAlign w:val="center"/>
           </w:tcPr>
           <w:p>
@@ -19212,6 +18284,12 @@
         <w:tc>
           <w:tcPr>
             <w:tcW w:type="dxa" w:w="3398"/>
+            <w:tcMar>
+              <w:top w:w="100" w:type="dxa"/>
+              <w:bottom w:w="100" w:type="dxa"/>
+              <w:left w:w="150" w:type="dxa"/>
+              <w:right w:w="150" w:type="dxa"/>
+            </w:tcMar>
             <w:vAlign w:val="center"/>
           </w:tcPr>
           <w:p>
@@ -19236,6 +18314,12 @@
         <w:tc>
           <w:tcPr>
             <w:tcW w:type="dxa" w:w="680"/>
+            <w:tcMar>
+              <w:top w:w="100" w:type="dxa"/>
+              <w:bottom w:w="100" w:type="dxa"/>
+              <w:left w:w="150" w:type="dxa"/>
+              <w:right w:w="150" w:type="dxa"/>
+            </w:tcMar>
             <w:vAlign w:val="center"/>
             <w:shd w:fill="DEEAF1" w:val="clear"/>
           </w:tcPr>
@@ -19259,6 +18343,12 @@
         <w:tc>
           <w:tcPr>
             <w:tcW w:type="dxa" w:w="1578"/>
+            <w:tcMar>
+              <w:top w:w="100" w:type="dxa"/>
+              <w:bottom w:w="100" w:type="dxa"/>
+              <w:left w:w="150" w:type="dxa"/>
+              <w:right w:w="150" w:type="dxa"/>
+            </w:tcMar>
             <w:vAlign w:val="center"/>
             <w:shd w:fill="DEEAF1" w:val="clear"/>
           </w:tcPr>
@@ -19282,6 +18372,12 @@
         <w:tc>
           <w:tcPr>
             <w:tcW w:type="dxa" w:w="2549"/>
+            <w:tcMar>
+              <w:top w:w="100" w:type="dxa"/>
+              <w:bottom w:w="100" w:type="dxa"/>
+              <w:left w:w="150" w:type="dxa"/>
+              <w:right w:w="150" w:type="dxa"/>
+            </w:tcMar>
             <w:vAlign w:val="center"/>
             <w:shd w:fill="DEEAF1" w:val="clear"/>
           </w:tcPr>
@@ -19305,6 +18401,12 @@
         <w:tc>
           <w:tcPr>
             <w:tcW w:type="dxa" w:w="873"/>
+            <w:tcMar>
+              <w:top w:w="100" w:type="dxa"/>
+              <w:bottom w:w="100" w:type="dxa"/>
+              <w:left w:w="150" w:type="dxa"/>
+              <w:right w:w="150" w:type="dxa"/>
+            </w:tcMar>
             <w:vAlign w:val="center"/>
             <w:shd w:fill="DEEAF1" w:val="clear"/>
           </w:tcPr>
@@ -19328,6 +18430,12 @@
         <w:tc>
           <w:tcPr>
             <w:tcW w:type="dxa" w:w="3398"/>
+            <w:tcMar>
+              <w:top w:w="100" w:type="dxa"/>
+              <w:bottom w:w="100" w:type="dxa"/>
+              <w:left w:w="150" w:type="dxa"/>
+              <w:right w:w="150" w:type="dxa"/>
+            </w:tcMar>
             <w:vAlign w:val="center"/>
             <w:shd w:fill="DEEAF1" w:val="clear"/>
           </w:tcPr>
@@ -19353,6 +18461,12 @@
         <w:tc>
           <w:tcPr>
             <w:tcW w:type="dxa" w:w="680"/>
+            <w:tcMar>
+              <w:top w:w="100" w:type="dxa"/>
+              <w:bottom w:w="100" w:type="dxa"/>
+              <w:left w:w="150" w:type="dxa"/>
+              <w:right w:w="150" w:type="dxa"/>
+            </w:tcMar>
             <w:vAlign w:val="center"/>
           </w:tcPr>
           <w:p>
@@ -19375,6 +18489,12 @@
         <w:tc>
           <w:tcPr>
             <w:tcW w:type="dxa" w:w="1578"/>
+            <w:tcMar>
+              <w:top w:w="100" w:type="dxa"/>
+              <w:bottom w:w="100" w:type="dxa"/>
+              <w:left w:w="150" w:type="dxa"/>
+              <w:right w:w="150" w:type="dxa"/>
+            </w:tcMar>
             <w:vAlign w:val="center"/>
           </w:tcPr>
           <w:p>
@@ -19397,6 +18517,12 @@
         <w:tc>
           <w:tcPr>
             <w:tcW w:type="dxa" w:w="2549"/>
+            <w:tcMar>
+              <w:top w:w="100" w:type="dxa"/>
+              <w:bottom w:w="100" w:type="dxa"/>
+              <w:left w:w="150" w:type="dxa"/>
+              <w:right w:w="150" w:type="dxa"/>
+            </w:tcMar>
             <w:vAlign w:val="center"/>
           </w:tcPr>
           <w:p>
@@ -19419,6 +18545,12 @@
         <w:tc>
           <w:tcPr>
             <w:tcW w:type="dxa" w:w="873"/>
+            <w:tcMar>
+              <w:top w:w="100" w:type="dxa"/>
+              <w:bottom w:w="100" w:type="dxa"/>
+              <w:left w:w="150" w:type="dxa"/>
+              <w:right w:w="150" w:type="dxa"/>
+            </w:tcMar>
             <w:vAlign w:val="center"/>
           </w:tcPr>
           <w:p>
@@ -19441,6 +18573,12 @@
         <w:tc>
           <w:tcPr>
             <w:tcW w:type="dxa" w:w="3398"/>
+            <w:tcMar>
+              <w:top w:w="100" w:type="dxa"/>
+              <w:bottom w:w="100" w:type="dxa"/>
+              <w:left w:w="150" w:type="dxa"/>
+              <w:right w:w="150" w:type="dxa"/>
+            </w:tcMar>
             <w:vAlign w:val="center"/>
           </w:tcPr>
           <w:p>
@@ -19465,6 +18603,12 @@
         <w:tc>
           <w:tcPr>
             <w:tcW w:type="dxa" w:w="680"/>
+            <w:tcMar>
+              <w:top w:w="100" w:type="dxa"/>
+              <w:bottom w:w="100" w:type="dxa"/>
+              <w:left w:w="150" w:type="dxa"/>
+              <w:right w:w="150" w:type="dxa"/>
+            </w:tcMar>
             <w:vAlign w:val="center"/>
             <w:shd w:fill="DEEAF1" w:val="clear"/>
           </w:tcPr>
@@ -19488,6 +18632,12 @@
         <w:tc>
           <w:tcPr>
             <w:tcW w:type="dxa" w:w="1578"/>
+            <w:tcMar>
+              <w:top w:w="100" w:type="dxa"/>
+              <w:bottom w:w="100" w:type="dxa"/>
+              <w:left w:w="150" w:type="dxa"/>
+              <w:right w:w="150" w:type="dxa"/>
+            </w:tcMar>
             <w:vAlign w:val="center"/>
             <w:shd w:fill="DEEAF1" w:val="clear"/>
           </w:tcPr>
@@ -19511,6 +18661,12 @@
         <w:tc>
           <w:tcPr>
             <w:tcW w:type="dxa" w:w="2549"/>
+            <w:tcMar>
+              <w:top w:w="100" w:type="dxa"/>
+              <w:bottom w:w="100" w:type="dxa"/>
+              <w:left w:w="150" w:type="dxa"/>
+              <w:right w:w="150" w:type="dxa"/>
+            </w:tcMar>
             <w:vAlign w:val="center"/>
             <w:shd w:fill="DEEAF1" w:val="clear"/>
           </w:tcPr>
@@ -19534,6 +18690,12 @@
         <w:tc>
           <w:tcPr>
             <w:tcW w:type="dxa" w:w="873"/>
+            <w:tcMar>
+              <w:top w:w="100" w:type="dxa"/>
+              <w:bottom w:w="100" w:type="dxa"/>
+              <w:left w:w="150" w:type="dxa"/>
+              <w:right w:w="150" w:type="dxa"/>
+            </w:tcMar>
             <w:vAlign w:val="center"/>
             <w:shd w:fill="DEEAF1" w:val="clear"/>
           </w:tcPr>
@@ -19557,6 +18719,12 @@
         <w:tc>
           <w:tcPr>
             <w:tcW w:type="dxa" w:w="3398"/>
+            <w:tcMar>
+              <w:top w:w="100" w:type="dxa"/>
+              <w:bottom w:w="100" w:type="dxa"/>
+              <w:left w:w="150" w:type="dxa"/>
+              <w:right w:w="150" w:type="dxa"/>
+            </w:tcMar>
             <w:vAlign w:val="center"/>
             <w:shd w:fill="DEEAF1" w:val="clear"/>
           </w:tcPr>
@@ -19600,7 +18768,7 @@
           <w:color w:val="1E1E1E"/>
           <w:sz w:val="22"/>
         </w:rPr>
-        <w:t xml:space="preserve">Bảng 3.3: </w:t>
+        <w:t xml:space="preserve">Bảng 3.2: </w:t>
       </w:r>
       <w:r>
         <w:rPr>
